--- a/Documentacion/Documentación Operativa Collector Hub.docx
+++ b/Documentacion/Documentación Operativa Collector Hub.docx
@@ -757,11 +757,11 @@
       </w:r>
       <w:bookmarkEnd w:id="605964168"/>
     </w:p>
-    <w:p xmlns:wp14="http://schemas.microsoft.com/office/word/2010/wordml" wp14:paraId="04BE3D02" wp14:textId="7DE4D22A">
-      <w:pPr>
+    <w:p>
+      <w:pPr>
+        <w:pStyle w:val="Normal"/>
         <w:spacing w:before="240" w:beforeAutospacing="off" w:after="240" w:afterAutospacing="off"/>
-      </w:pPr>
-      <w:r>
+        <w:ind w:left="0"/>
         <w:rPr>
           <w:rFonts w:ascii="Aptos" w:hAnsi="Aptos" w:eastAsia="Aptos" w:cs="Aptos"/>
           <w:noProof w:val="0"/>
@@ -769,10 +769,16 @@
           <w:szCs w:val="24"/>
           <w:lang w:val="es-ES"/>
         </w:rPr>
+      </w:pPr>
+      <w:r>
+        <w:rPr>
+          <w:noProof w:val="0"/>
+          <w:lang w:val="es-ES"/>
+        </w:rPr>
         <w:t>La aplicación sigue una arquitectura desacoplada:</w:t>
       </w:r>
     </w:p>
-    <w:p xmlns:wp14="http://schemas.microsoft.com/office/word/2010/wordml" wp14:paraId="304E6E60" wp14:textId="550A9A45">
+    <w:p>
       <w:pPr>
         <w:pStyle w:val="ListParagraph"/>
         <w:numPr>
@@ -781,57 +787,59 @@
         </w:numPr>
         <w:spacing w:before="240" w:beforeAutospacing="off" w:after="240" w:afterAutospacing="off"/>
         <w:rPr>
-          <w:rFonts w:ascii="Aptos" w:hAnsi="Aptos" w:eastAsia="Aptos" w:cs="Aptos"/>
-          <w:noProof w:val="0"/>
-          <w:sz w:val="24"/>
-          <w:szCs w:val="24"/>
-          <w:lang w:val="es-ES"/>
-        </w:rPr>
-      </w:pPr>
-      <w:r>
-        <w:rPr>
-          <w:rFonts w:ascii="Aptos" w:hAnsi="Aptos" w:eastAsia="Aptos" w:cs="Aptos"/>
-          <w:b w:val="1"/>
-          <w:bCs w:val="1"/>
-          <w:noProof w:val="0"/>
-          <w:sz w:val="24"/>
-          <w:szCs w:val="24"/>
+          <w:noProof w:val="0"/>
+          <w:lang w:val="es-ES"/>
+        </w:rPr>
+      </w:pPr>
+      <w:r>
+        <w:rPr>
+          <w:b w:val="1"/>
+          <w:bCs w:val="1"/>
+          <w:noProof w:val="0"/>
           <w:lang w:val="es-ES"/>
         </w:rPr>
         <w:t>Backend (Spring Boot):</w:t>
       </w:r>
       <w:r>
         <w:rPr>
-          <w:rFonts w:ascii="Aptos" w:hAnsi="Aptos" w:eastAsia="Aptos" w:cs="Aptos"/>
-          <w:noProof w:val="0"/>
-          <w:sz w:val="24"/>
-          <w:szCs w:val="24"/>
+          <w:noProof w:val="0"/>
           <w:lang w:val="es-ES"/>
         </w:rPr>
         <w:t xml:space="preserve"> Expone una API REST que gestiona la lógica de negocio, persistencia en base de datos y seguridad. Utiliza </w:t>
       </w:r>
       <w:r>
         <w:rPr>
+          <w:b w:val="1"/>
+          <w:bCs w:val="1"/>
+          <w:noProof w:val="0"/>
+          <w:lang w:val="es-ES"/>
+        </w:rPr>
+        <w:t>Spring Security con JWT (JSON Web Tokens)</w:t>
+      </w:r>
+      <w:r>
+        <w:rPr>
+          <w:noProof w:val="0"/>
+          <w:lang w:val="es-ES"/>
+        </w:rPr>
+        <w:t xml:space="preserve"> para el control de acceso y </w:t>
+      </w:r>
+      <w:r>
+        <w:rPr>
           <w:rFonts w:ascii="Consolas" w:hAnsi="Consolas" w:eastAsia="Consolas" w:cs="Consolas"/>
           <w:noProof w:val="0"/>
-          <w:sz w:val="24"/>
-          <w:szCs w:val="24"/>
           <w:lang w:val="es-ES"/>
         </w:rPr>
         <w:t>BCrypt</w:t>
       </w:r>
       <w:r>
         <w:rPr>
-          <w:rFonts w:ascii="Aptos" w:hAnsi="Aptos" w:eastAsia="Aptos" w:cs="Aptos"/>
-          <w:noProof w:val="0"/>
-          <w:sz w:val="24"/>
-          <w:szCs w:val="24"/>
+          <w:noProof w:val="0"/>
           <w:lang w:val="es-ES"/>
         </w:rPr>
         <w:t xml:space="preserve"> para el cifrado de contraseñas.</w:t>
       </w:r>
     </w:p>
-    <w:p xmlns:wp14="http://schemas.microsoft.com/office/word/2010/wordml" wp14:paraId="30BFE37A" wp14:textId="04CDC7B0">
+    <w:p>
       <w:pPr>
         <w:pStyle w:val="ListParagraph"/>
         <w:numPr>
@@ -840,6 +848,79 @@
         </w:numPr>
         <w:spacing w:before="240" w:beforeAutospacing="off" w:after="240" w:afterAutospacing="off"/>
         <w:rPr>
+          <w:noProof w:val="0"/>
+          <w:lang w:val="es-ES"/>
+        </w:rPr>
+      </w:pPr>
+      <w:r>
+        <w:rPr>
+          <w:b w:val="1"/>
+          <w:bCs w:val="1"/>
+          <w:noProof w:val="0"/>
+          <w:lang w:val="es-ES"/>
+        </w:rPr>
+        <w:t>Frontend (React + Vite):</w:t>
+      </w:r>
+      <w:r>
+        <w:rPr>
+          <w:noProof w:val="0"/>
+          <w:lang w:val="es-ES"/>
+        </w:rPr>
+        <w:t xml:space="preserve"> Interfaz de usuario SPA (</w:t>
+      </w:r>
+      <w:r>
+        <w:rPr>
+          <w:i w:val="1"/>
+          <w:iCs w:val="1"/>
+          <w:noProof w:val="0"/>
+          <w:lang w:val="es-ES"/>
+        </w:rPr>
+        <w:t>Single Page Application</w:t>
+      </w:r>
+      <w:r>
+        <w:rPr>
+          <w:noProof w:val="0"/>
+          <w:lang w:val="es-ES"/>
+        </w:rPr>
+        <w:t xml:space="preserve">) que consume los servicios del backend mediante </w:t>
+      </w:r>
+      <w:r>
+        <w:rPr>
+          <w:rFonts w:ascii="Consolas" w:hAnsi="Consolas" w:eastAsia="Consolas" w:cs="Consolas"/>
+          <w:noProof w:val="0"/>
+          <w:lang w:val="es-ES"/>
+        </w:rPr>
+        <w:t>fetch</w:t>
+      </w:r>
+      <w:r>
+        <w:rPr>
+          <w:noProof w:val="0"/>
+          <w:lang w:val="es-ES"/>
+        </w:rPr>
+        <w:t xml:space="preserve">. Utiliza </w:t>
+      </w:r>
+      <w:r>
+        <w:rPr>
+          <w:rFonts w:ascii="Consolas" w:hAnsi="Consolas" w:eastAsia="Consolas" w:cs="Consolas"/>
+          <w:noProof w:val="0"/>
+          <w:lang w:val="es-ES"/>
+        </w:rPr>
+        <w:t>LocalStorage</w:t>
+      </w:r>
+      <w:r>
+        <w:rPr>
+          <w:noProof w:val="0"/>
+          <w:lang w:val="es-ES"/>
+        </w:rPr>
+        <w:t xml:space="preserve"> para la gestión persistente del token de sesión.</w:t>
+      </w:r>
+    </w:p>
+    <w:p>
+      <w:pPr>
+        <w:pStyle w:val="ListParagraph"/>
+        <w:spacing w:before="240" w:beforeAutospacing="off" w:after="240" w:afterAutospacing="off"/>
+        <w:ind w:left="720"/>
+        <w:rPr>
           <w:rFonts w:ascii="Aptos" w:hAnsi="Aptos" w:eastAsia="Aptos" w:cs="Aptos"/>
           <w:noProof w:val="0"/>
           <w:sz w:val="24"/>
@@ -847,90 +928,25 @@
           <w:lang w:val="es-ES"/>
         </w:rPr>
       </w:pPr>
-      <w:r>
-        <w:rPr>
-          <w:rFonts w:ascii="Aptos" w:hAnsi="Aptos" w:eastAsia="Aptos" w:cs="Aptos"/>
-          <w:b w:val="1"/>
-          <w:bCs w:val="1"/>
+    </w:p>
+    <w:p>
+      <w:r>
+        <w:br w:type="page"/>
+      </w:r>
+    </w:p>
+    <w:p>
+      <w:pPr>
+        <w:pStyle w:val="ListParagraph"/>
+        <w:spacing w:before="240" w:beforeAutospacing="off" w:after="240" w:afterAutospacing="off"/>
+        <w:ind w:left="720"/>
+        <w:rPr>
+          <w:rFonts w:ascii="Aptos" w:hAnsi="Aptos" w:eastAsia="Aptos" w:cs="Aptos"/>
           <w:noProof w:val="0"/>
           <w:sz w:val="24"/>
           <w:szCs w:val="24"/>
           <w:lang w:val="es-ES"/>
         </w:rPr>
-        <w:t>Frontend (React + Vite):</w:t>
-      </w:r>
-      <w:r>
-        <w:rPr>
-          <w:rFonts w:ascii="Aptos" w:hAnsi="Aptos" w:eastAsia="Aptos" w:cs="Aptos"/>
-          <w:noProof w:val="0"/>
-          <w:sz w:val="24"/>
-          <w:szCs w:val="24"/>
-          <w:lang w:val="es-ES"/>
-        </w:rPr>
-        <w:t xml:space="preserve"> Interfaz de usuario SPA (</w:t>
-      </w:r>
-      <w:r>
-        <w:rPr>
-          <w:rFonts w:ascii="Aptos" w:hAnsi="Aptos" w:eastAsia="Aptos" w:cs="Aptos"/>
-          <w:i w:val="1"/>
-          <w:iCs w:val="1"/>
-          <w:noProof w:val="0"/>
-          <w:sz w:val="24"/>
-          <w:szCs w:val="24"/>
-          <w:lang w:val="es-ES"/>
-        </w:rPr>
-        <w:t>Single Page Application</w:t>
-      </w:r>
-      <w:r>
-        <w:rPr>
-          <w:rFonts w:ascii="Aptos" w:hAnsi="Aptos" w:eastAsia="Aptos" w:cs="Aptos"/>
-          <w:noProof w:val="0"/>
-          <w:sz w:val="24"/>
-          <w:szCs w:val="24"/>
-          <w:lang w:val="es-ES"/>
-        </w:rPr>
-        <w:t xml:space="preserve">) que consume los servicios del backend mediante </w:t>
-      </w:r>
-      <w:r>
-        <w:rPr>
-          <w:rFonts w:ascii="Consolas" w:hAnsi="Consolas" w:eastAsia="Consolas" w:cs="Consolas"/>
-          <w:noProof w:val="0"/>
-          <w:sz w:val="24"/>
-          <w:szCs w:val="24"/>
-          <w:lang w:val="es-ES"/>
-        </w:rPr>
-        <w:t>fetch</w:t>
-      </w:r>
-      <w:r>
-        <w:rPr>
-          <w:rFonts w:ascii="Aptos" w:hAnsi="Aptos" w:eastAsia="Aptos" w:cs="Aptos"/>
-          <w:noProof w:val="0"/>
-          <w:sz w:val="24"/>
-          <w:szCs w:val="24"/>
-          <w:lang w:val="es-ES"/>
-        </w:rPr>
-        <w:t xml:space="preserve">. Utiliza </w:t>
-      </w:r>
-      <w:r>
-        <w:rPr>
-          <w:rFonts w:ascii="Consolas" w:hAnsi="Consolas" w:eastAsia="Consolas" w:cs="Consolas"/>
-          <w:noProof w:val="0"/>
-          <w:sz w:val="24"/>
-          <w:szCs w:val="24"/>
-          <w:lang w:val="es-ES"/>
-        </w:rPr>
-        <w:t>LocalStorage</w:t>
-      </w:r>
-      <w:r>
-        <w:rPr>
-          <w:rFonts w:ascii="Aptos" w:hAnsi="Aptos" w:eastAsia="Aptos" w:cs="Aptos"/>
-          <w:noProof w:val="0"/>
-          <w:sz w:val="24"/>
-          <w:szCs w:val="24"/>
-          <w:lang w:val="es-ES"/>
-        </w:rPr>
-        <w:t xml:space="preserve"> para la gestión de estados de sesión y roles.</w:t>
-      </w:r>
+      </w:pPr>
     </w:p>
     <w:p xmlns:wp14="http://schemas.microsoft.com/office/word/2010/wordml" wp14:paraId="18CB2BCC" wp14:textId="1F6E5320">
       <w:pPr>
@@ -1002,7 +1018,7 @@
       </w:r>
       <w:bookmarkEnd w:id="1958682854"/>
     </w:p>
-    <w:p xmlns:wp14="http://schemas.microsoft.com/office/word/2010/wordml" wp14:paraId="3C33CF70" wp14:textId="375D3A0D">
+    <w:p>
       <w:pPr>
         <w:pStyle w:val="ListParagraph"/>
         <w:numPr>
@@ -1011,45 +1027,58 @@
         </w:numPr>
         <w:spacing w:before="240" w:beforeAutospacing="off" w:after="240" w:afterAutospacing="off"/>
         <w:rPr>
-          <w:rFonts w:ascii="Aptos" w:hAnsi="Aptos" w:eastAsia="Aptos" w:cs="Aptos"/>
-          <w:noProof w:val="0"/>
-          <w:sz w:val="24"/>
-          <w:szCs w:val="24"/>
-          <w:lang w:val="es-ES"/>
-        </w:rPr>
-      </w:pPr>
-      <w:r>
-        <w:rPr>
-          <w:rFonts w:ascii="Aptos" w:hAnsi="Aptos" w:eastAsia="Aptos" w:cs="Aptos"/>
-          <w:noProof w:val="0"/>
-          <w:sz w:val="24"/>
-          <w:szCs w:val="24"/>
-          <w:lang w:val="es-ES"/>
-        </w:rPr>
-        <w:t xml:space="preserve">Configurar la base de datos en </w:t>
+          <w:noProof w:val="0"/>
+          <w:lang w:val="es-ES"/>
+        </w:rPr>
+      </w:pPr>
+      <w:r>
+        <w:rPr>
+          <w:b w:val="1"/>
+          <w:bCs w:val="1"/>
+          <w:noProof w:val="0"/>
+          <w:lang w:val="es-ES"/>
+        </w:rPr>
+        <w:t>Configuración de variables de entorno:</w:t>
+      </w:r>
+      <w:r>
+        <w:rPr>
+          <w:noProof w:val="0"/>
+          <w:lang w:val="es-ES"/>
+        </w:rPr>
+        <w:t xml:space="preserve"> Por motivos de seguridad, el sistema no almacena credenciales en el código fuente. Es necesario configurar las variables de entorno </w:t>
       </w:r>
       <w:r>
         <w:rPr>
           <w:rFonts w:ascii="Consolas" w:hAnsi="Consolas" w:eastAsia="Consolas" w:cs="Consolas"/>
           <w:noProof w:val="0"/>
-          <w:sz w:val="24"/>
-          <w:szCs w:val="24"/>
-          <w:lang w:val="es-ES"/>
-        </w:rPr>
-        <w:t>src/main/resources/application.properties</w:t>
-      </w:r>
-      <w:r>
-        <w:rPr>
-          <w:rFonts w:ascii="Aptos" w:hAnsi="Aptos" w:eastAsia="Aptos" w:cs="Aptos"/>
-          <w:noProof w:val="0"/>
-          <w:sz w:val="24"/>
-          <w:szCs w:val="24"/>
-          <w:lang w:val="es-ES"/>
-        </w:rPr>
-        <w:t>.</w:t>
-      </w:r>
-    </w:p>
-    <w:p xmlns:wp14="http://schemas.microsoft.com/office/word/2010/wordml" wp14:paraId="763E3A83" wp14:textId="71AB30FA">
+          <w:lang w:val="es-ES"/>
+        </w:rPr>
+        <w:t>DB_USER</w:t>
+      </w:r>
+      <w:r>
+        <w:rPr>
+          <w:noProof w:val="0"/>
+          <w:lang w:val="es-ES"/>
+        </w:rPr>
+        <w:t xml:space="preserve"> y </w:t>
+      </w:r>
+      <w:r>
+        <w:rPr>
+          <w:rFonts w:ascii="Consolas" w:hAnsi="Consolas" w:eastAsia="Consolas" w:cs="Consolas"/>
+          <w:noProof w:val="0"/>
+          <w:lang w:val="es-ES"/>
+        </w:rPr>
+        <w:t>DB_PASSWORD</w:t>
+      </w:r>
+      <w:r>
+        <w:rPr>
+          <w:noProof w:val="0"/>
+          <w:lang w:val="es-ES"/>
+        </w:rPr>
+        <w:t xml:space="preserve"> en el sistema o en las configuraciones de ejecución del IDE (IntelliJ).</w:t>
+      </w:r>
+    </w:p>
+    <w:p>
       <w:pPr>
         <w:pStyle w:val="ListParagraph"/>
         <w:numPr>
@@ -1058,45 +1087,34 @@
         </w:numPr>
         <w:spacing w:before="240" w:beforeAutospacing="off" w:after="240" w:afterAutospacing="off"/>
         <w:rPr>
-          <w:rFonts w:ascii="Aptos" w:hAnsi="Aptos" w:eastAsia="Aptos" w:cs="Aptos"/>
-          <w:noProof w:val="0"/>
-          <w:sz w:val="24"/>
-          <w:szCs w:val="24"/>
-          <w:lang w:val="es-ES"/>
-        </w:rPr>
-      </w:pPr>
-      <w:r>
-        <w:rPr>
-          <w:rFonts w:ascii="Aptos" w:hAnsi="Aptos" w:eastAsia="Aptos" w:cs="Aptos"/>
-          <w:noProof w:val="0"/>
-          <w:sz w:val="24"/>
-          <w:szCs w:val="24"/>
-          <w:lang w:val="es-ES"/>
-        </w:rPr>
-        <w:t xml:space="preserve">Ejecutar el proyecto mediante IntelliJ IDEA o usando el comando </w:t>
+          <w:noProof w:val="0"/>
+          <w:lang w:val="es-ES"/>
+        </w:rPr>
+      </w:pPr>
+      <w:r>
+        <w:rPr>
+          <w:noProof w:val="0"/>
+          <w:lang w:val="es-ES"/>
+        </w:rPr>
+        <w:t xml:space="preserve">Revisar el archivo </w:t>
       </w:r>
       <w:r>
         <w:rPr>
           <w:rFonts w:ascii="Consolas" w:hAnsi="Consolas" w:eastAsia="Consolas" w:cs="Consolas"/>
           <w:noProof w:val="0"/>
-          <w:sz w:val="24"/>
-          <w:szCs w:val="24"/>
-          <w:lang w:val="es-ES"/>
-        </w:rPr>
-        <w:t>./mvnw spring-boot:run</w:t>
-      </w:r>
-      <w:r>
-        <w:rPr>
-          <w:rFonts w:ascii="Aptos" w:hAnsi="Aptos" w:eastAsia="Aptos" w:cs="Aptos"/>
-          <w:noProof w:val="0"/>
-          <w:sz w:val="24"/>
-          <w:szCs w:val="24"/>
-          <w:lang w:val="es-ES"/>
-        </w:rPr>
-        <w:t>.</w:t>
-      </w:r>
-    </w:p>
-    <w:p xmlns:wp14="http://schemas.microsoft.com/office/word/2010/wordml" wp14:paraId="218A99A2" wp14:textId="282898B4">
+          <w:lang w:val="es-ES"/>
+        </w:rPr>
+        <w:t>src/main/resources/application.properties.example</w:t>
+      </w:r>
+      <w:r>
+        <w:rPr>
+          <w:noProof w:val="0"/>
+          <w:lang w:val="es-ES"/>
+        </w:rPr>
+        <w:t xml:space="preserve"> incluido en el repositorio para conocer la estructura de configuración requerida.</w:t>
+      </w:r>
+    </w:p>
+    <w:p>
       <w:pPr>
         <w:pStyle w:val="ListParagraph"/>
         <w:numPr>
@@ -1105,6 +1123,60 @@
         </w:numPr>
         <w:spacing w:before="240" w:beforeAutospacing="off" w:after="240" w:afterAutospacing="off"/>
         <w:rPr>
+          <w:noProof w:val="0"/>
+          <w:lang w:val="es-ES"/>
+        </w:rPr>
+      </w:pPr>
+      <w:r>
+        <w:rPr>
+          <w:noProof w:val="0"/>
+          <w:lang w:val="es-ES"/>
+        </w:rPr>
+        <w:t>Ejecutar el proyecto mediante IntelliJ IDEA.</w:t>
+      </w:r>
+    </w:p>
+    <w:p>
+      <w:pPr>
+        <w:pStyle w:val="ListParagraph"/>
+        <w:numPr>
+          <w:ilvl w:val="0"/>
+          <w:numId w:val="3"/>
+        </w:numPr>
+        <w:spacing w:before="240" w:beforeAutospacing="off" w:after="240" w:afterAutospacing="off"/>
+        <w:rPr>
+          <w:noProof w:val="0"/>
+          <w:lang w:val="es-ES"/>
+        </w:rPr>
+      </w:pPr>
+      <w:r>
+        <w:rPr>
+          <w:noProof w:val="0"/>
+          <w:lang w:val="es-ES"/>
+        </w:rPr>
+        <w:t xml:space="preserve">El servidor se levantará por defecto en el puerto </w:t>
+      </w:r>
+      <w:r>
+        <w:rPr>
+          <w:rFonts w:ascii="Consolas" w:hAnsi="Consolas" w:eastAsia="Consolas" w:cs="Consolas"/>
+          <w:noProof w:val="0"/>
+          <w:lang w:val="es-ES"/>
+        </w:rPr>
+        <w:t>8080</w:t>
+      </w:r>
+      <w:r>
+        <w:rPr>
+          <w:noProof w:val="0"/>
+          <w:lang w:val="es-ES"/>
+        </w:rPr>
+        <w:t>.</w:t>
+      </w:r>
+    </w:p>
+    <w:p>
+      <w:pPr>
+        <w:pStyle w:val="ListParagraph"/>
+        <w:spacing w:before="240" w:beforeAutospacing="off" w:after="240" w:afterAutospacing="off"/>
+        <w:ind w:left="720"/>
+        <w:rPr>
           <w:rFonts w:ascii="Aptos" w:hAnsi="Aptos" w:eastAsia="Aptos" w:cs="Aptos"/>
           <w:noProof w:val="0"/>
           <w:sz w:val="24"/>
@@ -1112,36 +1184,6 @@
           <w:lang w:val="es-ES"/>
         </w:rPr>
       </w:pPr>
-      <w:r>
-        <w:rPr>
-          <w:rFonts w:ascii="Aptos" w:hAnsi="Aptos" w:eastAsia="Aptos" w:cs="Aptos"/>
-          <w:noProof w:val="0"/>
-          <w:sz w:val="24"/>
-          <w:szCs w:val="24"/>
-          <w:lang w:val="es-ES"/>
-        </w:rPr>
-        <w:t xml:space="preserve">El servidor se levantará por defecto en el puerto </w:t>
-      </w:r>
-      <w:r>
-        <w:rPr>
-          <w:rFonts w:ascii="Consolas" w:hAnsi="Consolas" w:eastAsia="Consolas" w:cs="Consolas"/>
-          <w:noProof w:val="0"/>
-          <w:sz w:val="24"/>
-          <w:szCs w:val="24"/>
-          <w:lang w:val="es-ES"/>
-        </w:rPr>
-        <w:t>8080</w:t>
-      </w:r>
-      <w:r>
-        <w:rPr>
-          <w:rFonts w:ascii="Aptos" w:hAnsi="Aptos" w:eastAsia="Aptos" w:cs="Aptos"/>
-          <w:noProof w:val="0"/>
-          <w:sz w:val="24"/>
-          <w:szCs w:val="24"/>
-          <w:lang w:val="es-ES"/>
-        </w:rPr>
-        <w:t>.</w:t>
-      </w:r>
     </w:p>
     <w:p xmlns:wp14="http://schemas.microsoft.com/office/word/2010/wordml" wp14:paraId="50475304" wp14:textId="49296F78">
       <w:pPr>
@@ -1384,22 +1426,7 @@
       </w:r>
       <w:bookmarkEnd w:id="1351228063"/>
     </w:p>
-    <w:p xmlns:wp14="http://schemas.microsoft.com/office/word/2010/wordml" wp14:paraId="22765C21" wp14:textId="2952B745">
-      <w:pPr>
-        <w:spacing w:before="240" w:beforeAutospacing="off" w:after="240" w:afterAutospacing="off"/>
-      </w:pPr>
-      <w:r>
-        <w:rPr>
-          <w:rFonts w:ascii="Aptos" w:hAnsi="Aptos" w:eastAsia="Aptos" w:cs="Aptos"/>
-          <w:noProof w:val="0"/>
-          <w:sz w:val="24"/>
-          <w:szCs w:val="24"/>
-          <w:lang w:val="es-ES"/>
-        </w:rPr>
-        <w:t>Actualmente, el sistema implementa dos niveles de acceso:</w:t>
-      </w:r>
-    </w:p>
-    <w:p xmlns:wp14="http://schemas.microsoft.com/office/word/2010/wordml" wp14:paraId="1784299C" wp14:textId="056B5850">
+    <w:p>
       <w:pPr>
         <w:pStyle w:val="ListParagraph"/>
         <w:numPr>
@@ -1417,40 +1444,29 @@
       </w:pPr>
       <w:r>
         <w:rPr>
-          <w:rFonts w:ascii="Consolas" w:hAnsi="Consolas" w:eastAsia="Consolas" w:cs="Consolas"/>
-          <w:b w:val="1"/>
-          <w:bCs w:val="1"/>
-          <w:noProof w:val="0"/>
-          <w:sz w:val="24"/>
-          <w:szCs w:val="24"/>
-          <w:lang w:val="es-ES"/>
-        </w:rPr>
-        <w:t>user</w:t>
-      </w:r>
-      <w:r>
-        <w:rPr>
-          <w:rFonts w:ascii="Aptos" w:hAnsi="Aptos" w:eastAsia="Aptos" w:cs="Aptos"/>
-          <w:b w:val="1"/>
-          <w:bCs w:val="1"/>
-          <w:noProof w:val="0"/>
-          <w:sz w:val="24"/>
-          <w:szCs w:val="24"/>
-          <w:lang w:val="es-ES"/>
-        </w:rPr>
-        <w:t>:</w:t>
-      </w:r>
-      <w:r>
-        <w:rPr>
-          <w:rFonts w:ascii="Aptos" w:hAnsi="Aptos" w:eastAsia="Aptos" w:cs="Aptos"/>
-          <w:noProof w:val="0"/>
-          <w:sz w:val="24"/>
-          <w:szCs w:val="24"/>
-          <w:lang w:val="es-ES"/>
-        </w:rPr>
-        <w:t xml:space="preserve"> Acceso a la gestión de sus propias colecciones e inventarios.</w:t>
-      </w:r>
-    </w:p>
-    <w:p xmlns:wp14="http://schemas.microsoft.com/office/word/2010/wordml" wp14:paraId="3C5D9D87" wp14:textId="5B150C7E">
+          <w:noProof w:val="0"/>
+          <w:lang w:val="es-ES"/>
+        </w:rPr>
+        <w:t>El sistema ha migrado a un modelo de seguridad robusto (</w:t>
+      </w:r>
+      <w:r>
+        <w:rPr>
+          <w:i w:val="1"/>
+          <w:iCs w:val="1"/>
+          <w:noProof w:val="0"/>
+          <w:lang w:val="es-ES"/>
+        </w:rPr>
+        <w:t>Zero Trust</w:t>
+      </w:r>
+      <w:r>
+        <w:rPr>
+          <w:noProof w:val="0"/>
+          <w:lang w:val="es-ES"/>
+        </w:rPr>
+        <w:t xml:space="preserve"> en el backend), superando la validación exclusiva en el lado del cliente:</w:t>
+      </w:r>
+    </w:p>
+    <w:p>
       <w:pPr>
         <w:pStyle w:val="ListParagraph"/>
         <w:numPr>
@@ -1459,49 +1475,43 @@
         </w:numPr>
         <w:spacing w:before="240" w:beforeAutospacing="off" w:after="240" w:afterAutospacing="off"/>
         <w:rPr>
-          <w:rFonts w:ascii="Aptos" w:hAnsi="Aptos" w:eastAsia="Aptos" w:cs="Aptos"/>
-          <w:noProof w:val="0"/>
-          <w:sz w:val="24"/>
-          <w:szCs w:val="24"/>
-          <w:lang w:val="es-ES"/>
-        </w:rPr>
-      </w:pPr>
+          <w:noProof w:val="0"/>
+          <w:lang w:val="es-ES"/>
+        </w:rPr>
+      </w:pPr>
+      <w:r>
+        <w:rPr>
+          <w:b w:val="1"/>
+          <w:bCs w:val="1"/>
+          <w:noProof w:val="0"/>
+          <w:lang w:val="es-ES"/>
+        </w:rPr>
+        <w:t>Autenticación JWT:</w:t>
+      </w:r>
+      <w:r>
+        <w:rPr>
+          <w:noProof w:val="0"/>
+          <w:lang w:val="es-ES"/>
+        </w:rPr>
+        <w:t xml:space="preserve"> Al iniciar sesión, el servidor genera un token encriptado que el Frontend almacena y debe enviar en la cabecera </w:t>
+      </w:r>
       <w:r>
         <w:rPr>
           <w:rFonts w:ascii="Consolas" w:hAnsi="Consolas" w:eastAsia="Consolas" w:cs="Consolas"/>
-          <w:b w:val="1"/>
-          <w:bCs w:val="1"/>
-          <w:noProof w:val="0"/>
-          <w:sz w:val="24"/>
-          <w:szCs w:val="24"/>
-          <w:lang w:val="es-ES"/>
-        </w:rPr>
-        <w:t>admin</w:t>
-      </w:r>
-      <w:r>
-        <w:rPr>
-          <w:rFonts w:ascii="Aptos" w:hAnsi="Aptos" w:eastAsia="Aptos" w:cs="Aptos"/>
-          <w:b w:val="1"/>
-          <w:bCs w:val="1"/>
-          <w:noProof w:val="0"/>
-          <w:sz w:val="24"/>
-          <w:szCs w:val="24"/>
-          <w:lang w:val="es-ES"/>
-        </w:rPr>
-        <w:t>:</w:t>
-      </w:r>
-      <w:r>
-        <w:rPr>
-          <w:rFonts w:ascii="Aptos" w:hAnsi="Aptos" w:eastAsia="Aptos" w:cs="Aptos"/>
-          <w:noProof w:val="0"/>
-          <w:sz w:val="24"/>
-          <w:szCs w:val="24"/>
-          <w:lang w:val="es-ES"/>
-        </w:rPr>
-        <w:t xml:space="preserve"> Acceso al panel de estadísticas globales y capacidad de crear "Plantillas Oficiales".</w:t>
-      </w:r>
-    </w:p>
-    <w:p xmlns:wp14="http://schemas.microsoft.com/office/word/2010/wordml" wp14:paraId="436B08CA" wp14:textId="40DD0A7C">
+          <w:noProof w:val="0"/>
+          <w:lang w:val="es-ES"/>
+        </w:rPr>
+        <w:t>Authorization: Bearer &lt;token&gt;</w:t>
+      </w:r>
+      <w:r>
+        <w:rPr>
+          <w:noProof w:val="0"/>
+          <w:lang w:val="es-ES"/>
+        </w:rPr>
+        <w:t xml:space="preserve"> en cada petición HTTP posterior.</w:t>
+      </w:r>
+    </w:p>
+    <w:p>
       <w:pPr>
         <w:pStyle w:val="ListParagraph"/>
         <w:numPr>
@@ -1510,6 +1520,199 @@
         </w:numPr>
         <w:spacing w:before="240" w:beforeAutospacing="off" w:after="240" w:afterAutospacing="off"/>
         <w:rPr>
+          <w:b w:val="1"/>
+          <w:bCs w:val="1"/>
+          <w:noProof w:val="0"/>
+          <w:lang w:val="es-ES"/>
+        </w:rPr>
+      </w:pPr>
+      <w:r>
+        <w:rPr>
+          <w:b w:val="1"/>
+          <w:bCs w:val="1"/>
+          <w:noProof w:val="0"/>
+          <w:lang w:val="es-ES"/>
+        </w:rPr>
+        <w:t>Control de Acceso Basado en Roles (RBAC):</w:t>
+      </w:r>
+    </w:p>
+    <w:p>
+      <w:pPr>
+        <w:pStyle w:val="ListParagraph"/>
+        <w:numPr>
+          <w:ilvl w:val="1"/>
+          <w:numId w:val="5"/>
+        </w:numPr>
+        <w:spacing w:before="240" w:beforeAutospacing="off" w:after="240" w:afterAutospacing="off"/>
+        <w:rPr>
+          <w:noProof w:val="0"/>
+          <w:lang w:val="es-ES"/>
+        </w:rPr>
+      </w:pPr>
+      <w:r>
+        <w:rPr>
+          <w:rFonts w:ascii="Consolas" w:hAnsi="Consolas" w:eastAsia="Consolas" w:cs="Consolas"/>
+          <w:b w:val="1"/>
+          <w:bCs w:val="1"/>
+          <w:noProof w:val="0"/>
+          <w:lang w:val="es-ES"/>
+        </w:rPr>
+        <w:t>user</w:t>
+      </w:r>
+      <w:r>
+        <w:rPr>
+          <w:b w:val="1"/>
+          <w:bCs w:val="1"/>
+          <w:noProof w:val="0"/>
+          <w:lang w:val="es-ES"/>
+        </w:rPr>
+        <w:t>:</w:t>
+      </w:r>
+      <w:r>
+        <w:rPr>
+          <w:noProof w:val="0"/>
+          <w:lang w:val="es-ES"/>
+        </w:rPr>
+        <w:t xml:space="preserve"> Las peticiones de lectura y escritura (POST, PUT, DELETE) sobre categorías y artículos exigen un token válido y autenticado.</w:t>
+      </w:r>
+    </w:p>
+    <w:p>
+      <w:pPr>
+        <w:pStyle w:val="ListParagraph"/>
+        <w:numPr>
+          <w:ilvl w:val="1"/>
+          <w:numId w:val="5"/>
+        </w:numPr>
+        <w:spacing w:before="240" w:beforeAutospacing="off" w:after="240" w:afterAutospacing="off"/>
+        <w:rPr>
+          <w:noProof w:val="0"/>
+          <w:lang w:val="es-ES"/>
+        </w:rPr>
+      </w:pPr>
+      <w:r>
+        <w:rPr>
+          <w:rFonts w:ascii="Consolas" w:hAnsi="Consolas" w:eastAsia="Consolas" w:cs="Consolas"/>
+          <w:b w:val="1"/>
+          <w:bCs w:val="1"/>
+          <w:noProof w:val="0"/>
+          <w:lang w:val="es-ES"/>
+        </w:rPr>
+        <w:t>admin</w:t>
+      </w:r>
+      <w:r>
+        <w:rPr>
+          <w:b w:val="1"/>
+          <w:bCs w:val="1"/>
+          <w:noProof w:val="0"/>
+          <w:lang w:val="es-ES"/>
+        </w:rPr>
+        <w:t>:</w:t>
+      </w:r>
+      <w:r>
+        <w:rPr>
+          <w:noProof w:val="0"/>
+          <w:lang w:val="es-ES"/>
+        </w:rPr>
+        <w:t xml:space="preserve"> Se ha establecido un bloqueo estricto a nivel de servidor. Las rutas </w:t>
+      </w:r>
+      <w:r>
+        <w:rPr>
+          <w:rFonts w:ascii="Consolas" w:hAnsi="Consolas" w:eastAsia="Consolas" w:cs="Consolas"/>
+          <w:noProof w:val="0"/>
+          <w:lang w:val="es-ES"/>
+        </w:rPr>
+        <w:t>/api/admin/**</w:t>
+      </w:r>
+      <w:r>
+        <w:rPr>
+          <w:noProof w:val="0"/>
+          <w:lang w:val="es-ES"/>
+        </w:rPr>
+        <w:t xml:space="preserve"> (como el panel de estadísticas y la gestión de plantillas oficiales) solo responden a peticiones cuyo token JWT contenga explícitamente el rol de administrador. Cualquier otro intento recibe una respuesta HTTP 403 (Forbidden).</w:t>
+      </w:r>
+    </w:p>
+    <w:p>
+      <w:pPr>
+        <w:pStyle w:val="ListParagraph"/>
+        <w:numPr>
+          <w:ilvl w:val="0"/>
+          <w:numId w:val="5"/>
+        </w:numPr>
+        <w:spacing w:before="240" w:beforeAutospacing="off" w:after="240" w:afterAutospacing="off"/>
+        <w:rPr>
+          <w:noProof w:val="0"/>
+          <w:lang w:val="es-ES"/>
+        </w:rPr>
+      </w:pPr>
+      <w:r>
+        <w:rPr>
+          <w:b w:val="1"/>
+          <w:bCs w:val="1"/>
+          <w:noProof w:val="0"/>
+          <w:lang w:val="es-ES"/>
+        </w:rPr>
+        <w:t>Filtros de Seguridad:</w:t>
+      </w:r>
+      <w:r>
+        <w:rPr>
+          <w:noProof w:val="0"/>
+          <w:lang w:val="es-ES"/>
+        </w:rPr>
+        <w:t xml:space="preserve"> Solo los </w:t>
+      </w:r>
+      <w:r>
+        <w:rPr>
+          <w:i w:val="1"/>
+          <w:iCs w:val="1"/>
+          <w:noProof w:val="0"/>
+          <w:lang w:val="es-ES"/>
+        </w:rPr>
+        <w:t>endpoints</w:t>
+      </w:r>
+      <w:r>
+        <w:rPr>
+          <w:noProof w:val="0"/>
+          <w:lang w:val="es-ES"/>
+        </w:rPr>
+        <w:t xml:space="preserve"> de registro (</w:t>
+      </w:r>
+      <w:r>
+        <w:rPr>
+          <w:rFonts w:ascii="Consolas" w:hAnsi="Consolas" w:eastAsia="Consolas" w:cs="Consolas"/>
+          <w:noProof w:val="0"/>
+          <w:lang w:val="es-ES"/>
+        </w:rPr>
+        <w:t>/api/register</w:t>
+      </w:r>
+      <w:r>
+        <w:rPr>
+          <w:noProof w:val="0"/>
+          <w:lang w:val="es-ES"/>
+        </w:rPr>
+        <w:t>) y acceso (</w:t>
+      </w:r>
+      <w:r>
+        <w:rPr>
+          <w:rFonts w:ascii="Consolas" w:hAnsi="Consolas" w:eastAsia="Consolas" w:cs="Consolas"/>
+          <w:noProof w:val="0"/>
+          <w:lang w:val="es-ES"/>
+        </w:rPr>
+        <w:t>/api/login</w:t>
+      </w:r>
+      <w:r>
+        <w:rPr>
+          <w:noProof w:val="0"/>
+          <w:lang w:val="es-ES"/>
+        </w:rPr>
+        <w:t>) permanecen públicos.</w:t>
+      </w:r>
+    </w:p>
+    <w:p>
+      <w:pPr>
+        <w:pStyle w:val="Normal"/>
+        <w:spacing w:before="240" w:beforeAutospacing="off" w:after="240" w:afterAutospacing="off"/>
+        <w:ind w:left="708"/>
+        <w:rPr>
           <w:rFonts w:ascii="Aptos" w:hAnsi="Aptos" w:eastAsia="Aptos" w:cs="Aptos"/>
           <w:noProof w:val="0"/>
           <w:sz w:val="24"/>
@@ -1517,28 +1720,6 @@
           <w:lang w:val="es-ES"/>
         </w:rPr>
       </w:pPr>
-      <w:r>
-        <w:rPr>
-          <w:rFonts w:ascii="Aptos" w:hAnsi="Aptos" w:eastAsia="Aptos" w:cs="Aptos"/>
-          <w:b w:val="1"/>
-          <w:bCs w:val="1"/>
-          <w:noProof w:val="0"/>
-          <w:sz w:val="24"/>
-          <w:szCs w:val="24"/>
-          <w:lang w:val="es-ES"/>
-        </w:rPr>
-        <w:t>Seguridad:</w:t>
-      </w:r>
-      <w:r>
-        <w:rPr>
-          <w:rFonts w:ascii="Aptos" w:hAnsi="Aptos" w:eastAsia="Aptos" w:cs="Aptos"/>
-          <w:noProof w:val="0"/>
-          <w:sz w:val="24"/>
-          <w:szCs w:val="24"/>
-          <w:lang w:val="es-ES"/>
-        </w:rPr>
-        <w:t xml:space="preserve"> Se ha implementado un filtrado de rutas en el Frontend para que los usuarios no visualicen herramientas de administración si no poseen el rol correspondiente.</w:t>
-      </w:r>
     </w:p>
     <w:p xmlns:wp14="http://schemas.microsoft.com/office/word/2010/wordml" wp14:paraId="11CFFBC8" wp14:textId="261DEB99">
       <w:pPr>
@@ -1569,7 +1750,7 @@
       </w:r>
       <w:bookmarkEnd w:id="316989016"/>
     </w:p>
-    <w:p xmlns:wp14="http://schemas.microsoft.com/office/word/2010/wordml" wp14:paraId="324CC82A" wp14:textId="2C0CC452">
+    <w:p>
       <w:pPr>
         <w:pStyle w:val="ListParagraph"/>
         <w:numPr>
@@ -1578,59 +1759,43 @@
         </w:numPr>
         <w:spacing w:before="240" w:beforeAutospacing="off" w:after="240" w:afterAutospacing="off"/>
         <w:rPr>
-          <w:rFonts w:ascii="Aptos" w:hAnsi="Aptos" w:eastAsia="Aptos" w:cs="Aptos"/>
-          <w:noProof w:val="0"/>
-          <w:sz w:val="24"/>
-          <w:szCs w:val="24"/>
-          <w:lang w:val="es-ES"/>
-        </w:rPr>
-      </w:pPr>
-      <w:r>
-        <w:rPr>
-          <w:rFonts w:ascii="Aptos" w:hAnsi="Aptos" w:eastAsia="Aptos" w:cs="Aptos"/>
-          <w:b w:val="1"/>
-          <w:bCs w:val="1"/>
-          <w:noProof w:val="0"/>
-          <w:sz w:val="24"/>
-          <w:szCs w:val="24"/>
+          <w:noProof w:val="0"/>
+          <w:lang w:val="es-ES"/>
+        </w:rPr>
+      </w:pPr>
+      <w:r>
+        <w:rPr>
+          <w:b w:val="1"/>
+          <w:bCs w:val="1"/>
+          <w:noProof w:val="0"/>
           <w:lang w:val="es-ES"/>
         </w:rPr>
         <w:t>Esquemas Dinámicos:</w:t>
       </w:r>
       <w:r>
         <w:rPr>
-          <w:rFonts w:ascii="Aptos" w:hAnsi="Aptos" w:eastAsia="Aptos" w:cs="Aptos"/>
-          <w:noProof w:val="0"/>
-          <w:sz w:val="24"/>
-          <w:szCs w:val="24"/>
+          <w:noProof w:val="0"/>
           <w:lang w:val="es-ES"/>
         </w:rPr>
         <w:t xml:space="preserve"> Se utiliza el tipo de dato </w:t>
       </w:r>
       <w:r>
         <w:rPr>
-          <w:rFonts w:ascii="Aptos" w:hAnsi="Aptos" w:eastAsia="Aptos" w:cs="Aptos"/>
-          <w:b w:val="1"/>
-          <w:bCs w:val="1"/>
-          <w:noProof w:val="0"/>
-          <w:sz w:val="24"/>
-          <w:szCs w:val="24"/>
+          <w:rFonts w:ascii="Consolas" w:hAnsi="Consolas" w:eastAsia="Consolas" w:cs="Consolas"/>
+          <w:noProof w:val="0"/>
           <w:lang w:val="es-ES"/>
         </w:rPr>
         <w:t>JSON</w:t>
       </w:r>
       <w:r>
         <w:rPr>
-          <w:rFonts w:ascii="Aptos" w:hAnsi="Aptos" w:eastAsia="Aptos" w:cs="Aptos"/>
-          <w:noProof w:val="0"/>
-          <w:sz w:val="24"/>
-          <w:szCs w:val="24"/>
-          <w:lang w:val="es-ES"/>
-        </w:rPr>
-        <w:t xml:space="preserve"> en MySQL para almacenar la estructura personalizada de cada categoría, permitiendo flexibilidad total sin cambiar la base de datos.</w:t>
-      </w:r>
-    </w:p>
-    <w:p xmlns:wp14="http://schemas.microsoft.com/office/word/2010/wordml" wp14:paraId="3CBD19A3" wp14:textId="5299CA0D">
+          <w:noProof w:val="0"/>
+          <w:lang w:val="es-ES"/>
+        </w:rPr>
+        <w:t xml:space="preserve"> en MySQL para almacenar la estructura personalizada de cada categoría, permitiendo flexibilidad total sin alterar el esquema de la base de datos.</w:t>
+      </w:r>
+    </w:p>
+    <w:p>
       <w:pPr>
         <w:pStyle w:val="ListParagraph"/>
         <w:numPr>
@@ -1639,6 +1804,106 @@
         </w:numPr>
         <w:spacing w:before="240" w:beforeAutospacing="off" w:after="240" w:afterAutospacing="off"/>
         <w:rPr>
+          <w:noProof w:val="0"/>
+          <w:lang w:val="es-ES"/>
+        </w:rPr>
+      </w:pPr>
+      <w:r>
+        <w:rPr>
+          <w:b w:val="1"/>
+          <w:bCs w:val="1"/>
+          <w:noProof w:val="0"/>
+          <w:lang w:val="es-ES"/>
+        </w:rPr>
+        <w:t>Multimedia:</w:t>
+      </w:r>
+      <w:r>
+        <w:rPr>
+          <w:noProof w:val="0"/>
+          <w:lang w:val="es-ES"/>
+        </w:rPr>
+        <w:t xml:space="preserve"> Los artículos soportan hasta dos imágenes. Estas se procesan en el </w:t>
+      </w:r>
+      <w:r>
+        <w:rPr>
+          <w:noProof w:val="0"/>
+          <w:lang w:val="es-ES"/>
+        </w:rPr>
+        <w:t>Frontend</w:t>
+      </w:r>
+      <w:r>
+        <w:rPr>
+          <w:noProof w:val="0"/>
+          <w:lang w:val="es-ES"/>
+        </w:rPr>
+        <w:t xml:space="preserve">, se convierten a </w:t>
+      </w:r>
+      <w:r>
+        <w:rPr>
+          <w:rFonts w:ascii="Consolas" w:hAnsi="Consolas" w:eastAsia="Consolas" w:cs="Consolas"/>
+          <w:noProof w:val="0"/>
+          <w:lang w:val="es-ES"/>
+        </w:rPr>
+        <w:t>Base64</w:t>
+      </w:r>
+      <w:r>
+        <w:rPr>
+          <w:noProof w:val="0"/>
+          <w:lang w:val="es-ES"/>
+        </w:rPr>
+        <w:t xml:space="preserve"> y se almacenan como </w:t>
+      </w:r>
+      <w:r>
+        <w:rPr>
+          <w:rFonts w:ascii="Consolas" w:hAnsi="Consolas" w:eastAsia="Consolas" w:cs="Consolas"/>
+          <w:noProof w:val="0"/>
+          <w:lang w:val="es-ES"/>
+        </w:rPr>
+        <w:t>LONGTEXT</w:t>
+      </w:r>
+      <w:r>
+        <w:rPr>
+          <w:noProof w:val="0"/>
+          <w:lang w:val="es-ES"/>
+        </w:rPr>
+        <w:t xml:space="preserve"> para garantizar la persistencia de forma autónoma sin depender de servidores de archivos externos.</w:t>
+      </w:r>
+    </w:p>
+    <w:p xmlns:wp14="http://schemas.microsoft.com/office/word/2010/wordml" wp14:paraId="3EA3D67D" wp14:textId="24331E48">
+      <w:pPr>
+        <w:pStyle w:val="Heading2"/>
+        <w:spacing w:before="299" w:beforeAutospacing="off" w:after="299" w:afterAutospacing="off"/>
+        <w:rPr>
+          <w:rFonts w:ascii="Aptos" w:hAnsi="Aptos" w:eastAsia="Aptos" w:cs="Aptos"/>
+          <w:b w:val="1"/>
+          <w:bCs w:val="1"/>
+          <w:noProof w:val="0"/>
+          <w:sz w:val="36"/>
+          <w:szCs w:val="36"/>
+          <w:lang w:val="es-ES"/>
+        </w:rPr>
+      </w:pPr>
+      <w:bookmarkStart w:name="_Toc1331242965" w:id="1169117994"/>
+      <w:r>
+        <w:rPr>
+          <w:rFonts w:ascii="Aptos" w:hAnsi="Aptos" w:eastAsia="Aptos" w:cs="Aptos"/>
+          <w:b w:val="1"/>
+          <w:bCs w:val="1"/>
+          <w:noProof w:val="0"/>
+          <w:sz w:val="36"/>
+          <w:szCs w:val="36"/>
+          <w:lang w:val="es-ES"/>
+        </w:rPr>
+        <w:t>7. Próximos Pasos (Fase Final)</w:t>
+      </w:r>
+      <w:bookmarkEnd w:id="1169117994"/>
+    </w:p>
+    <w:p>
+      <w:pPr>
+        <w:pStyle w:val="Normal"/>
+        <w:spacing w:before="240" w:beforeAutospacing="off" w:after="240" w:afterAutospacing="off"/>
+        <w:ind w:left="0"/>
+        <w:rPr>
           <w:rFonts w:ascii="Aptos" w:hAnsi="Aptos" w:eastAsia="Aptos" w:cs="Aptos"/>
           <w:noProof w:val="0"/>
           <w:sz w:val="24"/>
@@ -1648,114 +1913,13 @@
       </w:pPr>
       <w:r>
         <w:rPr>
-          <w:rFonts w:ascii="Aptos" w:hAnsi="Aptos" w:eastAsia="Aptos" w:cs="Aptos"/>
-          <w:b w:val="1"/>
-          <w:bCs w:val="1"/>
-          <w:noProof w:val="0"/>
-          <w:sz w:val="24"/>
-          <w:szCs w:val="24"/>
-          <w:lang w:val="es-ES"/>
-        </w:rPr>
-        <w:t>Multimedia:</w:t>
-      </w:r>
-      <w:r>
-        <w:rPr>
-          <w:rFonts w:ascii="Aptos" w:hAnsi="Aptos" w:eastAsia="Aptos" w:cs="Aptos"/>
-          <w:noProof w:val="0"/>
-          <w:sz w:val="24"/>
-          <w:szCs w:val="24"/>
-          <w:lang w:val="es-ES"/>
-        </w:rPr>
-        <w:t xml:space="preserve"> Los artículos soportan hasta dos imágenes. Estas se procesan en el Frontend, se convierten a </w:t>
-      </w:r>
-      <w:r>
-        <w:rPr>
-          <w:rFonts w:ascii="Aptos" w:hAnsi="Aptos" w:eastAsia="Aptos" w:cs="Aptos"/>
-          <w:b w:val="1"/>
-          <w:bCs w:val="1"/>
-          <w:noProof w:val="0"/>
-          <w:sz w:val="24"/>
-          <w:szCs w:val="24"/>
-          <w:lang w:val="es-ES"/>
-        </w:rPr>
-        <w:t>Base64</w:t>
-      </w:r>
-      <w:r>
-        <w:rPr>
-          <w:rFonts w:ascii="Aptos" w:hAnsi="Aptos" w:eastAsia="Aptos" w:cs="Aptos"/>
-          <w:noProof w:val="0"/>
-          <w:sz w:val="24"/>
-          <w:szCs w:val="24"/>
-          <w:lang w:val="es-ES"/>
-        </w:rPr>
-        <w:t xml:space="preserve"> y se almacenan como </w:t>
-      </w:r>
-      <w:r>
-        <w:rPr>
-          <w:rFonts w:ascii="Consolas" w:hAnsi="Consolas" w:eastAsia="Consolas" w:cs="Consolas"/>
-          <w:noProof w:val="0"/>
-          <w:sz w:val="24"/>
-          <w:szCs w:val="24"/>
-          <w:lang w:val="es-ES"/>
-        </w:rPr>
-        <w:t>LONGTEXT</w:t>
-      </w:r>
-      <w:r>
-        <w:rPr>
-          <w:rFonts w:ascii="Aptos" w:hAnsi="Aptos" w:eastAsia="Aptos" w:cs="Aptos"/>
-          <w:noProof w:val="0"/>
-          <w:sz w:val="24"/>
-          <w:szCs w:val="24"/>
-          <w:lang w:val="es-ES"/>
-        </w:rPr>
-        <w:t xml:space="preserve"> para garantizar la persistencia sin servidores de archivos externos.</w:t>
-      </w:r>
-    </w:p>
-    <w:p xmlns:wp14="http://schemas.microsoft.com/office/word/2010/wordml" wp14:paraId="3EA3D67D" wp14:textId="24331E48">
-      <w:pPr>
-        <w:pStyle w:val="Heading2"/>
-        <w:spacing w:before="299" w:beforeAutospacing="off" w:after="299" w:afterAutospacing="off"/>
-        <w:rPr>
-          <w:rFonts w:ascii="Aptos" w:hAnsi="Aptos" w:eastAsia="Aptos" w:cs="Aptos"/>
-          <w:b w:val="1"/>
-          <w:bCs w:val="1"/>
-          <w:noProof w:val="0"/>
-          <w:sz w:val="36"/>
-          <w:szCs w:val="36"/>
-          <w:lang w:val="es-ES"/>
-        </w:rPr>
-      </w:pPr>
-      <w:bookmarkStart w:name="_Toc1331242965" w:id="1169117994"/>
-      <w:r>
-        <w:rPr>
-          <w:rFonts w:ascii="Aptos" w:hAnsi="Aptos" w:eastAsia="Aptos" w:cs="Aptos"/>
-          <w:b w:val="1"/>
-          <w:bCs w:val="1"/>
-          <w:noProof w:val="0"/>
-          <w:sz w:val="36"/>
-          <w:szCs w:val="36"/>
-          <w:lang w:val="es-ES"/>
-        </w:rPr>
-        <w:t>7. Próximos Pasos (Fase Final)</w:t>
-      </w:r>
-      <w:bookmarkEnd w:id="1169117994"/>
-    </w:p>
-    <w:p xmlns:wp14="http://schemas.microsoft.com/office/word/2010/wordml" wp14:paraId="0308396D" wp14:textId="380C9AD1">
-      <w:pPr>
-        <w:spacing w:before="240" w:beforeAutospacing="off" w:after="240" w:afterAutospacing="off"/>
-      </w:pPr>
-      <w:r>
-        <w:rPr>
-          <w:rFonts w:ascii="Aptos" w:hAnsi="Aptos" w:eastAsia="Aptos" w:cs="Aptos"/>
-          <w:noProof w:val="0"/>
-          <w:sz w:val="24"/>
-          <w:szCs w:val="24"/>
-          <w:lang w:val="es-ES"/>
-        </w:rPr>
-        <w:t>Esta documentación se ampliará en la siguiente entrega incluyendo:</w:t>
-      </w:r>
-    </w:p>
-    <w:p xmlns:wp14="http://schemas.microsoft.com/office/word/2010/wordml" wp14:paraId="61ED7437" wp14:textId="7DF7FA9C">
+          <w:noProof w:val="0"/>
+          <w:lang w:val="es-ES"/>
+        </w:rPr>
+        <w:t>Tras consolidar la arquitectura de seguridad, esta documentación se ampliará en la entrega final incluyendo:</w:t>
+      </w:r>
+    </w:p>
+    <w:p>
       <w:pPr>
         <w:pStyle w:val="ListParagraph"/>
         <w:numPr>
@@ -1764,25 +1928,19 @@
         </w:numPr>
         <w:spacing w:before="240" w:beforeAutospacing="off" w:after="240" w:afterAutospacing="off"/>
         <w:rPr>
-          <w:rFonts w:ascii="Aptos" w:hAnsi="Aptos" w:eastAsia="Aptos" w:cs="Aptos"/>
-          <w:noProof w:val="0"/>
-          <w:sz w:val="24"/>
-          <w:szCs w:val="24"/>
-          <w:lang w:val="es-ES"/>
-        </w:rPr>
-      </w:pPr>
-      <w:r>
-        <w:rPr>
-          <w:rFonts w:ascii="Aptos" w:hAnsi="Aptos" w:eastAsia="Aptos" w:cs="Aptos"/>
-          <w:noProof w:val="0"/>
-          <w:sz w:val="24"/>
-          <w:szCs w:val="24"/>
-          <w:lang w:val="es-ES"/>
-        </w:rPr>
-        <w:t>Batería de pruebas unitarias para los controladores.</w:t>
-      </w:r>
-    </w:p>
-    <w:p xmlns:wp14="http://schemas.microsoft.com/office/word/2010/wordml" wp14:paraId="54B3E270" wp14:textId="68C3123E">
+          <w:noProof w:val="0"/>
+          <w:lang w:val="es-ES"/>
+        </w:rPr>
+      </w:pPr>
+      <w:r>
+        <w:rPr>
+          <w:noProof w:val="0"/>
+          <w:lang w:val="es-ES"/>
+        </w:rPr>
+        <w:t>Batería de pruebas unitarias para los controladores y servicios principales.</w:t>
+      </w:r>
+    </w:p>
+    <w:p>
       <w:pPr>
         <w:pStyle w:val="ListParagraph"/>
         <w:numPr>
@@ -1791,65 +1949,19 @@
         </w:numPr>
         <w:spacing w:before="240" w:beforeAutospacing="off" w:after="240" w:afterAutospacing="off"/>
         <w:rPr>
-          <w:rFonts w:ascii="Aptos" w:hAnsi="Aptos" w:eastAsia="Aptos" w:cs="Aptos"/>
-          <w:noProof w:val="0"/>
-          <w:sz w:val="24"/>
-          <w:szCs w:val="24"/>
-          <w:lang w:val="es-ES"/>
-        </w:rPr>
-      </w:pPr>
-      <w:r>
-        <w:rPr>
-          <w:rFonts w:ascii="Aptos" w:hAnsi="Aptos" w:eastAsia="Aptos" w:cs="Aptos"/>
-          <w:noProof w:val="0"/>
-          <w:sz w:val="24"/>
-          <w:szCs w:val="24"/>
-          <w:lang w:val="es-ES"/>
-        </w:rPr>
-        <w:t>Refactorización de servicios de seguridad</w:t>
-      </w:r>
-      <w:r>
-        <w:rPr>
-          <w:rFonts w:ascii="Aptos" w:hAnsi="Aptos" w:eastAsia="Aptos" w:cs="Aptos"/>
-          <w:noProof w:val="0"/>
-          <w:sz w:val="24"/>
-          <w:szCs w:val="24"/>
-          <w:lang w:val="es-ES"/>
-        </w:rPr>
-        <w:t xml:space="preserve"> (Contraseña más segura, Correo </w:t>
-      </w:r>
-      <w:r>
-        <w:rPr>
-          <w:rFonts w:ascii="Aptos" w:hAnsi="Aptos" w:eastAsia="Aptos" w:cs="Aptos"/>
-          <w:noProof w:val="0"/>
-          <w:sz w:val="24"/>
-          <w:szCs w:val="24"/>
-          <w:lang w:val="es-ES"/>
-        </w:rPr>
-        <w:t>Electrónico</w:t>
-      </w:r>
-      <w:r>
-        <w:rPr>
-          <w:rFonts w:ascii="Aptos" w:hAnsi="Aptos" w:eastAsia="Aptos" w:cs="Aptos"/>
-          <w:noProof w:val="0"/>
-          <w:sz w:val="24"/>
-          <w:szCs w:val="24"/>
-          <w:lang w:val="es-ES"/>
-        </w:rPr>
-        <w:t xml:space="preserve"> real)</w:t>
-      </w:r>
-      <w:r>
-        <w:rPr>
-          <w:rFonts w:ascii="Aptos" w:hAnsi="Aptos" w:eastAsia="Aptos" w:cs="Aptos"/>
-          <w:noProof w:val="0"/>
-          <w:sz w:val="24"/>
-          <w:szCs w:val="24"/>
-          <w:lang w:val="es-ES"/>
-        </w:rPr>
-        <w:t>.</w:t>
-      </w:r>
-    </w:p>
-    <w:p xmlns:wp14="http://schemas.microsoft.com/office/word/2010/wordml" wp14:paraId="2BBB9BCB" wp14:textId="0105371A">
+          <w:noProof w:val="0"/>
+          <w:lang w:val="es-ES"/>
+        </w:rPr>
+      </w:pPr>
+      <w:r>
+        <w:rPr>
+          <w:noProof w:val="0"/>
+          <w:lang w:val="es-ES"/>
+        </w:rPr>
+        <w:t>Refinamiento en la gestión de errores del sistema y validaciones avanzadas en los formularios.</w:t>
+      </w:r>
+    </w:p>
+    <w:p>
       <w:pPr>
         <w:pStyle w:val="ListParagraph"/>
         <w:numPr>
@@ -1858,6 +1970,24 @@
         </w:numPr>
         <w:spacing w:before="240" w:beforeAutospacing="off" w:after="240" w:afterAutospacing="off"/>
         <w:rPr>
+          <w:noProof w:val="0"/>
+          <w:lang w:val="es-ES"/>
+        </w:rPr>
+      </w:pPr>
+      <w:r>
+        <w:rPr>
+          <w:noProof w:val="0"/>
+          <w:lang w:val="es-ES"/>
+        </w:rPr>
+        <w:t>Manual detallado para el usuario final.</w:t>
+      </w:r>
+    </w:p>
+    <w:p>
+      <w:pPr>
+        <w:pStyle w:val="Normal"/>
+        <w:spacing w:before="240" w:beforeAutospacing="off" w:after="240" w:afterAutospacing="off"/>
+        <w:ind w:left="708"/>
+        <w:rPr>
           <w:rFonts w:ascii="Aptos" w:hAnsi="Aptos" w:eastAsia="Aptos" w:cs="Aptos"/>
           <w:noProof w:val="0"/>
           <w:sz w:val="24"/>
@@ -1865,16 +1995,6 @@
           <w:lang w:val="es-ES"/>
         </w:rPr>
       </w:pPr>
-      <w:r>
-        <w:rPr>
-          <w:rFonts w:ascii="Aptos" w:hAnsi="Aptos" w:eastAsia="Aptos" w:cs="Aptos"/>
-          <w:noProof w:val="0"/>
-          <w:sz w:val="24"/>
-          <w:szCs w:val="24"/>
-          <w:lang w:val="es-ES"/>
-        </w:rPr>
-        <w:t>Manual de usuario final.</w:t>
-      </w:r>
     </w:p>
     <w:p xmlns:wp14="http://schemas.microsoft.com/office/word/2010/wordml" wp14:paraId="5C1A07E2" wp14:textId="7EDBC483"/>
     <w:sectPr>
@@ -1889,6 +2009,342 @@
 
 <file path=word/numbering.xml><?xml version="1.0" encoding="utf-8"?>
 <w:numbering xmlns:w="http://schemas.openxmlformats.org/wordprocessingml/2006/main">
+  <w:abstractNum xmlns:w="http://schemas.openxmlformats.org/wordprocessingml/2006/main" w:abstractNumId="10">
+    <w:nsid w:val="5b88a7e3"/>
+    <w:multiLevelType xmlns:w="http://schemas.openxmlformats.org/wordprocessingml/2006/main" w:val="hybridMultilevel"/>
+    <w:lvl xmlns:w="http://schemas.openxmlformats.org/wordprocessingml/2006/main" w:ilvl="0">
+      <w:start w:val="1"/>
+      <w:numFmt w:val="bullet"/>
+      <w:lvlText w:val=""/>
+      <w:lvlJc w:val="left"/>
+      <w:pPr>
+        <w:ind w:left="720" w:hanging="360"/>
+      </w:pPr>
+      <w:rPr>
+        <w:rFonts w:hint="default" w:ascii="Symbol" w:hAnsi="Symbol"/>
+      </w:rPr>
+    </w:lvl>
+    <w:lvl xmlns:w="http://schemas.openxmlformats.org/wordprocessingml/2006/main" w:ilvl="1">
+      <w:start w:val="1"/>
+      <w:numFmt w:val="bullet"/>
+      <w:lvlText w:val="o"/>
+      <w:lvlJc w:val="left"/>
+      <w:pPr>
+        <w:ind w:left="1440" w:hanging="360"/>
+      </w:pPr>
+      <w:rPr>
+        <w:rFonts w:hint="default" w:ascii="Courier New" w:hAnsi="Courier New"/>
+      </w:rPr>
+    </w:lvl>
+    <w:lvl xmlns:w="http://schemas.openxmlformats.org/wordprocessingml/2006/main" w:ilvl="2">
+      <w:start w:val="1"/>
+      <w:numFmt w:val="bullet"/>
+      <w:lvlText w:val=""/>
+      <w:lvlJc w:val="left"/>
+      <w:pPr>
+        <w:ind w:left="2160" w:hanging="360"/>
+      </w:pPr>
+      <w:rPr>
+        <w:rFonts w:hint="default" w:ascii="Wingdings" w:hAnsi="Wingdings"/>
+      </w:rPr>
+    </w:lvl>
+    <w:lvl xmlns:w="http://schemas.openxmlformats.org/wordprocessingml/2006/main" w:ilvl="3">
+      <w:start w:val="1"/>
+      <w:numFmt w:val="bullet"/>
+      <w:lvlText w:val=""/>
+      <w:lvlJc w:val="left"/>
+      <w:pPr>
+        <w:ind w:left="2880" w:hanging="360"/>
+      </w:pPr>
+      <w:rPr>
+        <w:rFonts w:hint="default" w:ascii="Symbol" w:hAnsi="Symbol"/>
+      </w:rPr>
+    </w:lvl>
+    <w:lvl xmlns:w="http://schemas.openxmlformats.org/wordprocessingml/2006/main" w:ilvl="4">
+      <w:start w:val="1"/>
+      <w:numFmt w:val="bullet"/>
+      <w:lvlText w:val="o"/>
+      <w:lvlJc w:val="left"/>
+      <w:pPr>
+        <w:ind w:left="3600" w:hanging="360"/>
+      </w:pPr>
+      <w:rPr>
+        <w:rFonts w:hint="default" w:ascii="Courier New" w:hAnsi="Courier New"/>
+      </w:rPr>
+    </w:lvl>
+    <w:lvl xmlns:w="http://schemas.openxmlformats.org/wordprocessingml/2006/main" w:ilvl="5">
+      <w:start w:val="1"/>
+      <w:numFmt w:val="bullet"/>
+      <w:lvlText w:val=""/>
+      <w:lvlJc w:val="left"/>
+      <w:pPr>
+        <w:ind w:left="4320" w:hanging="360"/>
+      </w:pPr>
+      <w:rPr>
+        <w:rFonts w:hint="default" w:ascii="Wingdings" w:hAnsi="Wingdings"/>
+      </w:rPr>
+    </w:lvl>
+    <w:lvl xmlns:w="http://schemas.openxmlformats.org/wordprocessingml/2006/main" w:ilvl="6">
+      <w:start w:val="1"/>
+      <w:numFmt w:val="bullet"/>
+      <w:lvlText w:val=""/>
+      <w:lvlJc w:val="left"/>
+      <w:pPr>
+        <w:ind w:left="5040" w:hanging="360"/>
+      </w:pPr>
+      <w:rPr>
+        <w:rFonts w:hint="default" w:ascii="Symbol" w:hAnsi="Symbol"/>
+      </w:rPr>
+    </w:lvl>
+    <w:lvl xmlns:w="http://schemas.openxmlformats.org/wordprocessingml/2006/main" w:ilvl="7">
+      <w:start w:val="1"/>
+      <w:numFmt w:val="bullet"/>
+      <w:lvlText w:val="o"/>
+      <w:lvlJc w:val="left"/>
+      <w:pPr>
+        <w:ind w:left="5760" w:hanging="360"/>
+      </w:pPr>
+      <w:rPr>
+        <w:rFonts w:hint="default" w:ascii="Courier New" w:hAnsi="Courier New"/>
+      </w:rPr>
+    </w:lvl>
+    <w:lvl xmlns:w="http://schemas.openxmlformats.org/wordprocessingml/2006/main" w:ilvl="8">
+      <w:start w:val="1"/>
+      <w:numFmt w:val="bullet"/>
+      <w:lvlText w:val=""/>
+      <w:lvlJc w:val="left"/>
+      <w:pPr>
+        <w:ind w:left="6480" w:hanging="360"/>
+      </w:pPr>
+      <w:rPr>
+        <w:rFonts w:hint="default" w:ascii="Wingdings" w:hAnsi="Wingdings"/>
+      </w:rPr>
+    </w:lvl>
+  </w:abstractNum>
+  <w:abstractNum xmlns:w="http://schemas.openxmlformats.org/wordprocessingml/2006/main" w:abstractNumId="9">
+    <w:nsid w:val="5c65cdb9"/>
+    <w:multiLevelType xmlns:w="http://schemas.openxmlformats.org/wordprocessingml/2006/main" w:val="hybridMultilevel"/>
+    <w:lvl xmlns:w="http://schemas.openxmlformats.org/wordprocessingml/2006/main" w:ilvl="0">
+      <w:start w:val="1"/>
+      <w:numFmt w:val="bullet"/>
+      <w:lvlText w:val=""/>
+      <w:lvlJc w:val="left"/>
+      <w:pPr>
+        <w:ind w:left="720" w:hanging="360"/>
+      </w:pPr>
+      <w:rPr>
+        <w:rFonts w:hint="default" w:ascii="Symbol" w:hAnsi="Symbol"/>
+      </w:rPr>
+    </w:lvl>
+    <w:lvl xmlns:w="http://schemas.openxmlformats.org/wordprocessingml/2006/main" w:ilvl="1">
+      <w:start w:val="1"/>
+      <w:numFmt w:val="bullet"/>
+      <w:lvlText w:val="o"/>
+      <w:lvlJc w:val="left"/>
+      <w:pPr>
+        <w:ind w:left="1440" w:hanging="360"/>
+      </w:pPr>
+      <w:rPr>
+        <w:rFonts w:hint="default" w:ascii="Courier New" w:hAnsi="Courier New"/>
+      </w:rPr>
+    </w:lvl>
+    <w:lvl xmlns:w="http://schemas.openxmlformats.org/wordprocessingml/2006/main" w:ilvl="2">
+      <w:start w:val="1"/>
+      <w:numFmt w:val="bullet"/>
+      <w:lvlText w:val=""/>
+      <w:lvlJc w:val="left"/>
+      <w:pPr>
+        <w:ind w:left="2160" w:hanging="360"/>
+      </w:pPr>
+      <w:rPr>
+        <w:rFonts w:hint="default" w:ascii="Wingdings" w:hAnsi="Wingdings"/>
+      </w:rPr>
+    </w:lvl>
+    <w:lvl xmlns:w="http://schemas.openxmlformats.org/wordprocessingml/2006/main" w:ilvl="3">
+      <w:start w:val="1"/>
+      <w:numFmt w:val="bullet"/>
+      <w:lvlText w:val=""/>
+      <w:lvlJc w:val="left"/>
+      <w:pPr>
+        <w:ind w:left="2880" w:hanging="360"/>
+      </w:pPr>
+      <w:rPr>
+        <w:rFonts w:hint="default" w:ascii="Symbol" w:hAnsi="Symbol"/>
+      </w:rPr>
+    </w:lvl>
+    <w:lvl xmlns:w="http://schemas.openxmlformats.org/wordprocessingml/2006/main" w:ilvl="4">
+      <w:start w:val="1"/>
+      <w:numFmt w:val="bullet"/>
+      <w:lvlText w:val="o"/>
+      <w:lvlJc w:val="left"/>
+      <w:pPr>
+        <w:ind w:left="3600" w:hanging="360"/>
+      </w:pPr>
+      <w:rPr>
+        <w:rFonts w:hint="default" w:ascii="Courier New" w:hAnsi="Courier New"/>
+      </w:rPr>
+    </w:lvl>
+    <w:lvl xmlns:w="http://schemas.openxmlformats.org/wordprocessingml/2006/main" w:ilvl="5">
+      <w:start w:val="1"/>
+      <w:numFmt w:val="bullet"/>
+      <w:lvlText w:val=""/>
+      <w:lvlJc w:val="left"/>
+      <w:pPr>
+        <w:ind w:left="4320" w:hanging="360"/>
+      </w:pPr>
+      <w:rPr>
+        <w:rFonts w:hint="default" w:ascii="Wingdings" w:hAnsi="Wingdings"/>
+      </w:rPr>
+    </w:lvl>
+    <w:lvl xmlns:w="http://schemas.openxmlformats.org/wordprocessingml/2006/main" w:ilvl="6">
+      <w:start w:val="1"/>
+      <w:numFmt w:val="bullet"/>
+      <w:lvlText w:val=""/>
+      <w:lvlJc w:val="left"/>
+      <w:pPr>
+        <w:ind w:left="5040" w:hanging="360"/>
+      </w:pPr>
+      <w:rPr>
+        <w:rFonts w:hint="default" w:ascii="Symbol" w:hAnsi="Symbol"/>
+      </w:rPr>
+    </w:lvl>
+    <w:lvl xmlns:w="http://schemas.openxmlformats.org/wordprocessingml/2006/main" w:ilvl="7">
+      <w:start w:val="1"/>
+      <w:numFmt w:val="bullet"/>
+      <w:lvlText w:val="o"/>
+      <w:lvlJc w:val="left"/>
+      <w:pPr>
+        <w:ind w:left="5760" w:hanging="360"/>
+      </w:pPr>
+      <w:rPr>
+        <w:rFonts w:hint="default" w:ascii="Courier New" w:hAnsi="Courier New"/>
+      </w:rPr>
+    </w:lvl>
+    <w:lvl xmlns:w="http://schemas.openxmlformats.org/wordprocessingml/2006/main" w:ilvl="8">
+      <w:start w:val="1"/>
+      <w:numFmt w:val="bullet"/>
+      <w:lvlText w:val=""/>
+      <w:lvlJc w:val="left"/>
+      <w:pPr>
+        <w:ind w:left="6480" w:hanging="360"/>
+      </w:pPr>
+      <w:rPr>
+        <w:rFonts w:hint="default" w:ascii="Wingdings" w:hAnsi="Wingdings"/>
+      </w:rPr>
+    </w:lvl>
+  </w:abstractNum>
+  <w:abstractNum xmlns:w="http://schemas.openxmlformats.org/wordprocessingml/2006/main" w:abstractNumId="8">
+    <w:nsid w:val="36a73404"/>
+    <w:multiLevelType xmlns:w="http://schemas.openxmlformats.org/wordprocessingml/2006/main" w:val="hybridMultilevel"/>
+    <w:lvl xmlns:w="http://schemas.openxmlformats.org/wordprocessingml/2006/main" w:ilvl="0">
+      <w:start w:val="1"/>
+      <w:numFmt w:val="bullet"/>
+      <w:lvlText w:val=""/>
+      <w:lvlJc w:val="left"/>
+      <w:pPr>
+        <w:ind w:left="720" w:hanging="360"/>
+      </w:pPr>
+      <w:rPr>
+        <w:rFonts w:hint="default" w:ascii="Symbol" w:hAnsi="Symbol"/>
+      </w:rPr>
+    </w:lvl>
+    <w:lvl xmlns:w="http://schemas.openxmlformats.org/wordprocessingml/2006/main" w:ilvl="1">
+      <w:start w:val="1"/>
+      <w:numFmt w:val="bullet"/>
+      <w:lvlText w:val="o"/>
+      <w:lvlJc w:val="left"/>
+      <w:pPr>
+        <w:ind w:left="1440" w:hanging="360"/>
+      </w:pPr>
+      <w:rPr>
+        <w:rFonts w:hint="default" w:ascii="Courier New" w:hAnsi="Courier New"/>
+      </w:rPr>
+    </w:lvl>
+    <w:lvl xmlns:w="http://schemas.openxmlformats.org/wordprocessingml/2006/main" w:ilvl="2">
+      <w:start w:val="1"/>
+      <w:numFmt w:val="bullet"/>
+      <w:lvlText w:val=""/>
+      <w:lvlJc w:val="left"/>
+      <w:pPr>
+        <w:ind w:left="2160" w:hanging="360"/>
+      </w:pPr>
+      <w:rPr>
+        <w:rFonts w:hint="default" w:ascii="Wingdings" w:hAnsi="Wingdings"/>
+      </w:rPr>
+    </w:lvl>
+    <w:lvl xmlns:w="http://schemas.openxmlformats.org/wordprocessingml/2006/main" w:ilvl="3">
+      <w:start w:val="1"/>
+      <w:numFmt w:val="bullet"/>
+      <w:lvlText w:val=""/>
+      <w:lvlJc w:val="left"/>
+      <w:pPr>
+        <w:ind w:left="2880" w:hanging="360"/>
+      </w:pPr>
+      <w:rPr>
+        <w:rFonts w:hint="default" w:ascii="Symbol" w:hAnsi="Symbol"/>
+      </w:rPr>
+    </w:lvl>
+    <w:lvl xmlns:w="http://schemas.openxmlformats.org/wordprocessingml/2006/main" w:ilvl="4">
+      <w:start w:val="1"/>
+      <w:numFmt w:val="bullet"/>
+      <w:lvlText w:val="o"/>
+      <w:lvlJc w:val="left"/>
+      <w:pPr>
+        <w:ind w:left="3600" w:hanging="360"/>
+      </w:pPr>
+      <w:rPr>
+        <w:rFonts w:hint="default" w:ascii="Courier New" w:hAnsi="Courier New"/>
+      </w:rPr>
+    </w:lvl>
+    <w:lvl xmlns:w="http://schemas.openxmlformats.org/wordprocessingml/2006/main" w:ilvl="5">
+      <w:start w:val="1"/>
+      <w:numFmt w:val="bullet"/>
+      <w:lvlText w:val=""/>
+      <w:lvlJc w:val="left"/>
+      <w:pPr>
+        <w:ind w:left="4320" w:hanging="360"/>
+      </w:pPr>
+      <w:rPr>
+        <w:rFonts w:hint="default" w:ascii="Wingdings" w:hAnsi="Wingdings"/>
+      </w:rPr>
+    </w:lvl>
+    <w:lvl xmlns:w="http://schemas.openxmlformats.org/wordprocessingml/2006/main" w:ilvl="6">
+      <w:start w:val="1"/>
+      <w:numFmt w:val="bullet"/>
+      <w:lvlText w:val=""/>
+      <w:lvlJc w:val="left"/>
+      <w:pPr>
+        <w:ind w:left="5040" w:hanging="360"/>
+      </w:pPr>
+      <w:rPr>
+        <w:rFonts w:hint="default" w:ascii="Symbol" w:hAnsi="Symbol"/>
+      </w:rPr>
+    </w:lvl>
+    <w:lvl xmlns:w="http://schemas.openxmlformats.org/wordprocessingml/2006/main" w:ilvl="7">
+      <w:start w:val="1"/>
+      <w:numFmt w:val="bullet"/>
+      <w:lvlText w:val="o"/>
+      <w:lvlJc w:val="left"/>
+      <w:pPr>
+        <w:ind w:left="5760" w:hanging="360"/>
+      </w:pPr>
+      <w:rPr>
+        <w:rFonts w:hint="default" w:ascii="Courier New" w:hAnsi="Courier New"/>
+      </w:rPr>
+    </w:lvl>
+    <w:lvl xmlns:w="http://schemas.openxmlformats.org/wordprocessingml/2006/main" w:ilvl="8">
+      <w:start w:val="1"/>
+      <w:numFmt w:val="bullet"/>
+      <w:lvlText w:val=""/>
+      <w:lvlJc w:val="left"/>
+      <w:pPr>
+        <w:ind w:left="6480" w:hanging="360"/>
+      </w:pPr>
+      <w:rPr>
+        <w:rFonts w:hint="default" w:ascii="Wingdings" w:hAnsi="Wingdings"/>
+      </w:rPr>
+    </w:lvl>
+  </w:abstractNum>
   <w:abstractNum xmlns:w="http://schemas.openxmlformats.org/wordprocessingml/2006/main" w:abstractNumId="7">
     <w:nsid w:val="57637976"/>
     <w:multiLevelType xmlns:w="http://schemas.openxmlformats.org/wordprocessingml/2006/main" w:val="hybridMultilevel"/>
@@ -2619,6 +3075,15 @@
       </w:rPr>
     </w:lvl>
   </w:abstractNum>
+  <w:num w:numId="10">
+    <w:abstractNumId w:val="10"/>
+  </w:num>
+  <w:num w:numId="9">
+    <w:abstractNumId w:val="9"/>
+  </w:num>
+  <w:num w:numId="8">
+    <w:abstractNumId w:val="8"/>
+  </w:num>
   <w:num w:numId="7">
     <w:abstractNumId w:val="7"/>
   </w:num>

--- a/Documentacion/Documentación Operativa Collector Hub.docx
+++ b/Documentacion/Documentación Operativa Collector Hub.docx
@@ -90,16 +90,12 @@
         </w:docPartObj>
       </w:sdtPr>
       <w:sdtContent>
-        <w:p xmlns:wp14="http://schemas.microsoft.com/office/word/2010/wordml" wp14:paraId="5E7296A4" wp14:textId="5743DBEE">
+        <w:p xmlns:wp14="http://schemas.microsoft.com/office/word/2010/wordml" wp14:paraId="5E7296A4" wp14:textId="52A92EA2">
           <w:pPr>
             <w:pStyle w:val="TOC2"/>
             <w:tabs>
               <w:tab w:val="right" w:leader="dot" w:pos="9015"/>
             </w:tabs>
-            <w:bidi w:val="0"/>
-            <w:rPr>
-              <w:rStyle w:val="Hyperlink"/>
-            </w:rPr>
           </w:pPr>
           <w:r>
             <w:fldChar w:fldCharType="begin"/>
@@ -110,7 +106,7 @@
           <w:r>
             <w:fldChar w:fldCharType="separate"/>
           </w:r>
-          <w:hyperlink w:anchor="_Toc571206521">
+          <w:hyperlink w:anchor="_Toc2022021511">
             <w:r>
               <w:rPr>
                 <w:rStyle w:val="Hyperlink"/>
@@ -124,7 +120,7 @@
               <w:fldChar w:fldCharType="begin"/>
             </w:r>
             <w:r>
-              <w:instrText xml:space="preserve">PAGEREF _Toc571206521 \h</w:instrText>
+              <w:instrText xml:space="preserve">PAGEREF _Toc2022021511 \h</w:instrText>
             </w:r>
             <w:r>
               <w:fldChar w:fldCharType="separate"/>
@@ -140,23 +136,279 @@
             </w:r>
           </w:hyperlink>
         </w:p>
-        <w:p xmlns:wp14="http://schemas.microsoft.com/office/word/2010/wordml" wp14:paraId="206593B5" wp14:textId="44D3FAE1">
+        <w:p xmlns:wp14="http://schemas.microsoft.com/office/word/2010/wordml" wp14:paraId="206593B5" wp14:textId="69202222">
+          <w:pPr>
+            <w:pStyle w:val="TOC2"/>
+            <w:tabs>
+              <w:tab w:val="right" w:leader="dot" w:pos="9015"/>
+            </w:tabs>
+          </w:pPr>
+          <w:hyperlink w:anchor="_Toc84668602">
+            <w:r>
+              <w:rPr>
+                <w:rStyle w:val="Hyperlink"/>
+              </w:rPr>
+              <w:t>2. Requisitos de Entorno</w:t>
+            </w:r>
+            <w:r>
+              <w:tab/>
+            </w:r>
+            <w:r>
+              <w:fldChar w:fldCharType="begin"/>
+            </w:r>
+            <w:r>
+              <w:instrText xml:space="preserve">PAGEREF _Toc84668602 \h</w:instrText>
+            </w:r>
+            <w:r>
+              <w:fldChar w:fldCharType="separate"/>
+            </w:r>
+            <w:r>
+              <w:rPr>
+                <w:rStyle w:val="Hyperlink"/>
+              </w:rPr>
+              <w:t>2</w:t>
+            </w:r>
+            <w:r>
+              <w:fldChar w:fldCharType="end"/>
+            </w:r>
+          </w:hyperlink>
+        </w:p>
+        <w:p xmlns:wp14="http://schemas.microsoft.com/office/word/2010/wordml" wp14:paraId="7D120676" wp14:textId="0A151957">
+          <w:pPr>
+            <w:pStyle w:val="TOC2"/>
+            <w:tabs>
+              <w:tab w:val="right" w:leader="dot" w:pos="9015"/>
+            </w:tabs>
+          </w:pPr>
+          <w:hyperlink w:anchor="_Toc1508844372">
+            <w:r>
+              <w:rPr>
+                <w:rStyle w:val="Hyperlink"/>
+              </w:rPr>
+              <w:t>3. Arquitectura Técnica</w:t>
+            </w:r>
+            <w:r>
+              <w:tab/>
+            </w:r>
+            <w:r>
+              <w:fldChar w:fldCharType="begin"/>
+            </w:r>
+            <w:r>
+              <w:instrText xml:space="preserve">PAGEREF _Toc1508844372 \h</w:instrText>
+            </w:r>
+            <w:r>
+              <w:fldChar w:fldCharType="separate"/>
+            </w:r>
+            <w:r>
+              <w:rPr>
+                <w:rStyle w:val="Hyperlink"/>
+              </w:rPr>
+              <w:t>2</w:t>
+            </w:r>
+            <w:r>
+              <w:fldChar w:fldCharType="end"/>
+            </w:r>
+          </w:hyperlink>
+        </w:p>
+        <w:p xmlns:wp14="http://schemas.microsoft.com/office/word/2010/wordml" wp14:paraId="366C9512" wp14:textId="0EA37991">
+          <w:pPr>
+            <w:pStyle w:val="TOC2"/>
+            <w:tabs>
+              <w:tab w:val="right" w:leader="dot" w:pos="9015"/>
+            </w:tabs>
+          </w:pPr>
+          <w:hyperlink w:anchor="_Toc1208634984">
+            <w:r>
+              <w:rPr>
+                <w:rStyle w:val="Hyperlink"/>
+              </w:rPr>
+              <w:t>4. Guía de Puesta en Marcha</w:t>
+            </w:r>
+            <w:r>
+              <w:tab/>
+            </w:r>
+            <w:r>
+              <w:fldChar w:fldCharType="begin"/>
+            </w:r>
+            <w:r>
+              <w:instrText xml:space="preserve">PAGEREF _Toc1208634984 \h</w:instrText>
+            </w:r>
+            <w:r>
+              <w:fldChar w:fldCharType="separate"/>
+            </w:r>
+            <w:r>
+              <w:rPr>
+                <w:rStyle w:val="Hyperlink"/>
+              </w:rPr>
+              <w:t>3</w:t>
+            </w:r>
+            <w:r>
+              <w:fldChar w:fldCharType="end"/>
+            </w:r>
+          </w:hyperlink>
+        </w:p>
+        <w:p xmlns:wp14="http://schemas.microsoft.com/office/word/2010/wordml" wp14:paraId="35402A83" wp14:textId="3900201A">
+          <w:pPr>
+            <w:pStyle w:val="TOC3"/>
+            <w:tabs>
+              <w:tab w:val="right" w:leader="dot" w:pos="9015"/>
+            </w:tabs>
+          </w:pPr>
+          <w:hyperlink w:anchor="_Toc1839493368">
+            <w:r>
+              <w:rPr>
+                <w:rStyle w:val="Hyperlink"/>
+              </w:rPr>
+              <w:t>4.1. Preparación del Backend</w:t>
+            </w:r>
+            <w:r>
+              <w:tab/>
+            </w:r>
+            <w:r>
+              <w:fldChar w:fldCharType="begin"/>
+            </w:r>
+            <w:r>
+              <w:instrText xml:space="preserve">PAGEREF _Toc1839493368 \h</w:instrText>
+            </w:r>
+            <w:r>
+              <w:fldChar w:fldCharType="separate"/>
+            </w:r>
+            <w:r>
+              <w:rPr>
+                <w:rStyle w:val="Hyperlink"/>
+              </w:rPr>
+              <w:t>3</w:t>
+            </w:r>
+            <w:r>
+              <w:fldChar w:fldCharType="end"/>
+            </w:r>
+          </w:hyperlink>
+        </w:p>
+        <w:p xmlns:wp14="http://schemas.microsoft.com/office/word/2010/wordml" wp14:paraId="0EC85119" wp14:textId="06FAF242">
+          <w:pPr>
+            <w:pStyle w:val="TOC3"/>
+            <w:tabs>
+              <w:tab w:val="right" w:leader="dot" w:pos="9015"/>
+            </w:tabs>
+          </w:pPr>
+          <w:hyperlink w:anchor="_Toc1553153482">
+            <w:r>
+              <w:rPr>
+                <w:rStyle w:val="Hyperlink"/>
+              </w:rPr>
+              <w:t>4.2. Preparación del Frontend</w:t>
+            </w:r>
+            <w:r>
+              <w:tab/>
+            </w:r>
+            <w:r>
+              <w:fldChar w:fldCharType="begin"/>
+            </w:r>
+            <w:r>
+              <w:instrText xml:space="preserve">PAGEREF _Toc1553153482 \h</w:instrText>
+            </w:r>
+            <w:r>
+              <w:fldChar w:fldCharType="separate"/>
+            </w:r>
+            <w:r>
+              <w:rPr>
+                <w:rStyle w:val="Hyperlink"/>
+              </w:rPr>
+              <w:t>3</w:t>
+            </w:r>
+            <w:r>
+              <w:fldChar w:fldCharType="end"/>
+            </w:r>
+          </w:hyperlink>
+        </w:p>
+        <w:p xmlns:wp14="http://schemas.microsoft.com/office/word/2010/wordml" wp14:paraId="588F92A0" wp14:textId="5A694C12">
+          <w:pPr>
+            <w:pStyle w:val="TOC2"/>
+            <w:tabs>
+              <w:tab w:val="right" w:leader="dot" w:pos="9015"/>
+            </w:tabs>
+          </w:pPr>
+          <w:hyperlink w:anchor="_Toc1119131972">
+            <w:r>
+              <w:rPr>
+                <w:rStyle w:val="Hyperlink"/>
+              </w:rPr>
+              <w:t>5. Gestión de Roles y Seguridad</w:t>
+            </w:r>
+            <w:r>
+              <w:tab/>
+            </w:r>
+            <w:r>
+              <w:fldChar w:fldCharType="begin"/>
+            </w:r>
+            <w:r>
+              <w:instrText xml:space="preserve">PAGEREF _Toc1119131972 \h</w:instrText>
+            </w:r>
+            <w:r>
+              <w:fldChar w:fldCharType="separate"/>
+            </w:r>
+            <w:r>
+              <w:rPr>
+                <w:rStyle w:val="Hyperlink"/>
+              </w:rPr>
+              <w:t>3</w:t>
+            </w:r>
+            <w:r>
+              <w:fldChar w:fldCharType="end"/>
+            </w:r>
+          </w:hyperlink>
+        </w:p>
+        <w:p xmlns:wp14="http://schemas.microsoft.com/office/word/2010/wordml" wp14:paraId="01795ED7" wp14:textId="0E6F3F21">
+          <w:pPr>
+            <w:pStyle w:val="TOC2"/>
+            <w:tabs>
+              <w:tab w:val="right" w:leader="dot" w:pos="9015"/>
+            </w:tabs>
+          </w:pPr>
+          <w:hyperlink w:anchor="_Toc408168814">
+            <w:r>
+              <w:rPr>
+                <w:rStyle w:val="Hyperlink"/>
+              </w:rPr>
+              <w:t>6. Manejo de Datos Especiales</w:t>
+            </w:r>
+            <w:r>
+              <w:tab/>
+            </w:r>
+            <w:r>
+              <w:fldChar w:fldCharType="begin"/>
+            </w:r>
+            <w:r>
+              <w:instrText xml:space="preserve">PAGEREF _Toc408168814 \h</w:instrText>
+            </w:r>
+            <w:r>
+              <w:fldChar w:fldCharType="separate"/>
+            </w:r>
+            <w:r>
+              <w:rPr>
+                <w:rStyle w:val="Hyperlink"/>
+              </w:rPr>
+              <w:t>4</w:t>
+            </w:r>
+            <w:r>
+              <w:fldChar w:fldCharType="end"/>
+            </w:r>
+          </w:hyperlink>
+        </w:p>
+        <w:p>
           <w:pPr>
             <w:pStyle w:val="TOC2"/>
             <w:tabs>
               <w:tab w:val="right" w:leader="dot" w:pos="9015"/>
             </w:tabs>
             <w:bidi w:val="0"/>
-            <w:rPr>
-              <w:rStyle w:val="Hyperlink"/>
-            </w:rPr>
           </w:pPr>
-          <w:hyperlink w:anchor="_Toc29489362">
+          <w:hyperlink w:anchor="_Toc2095023164">
             <w:r>
               <w:rPr>
                 <w:rStyle w:val="Hyperlink"/>
               </w:rPr>
-              <w:t>2. Requisitos de Entorno</w:t>
+              <w:t>7. Estrategia de Contingencia y Recuperación</w:t>
             </w:r>
             <w:r>
               <w:tab/>
@@ -165,7 +417,7 @@
               <w:fldChar w:fldCharType="begin"/>
             </w:r>
             <w:r>
-              <w:instrText xml:space="preserve">PAGEREF _Toc29489362 \h</w:instrText>
+              <w:instrText xml:space="preserve">PAGEREF _Toc2095023164 \h</w:instrText>
             </w:r>
             <w:r>
               <w:fldChar w:fldCharType="separate"/>
@@ -174,30 +426,103 @@
               <w:rPr>
                 <w:rStyle w:val="Hyperlink"/>
               </w:rPr>
-              <w:t>2</w:t>
+              <w:t>4</w:t>
             </w:r>
             <w:r>
               <w:fldChar w:fldCharType="end"/>
             </w:r>
           </w:hyperlink>
         </w:p>
-        <w:p xmlns:wp14="http://schemas.microsoft.com/office/word/2010/wordml" wp14:paraId="7D120676" wp14:textId="5B416286">
+        <w:p>
+          <w:pPr>
+            <w:pStyle w:val="TOC3"/>
+            <w:tabs>
+              <w:tab w:val="right" w:leader="dot" w:pos="9015"/>
+            </w:tabs>
+            <w:bidi w:val="0"/>
+          </w:pPr>
+          <w:hyperlink w:anchor="_Toc1474041878">
+            <w:r>
+              <w:rPr>
+                <w:rStyle w:val="Hyperlink"/>
+              </w:rPr>
+              <w:t>7.1. Política de Respaldo (Backup)</w:t>
+            </w:r>
+            <w:r>
+              <w:tab/>
+            </w:r>
+            <w:r>
+              <w:fldChar w:fldCharType="begin"/>
+            </w:r>
+            <w:r>
+              <w:instrText xml:space="preserve">PAGEREF _Toc1474041878 \h</w:instrText>
+            </w:r>
+            <w:r>
+              <w:fldChar w:fldCharType="separate"/>
+            </w:r>
+            <w:r>
+              <w:rPr>
+                <w:rStyle w:val="Hyperlink"/>
+              </w:rPr>
+              <w:t>4</w:t>
+            </w:r>
+            <w:r>
+              <w:fldChar w:fldCharType="end"/>
+            </w:r>
+          </w:hyperlink>
+        </w:p>
+        <w:p>
+          <w:pPr>
+            <w:pStyle w:val="TOC3"/>
+            <w:tabs>
+              <w:tab w:val="right" w:leader="dot" w:pos="9015"/>
+            </w:tabs>
+            <w:bidi w:val="0"/>
+          </w:pPr>
+          <w:hyperlink w:anchor="_Toc194965896">
+            <w:r>
+              <w:rPr>
+                <w:rStyle w:val="Hyperlink"/>
+              </w:rPr>
+              <w:t>7.2. Procedimiento de Restauración</w:t>
+            </w:r>
+            <w:r>
+              <w:tab/>
+            </w:r>
+            <w:r>
+              <w:fldChar w:fldCharType="begin"/>
+            </w:r>
+            <w:r>
+              <w:instrText xml:space="preserve">PAGEREF _Toc194965896 \h</w:instrText>
+            </w:r>
+            <w:r>
+              <w:fldChar w:fldCharType="separate"/>
+            </w:r>
+            <w:r>
+              <w:rPr>
+                <w:rStyle w:val="Hyperlink"/>
+              </w:rPr>
+              <w:t>4</w:t>
+            </w:r>
+            <w:r>
+              <w:fldChar w:fldCharType="end"/>
+            </w:r>
+          </w:hyperlink>
+        </w:p>
+        <w:p>
           <w:pPr>
             <w:pStyle w:val="TOC2"/>
             <w:tabs>
               <w:tab w:val="right" w:leader="dot" w:pos="9015"/>
             </w:tabs>
             <w:bidi w:val="0"/>
-            <w:rPr>
-              <w:rStyle w:val="Hyperlink"/>
-            </w:rPr>
           </w:pPr>
-          <w:hyperlink w:anchor="_Toc791038531">
+          <w:hyperlink w:anchor="_Toc625190875">
             <w:r>
               <w:rPr>
                 <w:rStyle w:val="Hyperlink"/>
               </w:rPr>
-              <w:t>3. Arquitectura Técnica</w:t>
+              <w:t>8. Plan de Pruebas y Aseguramiento de Calidad</w:t>
             </w:r>
             <w:r>
               <w:tab/>
@@ -206,7 +531,7 @@
               <w:fldChar w:fldCharType="begin"/>
             </w:r>
             <w:r>
-              <w:instrText xml:space="preserve">PAGEREF _Toc791038531 \h</w:instrText>
+              <w:instrText xml:space="preserve">PAGEREF _Toc625190875 \h</w:instrText>
             </w:r>
             <w:r>
               <w:fldChar w:fldCharType="separate"/>
@@ -215,30 +540,103 @@
               <w:rPr>
                 <w:rStyle w:val="Hyperlink"/>
               </w:rPr>
-              <w:t>2</w:t>
+              <w:t>5</w:t>
             </w:r>
             <w:r>
               <w:fldChar w:fldCharType="end"/>
             </w:r>
           </w:hyperlink>
         </w:p>
-        <w:p xmlns:wp14="http://schemas.microsoft.com/office/word/2010/wordml" wp14:paraId="366C9512" wp14:textId="66F00C16">
+        <w:p>
+          <w:pPr>
+            <w:pStyle w:val="TOC3"/>
+            <w:tabs>
+              <w:tab w:val="right" w:leader="dot" w:pos="9015"/>
+            </w:tabs>
+            <w:bidi w:val="0"/>
+          </w:pPr>
+          <w:hyperlink w:anchor="_Toc1359102940">
+            <w:r>
+              <w:rPr>
+                <w:rStyle w:val="Hyperlink"/>
+              </w:rPr>
+              <w:t>8.1. Pruebas Unitarias (Backend)</w:t>
+            </w:r>
+            <w:r>
+              <w:tab/>
+            </w:r>
+            <w:r>
+              <w:fldChar w:fldCharType="begin"/>
+            </w:r>
+            <w:r>
+              <w:instrText xml:space="preserve">PAGEREF _Toc1359102940 \h</w:instrText>
+            </w:r>
+            <w:r>
+              <w:fldChar w:fldCharType="separate"/>
+            </w:r>
+            <w:r>
+              <w:rPr>
+                <w:rStyle w:val="Hyperlink"/>
+              </w:rPr>
+              <w:t>5</w:t>
+            </w:r>
+            <w:r>
+              <w:fldChar w:fldCharType="end"/>
+            </w:r>
+          </w:hyperlink>
+        </w:p>
+        <w:p>
+          <w:pPr>
+            <w:pStyle w:val="TOC3"/>
+            <w:tabs>
+              <w:tab w:val="right" w:leader="dot" w:pos="9015"/>
+            </w:tabs>
+            <w:bidi w:val="0"/>
+          </w:pPr>
+          <w:hyperlink w:anchor="_Toc242423650">
+            <w:r>
+              <w:rPr>
+                <w:rStyle w:val="Hyperlink"/>
+              </w:rPr>
+              <w:t>8.2. Pruebas de Integración</w:t>
+            </w:r>
+            <w:r>
+              <w:tab/>
+            </w:r>
+            <w:r>
+              <w:fldChar w:fldCharType="begin"/>
+            </w:r>
+            <w:r>
+              <w:instrText xml:space="preserve">PAGEREF _Toc242423650 \h</w:instrText>
+            </w:r>
+            <w:r>
+              <w:fldChar w:fldCharType="separate"/>
+            </w:r>
+            <w:r>
+              <w:rPr>
+                <w:rStyle w:val="Hyperlink"/>
+              </w:rPr>
+              <w:t>5</w:t>
+            </w:r>
+            <w:r>
+              <w:fldChar w:fldCharType="end"/>
+            </w:r>
+          </w:hyperlink>
+        </w:p>
+        <w:p>
           <w:pPr>
             <w:pStyle w:val="TOC2"/>
             <w:tabs>
               <w:tab w:val="right" w:leader="dot" w:pos="9015"/>
             </w:tabs>
             <w:bidi w:val="0"/>
-            <w:rPr>
-              <w:rStyle w:val="Hyperlink"/>
-            </w:rPr>
           </w:pPr>
-          <w:hyperlink w:anchor="_Toc849729941">
+          <w:hyperlink w:anchor="_Toc1295309213">
             <w:r>
               <w:rPr>
                 <w:rStyle w:val="Hyperlink"/>
               </w:rPr>
-              <w:t>4. Guía de Puesta en Marcha</w:t>
+              <w:t>9. Próximos Pasos (Fase Final)</w:t>
             </w:r>
             <w:r>
               <w:tab/>
@@ -247,7 +645,7 @@
               <w:fldChar w:fldCharType="begin"/>
             </w:r>
             <w:r>
-              <w:instrText xml:space="preserve">PAGEREF _Toc849729941 \h</w:instrText>
+              <w:instrText xml:space="preserve">PAGEREF _Toc1295309213 \h</w:instrText>
             </w:r>
             <w:r>
               <w:fldChar w:fldCharType="separate"/>
@@ -256,217 +654,21 @@
               <w:rPr>
                 <w:rStyle w:val="Hyperlink"/>
               </w:rPr>
-              <w:t>2</w:t>
+              <w:t>6</w:t>
             </w:r>
             <w:r>
               <w:fldChar w:fldCharType="end"/>
             </w:r>
           </w:hyperlink>
         </w:p>
-        <w:p xmlns:wp14="http://schemas.microsoft.com/office/word/2010/wordml" wp14:paraId="35402A83" wp14:textId="4BA1C135">
-          <w:pPr>
-            <w:pStyle w:val="TOC3"/>
-            <w:tabs>
-              <w:tab w:val="right" w:leader="dot" w:pos="9015"/>
-            </w:tabs>
-            <w:bidi w:val="0"/>
-            <w:rPr>
-              <w:rStyle w:val="Hyperlink"/>
-            </w:rPr>
-          </w:pPr>
-          <w:hyperlink w:anchor="_Toc1121871976">
-            <w:r>
-              <w:rPr>
-                <w:rStyle w:val="Hyperlink"/>
-              </w:rPr>
-              <w:t>4.1. Preparación del Backend</w:t>
-            </w:r>
-            <w:r>
-              <w:tab/>
-            </w:r>
-            <w:r>
-              <w:fldChar w:fldCharType="begin"/>
-            </w:r>
-            <w:r>
-              <w:instrText xml:space="preserve">PAGEREF _Toc1121871976 \h</w:instrText>
-            </w:r>
-            <w:r>
-              <w:fldChar w:fldCharType="separate"/>
-            </w:r>
-            <w:r>
-              <w:rPr>
-                <w:rStyle w:val="Hyperlink"/>
-              </w:rPr>
-              <w:t>2</w:t>
-            </w:r>
-            <w:r>
-              <w:fldChar w:fldCharType="end"/>
-            </w:r>
-          </w:hyperlink>
-        </w:p>
-        <w:p xmlns:wp14="http://schemas.microsoft.com/office/word/2010/wordml" wp14:paraId="0EC85119" wp14:textId="3199D422">
-          <w:pPr>
-            <w:pStyle w:val="TOC3"/>
-            <w:tabs>
-              <w:tab w:val="right" w:leader="dot" w:pos="9015"/>
-            </w:tabs>
-            <w:bidi w:val="0"/>
-            <w:rPr>
-              <w:rStyle w:val="Hyperlink"/>
-            </w:rPr>
-          </w:pPr>
-          <w:hyperlink w:anchor="_Toc173569361">
-            <w:r>
-              <w:rPr>
-                <w:rStyle w:val="Hyperlink"/>
-              </w:rPr>
-              <w:t>4.2. Preparación del Frontend</w:t>
-            </w:r>
-            <w:r>
-              <w:tab/>
-            </w:r>
-            <w:r>
-              <w:fldChar w:fldCharType="begin"/>
-            </w:r>
-            <w:r>
-              <w:instrText xml:space="preserve">PAGEREF _Toc173569361 \h</w:instrText>
-            </w:r>
-            <w:r>
-              <w:fldChar w:fldCharType="separate"/>
-            </w:r>
-            <w:r>
-              <w:rPr>
-                <w:rStyle w:val="Hyperlink"/>
-              </w:rPr>
-              <w:t>2</w:t>
-            </w:r>
-            <w:r>
-              <w:fldChar w:fldCharType="end"/>
-            </w:r>
-          </w:hyperlink>
-        </w:p>
-        <w:p xmlns:wp14="http://schemas.microsoft.com/office/word/2010/wordml" wp14:paraId="588F92A0" wp14:textId="3A877B0C">
+        <w:p xmlns:wp14="http://schemas.microsoft.com/office/word/2010/wordml" wp14:paraId="54BA0D29" wp14:textId="125C7D1F">
           <w:pPr>
             <w:pStyle w:val="TOC2"/>
             <w:tabs>
               <w:tab w:val="right" w:leader="dot" w:pos="9015"/>
             </w:tabs>
             <w:bidi w:val="0"/>
-            <w:rPr>
-              <w:rStyle w:val="Hyperlink"/>
-            </w:rPr>
           </w:pPr>
-          <w:hyperlink w:anchor="_Toc617008570">
-            <w:r>
-              <w:rPr>
-                <w:rStyle w:val="Hyperlink"/>
-              </w:rPr>
-              <w:t>5. Gestión de Roles y Seguridad</w:t>
-            </w:r>
-            <w:r>
-              <w:tab/>
-            </w:r>
-            <w:r>
-              <w:fldChar w:fldCharType="begin"/>
-            </w:r>
-            <w:r>
-              <w:instrText xml:space="preserve">PAGEREF _Toc617008570 \h</w:instrText>
-            </w:r>
-            <w:r>
-              <w:fldChar w:fldCharType="separate"/>
-            </w:r>
-            <w:r>
-              <w:rPr>
-                <w:rStyle w:val="Hyperlink"/>
-              </w:rPr>
-              <w:t>3</w:t>
-            </w:r>
-            <w:r>
-              <w:fldChar w:fldCharType="end"/>
-            </w:r>
-          </w:hyperlink>
-        </w:p>
-        <w:p xmlns:wp14="http://schemas.microsoft.com/office/word/2010/wordml" wp14:paraId="01795ED7" wp14:textId="7A1DDF70">
-          <w:pPr>
-            <w:pStyle w:val="TOC2"/>
-            <w:tabs>
-              <w:tab w:val="right" w:leader="dot" w:pos="9015"/>
-            </w:tabs>
-            <w:bidi w:val="0"/>
-            <w:rPr>
-              <w:rStyle w:val="Hyperlink"/>
-            </w:rPr>
-          </w:pPr>
-          <w:hyperlink w:anchor="_Toc789588730">
-            <w:r>
-              <w:rPr>
-                <w:rStyle w:val="Hyperlink"/>
-              </w:rPr>
-              <w:t>6. Manejo de Datos Especiales</w:t>
-            </w:r>
-            <w:r>
-              <w:tab/>
-            </w:r>
-            <w:r>
-              <w:fldChar w:fldCharType="begin"/>
-            </w:r>
-            <w:r>
-              <w:instrText xml:space="preserve">PAGEREF _Toc789588730 \h</w:instrText>
-            </w:r>
-            <w:r>
-              <w:fldChar w:fldCharType="separate"/>
-            </w:r>
-            <w:r>
-              <w:rPr>
-                <w:rStyle w:val="Hyperlink"/>
-              </w:rPr>
-              <w:t>3</w:t>
-            </w:r>
-            <w:r>
-              <w:fldChar w:fldCharType="end"/>
-            </w:r>
-          </w:hyperlink>
-        </w:p>
-        <w:p xmlns:wp14="http://schemas.microsoft.com/office/word/2010/wordml" wp14:paraId="54BA0D29" wp14:textId="7DBDE49E">
-          <w:pPr>
-            <w:pStyle w:val="TOC2"/>
-            <w:tabs>
-              <w:tab w:val="right" w:leader="dot" w:pos="9015"/>
-            </w:tabs>
-            <w:bidi w:val="0"/>
-            <w:rPr>
-              <w:rStyle w:val="Hyperlink"/>
-            </w:rPr>
-          </w:pPr>
-          <w:hyperlink w:anchor="_Toc1331242965">
-            <w:r>
-              <w:rPr>
-                <w:rStyle w:val="Hyperlink"/>
-              </w:rPr>
-              <w:t>7. Próximos Pasos (Fase Final)</w:t>
-            </w:r>
-            <w:r>
-              <w:tab/>
-            </w:r>
-            <w:r>
-              <w:fldChar w:fldCharType="begin"/>
-            </w:r>
-            <w:r>
-              <w:instrText xml:space="preserve">PAGEREF _Toc1331242965 \h</w:instrText>
-            </w:r>
-            <w:r>
-              <w:fldChar w:fldCharType="separate"/>
-            </w:r>
-            <w:r>
-              <w:rPr>
-                <w:rStyle w:val="Hyperlink"/>
-              </w:rPr>
-              <w:t>3</w:t>
-            </w:r>
-            <w:r>
-              <w:fldChar w:fldCharType="end"/>
-            </w:r>
-          </w:hyperlink>
           <w:r>
             <w:fldChar w:fldCharType="end"/>
           </w:r>
@@ -537,7 +739,7 @@
           <w:lang w:val="es-ES"/>
         </w:rPr>
       </w:pPr>
-      <w:bookmarkStart w:name="_Toc571206521" w:id="1959172070"/>
+      <w:bookmarkStart w:name="_Toc2022021511" w:id="513879456"/>
       <w:r>
         <w:rPr>
           <w:rFonts w:ascii="Aptos" w:hAnsi="Aptos" w:eastAsia="Aptos" w:cs="Aptos"/>
@@ -550,7 +752,7 @@
         </w:rPr>
         <w:t>1. Descripción del Sistema</w:t>
       </w:r>
-      <w:bookmarkEnd w:id="1959172070"/>
+      <w:bookmarkEnd w:id="513879456"/>
     </w:p>
     <w:p xmlns:wp14="http://schemas.microsoft.com/office/word/2010/wordml" wp14:paraId="5FC4C7DD" wp14:textId="0DBC2EFD">
       <w:pPr>
@@ -581,7 +783,7 @@
           <w:lang w:val="es-ES"/>
         </w:rPr>
       </w:pPr>
-      <w:bookmarkStart w:name="_Toc29489362" w:id="1337706877"/>
+      <w:bookmarkStart w:name="_Toc84668602" w:id="1930508502"/>
       <w:r>
         <w:rPr>
           <w:rFonts w:ascii="Aptos" w:hAnsi="Aptos" w:eastAsia="Aptos" w:cs="Aptos"/>
@@ -594,7 +796,7 @@
         </w:rPr>
         <w:t>2. Requisitos de Entorno</w:t>
       </w:r>
-      <w:bookmarkEnd w:id="1337706877"/>
+      <w:bookmarkEnd w:id="1930508502"/>
     </w:p>
     <w:p xmlns:wp14="http://schemas.microsoft.com/office/word/2010/wordml" wp14:paraId="17309D84" wp14:textId="483AF5EB">
       <w:pPr>
@@ -742,7 +944,7 @@
           <w:lang w:val="es-ES"/>
         </w:rPr>
       </w:pPr>
-      <w:bookmarkStart w:name="_Toc791038531" w:id="605964168"/>
+      <w:bookmarkStart w:name="_Toc1508844372" w:id="1302184149"/>
       <w:r>
         <w:rPr>
           <w:rFonts w:ascii="Aptos" w:hAnsi="Aptos" w:eastAsia="Aptos" w:cs="Aptos"/>
@@ -755,7 +957,7 @@
         </w:rPr>
         <w:t>3. Arquitectura Técnica</w:t>
       </w:r>
-      <w:bookmarkEnd w:id="605964168"/>
+      <w:bookmarkEnd w:id="1302184149"/>
     </w:p>
     <w:p>
       <w:pPr>
@@ -962,7 +1164,7 @@
           <w:lang w:val="es-ES"/>
         </w:rPr>
       </w:pPr>
-      <w:bookmarkStart w:name="_Toc849729941" w:id="1497123505"/>
+      <w:bookmarkStart w:name="_Toc1208634984" w:id="832466323"/>
       <w:r>
         <w:rPr>
           <w:rFonts w:ascii="Aptos" w:hAnsi="Aptos" w:eastAsia="Aptos" w:cs="Aptos"/>
@@ -975,7 +1177,7 @@
         </w:rPr>
         <w:t>4. Guía de Puesta en Marcha</w:t>
       </w:r>
-      <w:bookmarkEnd w:id="1497123505"/>
+      <w:bookmarkEnd w:id="832466323"/>
     </w:p>
     <w:p xmlns:wp14="http://schemas.microsoft.com/office/word/2010/wordml" wp14:paraId="3588625F" wp14:textId="4694A7C7">
       <w:pPr>
@@ -991,7 +1193,7 @@
           <w:lang w:val="es-ES"/>
         </w:rPr>
       </w:pPr>
-      <w:bookmarkStart w:name="_Toc1121871976" w:id="1958682854"/>
+      <w:bookmarkStart w:name="_Toc1839493368" w:id="1699888342"/>
       <w:r>
         <w:rPr>
           <w:rFonts w:ascii="Aptos" w:hAnsi="Aptos" w:eastAsia="Aptos" w:cs="Aptos"/>
@@ -1016,7 +1218,7 @@
         </w:rPr>
         <w:t>Backend</w:t>
       </w:r>
-      <w:bookmarkEnd w:id="1958682854"/>
+      <w:bookmarkEnd w:id="1699888342"/>
     </w:p>
     <w:p>
       <w:pPr>
@@ -1199,7 +1401,7 @@
           <w:lang w:val="es-ES"/>
         </w:rPr>
       </w:pPr>
-      <w:bookmarkStart w:name="_Toc173569361" w:id="68029916"/>
+      <w:bookmarkStart w:name="_Toc1553153482" w:id="1097420300"/>
       <w:r>
         <w:rPr>
           <w:rFonts w:ascii="Aptos" w:hAnsi="Aptos" w:eastAsia="Aptos" w:cs="Aptos"/>
@@ -1224,7 +1426,7 @@
         </w:rPr>
         <w:t>Frontend</w:t>
       </w:r>
-      <w:bookmarkEnd w:id="68029916"/>
+      <w:bookmarkEnd w:id="1097420300"/>
     </w:p>
     <w:p xmlns:wp14="http://schemas.microsoft.com/office/word/2010/wordml" wp14:paraId="6A974EA1" wp14:textId="6DB23D92">
       <w:pPr>
@@ -1411,7 +1613,7 @@
           <w:lang w:val="es-ES"/>
         </w:rPr>
       </w:pPr>
-      <w:bookmarkStart w:name="_Toc617008570" w:id="1351228063"/>
+      <w:bookmarkStart w:name="_Toc1119131972" w:id="816296860"/>
       <w:r>
         <w:rPr>
           <w:rFonts w:ascii="Aptos" w:hAnsi="Aptos" w:eastAsia="Aptos" w:cs="Aptos"/>
@@ -1424,7 +1626,7 @@
         </w:rPr>
         <w:t>5. Gestión de Roles y Seguridad</w:t>
       </w:r>
-      <w:bookmarkEnd w:id="1351228063"/>
+      <w:bookmarkEnd w:id="816296860"/>
     </w:p>
     <w:p>
       <w:pPr>
@@ -1735,7 +1937,7 @@
           <w:lang w:val="es-ES"/>
         </w:rPr>
       </w:pPr>
-      <w:bookmarkStart w:name="_Toc789588730" w:id="316989016"/>
+      <w:bookmarkStart w:name="_Toc408168814" w:id="998534236"/>
       <w:r>
         <w:rPr>
           <w:rFonts w:ascii="Aptos" w:hAnsi="Aptos" w:eastAsia="Aptos" w:cs="Aptos"/>
@@ -1748,7 +1950,7 @@
         </w:rPr>
         <w:t>6. Manejo de Datos Especiales</w:t>
       </w:r>
-      <w:bookmarkEnd w:id="316989016"/>
+      <w:bookmarkEnd w:id="998534236"/>
     </w:p>
     <w:p>
       <w:pPr>
@@ -1869,7 +2071,1150 @@
         <w:t xml:space="preserve"> para garantizar la persistencia de forma autónoma sin depender de servidores de archivos externos.</w:t>
       </w:r>
     </w:p>
-    <w:p xmlns:wp14="http://schemas.microsoft.com/office/word/2010/wordml" wp14:paraId="3EA3D67D" wp14:textId="24331E48">
+    <w:p>
+      <w:pPr>
+        <w:pStyle w:val="Heading2"/>
+        <w:rPr>
+          <w:noProof w:val="0"/>
+          <w:lang w:val="es-ES"/>
+        </w:rPr>
+      </w:pPr>
+      <w:bookmarkStart w:name="_Toc2095023164" w:id="1602998219"/>
+      <w:r>
+        <w:rPr>
+          <w:noProof w:val="0"/>
+          <w:lang w:val="es-ES"/>
+        </w:rPr>
+        <w:t>7. Estrategia de Contingencia y Recuperación</w:t>
+      </w:r>
+      <w:bookmarkEnd w:id="1602998219"/>
+      <w:r>
+        <w:rPr>
+          <w:noProof w:val="0"/>
+          <w:lang w:val="es-ES"/>
+        </w:rPr>
+        <w:t xml:space="preserve"> </w:t>
+      </w:r>
+    </w:p>
+    <w:p>
+      <w:pPr>
+        <w:pStyle w:val="Heading3"/>
+      </w:pPr>
+      <w:bookmarkStart w:name="_Toc1474041878" w:id="543358640"/>
+      <w:r>
+        <w:rPr>
+          <w:noProof w:val="0"/>
+          <w:lang w:val="es-ES"/>
+        </w:rPr>
+        <w:t>7.1. Política de Respaldo (Backup)</w:t>
+      </w:r>
+      <w:bookmarkEnd w:id="543358640"/>
+      <w:r>
+        <w:rPr>
+          <w:noProof w:val="0"/>
+          <w:lang w:val="es-ES"/>
+        </w:rPr>
+        <w:t xml:space="preserve"> </w:t>
+      </w:r>
+    </w:p>
+    <w:p>
+      <w:pPr>
+        <w:spacing w:before="240" w:beforeAutospacing="off" w:after="240" w:afterAutospacing="off"/>
+      </w:pPr>
+      <w:r>
+        <w:rPr>
+          <w:rFonts w:ascii="Aptos" w:hAnsi="Aptos" w:eastAsia="Aptos" w:cs="Aptos"/>
+          <w:noProof w:val="0"/>
+          <w:sz w:val="24"/>
+          <w:szCs w:val="24"/>
+          <w:lang w:val="es-ES"/>
+        </w:rPr>
+        <w:t xml:space="preserve">La arquitectura del proyecto centraliza tanto los datos relacionales como el contenido multimedia (almacenado en formato Base64) en un único contenedor de MySQL. Por ello, la estrategia de respaldo adoptada consiste en realizar volcados lógicos periódicos de la base de datos completa. La ejecución se plantea mediante la herramienta nativa del motor de datos sin necesidad de detener el servicio: </w:t>
+      </w:r>
+    </w:p>
+    <w:p>
+      <w:pPr>
+        <w:pStyle w:val="Normal"/>
+        <w:rPr>
+          <w:b w:val="1"/>
+          <w:bCs w:val="1"/>
+          <w:noProof w:val="0"/>
+          <w:lang w:val="en-US"/>
+        </w:rPr>
+      </w:pPr>
+      <w:r>
+        <w:rPr>
+          <w:b w:val="1"/>
+          <w:bCs w:val="1"/>
+          <w:noProof w:val="0"/>
+          <w:lang w:val="en-US"/>
+        </w:rPr>
+        <w:t>docker exec [id_contenedor_mysql] mysqldump -u root -p[password] collectorhub &gt; backup_diario.sql</w:t>
+      </w:r>
+    </w:p>
+    <w:p>
+      <w:pPr>
+        <w:pStyle w:val="Heading3"/>
+      </w:pPr>
+      <w:bookmarkStart w:name="_Toc194965896" w:id="1622042901"/>
+      <w:r>
+        <w:rPr>
+          <w:noProof w:val="0"/>
+          <w:lang w:val="es-ES"/>
+        </w:rPr>
+        <w:t>7.2. Procedimiento de Restauración</w:t>
+      </w:r>
+      <w:bookmarkEnd w:id="1622042901"/>
+      <w:r>
+        <w:rPr>
+          <w:noProof w:val="0"/>
+          <w:lang w:val="es-ES"/>
+        </w:rPr>
+        <w:t xml:space="preserve"> </w:t>
+      </w:r>
+    </w:p>
+    <w:p>
+      <w:pPr>
+        <w:spacing w:before="240" w:beforeAutospacing="off" w:after="240" w:afterAutospacing="off"/>
+      </w:pPr>
+      <w:r>
+        <w:rPr>
+          <w:rFonts w:ascii="Aptos" w:hAnsi="Aptos" w:eastAsia="Aptos" w:cs="Aptos"/>
+          <w:noProof w:val="0"/>
+          <w:sz w:val="24"/>
+          <w:szCs w:val="24"/>
+          <w:lang w:val="es-ES"/>
+        </w:rPr>
+        <w:t xml:space="preserve">Frente a una posible pérdida de integridad, el sistema cuenta con un </w:t>
+      </w:r>
+      <w:r>
+        <w:rPr>
+          <w:rFonts w:ascii="Aptos" w:hAnsi="Aptos" w:eastAsia="Aptos" w:cs="Aptos"/>
+          <w:noProof w:val="0"/>
+          <w:sz w:val="24"/>
+          <w:szCs w:val="24"/>
+          <w:lang w:val="es-ES"/>
+        </w:rPr>
+        <w:t>Recovery</w:t>
+      </w:r>
+      <w:r>
+        <w:rPr>
+          <w:rFonts w:ascii="Aptos" w:hAnsi="Aptos" w:eastAsia="Aptos" w:cs="Aptos"/>
+          <w:noProof w:val="0"/>
+          <w:sz w:val="24"/>
+          <w:szCs w:val="24"/>
+          <w:lang w:val="es-ES"/>
+        </w:rPr>
+        <w:t xml:space="preserve"> Time </w:t>
+      </w:r>
+      <w:r>
+        <w:rPr>
+          <w:rFonts w:ascii="Aptos" w:hAnsi="Aptos" w:eastAsia="Aptos" w:cs="Aptos"/>
+          <w:noProof w:val="0"/>
+          <w:sz w:val="24"/>
+          <w:szCs w:val="24"/>
+          <w:lang w:val="es-ES"/>
+        </w:rPr>
+        <w:t>Objective</w:t>
+      </w:r>
+      <w:r>
+        <w:rPr>
+          <w:rFonts w:ascii="Aptos" w:hAnsi="Aptos" w:eastAsia="Aptos" w:cs="Aptos"/>
+          <w:noProof w:val="0"/>
+          <w:sz w:val="24"/>
+          <w:szCs w:val="24"/>
+          <w:lang w:val="es-ES"/>
+        </w:rPr>
+        <w:t xml:space="preserve"> reducido. La recuperación implica levantar una instancia limpia a través de </w:t>
+      </w:r>
+      <w:r>
+        <w:rPr>
+          <w:rFonts w:ascii="Consolas" w:hAnsi="Consolas" w:eastAsia="Consolas" w:cs="Consolas"/>
+          <w:noProof w:val="0"/>
+          <w:sz w:val="24"/>
+          <w:szCs w:val="24"/>
+          <w:lang w:val="es-ES"/>
+        </w:rPr>
+        <w:t>docker-compose</w:t>
+      </w:r>
+      <w:r>
+        <w:rPr>
+          <w:rFonts w:ascii="Aptos" w:hAnsi="Aptos" w:eastAsia="Aptos" w:cs="Aptos"/>
+          <w:noProof w:val="0"/>
+          <w:sz w:val="24"/>
+          <w:szCs w:val="24"/>
+          <w:lang w:val="es-ES"/>
+        </w:rPr>
+        <w:t xml:space="preserve"> y ejecutar la importación del volcado SQL previamente generado: </w:t>
+      </w:r>
+    </w:p>
+    <w:p>
+      <w:pPr>
+        <w:pStyle w:val="Normal"/>
+        <w:rPr>
+          <w:b w:val="1"/>
+          <w:bCs w:val="1"/>
+          <w:noProof w:val="0"/>
+          <w:lang w:val="es-ES"/>
+        </w:rPr>
+      </w:pPr>
+      <w:r>
+        <w:rPr>
+          <w:b w:val="1"/>
+          <w:bCs w:val="1"/>
+          <w:noProof w:val="0"/>
+          <w:lang w:val="es-ES"/>
+        </w:rPr>
+        <w:t>docker exec -i [id_contenedor_mysql] mysql -u root -p[password] collectorhub &lt; backup_diario.sql</w:t>
+      </w:r>
+      <w:r>
+        <w:rPr>
+          <w:b w:val="1"/>
+          <w:bCs w:val="1"/>
+          <w:noProof w:val="0"/>
+          <w:lang w:val="es-ES"/>
+        </w:rPr>
+        <w:t xml:space="preserve"> </w:t>
+      </w:r>
+    </w:p>
+    <w:p>
+      <w:pPr>
+        <w:spacing w:before="240" w:beforeAutospacing="off" w:after="240" w:afterAutospacing="off"/>
+      </w:pPr>
+      <w:r>
+        <w:rPr>
+          <w:rFonts w:ascii="Aptos" w:hAnsi="Aptos" w:eastAsia="Aptos" w:cs="Aptos"/>
+          <w:noProof w:val="0"/>
+          <w:sz w:val="24"/>
+          <w:szCs w:val="24"/>
+          <w:lang w:val="es-ES"/>
+        </w:rPr>
+        <w:t>Este enfoque asegura que los esquemas dinámicos JSON y las imágenes asociadas mantengan su consistencia estructural.</w:t>
+      </w:r>
+    </w:p>
+    <w:p>
+      <w:r>
+        <w:br w:type="page"/>
+      </w:r>
+    </w:p>
+    <w:p>
+      <w:pPr>
+        <w:pStyle w:val="Normal"/>
+        <w:spacing w:before="240" w:beforeAutospacing="off" w:after="240" w:afterAutospacing="off"/>
+        <w:rPr>
+          <w:rFonts w:ascii="Aptos" w:hAnsi="Aptos" w:eastAsia="Aptos" w:cs="Aptos"/>
+          <w:noProof w:val="0"/>
+          <w:sz w:val="24"/>
+          <w:szCs w:val="24"/>
+          <w:lang w:val="es-ES"/>
+        </w:rPr>
+      </w:pPr>
+    </w:p>
+    <w:p>
+      <w:pPr>
+        <w:pStyle w:val="Heading2"/>
+        <w:rPr>
+          <w:noProof w:val="0"/>
+          <w:lang w:val="es-ES"/>
+        </w:rPr>
+      </w:pPr>
+      <w:bookmarkStart w:name="_Toc625190875" w:id="1213638679"/>
+      <w:r>
+        <w:rPr>
+          <w:noProof w:val="0"/>
+          <w:lang w:val="es-ES"/>
+        </w:rPr>
+        <w:t>8. Plan de Pruebas y Aseguramiento de Calidad</w:t>
+      </w:r>
+      <w:bookmarkEnd w:id="1213638679"/>
+    </w:p>
+    <w:p>
+      <w:pPr>
+        <w:spacing w:before="240" w:beforeAutospacing="off" w:after="240" w:afterAutospacing="off"/>
+      </w:pPr>
+      <w:r>
+        <w:rPr>
+          <w:rFonts w:ascii="Aptos" w:hAnsi="Aptos" w:eastAsia="Aptos" w:cs="Aptos"/>
+          <w:noProof w:val="0"/>
+          <w:sz w:val="24"/>
+          <w:szCs w:val="24"/>
+          <w:lang w:val="es-ES"/>
+        </w:rPr>
+        <w:t>Para validar la estabilidad de Collector Hub, se ha combinado la evaluación unitaria en el lado del servidor con pruebas de integración manuales sobre el cliente.</w:t>
+      </w:r>
+    </w:p>
+    <w:p>
+      <w:pPr>
+        <w:pStyle w:val="Heading3"/>
+      </w:pPr>
+      <w:bookmarkStart w:name="_Toc1359102940" w:id="814849744"/>
+      <w:r>
+        <w:rPr>
+          <w:noProof w:val="0"/>
+          <w:lang w:val="es-ES"/>
+        </w:rPr>
+        <w:t>8.1. Pruebas Unitarias (Backend)</w:t>
+      </w:r>
+      <w:bookmarkEnd w:id="814849744"/>
+      <w:r>
+        <w:rPr>
+          <w:noProof w:val="0"/>
+          <w:lang w:val="es-ES"/>
+        </w:rPr>
+        <w:t xml:space="preserve"> </w:t>
+      </w:r>
+    </w:p>
+    <w:p>
+      <w:pPr>
+        <w:spacing w:before="240" w:beforeAutospacing="off" w:after="240" w:afterAutospacing="off"/>
+      </w:pPr>
+      <w:r>
+        <w:rPr>
+          <w:rFonts w:ascii="Aptos" w:hAnsi="Aptos" w:eastAsia="Aptos" w:cs="Aptos"/>
+          <w:noProof w:val="0"/>
+          <w:sz w:val="24"/>
+          <w:szCs w:val="24"/>
+          <w:lang w:val="es-ES"/>
+        </w:rPr>
+        <w:t xml:space="preserve">Se ha introducido la suite de pruebas mediante JUnit 5 para verificar el comportamiento aislado de las entidades del dominio. Como prueba de concepto para este hito, se implementó </w:t>
+      </w:r>
+      <w:r>
+        <w:rPr>
+          <w:rFonts w:ascii="Consolas" w:hAnsi="Consolas" w:eastAsia="Consolas" w:cs="Consolas"/>
+          <w:noProof w:val="0"/>
+          <w:sz w:val="24"/>
+          <w:szCs w:val="24"/>
+          <w:lang w:val="es-ES"/>
+        </w:rPr>
+        <w:t>UsuarioTest.java</w:t>
+      </w:r>
+      <w:r>
+        <w:rPr>
+          <w:rFonts w:ascii="Aptos" w:hAnsi="Aptos" w:eastAsia="Aptos" w:cs="Aptos"/>
+          <w:noProof w:val="0"/>
+          <w:sz w:val="24"/>
+          <w:szCs w:val="24"/>
+          <w:lang w:val="es-ES"/>
+        </w:rPr>
+        <w:t>. Esta clase comprueba la correcta asignación de propiedades y roles mediante aserciones (</w:t>
+      </w:r>
+      <w:r>
+        <w:rPr>
+          <w:rFonts w:ascii="Consolas" w:hAnsi="Consolas" w:eastAsia="Consolas" w:cs="Consolas"/>
+          <w:noProof w:val="0"/>
+          <w:sz w:val="24"/>
+          <w:szCs w:val="24"/>
+          <w:lang w:val="es-ES"/>
+        </w:rPr>
+        <w:t>assertEquals</w:t>
+      </w:r>
+      <w:r>
+        <w:rPr>
+          <w:rFonts w:ascii="Aptos" w:hAnsi="Aptos" w:eastAsia="Aptos" w:cs="Aptos"/>
+          <w:noProof w:val="0"/>
+          <w:sz w:val="24"/>
+          <w:szCs w:val="24"/>
+          <w:lang w:val="es-ES"/>
+        </w:rPr>
+        <w:t xml:space="preserve">, </w:t>
+      </w:r>
+      <w:r>
+        <w:rPr>
+          <w:rFonts w:ascii="Consolas" w:hAnsi="Consolas" w:eastAsia="Consolas" w:cs="Consolas"/>
+          <w:noProof w:val="0"/>
+          <w:sz w:val="24"/>
+          <w:szCs w:val="24"/>
+          <w:lang w:val="es-ES"/>
+        </w:rPr>
+        <w:t>assertTrue</w:t>
+      </w:r>
+      <w:r>
+        <w:rPr>
+          <w:rFonts w:ascii="Aptos" w:hAnsi="Aptos" w:eastAsia="Aptos" w:cs="Aptos"/>
+          <w:noProof w:val="0"/>
+          <w:sz w:val="24"/>
+          <w:szCs w:val="24"/>
+          <w:lang w:val="es-ES"/>
+        </w:rPr>
+        <w:t>), garantizando además casos de frontera, como evitar que la inicialización por defecto de un usuario otorgue permisos administrativos de forma accidental.</w:t>
+      </w:r>
+    </w:p>
+    <w:p>
+      <w:pPr>
+        <w:pStyle w:val="Heading3"/>
+        <w:rPr>
+          <w:noProof w:val="0"/>
+          <w:lang w:val="es-ES"/>
+        </w:rPr>
+      </w:pPr>
+      <w:bookmarkStart w:name="_Toc242423650" w:id="170336472"/>
+      <w:r>
+        <w:rPr>
+          <w:noProof w:val="0"/>
+          <w:lang w:val="es-ES"/>
+        </w:rPr>
+        <w:t>8.2. Pruebas de Integración</w:t>
+      </w:r>
+      <w:bookmarkEnd w:id="170336472"/>
+      <w:r>
+        <w:rPr>
+          <w:noProof w:val="0"/>
+          <w:lang w:val="es-ES"/>
+        </w:rPr>
+        <w:t xml:space="preserve"> </w:t>
+      </w:r>
+    </w:p>
+    <w:p>
+      <w:pPr>
+        <w:pStyle w:val="Normal"/>
+        <w:spacing w:before="240" w:beforeAutospacing="off" w:after="240" w:afterAutospacing="off"/>
+        <w:ind w:left="0"/>
+      </w:pPr>
+      <w:r>
+        <w:rPr>
+          <w:rFonts w:ascii="Aptos" w:hAnsi="Aptos" w:eastAsia="Aptos" w:cs="Aptos"/>
+          <w:noProof w:val="0"/>
+          <w:sz w:val="24"/>
+          <w:szCs w:val="24"/>
+          <w:lang w:val="es-ES"/>
+        </w:rPr>
+        <w:t>El flujo de la aplicación se ha sometido a los siguientes casos de uso críticos para asegurar el correcto acoplamiento entre la vista y la API:</w:t>
+      </w:r>
+    </w:p>
+    <w:tbl>
+      <w:tblPr>
+        <w:tblStyle w:val="TableGrid"/>
+        <w:tblW w:w="0" w:type="auto"/>
+        <w:tblLook w:val="06A0" w:firstRow="1" w:lastRow="0" w:firstColumn="1" w:lastColumn="0" w:noHBand="1" w:noVBand="1"/>
+      </w:tblPr>
+      <w:tblGrid>
+        <w:gridCol w:w="2430"/>
+        <w:gridCol w:w="2325"/>
+        <w:gridCol w:w="2318"/>
+        <w:gridCol w:w="1942"/>
+      </w:tblGrid>
+      <w:tr>
+        <w:trPr>
+          <w:trHeight w:val="300"/>
+        </w:trPr>
+        <w:tc>
+          <w:tcPr>
+            <w:tcW w:w="2430" w:type="dxa"/>
+            <w:tcMar/>
+          </w:tcPr>
+          <w:p>
+            <w:pPr>
+              <w:pStyle w:val="Normal"/>
+              <w:jc w:val="center"/>
+              <w:rPr>
+                <w:b w:val="1"/>
+                <w:bCs w:val="1"/>
+                <w:noProof w:val="0"/>
+                <w:sz w:val="32"/>
+                <w:szCs w:val="32"/>
+                <w:lang w:val="es-ES"/>
+              </w:rPr>
+            </w:pPr>
+            <w:r>
+              <w:rPr>
+                <w:b w:val="1"/>
+                <w:bCs w:val="1"/>
+                <w:noProof w:val="0"/>
+                <w:sz w:val="32"/>
+                <w:szCs w:val="32"/>
+                <w:lang w:val="es-ES"/>
+              </w:rPr>
+              <w:t>Escenario de Prueba</w:t>
+            </w:r>
+          </w:p>
+        </w:tc>
+        <w:tc>
+          <w:tcPr>
+            <w:tcW w:w="2325" w:type="dxa"/>
+            <w:tcMar/>
+          </w:tcPr>
+          <w:p>
+            <w:pPr>
+              <w:pStyle w:val="Normal"/>
+              <w:jc w:val="center"/>
+              <w:rPr>
+                <w:b w:val="1"/>
+                <w:bCs w:val="1"/>
+                <w:noProof w:val="0"/>
+                <w:sz w:val="32"/>
+                <w:szCs w:val="32"/>
+                <w:lang w:val="es-ES"/>
+              </w:rPr>
+            </w:pPr>
+            <w:r>
+              <w:rPr>
+                <w:b w:val="1"/>
+                <w:bCs w:val="1"/>
+                <w:noProof w:val="0"/>
+                <w:sz w:val="32"/>
+                <w:szCs w:val="32"/>
+                <w:lang w:val="es-ES"/>
+              </w:rPr>
+              <w:t>Accion</w:t>
+            </w:r>
+            <w:r>
+              <w:rPr>
+                <w:b w:val="1"/>
+                <w:bCs w:val="1"/>
+                <w:noProof w:val="0"/>
+                <w:sz w:val="32"/>
+                <w:szCs w:val="32"/>
+                <w:lang w:val="es-ES"/>
+              </w:rPr>
+              <w:t xml:space="preserve"> ejecutada</w:t>
+            </w:r>
+          </w:p>
+        </w:tc>
+        <w:tc>
+          <w:tcPr>
+            <w:tcW w:w="2318" w:type="dxa"/>
+            <w:tcMar/>
+          </w:tcPr>
+          <w:p>
+            <w:pPr>
+              <w:pStyle w:val="Normal"/>
+              <w:jc w:val="center"/>
+              <w:rPr>
+                <w:b w:val="1"/>
+                <w:bCs w:val="1"/>
+                <w:noProof w:val="0"/>
+                <w:sz w:val="32"/>
+                <w:szCs w:val="32"/>
+                <w:lang w:val="es-ES"/>
+              </w:rPr>
+            </w:pPr>
+            <w:r>
+              <w:rPr>
+                <w:b w:val="1"/>
+                <w:bCs w:val="1"/>
+                <w:noProof w:val="0"/>
+                <w:sz w:val="32"/>
+                <w:szCs w:val="32"/>
+                <w:lang w:val="es-ES"/>
+              </w:rPr>
+              <w:t>Resultado Valido</w:t>
+            </w:r>
+          </w:p>
+        </w:tc>
+        <w:tc>
+          <w:tcPr>
+            <w:tcW w:w="1942" w:type="dxa"/>
+            <w:tcMar/>
+          </w:tcPr>
+          <w:p>
+            <w:pPr>
+              <w:pStyle w:val="Normal"/>
+              <w:jc w:val="center"/>
+              <w:rPr>
+                <w:b w:val="1"/>
+                <w:bCs w:val="1"/>
+                <w:noProof w:val="0"/>
+                <w:sz w:val="32"/>
+                <w:szCs w:val="32"/>
+                <w:lang w:val="es-ES"/>
+              </w:rPr>
+            </w:pPr>
+            <w:r>
+              <w:rPr>
+                <w:b w:val="1"/>
+                <w:bCs w:val="1"/>
+                <w:noProof w:val="0"/>
+                <w:sz w:val="32"/>
+                <w:szCs w:val="32"/>
+                <w:lang w:val="es-ES"/>
+              </w:rPr>
+              <w:t>Estado</w:t>
+            </w:r>
+          </w:p>
+        </w:tc>
+      </w:tr>
+      <w:tr>
+        <w:trPr>
+          <w:trHeight w:val="300"/>
+        </w:trPr>
+        <w:tc>
+          <w:tcPr>
+            <w:tcW w:w="2430" w:type="dxa"/>
+            <w:tcMar/>
+          </w:tcPr>
+          <w:p>
+            <w:pPr>
+              <w:pStyle w:val="Normal"/>
+              <w:jc w:val="center"/>
+              <w:rPr>
+                <w:rFonts w:ascii="Aptos" w:hAnsi="Aptos" w:eastAsia="Aptos" w:cs="Aptos"/>
+                <w:noProof w:val="0"/>
+                <w:sz w:val="20"/>
+                <w:szCs w:val="20"/>
+                <w:lang w:val="es-ES"/>
+              </w:rPr>
+            </w:pPr>
+            <w:r>
+              <w:rPr>
+                <w:rFonts w:ascii="Aptos" w:hAnsi="Aptos" w:eastAsia="Aptos" w:cs="Aptos"/>
+                <w:noProof w:val="0"/>
+                <w:sz w:val="22"/>
+                <w:szCs w:val="22"/>
+                <w:lang w:val="es-ES"/>
+              </w:rPr>
+              <w:t>Control de Autenticación</w:t>
+            </w:r>
+          </w:p>
+        </w:tc>
+        <w:tc>
+          <w:tcPr>
+            <w:tcW w:w="2325" w:type="dxa"/>
+            <w:tcMar/>
+          </w:tcPr>
+          <w:p>
+            <w:pPr>
+              <w:pStyle w:val="Normal"/>
+              <w:rPr>
+                <w:rFonts w:ascii="Aptos" w:hAnsi="Aptos" w:eastAsia="Aptos" w:cs="Aptos"/>
+                <w:noProof w:val="0"/>
+                <w:sz w:val="20"/>
+                <w:szCs w:val="20"/>
+                <w:lang w:val="es-ES"/>
+              </w:rPr>
+            </w:pPr>
+            <w:r>
+              <w:rPr>
+                <w:rFonts w:ascii="Aptos" w:hAnsi="Aptos" w:eastAsia="Aptos" w:cs="Aptos"/>
+                <w:noProof w:val="0"/>
+                <w:sz w:val="22"/>
+                <w:szCs w:val="22"/>
+                <w:lang w:val="es-ES"/>
+              </w:rPr>
+              <w:t>Intento</w:t>
+            </w:r>
+            <w:r>
+              <w:rPr>
+                <w:rFonts w:ascii="Aptos" w:hAnsi="Aptos" w:eastAsia="Aptos" w:cs="Aptos"/>
+                <w:noProof w:val="0"/>
+                <w:sz w:val="22"/>
+                <w:szCs w:val="22"/>
+                <w:lang w:val="es-ES"/>
+              </w:rPr>
+              <w:t xml:space="preserve"> de acceso con credenciales no registradas o PIN erróneo.</w:t>
+            </w:r>
+          </w:p>
+        </w:tc>
+        <w:tc>
+          <w:tcPr>
+            <w:tcW w:w="2318" w:type="dxa"/>
+            <w:tcMar/>
+          </w:tcPr>
+          <w:p>
+            <w:pPr>
+              <w:pStyle w:val="Normal"/>
+              <w:rPr>
+                <w:rFonts w:ascii="Aptos" w:hAnsi="Aptos" w:eastAsia="Aptos" w:cs="Aptos"/>
+                <w:noProof w:val="0"/>
+                <w:sz w:val="20"/>
+                <w:szCs w:val="20"/>
+                <w:lang w:val="es-ES"/>
+              </w:rPr>
+            </w:pPr>
+            <w:r>
+              <w:rPr>
+                <w:rFonts w:ascii="Aptos" w:hAnsi="Aptos" w:eastAsia="Aptos" w:cs="Aptos"/>
+                <w:noProof w:val="0"/>
+                <w:sz w:val="22"/>
+                <w:szCs w:val="22"/>
+                <w:lang w:val="es-ES"/>
+              </w:rPr>
+              <w:t>Bloqueo efectivo del acceso; el frontend renderiza el aviso de error correspondiente.</w:t>
+            </w:r>
+          </w:p>
+        </w:tc>
+        <w:tc>
+          <w:tcPr>
+            <w:tcW w:w="1942" w:type="dxa"/>
+            <w:tcMar/>
+          </w:tcPr>
+          <w:p>
+            <w:pPr>
+              <w:pStyle w:val="Normal"/>
+              <w:jc w:val="center"/>
+              <w:rPr>
+                <w:noProof w:val="0"/>
+                <w:sz w:val="20"/>
+                <w:szCs w:val="20"/>
+                <w:lang w:val="es-ES"/>
+              </w:rPr>
+            </w:pPr>
+            <w:r>
+              <w:rPr>
+                <w:noProof w:val="0"/>
+                <w:sz w:val="22"/>
+                <w:szCs w:val="22"/>
+                <w:lang w:val="es-ES"/>
+              </w:rPr>
+              <w:t>Éxito</w:t>
+            </w:r>
+          </w:p>
+        </w:tc>
+      </w:tr>
+      <w:tr>
+        <w:trPr>
+          <w:trHeight w:val="300"/>
+        </w:trPr>
+        <w:tc>
+          <w:tcPr>
+            <w:tcW w:w="2430" w:type="dxa"/>
+            <w:tcMar/>
+          </w:tcPr>
+          <w:p>
+            <w:pPr>
+              <w:pStyle w:val="Normal"/>
+              <w:jc w:val="center"/>
+              <w:rPr>
+                <w:rFonts w:ascii="Aptos" w:hAnsi="Aptos" w:eastAsia="Aptos" w:cs="Aptos"/>
+                <w:noProof w:val="0"/>
+                <w:sz w:val="20"/>
+                <w:szCs w:val="20"/>
+                <w:lang w:val="es-ES"/>
+              </w:rPr>
+            </w:pPr>
+            <w:r>
+              <w:rPr>
+                <w:rFonts w:ascii="Aptos" w:hAnsi="Aptos" w:eastAsia="Aptos" w:cs="Aptos"/>
+                <w:noProof w:val="0"/>
+                <w:sz w:val="22"/>
+                <w:szCs w:val="22"/>
+                <w:lang w:val="es-ES"/>
+              </w:rPr>
+              <w:t>Creación de Entidades</w:t>
+            </w:r>
+          </w:p>
+        </w:tc>
+        <w:tc>
+          <w:tcPr>
+            <w:tcW w:w="2325" w:type="dxa"/>
+            <w:tcMar/>
+          </w:tcPr>
+          <w:p>
+            <w:pPr>
+              <w:pStyle w:val="Normal"/>
+              <w:rPr>
+                <w:rFonts w:ascii="Aptos" w:hAnsi="Aptos" w:eastAsia="Aptos" w:cs="Aptos"/>
+                <w:noProof w:val="0"/>
+                <w:sz w:val="20"/>
+                <w:szCs w:val="20"/>
+                <w:lang w:val="es-ES"/>
+              </w:rPr>
+            </w:pPr>
+            <w:r>
+              <w:rPr>
+                <w:rFonts w:ascii="Aptos" w:hAnsi="Aptos" w:eastAsia="Aptos" w:cs="Aptos"/>
+                <w:noProof w:val="0"/>
+                <w:sz w:val="22"/>
+                <w:szCs w:val="22"/>
+                <w:lang w:val="es-ES"/>
+              </w:rPr>
+              <w:t>Registro de un nuevo artículo adjuntando contenido multimedia.</w:t>
+            </w:r>
+          </w:p>
+        </w:tc>
+        <w:tc>
+          <w:tcPr>
+            <w:tcW w:w="2318" w:type="dxa"/>
+            <w:tcMar/>
+          </w:tcPr>
+          <w:p>
+            <w:pPr>
+              <w:pStyle w:val="Normal"/>
+              <w:rPr>
+                <w:rFonts w:ascii="Aptos" w:hAnsi="Aptos" w:eastAsia="Aptos" w:cs="Aptos"/>
+                <w:noProof w:val="0"/>
+                <w:sz w:val="20"/>
+                <w:szCs w:val="20"/>
+                <w:lang w:val="es-ES"/>
+              </w:rPr>
+            </w:pPr>
+            <w:r>
+              <w:rPr>
+                <w:rFonts w:ascii="Aptos" w:hAnsi="Aptos" w:eastAsia="Aptos" w:cs="Aptos"/>
+                <w:noProof w:val="0"/>
+                <w:sz w:val="22"/>
+                <w:szCs w:val="22"/>
+                <w:lang w:val="es-ES"/>
+              </w:rPr>
+              <w:t>Inserción correcta en BD; el inventario de React se actualiza al resolver la promesa.</w:t>
+            </w:r>
+          </w:p>
+        </w:tc>
+        <w:tc>
+          <w:tcPr>
+            <w:tcW w:w="1942" w:type="dxa"/>
+            <w:tcMar/>
+          </w:tcPr>
+          <w:p>
+            <w:pPr>
+              <w:pStyle w:val="Normal"/>
+              <w:jc w:val="center"/>
+              <w:rPr>
+                <w:rFonts w:ascii="Aptos" w:hAnsi="Aptos" w:eastAsia="Aptos" w:cs="Aptos"/>
+                <w:noProof w:val="0"/>
+                <w:sz w:val="20"/>
+                <w:szCs w:val="20"/>
+                <w:lang w:val="es-ES"/>
+              </w:rPr>
+            </w:pPr>
+            <w:r>
+              <w:rPr>
+                <w:rFonts w:ascii="Aptos" w:hAnsi="Aptos" w:eastAsia="Aptos" w:cs="Aptos"/>
+                <w:noProof w:val="0"/>
+                <w:sz w:val="22"/>
+                <w:szCs w:val="22"/>
+                <w:lang w:val="es-ES"/>
+              </w:rPr>
+              <w:t>Éxito</w:t>
+            </w:r>
+          </w:p>
+        </w:tc>
+      </w:tr>
+      <w:tr>
+        <w:trPr>
+          <w:trHeight w:val="300"/>
+        </w:trPr>
+        <w:tc>
+          <w:tcPr>
+            <w:tcW w:w="2430" w:type="dxa"/>
+            <w:tcMar/>
+          </w:tcPr>
+          <w:p>
+            <w:pPr>
+              <w:pStyle w:val="Normal"/>
+              <w:jc w:val="center"/>
+              <w:rPr>
+                <w:rFonts w:ascii="Aptos" w:hAnsi="Aptos" w:eastAsia="Aptos" w:cs="Aptos"/>
+                <w:noProof w:val="0"/>
+                <w:sz w:val="20"/>
+                <w:szCs w:val="20"/>
+                <w:lang w:val="es-ES"/>
+              </w:rPr>
+            </w:pPr>
+            <w:r>
+              <w:rPr>
+                <w:rFonts w:ascii="Aptos" w:hAnsi="Aptos" w:eastAsia="Aptos" w:cs="Aptos"/>
+                <w:noProof w:val="0"/>
+                <w:sz w:val="22"/>
+                <w:szCs w:val="22"/>
+                <w:lang w:val="es-ES"/>
+              </w:rPr>
+              <w:t>Consistencia en Edición</w:t>
+            </w:r>
+          </w:p>
+        </w:tc>
+        <w:tc>
+          <w:tcPr>
+            <w:tcW w:w="2325" w:type="dxa"/>
+            <w:tcMar/>
+          </w:tcPr>
+          <w:p>
+            <w:pPr>
+              <w:pStyle w:val="Normal"/>
+              <w:rPr>
+                <w:rFonts w:ascii="Aptos" w:hAnsi="Aptos" w:eastAsia="Aptos" w:cs="Aptos"/>
+                <w:noProof w:val="0"/>
+                <w:sz w:val="20"/>
+                <w:szCs w:val="20"/>
+                <w:lang w:val="es-ES"/>
+              </w:rPr>
+            </w:pPr>
+            <w:r>
+              <w:rPr>
+                <w:rFonts w:ascii="Aptos" w:hAnsi="Aptos" w:eastAsia="Aptos" w:cs="Aptos"/>
+                <w:noProof w:val="0"/>
+                <w:sz w:val="22"/>
+                <w:szCs w:val="22"/>
+                <w:lang w:val="es-ES"/>
+              </w:rPr>
+              <w:t>Modificación de un artículo existente a través del método HTTP PUT.</w:t>
+            </w:r>
+          </w:p>
+        </w:tc>
+        <w:tc>
+          <w:tcPr>
+            <w:tcW w:w="2318" w:type="dxa"/>
+            <w:tcMar/>
+          </w:tcPr>
+          <w:p>
+            <w:pPr>
+              <w:pStyle w:val="Normal"/>
+              <w:rPr>
+                <w:rFonts w:ascii="Aptos" w:hAnsi="Aptos" w:eastAsia="Aptos" w:cs="Aptos"/>
+                <w:noProof w:val="0"/>
+                <w:sz w:val="20"/>
+                <w:szCs w:val="20"/>
+                <w:lang w:val="es-ES"/>
+              </w:rPr>
+            </w:pPr>
+            <w:r>
+              <w:rPr>
+                <w:rFonts w:ascii="Aptos" w:hAnsi="Aptos" w:eastAsia="Aptos" w:cs="Aptos"/>
+                <w:noProof w:val="0"/>
+                <w:sz w:val="22"/>
+                <w:szCs w:val="22"/>
+                <w:lang w:val="es-ES"/>
+              </w:rPr>
+              <w:t>Actualización del registro sin generar duplicidades (Merge vs Persist).</w:t>
+            </w:r>
+          </w:p>
+        </w:tc>
+        <w:tc>
+          <w:tcPr>
+            <w:tcW w:w="1942" w:type="dxa"/>
+            <w:tcMar/>
+          </w:tcPr>
+          <w:p>
+            <w:pPr>
+              <w:pStyle w:val="Normal"/>
+              <w:jc w:val="center"/>
+              <w:rPr>
+                <w:rFonts w:ascii="Aptos" w:hAnsi="Aptos" w:eastAsia="Aptos" w:cs="Aptos"/>
+                <w:noProof w:val="0"/>
+                <w:sz w:val="20"/>
+                <w:szCs w:val="20"/>
+                <w:lang w:val="es-ES"/>
+              </w:rPr>
+            </w:pPr>
+            <w:r>
+              <w:rPr>
+                <w:rFonts w:ascii="Aptos" w:hAnsi="Aptos" w:eastAsia="Aptos" w:cs="Aptos"/>
+                <w:noProof w:val="0"/>
+                <w:sz w:val="22"/>
+                <w:szCs w:val="22"/>
+                <w:lang w:val="es-ES"/>
+              </w:rPr>
+              <w:t>Éxito</w:t>
+            </w:r>
+          </w:p>
+          <w:p>
+            <w:pPr>
+              <w:pStyle w:val="Normal"/>
+              <w:jc w:val="center"/>
+              <w:rPr>
+                <w:noProof w:val="0"/>
+                <w:sz w:val="22"/>
+                <w:szCs w:val="22"/>
+                <w:lang w:val="es-ES"/>
+              </w:rPr>
+            </w:pPr>
+          </w:p>
+        </w:tc>
+      </w:tr>
+      <w:tr>
+        <w:trPr>
+          <w:trHeight w:val="300"/>
+        </w:trPr>
+        <w:tc>
+          <w:tcPr>
+            <w:tcW w:w="2430" w:type="dxa"/>
+            <w:tcMar/>
+          </w:tcPr>
+          <w:p>
+            <w:pPr>
+              <w:pStyle w:val="Normal"/>
+              <w:jc w:val="center"/>
+              <w:rPr>
+                <w:rFonts w:ascii="Aptos" w:hAnsi="Aptos" w:eastAsia="Aptos" w:cs="Aptos"/>
+                <w:noProof w:val="0"/>
+                <w:sz w:val="20"/>
+                <w:szCs w:val="20"/>
+                <w:lang w:val="es-ES"/>
+              </w:rPr>
+            </w:pPr>
+            <w:r>
+              <w:rPr>
+                <w:rFonts w:ascii="Aptos" w:hAnsi="Aptos" w:eastAsia="Aptos" w:cs="Aptos"/>
+                <w:noProof w:val="0"/>
+                <w:sz w:val="22"/>
+                <w:szCs w:val="22"/>
+                <w:lang w:val="es-ES"/>
+              </w:rPr>
+              <w:t>Protección de Rutas</w:t>
+            </w:r>
+          </w:p>
+        </w:tc>
+        <w:tc>
+          <w:tcPr>
+            <w:tcW w:w="2325" w:type="dxa"/>
+            <w:tcMar/>
+          </w:tcPr>
+          <w:p>
+            <w:pPr>
+              <w:pStyle w:val="Normal"/>
+              <w:rPr>
+                <w:rFonts w:ascii="Aptos" w:hAnsi="Aptos" w:eastAsia="Aptos" w:cs="Aptos"/>
+                <w:noProof w:val="0"/>
+                <w:sz w:val="20"/>
+                <w:szCs w:val="20"/>
+                <w:lang w:val="es-ES"/>
+              </w:rPr>
+            </w:pPr>
+            <w:r>
+              <w:rPr>
+                <w:rFonts w:ascii="Aptos" w:hAnsi="Aptos" w:eastAsia="Aptos" w:cs="Aptos"/>
+                <w:noProof w:val="0"/>
+                <w:sz w:val="22"/>
+                <w:szCs w:val="22"/>
+                <w:lang w:val="es-ES"/>
+              </w:rPr>
+              <w:t xml:space="preserve">Petición a </w:t>
+            </w:r>
+            <w:r>
+              <w:rPr>
+                <w:rFonts w:ascii="Consolas" w:hAnsi="Consolas" w:eastAsia="Consolas" w:cs="Consolas"/>
+                <w:noProof w:val="0"/>
+                <w:sz w:val="22"/>
+                <w:szCs w:val="22"/>
+                <w:lang w:val="es-ES"/>
+              </w:rPr>
+              <w:t>/api/</w:t>
+            </w:r>
+            <w:r>
+              <w:rPr>
+                <w:rFonts w:ascii="Consolas" w:hAnsi="Consolas" w:eastAsia="Consolas" w:cs="Consolas"/>
+                <w:noProof w:val="0"/>
+                <w:sz w:val="22"/>
+                <w:szCs w:val="22"/>
+                <w:lang w:val="es-ES"/>
+              </w:rPr>
+              <w:t>admin</w:t>
+            </w:r>
+            <w:r>
+              <w:rPr>
+                <w:rFonts w:ascii="Consolas" w:hAnsi="Consolas" w:eastAsia="Consolas" w:cs="Consolas"/>
+                <w:noProof w:val="0"/>
+                <w:sz w:val="22"/>
+                <w:szCs w:val="22"/>
+                <w:lang w:val="es-ES"/>
+              </w:rPr>
+              <w:t>/</w:t>
+            </w:r>
+            <w:r>
+              <w:rPr>
+                <w:rFonts w:ascii="Consolas" w:hAnsi="Consolas" w:eastAsia="Consolas" w:cs="Consolas"/>
+                <w:noProof w:val="0"/>
+                <w:sz w:val="22"/>
+                <w:szCs w:val="22"/>
+                <w:lang w:val="es-ES"/>
+              </w:rPr>
+              <w:t>estadisticas</w:t>
+            </w:r>
+            <w:r>
+              <w:rPr>
+                <w:rFonts w:ascii="Aptos" w:hAnsi="Aptos" w:eastAsia="Aptos" w:cs="Aptos"/>
+                <w:noProof w:val="0"/>
+                <w:sz w:val="22"/>
+                <w:szCs w:val="22"/>
+                <w:lang w:val="es-ES"/>
+              </w:rPr>
+              <w:t xml:space="preserve"> portando un token de usuario normal.</w:t>
+            </w:r>
+          </w:p>
+        </w:tc>
+        <w:tc>
+          <w:tcPr>
+            <w:tcW w:w="2318" w:type="dxa"/>
+            <w:tcMar/>
+          </w:tcPr>
+          <w:p>
+            <w:pPr>
+              <w:pStyle w:val="Normal"/>
+              <w:rPr>
+                <w:rFonts w:ascii="Aptos" w:hAnsi="Aptos" w:eastAsia="Aptos" w:cs="Aptos"/>
+                <w:noProof w:val="0"/>
+                <w:sz w:val="20"/>
+                <w:szCs w:val="20"/>
+                <w:lang w:val="es-ES"/>
+              </w:rPr>
+            </w:pPr>
+            <w:r>
+              <w:rPr>
+                <w:rFonts w:ascii="Aptos" w:hAnsi="Aptos" w:eastAsia="Aptos" w:cs="Aptos"/>
+                <w:noProof w:val="0"/>
+                <w:sz w:val="22"/>
+                <w:szCs w:val="22"/>
+                <w:lang w:val="es-ES"/>
+              </w:rPr>
+              <w:t>Respuesta 403 Forbidden interceptada; el cliente deniega el renderizado de la vista.</w:t>
+            </w:r>
+          </w:p>
+        </w:tc>
+        <w:tc>
+          <w:tcPr>
+            <w:tcW w:w="1942" w:type="dxa"/>
+            <w:tcMar/>
+          </w:tcPr>
+          <w:p>
+            <w:pPr>
+              <w:pStyle w:val="Normal"/>
+              <w:jc w:val="center"/>
+              <w:rPr>
+                <w:rFonts w:ascii="Aptos" w:hAnsi="Aptos" w:eastAsia="Aptos" w:cs="Aptos"/>
+                <w:noProof w:val="0"/>
+                <w:sz w:val="20"/>
+                <w:szCs w:val="20"/>
+                <w:lang w:val="es-ES"/>
+              </w:rPr>
+            </w:pPr>
+            <w:r>
+              <w:rPr>
+                <w:rFonts w:ascii="Aptos" w:hAnsi="Aptos" w:eastAsia="Aptos" w:cs="Aptos"/>
+                <w:noProof w:val="0"/>
+                <w:sz w:val="22"/>
+                <w:szCs w:val="22"/>
+                <w:lang w:val="es-ES"/>
+              </w:rPr>
+              <w:t>Éxito</w:t>
+            </w:r>
+          </w:p>
+          <w:p>
+            <w:pPr>
+              <w:pStyle w:val="Normal"/>
+              <w:jc w:val="center"/>
+              <w:rPr>
+                <w:noProof w:val="0"/>
+                <w:sz w:val="22"/>
+                <w:szCs w:val="22"/>
+                <w:lang w:val="es-ES"/>
+              </w:rPr>
+            </w:pPr>
+          </w:p>
+        </w:tc>
+      </w:tr>
+    </w:tbl>
+    <w:p>
+      <w:pPr>
+        <w:pStyle w:val="Normal"/>
+        <w:spacing w:before="240" w:beforeAutospacing="off" w:after="240" w:afterAutospacing="off"/>
+        <w:ind w:left="0"/>
+        <w:rPr>
+          <w:noProof w:val="0"/>
+          <w:lang w:val="es-ES"/>
+        </w:rPr>
+      </w:pPr>
+    </w:p>
+    <w:p>
+      <w:pPr>
+        <w:pStyle w:val="Normal"/>
+        <w:spacing w:before="240" w:beforeAutospacing="off" w:after="240" w:afterAutospacing="off"/>
+        <w:ind w:left="0"/>
+        <w:rPr>
+          <w:noProof w:val="0"/>
+          <w:lang w:val="es-ES"/>
+        </w:rPr>
+      </w:pPr>
+    </w:p>
+    <w:p xmlns:wp14="http://schemas.microsoft.com/office/word/2010/wordml" wp14:paraId="3EA3D67D" wp14:textId="4F86DC86">
       <w:pPr>
         <w:pStyle w:val="Heading2"/>
         <w:spacing w:before="299" w:beforeAutospacing="off" w:after="299" w:afterAutospacing="off"/>
@@ -1884,6 +3229,7 @@
         </w:rPr>
       </w:pPr>
       <w:bookmarkStart w:name="_Toc1331242965" w:id="1169117994"/>
+      <w:bookmarkStart w:name="_Toc1295309213" w:id="1409547290"/>
       <w:r>
         <w:rPr>
           <w:rFonts w:ascii="Aptos" w:hAnsi="Aptos" w:eastAsia="Aptos" w:cs="Aptos"/>
@@ -1894,9 +3240,22 @@
           <w:szCs w:val="36"/>
           <w:lang w:val="es-ES"/>
         </w:rPr>
-        <w:t>7. Próximos Pasos (Fase Final)</w:t>
+        <w:t>9</w:t>
+      </w:r>
+      <w:r>
+        <w:rPr>
+          <w:rFonts w:ascii="Aptos" w:hAnsi="Aptos" w:eastAsia="Aptos" w:cs="Aptos"/>
+          <w:b w:val="1"/>
+          <w:bCs w:val="1"/>
+          <w:noProof w:val="0"/>
+          <w:sz w:val="36"/>
+          <w:szCs w:val="36"/>
+          <w:lang w:val="es-ES"/>
+        </w:rPr>
+        <w:t>. Próximos Pasos (Fase Final)</w:t>
       </w:r>
       <w:bookmarkEnd w:id="1169117994"/>
+      <w:bookmarkEnd w:id="1409547290"/>
     </w:p>
     <w:p>
       <w:pPr>
@@ -1937,7 +3296,7 @@
           <w:noProof w:val="0"/>
           <w:lang w:val="es-ES"/>
         </w:rPr>
-        <w:t>Batería de pruebas unitarias para los controladores y servicios principales.</w:t>
+        <w:t>Refinamiento en la gestión de errores del sistema y validaciones avanzadas en los formularios.</w:t>
       </w:r>
     </w:p>
     <w:p>
@@ -1958,7 +3317,7 @@
           <w:noProof w:val="0"/>
           <w:lang w:val="es-ES"/>
         </w:rPr>
-        <w:t>Refinamiento en la gestión de errores del sistema y validaciones avanzadas en los formularios.</w:t>
+        <w:t>Manual detallado para el usuario final.</w:t>
       </w:r>
     </w:p>
     <w:p>
@@ -1979,7 +3338,7 @@
           <w:noProof w:val="0"/>
           <w:lang w:val="es-ES"/>
         </w:rPr>
-        <w:t>Manual detallado para el usuario final.</w:t>
+        <w:t>Explicación detallada de cada clase.</w:t>
       </w:r>
     </w:p>
     <w:p>
@@ -3649,6 +5008,32 @@
       <w:ind w:left="440"/>
     </w:pPr>
   </w:style>
+  <w:style xmlns:w="http://schemas.openxmlformats.org/wordprocessingml/2006/main" w:type="table" w:styleId="TableGrid">
+    <w:name xmlns:w="http://schemas.openxmlformats.org/wordprocessingml/2006/main" w:val="Table Grid"/>
+    <w:basedOn xmlns:w="http://schemas.openxmlformats.org/wordprocessingml/2006/main" w:val="TableNormal"/>
+    <w:uiPriority xmlns:w="http://schemas.openxmlformats.org/wordprocessingml/2006/main" w:val="59"/>
+    <w:rsid xmlns:w="http://schemas.openxmlformats.org/wordprocessingml/2006/main" w:val="00FB4123"/>
+    <w:pPr xmlns:w="http://schemas.openxmlformats.org/wordprocessingml/2006/main">
+      <w:spacing w:after="0" w:line="240" w:lineRule="auto"/>
+    </w:pPr>
+    <w:tblPr xmlns:w="http://schemas.openxmlformats.org/wordprocessingml/2006/main">
+      <w:tblInd w:w="0" w:type="dxa"/>
+      <w:tblBorders>
+        <w:top w:val="single" w:color="000000" w:themeColor="text1" w:sz="4" w:space="0"/>
+        <w:left w:val="single" w:color="000000" w:themeColor="text1" w:sz="4" w:space="0"/>
+        <w:bottom w:val="single" w:color="000000" w:themeColor="text1" w:sz="4" w:space="0"/>
+        <w:right w:val="single" w:color="000000" w:themeColor="text1" w:sz="4" w:space="0"/>
+        <w:insideH w:val="single" w:color="000000" w:themeColor="text1" w:sz="4" w:space="0"/>
+        <w:insideV w:val="single" w:color="000000" w:themeColor="text1" w:sz="4" w:space="0"/>
+      </w:tblBorders>
+      <w:tblCellMar>
+        <w:top w:w="0" w:type="dxa"/>
+        <w:left w:w="108" w:type="dxa"/>
+        <w:bottom w:w="0" w:type="dxa"/>
+        <w:right w:w="108" w:type="dxa"/>
+      </w:tblCellMar>
+    </w:tblPr>
+  </w:style>
 </w:styles>
 </file>
 

--- a/Documentacion/Documentación Operativa Collector Hub.docx
+++ b/Documentacion/Documentación Operativa Collector Hub.docx
@@ -1,8 +1,8 @@
 
 <file path=word/document.xml><?xml version="1.0" encoding="utf-8"?>
-<w:document xmlns:wpc="http://schemas.microsoft.com/office/word/2010/wordprocessingCanvas" xmlns:mc="http://schemas.openxmlformats.org/markup-compatibility/2006" xmlns:o="urn:schemas-microsoft-com:office:office" xmlns:r="http://schemas.openxmlformats.org/officeDocument/2006/relationships" xmlns:m="http://schemas.openxmlformats.org/officeDocument/2006/math" xmlns:v="urn:schemas-microsoft-com:vml" xmlns:wp14="http://schemas.microsoft.com/office/word/2010/wordprocessingDrawing" xmlns:wp="http://schemas.openxmlformats.org/drawingml/2006/wordprocessingDrawing" xmlns:w10="urn:schemas-microsoft-com:office:word" xmlns:w="http://schemas.openxmlformats.org/wordprocessingml/2006/main" xmlns:w14="http://schemas.microsoft.com/office/word/2010/wordml" xmlns:w15="http://schemas.microsoft.com/office/word/2012/wordml" xmlns:wpg="http://schemas.microsoft.com/office/word/2010/wordprocessingGroup" xmlns:wpi="http://schemas.microsoft.com/office/word/2010/wordprocessingInk" xmlns:wne="http://schemas.microsoft.com/office/word/2006/wordml" xmlns:wps="http://schemas.microsoft.com/office/word/2010/wordprocessingShape" xmlns:w16se="http://schemas.microsoft.com/office/word/2015/wordml/symex" xmlns:w16cid="http://schemas.microsoft.com/office/word/2016/wordml/cid" xmlns:w16="http://schemas.microsoft.com/office/word/2018/wordml" xmlns:w16cex="http://schemas.microsoft.com/office/word/2018/wordml/cex" xmlns:w16sdtdh="http://schemas.microsoft.com/office/word/2020/wordml/sdtdatahash" xmlns:w16sdtfl="http://schemas.microsoft.com/office/word/2024/wordml/sdtformatlock" mc:Ignorable="w14 w15 wp14 w16se w16cid w16 w16cex w16sdtdh w16sdtfl">
+<w:document xmlns:wpc="http://schemas.microsoft.com/office/word/2010/wordprocessingCanvas" xmlns:mc="http://schemas.openxmlformats.org/markup-compatibility/2006" xmlns:o="urn:schemas-microsoft-com:office:office" xmlns:r="http://schemas.openxmlformats.org/officeDocument/2006/relationships" xmlns:m="http://schemas.openxmlformats.org/officeDocument/2006/math" xmlns:v="urn:schemas-microsoft-com:vml" xmlns:wp14="http://schemas.microsoft.com/office/word/2010/wordprocessingDrawing" xmlns:wp="http://schemas.openxmlformats.org/drawingml/2006/wordprocessingDrawing" xmlns:w10="urn:schemas-microsoft-com:office:word" xmlns:w="http://schemas.openxmlformats.org/wordprocessingml/2006/main" xmlns:w14="http://schemas.microsoft.com/office/word/2010/wordml" xmlns:w15="http://schemas.microsoft.com/office/word/2012/wordml" xmlns:wpg="http://schemas.microsoft.com/office/word/2010/wordprocessingGroup" xmlns:wpi="http://schemas.microsoft.com/office/word/2010/wordprocessingInk" xmlns:wne="http://schemas.microsoft.com/office/word/2006/wordml" xmlns:wps="http://schemas.microsoft.com/office/word/2010/wordprocessingShape" xmlns:w16se="http://schemas.microsoft.com/office/word/2015/wordml/symex" xmlns:w16cid="http://schemas.microsoft.com/office/word/2016/wordml/cid" xmlns:w16="http://schemas.microsoft.com/office/word/2018/wordml" xmlns:w16cex="http://schemas.microsoft.com/office/word/2018/wordml/cex" xmlns:w16sdtdh="http://schemas.microsoft.com/office/word/2020/wordml/sdtdatahash" xmlns:w16sdtfl="http://schemas.microsoft.com/office/word/2024/wordml/sdtformatlock" xmlns:a="http://schemas.openxmlformats.org/drawingml/2006/main" xmlns:pic="http://schemas.openxmlformats.org/drawingml/2006/picture" xmlns:a14="http://schemas.microsoft.com/office/drawing/2010/main" mc:Ignorable="w14 w15 wp14 w16se w16cid w16 w16cex w16sdtdh w16sdtfl">
   <w:body>
-    <w:p xmlns:wp14="http://schemas.microsoft.com/office/word/2010/wordml" wp14:paraId="47CA17A5" wp14:textId="6E29F318">
+    <w:p xmlns:wp14="http://schemas.microsoft.com/office/word/2010/wordml" wp14:paraId="47CA17A5" wp14:textId="5989369F">
       <w:pPr>
         <w:pStyle w:val="Normal"/>
         <w:jc w:val="center"/>
@@ -69,7 +69,7 @@
           <w:szCs w:val="48"/>
           <w:lang w:val="es-ES"/>
         </w:rPr>
-        <w:t xml:space="preserve"> (Versión Inicial)</w:t>
+        <w:t xml:space="preserve"> </w:t>
       </w:r>
     </w:p>
     <w:p xmlns:wp14="http://schemas.microsoft.com/office/word/2010/wordml" wp14:paraId="6B9F41F7" wp14:textId="58F4A8C0">
@@ -90,7 +90,7 @@
         </w:docPartObj>
       </w:sdtPr>
       <w:sdtContent>
-        <w:p xmlns:wp14="http://schemas.microsoft.com/office/word/2010/wordml" wp14:paraId="5E7296A4" wp14:textId="52A92EA2">
+        <w:p xmlns:wp14="http://schemas.microsoft.com/office/word/2010/wordml" wp14:paraId="5E7296A4" wp14:textId="20AC3BAB">
           <w:pPr>
             <w:pStyle w:val="TOC2"/>
             <w:tabs>
@@ -106,7 +106,7 @@
           <w:r>
             <w:fldChar w:fldCharType="separate"/>
           </w:r>
-          <w:hyperlink w:anchor="_Toc2022021511">
+          <w:hyperlink w:anchor="_Toc1979494861">
             <w:r>
               <w:rPr>
                 <w:rStyle w:val="Hyperlink"/>
@@ -120,7 +120,7 @@
               <w:fldChar w:fldCharType="begin"/>
             </w:r>
             <w:r>
-              <w:instrText xml:space="preserve">PAGEREF _Toc2022021511 \h</w:instrText>
+              <w:instrText xml:space="preserve">PAGEREF _Toc1979494861 \h</w:instrText>
             </w:r>
             <w:r>
               <w:fldChar w:fldCharType="separate"/>
@@ -136,14 +136,14 @@
             </w:r>
           </w:hyperlink>
         </w:p>
-        <w:p xmlns:wp14="http://schemas.microsoft.com/office/word/2010/wordml" wp14:paraId="206593B5" wp14:textId="69202222">
+        <w:p xmlns:wp14="http://schemas.microsoft.com/office/word/2010/wordml" wp14:paraId="206593B5" wp14:textId="20F70E7E">
           <w:pPr>
             <w:pStyle w:val="TOC2"/>
             <w:tabs>
               <w:tab w:val="right" w:leader="dot" w:pos="9015"/>
             </w:tabs>
           </w:pPr>
-          <w:hyperlink w:anchor="_Toc84668602">
+          <w:hyperlink w:anchor="_Toc1534142813">
             <w:r>
               <w:rPr>
                 <w:rStyle w:val="Hyperlink"/>
@@ -157,7 +157,7 @@
               <w:fldChar w:fldCharType="begin"/>
             </w:r>
             <w:r>
-              <w:instrText xml:space="preserve">PAGEREF _Toc84668602 \h</w:instrText>
+              <w:instrText xml:space="preserve">PAGEREF _Toc1534142813 \h</w:instrText>
             </w:r>
             <w:r>
               <w:fldChar w:fldCharType="separate"/>
@@ -173,14 +173,14 @@
             </w:r>
           </w:hyperlink>
         </w:p>
-        <w:p xmlns:wp14="http://schemas.microsoft.com/office/word/2010/wordml" wp14:paraId="7D120676" wp14:textId="0A151957">
+        <w:p xmlns:wp14="http://schemas.microsoft.com/office/word/2010/wordml" wp14:paraId="7D120676" wp14:textId="200D7EDA">
           <w:pPr>
             <w:pStyle w:val="TOC2"/>
             <w:tabs>
               <w:tab w:val="right" w:leader="dot" w:pos="9015"/>
             </w:tabs>
           </w:pPr>
-          <w:hyperlink w:anchor="_Toc1508844372">
+          <w:hyperlink w:anchor="_Toc839493354">
             <w:r>
               <w:rPr>
                 <w:rStyle w:val="Hyperlink"/>
@@ -194,7 +194,7 @@
               <w:fldChar w:fldCharType="begin"/>
             </w:r>
             <w:r>
-              <w:instrText xml:space="preserve">PAGEREF _Toc1508844372 \h</w:instrText>
+              <w:instrText xml:space="preserve">PAGEREF _Toc839493354 \h</w:instrText>
             </w:r>
             <w:r>
               <w:fldChar w:fldCharType="separate"/>
@@ -210,14 +210,14 @@
             </w:r>
           </w:hyperlink>
         </w:p>
-        <w:p xmlns:wp14="http://schemas.microsoft.com/office/word/2010/wordml" wp14:paraId="366C9512" wp14:textId="0EA37991">
+        <w:p xmlns:wp14="http://schemas.microsoft.com/office/word/2010/wordml" wp14:paraId="366C9512" wp14:textId="16D2D5F1">
           <w:pPr>
             <w:pStyle w:val="TOC2"/>
             <w:tabs>
               <w:tab w:val="right" w:leader="dot" w:pos="9015"/>
             </w:tabs>
           </w:pPr>
-          <w:hyperlink w:anchor="_Toc1208634984">
+          <w:hyperlink w:anchor="_Toc1644149564">
             <w:r>
               <w:rPr>
                 <w:rStyle w:val="Hyperlink"/>
@@ -231,7 +231,7 @@
               <w:fldChar w:fldCharType="begin"/>
             </w:r>
             <w:r>
-              <w:instrText xml:space="preserve">PAGEREF _Toc1208634984 \h</w:instrText>
+              <w:instrText xml:space="preserve">PAGEREF _Toc1644149564 \h</w:instrText>
             </w:r>
             <w:r>
               <w:fldChar w:fldCharType="separate"/>
@@ -247,14 +247,14 @@
             </w:r>
           </w:hyperlink>
         </w:p>
-        <w:p xmlns:wp14="http://schemas.microsoft.com/office/word/2010/wordml" wp14:paraId="35402A83" wp14:textId="3900201A">
+        <w:p xmlns:wp14="http://schemas.microsoft.com/office/word/2010/wordml" wp14:paraId="35402A83" wp14:textId="22CF3B13">
           <w:pPr>
             <w:pStyle w:val="TOC3"/>
             <w:tabs>
               <w:tab w:val="right" w:leader="dot" w:pos="9015"/>
             </w:tabs>
           </w:pPr>
-          <w:hyperlink w:anchor="_Toc1839493368">
+          <w:hyperlink w:anchor="_Toc539807731">
             <w:r>
               <w:rPr>
                 <w:rStyle w:val="Hyperlink"/>
@@ -268,7 +268,7 @@
               <w:fldChar w:fldCharType="begin"/>
             </w:r>
             <w:r>
-              <w:instrText xml:space="preserve">PAGEREF _Toc1839493368 \h</w:instrText>
+              <w:instrText xml:space="preserve">PAGEREF _Toc539807731 \h</w:instrText>
             </w:r>
             <w:r>
               <w:fldChar w:fldCharType="separate"/>
@@ -284,14 +284,14 @@
             </w:r>
           </w:hyperlink>
         </w:p>
-        <w:p xmlns:wp14="http://schemas.microsoft.com/office/word/2010/wordml" wp14:paraId="0EC85119" wp14:textId="06FAF242">
+        <w:p xmlns:wp14="http://schemas.microsoft.com/office/word/2010/wordml" wp14:paraId="0EC85119" wp14:textId="2B436B69">
           <w:pPr>
             <w:pStyle w:val="TOC3"/>
             <w:tabs>
               <w:tab w:val="right" w:leader="dot" w:pos="9015"/>
             </w:tabs>
           </w:pPr>
-          <w:hyperlink w:anchor="_Toc1553153482">
+          <w:hyperlink w:anchor="_Toc2101009310">
             <w:r>
               <w:rPr>
                 <w:rStyle w:val="Hyperlink"/>
@@ -305,7 +305,7 @@
               <w:fldChar w:fldCharType="begin"/>
             </w:r>
             <w:r>
-              <w:instrText xml:space="preserve">PAGEREF _Toc1553153482 \h</w:instrText>
+              <w:instrText xml:space="preserve">PAGEREF _Toc2101009310 \h</w:instrText>
             </w:r>
             <w:r>
               <w:fldChar w:fldCharType="separate"/>
@@ -321,14 +321,14 @@
             </w:r>
           </w:hyperlink>
         </w:p>
-        <w:p xmlns:wp14="http://schemas.microsoft.com/office/word/2010/wordml" wp14:paraId="588F92A0" wp14:textId="5A694C12">
+        <w:p xmlns:wp14="http://schemas.microsoft.com/office/word/2010/wordml" wp14:paraId="588F92A0" wp14:textId="582A7C56">
           <w:pPr>
             <w:pStyle w:val="TOC2"/>
             <w:tabs>
               <w:tab w:val="right" w:leader="dot" w:pos="9015"/>
             </w:tabs>
           </w:pPr>
-          <w:hyperlink w:anchor="_Toc1119131972">
+          <w:hyperlink w:anchor="_Toc1363618902">
             <w:r>
               <w:rPr>
                 <w:rStyle w:val="Hyperlink"/>
@@ -342,7 +342,7 @@
               <w:fldChar w:fldCharType="begin"/>
             </w:r>
             <w:r>
-              <w:instrText xml:space="preserve">PAGEREF _Toc1119131972 \h</w:instrText>
+              <w:instrText xml:space="preserve">PAGEREF _Toc1363618902 \h</w:instrText>
             </w:r>
             <w:r>
               <w:fldChar w:fldCharType="separate"/>
@@ -358,14 +358,14 @@
             </w:r>
           </w:hyperlink>
         </w:p>
-        <w:p xmlns:wp14="http://schemas.microsoft.com/office/word/2010/wordml" wp14:paraId="01795ED7" wp14:textId="0E6F3F21">
+        <w:p xmlns:wp14="http://schemas.microsoft.com/office/word/2010/wordml" wp14:paraId="01795ED7" wp14:textId="4C177B58">
           <w:pPr>
             <w:pStyle w:val="TOC2"/>
             <w:tabs>
               <w:tab w:val="right" w:leader="dot" w:pos="9015"/>
             </w:tabs>
           </w:pPr>
-          <w:hyperlink w:anchor="_Toc408168814">
+          <w:hyperlink w:anchor="_Toc818906565">
             <w:r>
               <w:rPr>
                 <w:rStyle w:val="Hyperlink"/>
@@ -379,7 +379,7 @@
               <w:fldChar w:fldCharType="begin"/>
             </w:r>
             <w:r>
-              <w:instrText xml:space="preserve">PAGEREF _Toc408168814 \h</w:instrText>
+              <w:instrText xml:space="preserve">PAGEREF _Toc818906565 \h</w:instrText>
             </w:r>
             <w:r>
               <w:fldChar w:fldCharType="separate"/>
@@ -401,9 +401,8 @@
             <w:tabs>
               <w:tab w:val="right" w:leader="dot" w:pos="9015"/>
             </w:tabs>
-            <w:bidi w:val="0"/>
           </w:pPr>
-          <w:hyperlink w:anchor="_Toc2095023164">
+          <w:hyperlink w:anchor="_Toc202499387">
             <w:r>
               <w:rPr>
                 <w:rStyle w:val="Hyperlink"/>
@@ -417,7 +416,7 @@
               <w:fldChar w:fldCharType="begin"/>
             </w:r>
             <w:r>
-              <w:instrText xml:space="preserve">PAGEREF _Toc2095023164 \h</w:instrText>
+              <w:instrText xml:space="preserve">PAGEREF _Toc202499387 \h</w:instrText>
             </w:r>
             <w:r>
               <w:fldChar w:fldCharType="separate"/>
@@ -439,9 +438,8 @@
             <w:tabs>
               <w:tab w:val="right" w:leader="dot" w:pos="9015"/>
             </w:tabs>
-            <w:bidi w:val="0"/>
           </w:pPr>
-          <w:hyperlink w:anchor="_Toc1474041878">
+          <w:hyperlink w:anchor="_Toc873318373">
             <w:r>
               <w:rPr>
                 <w:rStyle w:val="Hyperlink"/>
@@ -455,7 +453,7 @@
               <w:fldChar w:fldCharType="begin"/>
             </w:r>
             <w:r>
-              <w:instrText xml:space="preserve">PAGEREF _Toc1474041878 \h</w:instrText>
+              <w:instrText xml:space="preserve">PAGEREF _Toc873318373 \h</w:instrText>
             </w:r>
             <w:r>
               <w:fldChar w:fldCharType="separate"/>
@@ -477,9 +475,8 @@
             <w:tabs>
               <w:tab w:val="right" w:leader="dot" w:pos="9015"/>
             </w:tabs>
-            <w:bidi w:val="0"/>
           </w:pPr>
-          <w:hyperlink w:anchor="_Toc194965896">
+          <w:hyperlink w:anchor="_Toc364812836">
             <w:r>
               <w:rPr>
                 <w:rStyle w:val="Hyperlink"/>
@@ -493,7 +490,7 @@
               <w:fldChar w:fldCharType="begin"/>
             </w:r>
             <w:r>
-              <w:instrText xml:space="preserve">PAGEREF _Toc194965896 \h</w:instrText>
+              <w:instrText xml:space="preserve">PAGEREF _Toc364812836 \h</w:instrText>
             </w:r>
             <w:r>
               <w:fldChar w:fldCharType="separate"/>
@@ -515,9 +512,8 @@
             <w:tabs>
               <w:tab w:val="right" w:leader="dot" w:pos="9015"/>
             </w:tabs>
-            <w:bidi w:val="0"/>
           </w:pPr>
-          <w:hyperlink w:anchor="_Toc625190875">
+          <w:hyperlink w:anchor="_Toc143249553">
             <w:r>
               <w:rPr>
                 <w:rStyle w:val="Hyperlink"/>
@@ -531,7 +527,7 @@
               <w:fldChar w:fldCharType="begin"/>
             </w:r>
             <w:r>
-              <w:instrText xml:space="preserve">PAGEREF _Toc625190875 \h</w:instrText>
+              <w:instrText xml:space="preserve">PAGEREF _Toc143249553 \h</w:instrText>
             </w:r>
             <w:r>
               <w:fldChar w:fldCharType="separate"/>
@@ -553,14 +549,13 @@
             <w:tabs>
               <w:tab w:val="right" w:leader="dot" w:pos="9015"/>
             </w:tabs>
-            <w:bidi w:val="0"/>
           </w:pPr>
-          <w:hyperlink w:anchor="_Toc1359102940">
+          <w:hyperlink w:anchor="_Toc1444241439">
             <w:r>
               <w:rPr>
                 <w:rStyle w:val="Hyperlink"/>
               </w:rPr>
-              <w:t>8.1. Pruebas Unitarias (Backend)</w:t>
+              <w:t>8.1. Pruebas Automáticas</w:t>
             </w:r>
             <w:r>
               <w:tab/>
@@ -569,7 +564,7 @@
               <w:fldChar w:fldCharType="begin"/>
             </w:r>
             <w:r>
-              <w:instrText xml:space="preserve">PAGEREF _Toc1359102940 \h</w:instrText>
+              <w:instrText xml:space="preserve">PAGEREF _Toc1444241439 \h</w:instrText>
             </w:r>
             <w:r>
               <w:fldChar w:fldCharType="separate"/>
@@ -591,14 +586,13 @@
             <w:tabs>
               <w:tab w:val="right" w:leader="dot" w:pos="9015"/>
             </w:tabs>
-            <w:bidi w:val="0"/>
           </w:pPr>
-          <w:hyperlink w:anchor="_Toc242423650">
+          <w:hyperlink w:anchor="_Toc1042937275">
             <w:r>
               <w:rPr>
                 <w:rStyle w:val="Hyperlink"/>
               </w:rPr>
-              <w:t>8.2. Pruebas de Integración</w:t>
+              <w:t>8.2. Pruebas Manuales de Integración</w:t>
             </w:r>
             <w:r>
               <w:tab/>
@@ -607,7 +601,7 @@
               <w:fldChar w:fldCharType="begin"/>
             </w:r>
             <w:r>
-              <w:instrText xml:space="preserve">PAGEREF _Toc242423650 \h</w:instrText>
+              <w:instrText xml:space="preserve">PAGEREF _Toc1042937275 \h</w:instrText>
             </w:r>
             <w:r>
               <w:fldChar w:fldCharType="separate"/>
@@ -616,7 +610,7 @@
               <w:rPr>
                 <w:rStyle w:val="Hyperlink"/>
               </w:rPr>
-              <w:t>5</w:t>
+              <w:t>10</w:t>
             </w:r>
             <w:r>
               <w:fldChar w:fldCharType="end"/>
@@ -629,9 +623,8 @@
             <w:tabs>
               <w:tab w:val="right" w:leader="dot" w:pos="9015"/>
             </w:tabs>
-            <w:bidi w:val="0"/>
           </w:pPr>
-          <w:hyperlink w:anchor="_Toc1295309213">
+          <w:hyperlink w:anchor="_Toc2048253347">
             <w:r>
               <w:rPr>
                 <w:rStyle w:val="Hyperlink"/>
@@ -645,7 +638,7 @@
               <w:fldChar w:fldCharType="begin"/>
             </w:r>
             <w:r>
-              <w:instrText xml:space="preserve">PAGEREF _Toc1295309213 \h</w:instrText>
+              <w:instrText xml:space="preserve">PAGEREF _Toc2048253347 \h</w:instrText>
             </w:r>
             <w:r>
               <w:fldChar w:fldCharType="separate"/>
@@ -654,7 +647,7 @@
               <w:rPr>
                 <w:rStyle w:val="Hyperlink"/>
               </w:rPr>
-              <w:t>6</w:t>
+              <w:t>14</w:t>
             </w:r>
             <w:r>
               <w:fldChar w:fldCharType="end"/>
@@ -739,7 +732,7 @@
           <w:lang w:val="es-ES"/>
         </w:rPr>
       </w:pPr>
-      <w:bookmarkStart w:name="_Toc2022021511" w:id="513879456"/>
+      <w:bookmarkStart w:name="_Toc1979494861" w:id="2146417528"/>
       <w:r>
         <w:rPr>
           <w:rFonts w:ascii="Aptos" w:hAnsi="Aptos" w:eastAsia="Aptos" w:cs="Aptos"/>
@@ -752,7 +745,7 @@
         </w:rPr>
         <w:t>1. Descripción del Sistema</w:t>
       </w:r>
-      <w:bookmarkEnd w:id="513879456"/>
+      <w:bookmarkEnd w:id="2146417528"/>
     </w:p>
     <w:p xmlns:wp14="http://schemas.microsoft.com/office/word/2010/wordml" wp14:paraId="5FC4C7DD" wp14:textId="0DBC2EFD">
       <w:pPr>
@@ -783,7 +776,7 @@
           <w:lang w:val="es-ES"/>
         </w:rPr>
       </w:pPr>
-      <w:bookmarkStart w:name="_Toc84668602" w:id="1930508502"/>
+      <w:bookmarkStart w:name="_Toc1534142813" w:id="1791389797"/>
       <w:r>
         <w:rPr>
           <w:rFonts w:ascii="Aptos" w:hAnsi="Aptos" w:eastAsia="Aptos" w:cs="Aptos"/>
@@ -796,7 +789,7 @@
         </w:rPr>
         <w:t>2. Requisitos de Entorno</w:t>
       </w:r>
-      <w:bookmarkEnd w:id="1930508502"/>
+      <w:bookmarkEnd w:id="1791389797"/>
     </w:p>
     <w:p xmlns:wp14="http://schemas.microsoft.com/office/word/2010/wordml" wp14:paraId="17309D84" wp14:textId="483AF5EB">
       <w:pPr>
@@ -944,7 +937,7 @@
           <w:lang w:val="es-ES"/>
         </w:rPr>
       </w:pPr>
-      <w:bookmarkStart w:name="_Toc1508844372" w:id="1302184149"/>
+      <w:bookmarkStart w:name="_Toc839493354" w:id="901303579"/>
       <w:r>
         <w:rPr>
           <w:rFonts w:ascii="Aptos" w:hAnsi="Aptos" w:eastAsia="Aptos" w:cs="Aptos"/>
@@ -957,7 +950,7 @@
         </w:rPr>
         <w:t>3. Arquitectura Técnica</w:t>
       </w:r>
-      <w:bookmarkEnd w:id="1302184149"/>
+      <w:bookmarkEnd w:id="901303579"/>
     </w:p>
     <w:p>
       <w:pPr>
@@ -1164,7 +1157,7 @@
           <w:lang w:val="es-ES"/>
         </w:rPr>
       </w:pPr>
-      <w:bookmarkStart w:name="_Toc1208634984" w:id="832466323"/>
+      <w:bookmarkStart w:name="_Toc1644149564" w:id="146158016"/>
       <w:r>
         <w:rPr>
           <w:rFonts w:ascii="Aptos" w:hAnsi="Aptos" w:eastAsia="Aptos" w:cs="Aptos"/>
@@ -1177,7 +1170,7 @@
         </w:rPr>
         <w:t>4. Guía de Puesta en Marcha</w:t>
       </w:r>
-      <w:bookmarkEnd w:id="832466323"/>
+      <w:bookmarkEnd w:id="146158016"/>
     </w:p>
     <w:p xmlns:wp14="http://schemas.microsoft.com/office/word/2010/wordml" wp14:paraId="3588625F" wp14:textId="4694A7C7">
       <w:pPr>
@@ -1193,7 +1186,7 @@
           <w:lang w:val="es-ES"/>
         </w:rPr>
       </w:pPr>
-      <w:bookmarkStart w:name="_Toc1839493368" w:id="1699888342"/>
+      <w:bookmarkStart w:name="_Toc539807731" w:id="253210513"/>
       <w:r>
         <w:rPr>
           <w:rFonts w:ascii="Aptos" w:hAnsi="Aptos" w:eastAsia="Aptos" w:cs="Aptos"/>
@@ -1218,7 +1211,7 @@
         </w:rPr>
         <w:t>Backend</w:t>
       </w:r>
-      <w:bookmarkEnd w:id="1699888342"/>
+      <w:bookmarkEnd w:id="253210513"/>
     </w:p>
     <w:p>
       <w:pPr>
@@ -1401,7 +1394,7 @@
           <w:lang w:val="es-ES"/>
         </w:rPr>
       </w:pPr>
-      <w:bookmarkStart w:name="_Toc1553153482" w:id="1097420300"/>
+      <w:bookmarkStart w:name="_Toc2101009310" w:id="1771256595"/>
       <w:r>
         <w:rPr>
           <w:rFonts w:ascii="Aptos" w:hAnsi="Aptos" w:eastAsia="Aptos" w:cs="Aptos"/>
@@ -1426,7 +1419,7 @@
         </w:rPr>
         <w:t>Frontend</w:t>
       </w:r>
-      <w:bookmarkEnd w:id="1097420300"/>
+      <w:bookmarkEnd w:id="1771256595"/>
     </w:p>
     <w:p xmlns:wp14="http://schemas.microsoft.com/office/word/2010/wordml" wp14:paraId="6A974EA1" wp14:textId="6DB23D92">
       <w:pPr>
@@ -1613,7 +1606,7 @@
           <w:lang w:val="es-ES"/>
         </w:rPr>
       </w:pPr>
-      <w:bookmarkStart w:name="_Toc1119131972" w:id="816296860"/>
+      <w:bookmarkStart w:name="_Toc1363618902" w:id="476341139"/>
       <w:r>
         <w:rPr>
           <w:rFonts w:ascii="Aptos" w:hAnsi="Aptos" w:eastAsia="Aptos" w:cs="Aptos"/>
@@ -1626,7 +1619,7 @@
         </w:rPr>
         <w:t>5. Gestión de Roles y Seguridad</w:t>
       </w:r>
-      <w:bookmarkEnd w:id="816296860"/>
+      <w:bookmarkEnd w:id="476341139"/>
     </w:p>
     <w:p>
       <w:pPr>
@@ -1937,7 +1930,7 @@
           <w:lang w:val="es-ES"/>
         </w:rPr>
       </w:pPr>
-      <w:bookmarkStart w:name="_Toc408168814" w:id="998534236"/>
+      <w:bookmarkStart w:name="_Toc818906565" w:id="706261786"/>
       <w:r>
         <w:rPr>
           <w:rFonts w:ascii="Aptos" w:hAnsi="Aptos" w:eastAsia="Aptos" w:cs="Aptos"/>
@@ -1950,7 +1943,7 @@
         </w:rPr>
         <w:t>6. Manejo de Datos Especiales</w:t>
       </w:r>
-      <w:bookmarkEnd w:id="998534236"/>
+      <w:bookmarkEnd w:id="706261786"/>
     </w:p>
     <w:p>
       <w:pPr>
@@ -2074,20 +2067,45 @@
     <w:p>
       <w:pPr>
         <w:pStyle w:val="Heading2"/>
-        <w:rPr>
-          <w:noProof w:val="0"/>
-          <w:lang w:val="es-ES"/>
-        </w:rPr>
-      </w:pPr>
-      <w:bookmarkStart w:name="_Toc2095023164" w:id="1602998219"/>
-      <w:r>
-        <w:rPr>
-          <w:noProof w:val="0"/>
-          <w:lang w:val="es-ES"/>
-        </w:rPr>
-        <w:t>7. Estrategia de Contingencia y Recuperación</w:t>
-      </w:r>
-      <w:bookmarkEnd w:id="1602998219"/>
+        <w:suppressLineNumbers w:val="0"/>
+        <w:bidi w:val="0"/>
+        <w:spacing w:before="299" w:beforeAutospacing="off" w:after="299" w:afterAutospacing="off" w:line="279" w:lineRule="auto"/>
+        <w:ind w:left="0" w:right="0"/>
+        <w:jc w:val="left"/>
+        <w:rPr>
+          <w:rFonts w:ascii="Aptos" w:hAnsi="Aptos" w:eastAsia="Aptos" w:cs="Aptos"/>
+          <w:b w:val="1"/>
+          <w:bCs w:val="1"/>
+          <w:noProof w:val="0"/>
+          <w:sz w:val="36"/>
+          <w:szCs w:val="36"/>
+          <w:lang w:val="es-ES"/>
+        </w:rPr>
+      </w:pPr>
+      <w:r>
+        <w:rPr>
+          <w:rFonts w:ascii="Aptos" w:hAnsi="Aptos" w:eastAsia="Aptos" w:cs="Aptos"/>
+          <w:b w:val="1"/>
+          <w:bCs w:val="1"/>
+          <w:noProof w:val="0"/>
+          <w:sz w:val="36"/>
+          <w:szCs w:val="36"/>
+          <w:lang w:val="es-ES"/>
+        </w:rPr>
+        <w:t xml:space="preserve">7. Estrategia de Contingencia y Recuperación </w:t>
+      </w:r>
+    </w:p>
+    <w:p>
+      <w:pPr>
+        <w:pStyle w:val="Heading3"/>
+      </w:pPr>
+      <w:r>
+        <w:rPr>
+          <w:noProof w:val="0"/>
+          <w:lang w:val="es-ES"/>
+        </w:rPr>
+        <w:t>7.1. Política de Respaldo (Backup)</w:t>
+      </w:r>
       <w:r>
         <w:rPr>
           <w:noProof w:val="0"/>
@@ -2098,188 +2116,359 @@
     </w:p>
     <w:p>
       <w:pPr>
+        <w:pStyle w:val="Normal"/>
+        <w:suppressLineNumbers w:val="0"/>
+        <w:bidi w:val="0"/>
+        <w:spacing w:before="240" w:beforeAutospacing="off" w:after="240" w:afterAutospacing="off" w:line="279" w:lineRule="auto"/>
+        <w:ind w:left="0" w:right="0"/>
+        <w:jc w:val="left"/>
+        <w:rPr>
+          <w:rFonts w:ascii="Aptos" w:hAnsi="Aptos" w:eastAsia="Aptos" w:cs="Aptos"/>
+          <w:noProof w:val="0"/>
+          <w:sz w:val="24"/>
+          <w:szCs w:val="24"/>
+          <w:lang w:val="es-ES"/>
+        </w:rPr>
+      </w:pPr>
+      <w:r>
+        <w:rPr>
+          <w:rFonts w:ascii="Aptos" w:hAnsi="Aptos" w:eastAsia="Aptos" w:cs="Aptos"/>
+          <w:noProof w:val="0"/>
+          <w:sz w:val="24"/>
+          <w:szCs w:val="24"/>
+          <w:lang w:val="es-ES"/>
+        </w:rPr>
+        <w:t xml:space="preserve">La arquitectura del proyecto centraliza tanto los datos relacionales como el contenido multimedia (almacenado en formato Base64) en un único contenedor de MySQL. Por ello, la estrategia de respaldo adoptada consiste en realizar volcados lógicos periódicos de la base de datos completa. La ejecución se plantea mediante la herramienta nativa del motor de datos sin necesidad de detener el servicio: </w:t>
+      </w:r>
+    </w:p>
+    <w:p>
+      <w:pPr>
+        <w:pStyle w:val="Normal"/>
+        <w:suppressLineNumbers w:val="0"/>
+        <w:bidi w:val="0"/>
+        <w:spacing w:before="240" w:beforeAutospacing="off" w:after="240" w:afterAutospacing="off" w:line="279" w:lineRule="auto"/>
+        <w:ind w:left="0" w:right="0"/>
+        <w:jc w:val="left"/>
+        <w:rPr>
+          <w:rFonts w:ascii="Aptos" w:hAnsi="Aptos" w:eastAsia="Aptos" w:cs="Aptos"/>
+          <w:noProof w:val="0"/>
+          <w:sz w:val="24"/>
+          <w:szCs w:val="24"/>
+          <w:lang w:val="en-US"/>
+        </w:rPr>
+      </w:pPr>
+      <w:r>
+        <w:rPr>
+          <w:rFonts w:ascii="Aptos" w:hAnsi="Aptos" w:eastAsia="Aptos" w:cs="Aptos"/>
+          <w:noProof w:val="0"/>
+          <w:sz w:val="24"/>
+          <w:szCs w:val="24"/>
+          <w:lang w:val="en-US"/>
+        </w:rPr>
+        <w:t xml:space="preserve">docker exec [id_contenedor_mysql] mysqldump -u root -p[password] collectorhub &gt; backup_diario.sql </w:t>
+      </w:r>
+    </w:p>
+    <w:p>
+      <w:pPr>
         <w:pStyle w:val="Heading3"/>
       </w:pPr>
-      <w:bookmarkStart w:name="_Toc1474041878" w:id="543358640"/>
-      <w:r>
-        <w:rPr>
-          <w:noProof w:val="0"/>
-          <w:lang w:val="es-ES"/>
-        </w:rPr>
-        <w:t>7.1. Política de Respaldo (Backup)</w:t>
-      </w:r>
-      <w:bookmarkEnd w:id="543358640"/>
-      <w:r>
-        <w:rPr>
-          <w:noProof w:val="0"/>
+      <w:r>
+        <w:rPr>
+          <w:noProof w:val="0"/>
+          <w:lang w:val="es-ES"/>
+        </w:rPr>
+        <w:t>7.2. Procedimiento de Restauración</w:t>
+      </w:r>
+    </w:p>
+    <w:p>
+      <w:pPr>
+        <w:pStyle w:val="Normal"/>
+        <w:suppressLineNumbers w:val="0"/>
+        <w:bidi w:val="0"/>
+        <w:spacing w:before="240" w:beforeAutospacing="off" w:after="240" w:afterAutospacing="off" w:line="279" w:lineRule="auto"/>
+        <w:ind w:left="0" w:right="0"/>
+        <w:jc w:val="left"/>
+        <w:rPr>
+          <w:rFonts w:ascii="Aptos" w:hAnsi="Aptos" w:eastAsia="Aptos" w:cs="Aptos"/>
+          <w:noProof w:val="0"/>
+          <w:sz w:val="24"/>
+          <w:szCs w:val="24"/>
+          <w:lang w:val="es-ES"/>
+        </w:rPr>
+      </w:pPr>
+      <w:r>
+        <w:rPr>
+          <w:rFonts w:ascii="Aptos" w:hAnsi="Aptos" w:eastAsia="Aptos" w:cs="Aptos"/>
+          <w:noProof w:val="0"/>
+          <w:sz w:val="24"/>
+          <w:szCs w:val="24"/>
+          <w:lang w:val="es-ES"/>
+        </w:rPr>
+        <w:t xml:space="preserve">Frente a una posible pérdida de integridad, el sistema cuenta con un </w:t>
+      </w:r>
+      <w:r>
+        <w:rPr>
+          <w:rFonts w:ascii="Aptos" w:hAnsi="Aptos" w:eastAsia="Aptos" w:cs="Aptos"/>
+          <w:noProof w:val="0"/>
+          <w:sz w:val="24"/>
+          <w:szCs w:val="24"/>
+          <w:lang w:val="es-ES"/>
+        </w:rPr>
+        <w:t>Recovery</w:t>
+      </w:r>
+      <w:r>
+        <w:rPr>
+          <w:rFonts w:ascii="Aptos" w:hAnsi="Aptos" w:eastAsia="Aptos" w:cs="Aptos"/>
+          <w:noProof w:val="0"/>
+          <w:sz w:val="24"/>
+          <w:szCs w:val="24"/>
+          <w:lang w:val="es-ES"/>
+        </w:rPr>
+        <w:t xml:space="preserve"> Time </w:t>
+      </w:r>
+      <w:r>
+        <w:rPr>
+          <w:rFonts w:ascii="Aptos" w:hAnsi="Aptos" w:eastAsia="Aptos" w:cs="Aptos"/>
+          <w:noProof w:val="0"/>
+          <w:sz w:val="24"/>
+          <w:szCs w:val="24"/>
+          <w:lang w:val="es-ES"/>
+        </w:rPr>
+        <w:t>Objective</w:t>
+      </w:r>
+      <w:r>
+        <w:rPr>
+          <w:rFonts w:ascii="Aptos" w:hAnsi="Aptos" w:eastAsia="Aptos" w:cs="Aptos"/>
+          <w:noProof w:val="0"/>
+          <w:sz w:val="24"/>
+          <w:szCs w:val="24"/>
+          <w:lang w:val="es-ES"/>
+        </w:rPr>
+        <w:t xml:space="preserve"> reducido. La recuperación implica levantar una instancia limpia a través de </w:t>
+      </w:r>
+      <w:r>
+        <w:rPr>
+          <w:rFonts w:ascii="Aptos" w:hAnsi="Aptos" w:eastAsia="Aptos" w:cs="Aptos"/>
+          <w:noProof w:val="0"/>
+          <w:sz w:val="24"/>
+          <w:szCs w:val="24"/>
+          <w:lang w:val="es-ES"/>
+        </w:rPr>
+        <w:t>docker-compose</w:t>
+      </w:r>
+      <w:r>
+        <w:rPr>
+          <w:rFonts w:ascii="Aptos" w:hAnsi="Aptos" w:eastAsia="Aptos" w:cs="Aptos"/>
+          <w:noProof w:val="0"/>
+          <w:sz w:val="24"/>
+          <w:szCs w:val="24"/>
+          <w:lang w:val="es-ES"/>
+        </w:rPr>
+        <w:t xml:space="preserve"> y ejecutar la importación del volcado SQL previamente generado:</w:t>
+      </w:r>
+    </w:p>
+    <w:p>
+      <w:pPr>
+        <w:pStyle w:val="Normal"/>
+        <w:suppressLineNumbers w:val="0"/>
+        <w:bidi w:val="0"/>
+        <w:spacing w:before="240" w:beforeAutospacing="off" w:after="240" w:afterAutospacing="off" w:line="279" w:lineRule="auto"/>
+        <w:ind w:left="0" w:right="0"/>
+        <w:jc w:val="left"/>
+        <w:rPr>
+          <w:rFonts w:ascii="Aptos" w:hAnsi="Aptos" w:eastAsia="Aptos" w:cs="Aptos"/>
+          <w:noProof w:val="0"/>
+          <w:sz w:val="24"/>
+          <w:szCs w:val="24"/>
+          <w:lang w:val="es-ES"/>
+        </w:rPr>
+      </w:pPr>
+      <w:r>
+        <w:rPr>
+          <w:rFonts w:ascii="Aptos" w:hAnsi="Aptos" w:eastAsia="Aptos" w:cs="Aptos"/>
+          <w:noProof w:val="0"/>
+          <w:sz w:val="24"/>
+          <w:szCs w:val="24"/>
           <w:lang w:val="es-ES"/>
         </w:rPr>
         <w:t xml:space="preserve"> </w:t>
       </w:r>
-    </w:p>
-    <w:p>
-      <w:pPr>
-        <w:spacing w:before="240" w:beforeAutospacing="off" w:after="240" w:afterAutospacing="off"/>
-      </w:pPr>
-      <w:r>
-        <w:rPr>
-          <w:rFonts w:ascii="Aptos" w:hAnsi="Aptos" w:eastAsia="Aptos" w:cs="Aptos"/>
-          <w:noProof w:val="0"/>
-          <w:sz w:val="24"/>
-          <w:szCs w:val="24"/>
-          <w:lang w:val="es-ES"/>
-        </w:rPr>
-        <w:t xml:space="preserve">La arquitectura del proyecto centraliza tanto los datos relacionales como el contenido multimedia (almacenado en formato Base64) en un único contenedor de MySQL. Por ello, la estrategia de respaldo adoptada consiste en realizar volcados lógicos periódicos de la base de datos completa. La ejecución se plantea mediante la herramienta nativa del motor de datos sin necesidad de detener el servicio: </w:t>
+      <w:r>
+        <w:rPr>
+          <w:rFonts w:ascii="Aptos" w:hAnsi="Aptos" w:eastAsia="Aptos" w:cs="Aptos"/>
+          <w:noProof w:val="0"/>
+          <w:sz w:val="24"/>
+          <w:szCs w:val="24"/>
+          <w:lang w:val="es-ES"/>
+        </w:rPr>
+        <w:t>docker</w:t>
+      </w:r>
+      <w:r>
+        <w:rPr>
+          <w:rFonts w:ascii="Aptos" w:hAnsi="Aptos" w:eastAsia="Aptos" w:cs="Aptos"/>
+          <w:noProof w:val="0"/>
+          <w:sz w:val="24"/>
+          <w:szCs w:val="24"/>
+          <w:lang w:val="es-ES"/>
+        </w:rPr>
+        <w:t xml:space="preserve"> </w:t>
+      </w:r>
+      <w:r>
+        <w:rPr>
+          <w:rFonts w:ascii="Aptos" w:hAnsi="Aptos" w:eastAsia="Aptos" w:cs="Aptos"/>
+          <w:noProof w:val="0"/>
+          <w:sz w:val="24"/>
+          <w:szCs w:val="24"/>
+          <w:lang w:val="es-ES"/>
+        </w:rPr>
+        <w:t>exec</w:t>
+      </w:r>
+      <w:r>
+        <w:rPr>
+          <w:rFonts w:ascii="Aptos" w:hAnsi="Aptos" w:eastAsia="Aptos" w:cs="Aptos"/>
+          <w:noProof w:val="0"/>
+          <w:sz w:val="24"/>
+          <w:szCs w:val="24"/>
+          <w:lang w:val="es-ES"/>
+        </w:rPr>
+        <w:t xml:space="preserve"> -i [</w:t>
+      </w:r>
+      <w:r>
+        <w:rPr>
+          <w:rFonts w:ascii="Aptos" w:hAnsi="Aptos" w:eastAsia="Aptos" w:cs="Aptos"/>
+          <w:noProof w:val="0"/>
+          <w:sz w:val="24"/>
+          <w:szCs w:val="24"/>
+          <w:lang w:val="es-ES"/>
+        </w:rPr>
+        <w:t>id_contenedor_mysql</w:t>
+      </w:r>
+      <w:r>
+        <w:rPr>
+          <w:rFonts w:ascii="Aptos" w:hAnsi="Aptos" w:eastAsia="Aptos" w:cs="Aptos"/>
+          <w:noProof w:val="0"/>
+          <w:sz w:val="24"/>
+          <w:szCs w:val="24"/>
+          <w:lang w:val="es-ES"/>
+        </w:rPr>
+        <w:t xml:space="preserve">] </w:t>
+      </w:r>
+      <w:r>
+        <w:rPr>
+          <w:rFonts w:ascii="Aptos" w:hAnsi="Aptos" w:eastAsia="Aptos" w:cs="Aptos"/>
+          <w:noProof w:val="0"/>
+          <w:sz w:val="24"/>
+          <w:szCs w:val="24"/>
+          <w:lang w:val="es-ES"/>
+        </w:rPr>
+        <w:t>mysql</w:t>
+      </w:r>
+      <w:r>
+        <w:rPr>
+          <w:rFonts w:ascii="Aptos" w:hAnsi="Aptos" w:eastAsia="Aptos" w:cs="Aptos"/>
+          <w:noProof w:val="0"/>
+          <w:sz w:val="24"/>
+          <w:szCs w:val="24"/>
+          <w:lang w:val="es-ES"/>
+        </w:rPr>
+        <w:t xml:space="preserve"> -u </w:t>
+      </w:r>
+      <w:r>
+        <w:rPr>
+          <w:rFonts w:ascii="Aptos" w:hAnsi="Aptos" w:eastAsia="Aptos" w:cs="Aptos"/>
+          <w:noProof w:val="0"/>
+          <w:sz w:val="24"/>
+          <w:szCs w:val="24"/>
+          <w:lang w:val="es-ES"/>
+        </w:rPr>
+        <w:t>root</w:t>
+      </w:r>
+      <w:r>
+        <w:rPr>
+          <w:rFonts w:ascii="Aptos" w:hAnsi="Aptos" w:eastAsia="Aptos" w:cs="Aptos"/>
+          <w:noProof w:val="0"/>
+          <w:sz w:val="24"/>
+          <w:szCs w:val="24"/>
+          <w:lang w:val="es-ES"/>
+        </w:rPr>
+        <w:t xml:space="preserve"> -p[</w:t>
+      </w:r>
+      <w:r>
+        <w:rPr>
+          <w:rFonts w:ascii="Aptos" w:hAnsi="Aptos" w:eastAsia="Aptos" w:cs="Aptos"/>
+          <w:noProof w:val="0"/>
+          <w:sz w:val="24"/>
+          <w:szCs w:val="24"/>
+          <w:lang w:val="es-ES"/>
+        </w:rPr>
+        <w:t>password</w:t>
+      </w:r>
+      <w:r>
+        <w:rPr>
+          <w:rFonts w:ascii="Aptos" w:hAnsi="Aptos" w:eastAsia="Aptos" w:cs="Aptos"/>
+          <w:noProof w:val="0"/>
+          <w:sz w:val="24"/>
+          <w:szCs w:val="24"/>
+          <w:lang w:val="es-ES"/>
+        </w:rPr>
+        <w:t xml:space="preserve">] </w:t>
+      </w:r>
+      <w:r>
+        <w:rPr>
+          <w:rFonts w:ascii="Aptos" w:hAnsi="Aptos" w:eastAsia="Aptos" w:cs="Aptos"/>
+          <w:noProof w:val="0"/>
+          <w:sz w:val="24"/>
+          <w:szCs w:val="24"/>
+          <w:lang w:val="es-ES"/>
+        </w:rPr>
+        <w:t>collectorhub</w:t>
+      </w:r>
+      <w:r>
+        <w:rPr>
+          <w:rFonts w:ascii="Aptos" w:hAnsi="Aptos" w:eastAsia="Aptos" w:cs="Aptos"/>
+          <w:noProof w:val="0"/>
+          <w:sz w:val="24"/>
+          <w:szCs w:val="24"/>
+          <w:lang w:val="es-ES"/>
+        </w:rPr>
+        <w:t xml:space="preserve"> &lt; </w:t>
+      </w:r>
+      <w:r>
+        <w:rPr>
+          <w:rFonts w:ascii="Aptos" w:hAnsi="Aptos" w:eastAsia="Aptos" w:cs="Aptos"/>
+          <w:noProof w:val="0"/>
+          <w:sz w:val="24"/>
+          <w:szCs w:val="24"/>
+          <w:lang w:val="es-ES"/>
+        </w:rPr>
+        <w:t>backup_diario.sql</w:t>
+      </w:r>
+      <w:r>
+        <w:rPr>
+          <w:rFonts w:ascii="Aptos" w:hAnsi="Aptos" w:eastAsia="Aptos" w:cs="Aptos"/>
+          <w:noProof w:val="0"/>
+          <w:sz w:val="24"/>
+          <w:szCs w:val="24"/>
+          <w:lang w:val="es-ES"/>
+        </w:rPr>
+        <w:t xml:space="preserve"> </w:t>
       </w:r>
     </w:p>
     <w:p>
       <w:pPr>
         <w:pStyle w:val="Normal"/>
-        <w:rPr>
-          <w:b w:val="1"/>
-          <w:bCs w:val="1"/>
-          <w:noProof w:val="0"/>
-          <w:lang w:val="en-US"/>
-        </w:rPr>
-      </w:pPr>
-      <w:r>
-        <w:rPr>
-          <w:b w:val="1"/>
-          <w:bCs w:val="1"/>
-          <w:noProof w:val="0"/>
-          <w:lang w:val="en-US"/>
-        </w:rPr>
-        <w:t>docker exec [id_contenedor_mysql] mysqldump -u root -p[password] collectorhub &gt; backup_diario.sql</w:t>
-      </w:r>
-    </w:p>
-    <w:p>
-      <w:pPr>
-        <w:pStyle w:val="Heading3"/>
-      </w:pPr>
-      <w:bookmarkStart w:name="_Toc194965896" w:id="1622042901"/>
-      <w:r>
-        <w:rPr>
-          <w:noProof w:val="0"/>
-          <w:lang w:val="es-ES"/>
-        </w:rPr>
-        <w:t>7.2. Procedimiento de Restauración</w:t>
-      </w:r>
-      <w:bookmarkEnd w:id="1622042901"/>
-      <w:r>
-        <w:rPr>
-          <w:noProof w:val="0"/>
-          <w:lang w:val="es-ES"/>
-        </w:rPr>
-        <w:t xml:space="preserve"> </w:t>
-      </w:r>
-    </w:p>
-    <w:p>
-      <w:pPr>
-        <w:spacing w:before="240" w:beforeAutospacing="off" w:after="240" w:afterAutospacing="off"/>
-      </w:pPr>
-      <w:r>
-        <w:rPr>
-          <w:rFonts w:ascii="Aptos" w:hAnsi="Aptos" w:eastAsia="Aptos" w:cs="Aptos"/>
-          <w:noProof w:val="0"/>
-          <w:sz w:val="24"/>
-          <w:szCs w:val="24"/>
-          <w:lang w:val="es-ES"/>
-        </w:rPr>
-        <w:t xml:space="preserve">Frente a una posible pérdida de integridad, el sistema cuenta con un </w:t>
-      </w:r>
-      <w:r>
-        <w:rPr>
-          <w:rFonts w:ascii="Aptos" w:hAnsi="Aptos" w:eastAsia="Aptos" w:cs="Aptos"/>
-          <w:noProof w:val="0"/>
-          <w:sz w:val="24"/>
-          <w:szCs w:val="24"/>
-          <w:lang w:val="es-ES"/>
-        </w:rPr>
-        <w:t>Recovery</w:t>
-      </w:r>
-      <w:r>
-        <w:rPr>
-          <w:rFonts w:ascii="Aptos" w:hAnsi="Aptos" w:eastAsia="Aptos" w:cs="Aptos"/>
-          <w:noProof w:val="0"/>
-          <w:sz w:val="24"/>
-          <w:szCs w:val="24"/>
-          <w:lang w:val="es-ES"/>
-        </w:rPr>
-        <w:t xml:space="preserve"> Time </w:t>
-      </w:r>
-      <w:r>
-        <w:rPr>
-          <w:rFonts w:ascii="Aptos" w:hAnsi="Aptos" w:eastAsia="Aptos" w:cs="Aptos"/>
-          <w:noProof w:val="0"/>
-          <w:sz w:val="24"/>
-          <w:szCs w:val="24"/>
-          <w:lang w:val="es-ES"/>
-        </w:rPr>
-        <w:t>Objective</w:t>
-      </w:r>
-      <w:r>
-        <w:rPr>
-          <w:rFonts w:ascii="Aptos" w:hAnsi="Aptos" w:eastAsia="Aptos" w:cs="Aptos"/>
-          <w:noProof w:val="0"/>
-          <w:sz w:val="24"/>
-          <w:szCs w:val="24"/>
-          <w:lang w:val="es-ES"/>
-        </w:rPr>
-        <w:t xml:space="preserve"> reducido. La recuperación implica levantar una instancia limpia a través de </w:t>
-      </w:r>
-      <w:r>
-        <w:rPr>
-          <w:rFonts w:ascii="Consolas" w:hAnsi="Consolas" w:eastAsia="Consolas" w:cs="Consolas"/>
-          <w:noProof w:val="0"/>
-          <w:sz w:val="24"/>
-          <w:szCs w:val="24"/>
-          <w:lang w:val="es-ES"/>
-        </w:rPr>
-        <w:t>docker-compose</w:t>
-      </w:r>
-      <w:r>
-        <w:rPr>
-          <w:rFonts w:ascii="Aptos" w:hAnsi="Aptos" w:eastAsia="Aptos" w:cs="Aptos"/>
-          <w:noProof w:val="0"/>
-          <w:sz w:val="24"/>
-          <w:szCs w:val="24"/>
-          <w:lang w:val="es-ES"/>
-        </w:rPr>
-        <w:t xml:space="preserve"> y ejecutar la importación del volcado SQL previamente generado: </w:t>
-      </w:r>
-    </w:p>
-    <w:p>
-      <w:pPr>
-        <w:pStyle w:val="Normal"/>
-        <w:rPr>
-          <w:b w:val="1"/>
-          <w:bCs w:val="1"/>
-          <w:noProof w:val="0"/>
-          <w:lang w:val="es-ES"/>
-        </w:rPr>
-      </w:pPr>
-      <w:r>
-        <w:rPr>
-          <w:b w:val="1"/>
-          <w:bCs w:val="1"/>
-          <w:noProof w:val="0"/>
-          <w:lang w:val="es-ES"/>
-        </w:rPr>
-        <w:t>docker exec -i [id_contenedor_mysql] mysql -u root -p[password] collectorhub &lt; backup_diario.sql</w:t>
-      </w:r>
-      <w:r>
-        <w:rPr>
-          <w:b w:val="1"/>
-          <w:bCs w:val="1"/>
-          <w:noProof w:val="0"/>
-          <w:lang w:val="es-ES"/>
-        </w:rPr>
-        <w:t xml:space="preserve"> </w:t>
-      </w:r>
-    </w:p>
-    <w:p>
-      <w:pPr>
-        <w:spacing w:before="240" w:beforeAutospacing="off" w:after="240" w:afterAutospacing="off"/>
+        <w:suppressLineNumbers w:val="0"/>
+        <w:bidi w:val="0"/>
+        <w:spacing w:before="240" w:beforeAutospacing="off" w:after="240" w:afterAutospacing="off" w:line="279" w:lineRule="auto"/>
+        <w:ind w:left="0" w:right="0"/>
+        <w:jc w:val="left"/>
+        <w:rPr>
+          <w:rFonts w:ascii="Aptos" w:hAnsi="Aptos" w:eastAsia="Aptos" w:cs="Aptos"/>
+          <w:noProof w:val="0"/>
+          <w:sz w:val="24"/>
+          <w:szCs w:val="24"/>
+          <w:lang w:val="es-ES"/>
+        </w:rPr>
       </w:pPr>
       <w:r>
         <w:rPr>
@@ -2290,178 +2479,6 @@
           <w:lang w:val="es-ES"/>
         </w:rPr>
         <w:t>Este enfoque asegura que los esquemas dinámicos JSON y las imágenes asociadas mantengan su consistencia estructural.</w:t>
-      </w:r>
-    </w:p>
-    <w:p>
-      <w:r>
-        <w:br w:type="page"/>
-      </w:r>
-    </w:p>
-    <w:p>
-      <w:pPr>
-        <w:pStyle w:val="Normal"/>
-        <w:spacing w:before="240" w:beforeAutospacing="off" w:after="240" w:afterAutospacing="off"/>
-        <w:rPr>
-          <w:rFonts w:ascii="Aptos" w:hAnsi="Aptos" w:eastAsia="Aptos" w:cs="Aptos"/>
-          <w:noProof w:val="0"/>
-          <w:sz w:val="24"/>
-          <w:szCs w:val="24"/>
-          <w:lang w:val="es-ES"/>
-        </w:rPr>
-      </w:pPr>
-    </w:p>
-    <w:p>
-      <w:pPr>
-        <w:pStyle w:val="Heading2"/>
-        <w:rPr>
-          <w:noProof w:val="0"/>
-          <w:lang w:val="es-ES"/>
-        </w:rPr>
-      </w:pPr>
-      <w:bookmarkStart w:name="_Toc625190875" w:id="1213638679"/>
-      <w:r>
-        <w:rPr>
-          <w:noProof w:val="0"/>
-          <w:lang w:val="es-ES"/>
-        </w:rPr>
-        <w:t>8. Plan de Pruebas y Aseguramiento de Calidad</w:t>
-      </w:r>
-      <w:bookmarkEnd w:id="1213638679"/>
-    </w:p>
-    <w:p>
-      <w:pPr>
-        <w:spacing w:before="240" w:beforeAutospacing="off" w:after="240" w:afterAutospacing="off"/>
-      </w:pPr>
-      <w:r>
-        <w:rPr>
-          <w:rFonts w:ascii="Aptos" w:hAnsi="Aptos" w:eastAsia="Aptos" w:cs="Aptos"/>
-          <w:noProof w:val="0"/>
-          <w:sz w:val="24"/>
-          <w:szCs w:val="24"/>
-          <w:lang w:val="es-ES"/>
-        </w:rPr>
-        <w:t>Para validar la estabilidad de Collector Hub, se ha combinado la evaluación unitaria en el lado del servidor con pruebas de integración manuales sobre el cliente.</w:t>
-      </w:r>
-    </w:p>
-    <w:p>
-      <w:pPr>
-        <w:pStyle w:val="Heading3"/>
-      </w:pPr>
-      <w:bookmarkStart w:name="_Toc1359102940" w:id="814849744"/>
-      <w:r>
-        <w:rPr>
-          <w:noProof w:val="0"/>
-          <w:lang w:val="es-ES"/>
-        </w:rPr>
-        <w:t>8.1. Pruebas Unitarias (Backend)</w:t>
-      </w:r>
-      <w:bookmarkEnd w:id="814849744"/>
-      <w:r>
-        <w:rPr>
-          <w:noProof w:val="0"/>
-          <w:lang w:val="es-ES"/>
-        </w:rPr>
-        <w:t xml:space="preserve"> </w:t>
-      </w:r>
-    </w:p>
-    <w:p>
-      <w:pPr>
-        <w:spacing w:before="240" w:beforeAutospacing="off" w:after="240" w:afterAutospacing="off"/>
-      </w:pPr>
-      <w:r>
-        <w:rPr>
-          <w:rFonts w:ascii="Aptos" w:hAnsi="Aptos" w:eastAsia="Aptos" w:cs="Aptos"/>
-          <w:noProof w:val="0"/>
-          <w:sz w:val="24"/>
-          <w:szCs w:val="24"/>
-          <w:lang w:val="es-ES"/>
-        </w:rPr>
-        <w:t xml:space="preserve">Se ha introducido la suite de pruebas mediante JUnit 5 para verificar el comportamiento aislado de las entidades del dominio. Como prueba de concepto para este hito, se implementó </w:t>
-      </w:r>
-      <w:r>
-        <w:rPr>
-          <w:rFonts w:ascii="Consolas" w:hAnsi="Consolas" w:eastAsia="Consolas" w:cs="Consolas"/>
-          <w:noProof w:val="0"/>
-          <w:sz w:val="24"/>
-          <w:szCs w:val="24"/>
-          <w:lang w:val="es-ES"/>
-        </w:rPr>
-        <w:t>UsuarioTest.java</w:t>
-      </w:r>
-      <w:r>
-        <w:rPr>
-          <w:rFonts w:ascii="Aptos" w:hAnsi="Aptos" w:eastAsia="Aptos" w:cs="Aptos"/>
-          <w:noProof w:val="0"/>
-          <w:sz w:val="24"/>
-          <w:szCs w:val="24"/>
-          <w:lang w:val="es-ES"/>
-        </w:rPr>
-        <w:t>. Esta clase comprueba la correcta asignación de propiedades y roles mediante aserciones (</w:t>
-      </w:r>
-      <w:r>
-        <w:rPr>
-          <w:rFonts w:ascii="Consolas" w:hAnsi="Consolas" w:eastAsia="Consolas" w:cs="Consolas"/>
-          <w:noProof w:val="0"/>
-          <w:sz w:val="24"/>
-          <w:szCs w:val="24"/>
-          <w:lang w:val="es-ES"/>
-        </w:rPr>
-        <w:t>assertEquals</w:t>
-      </w:r>
-      <w:r>
-        <w:rPr>
-          <w:rFonts w:ascii="Aptos" w:hAnsi="Aptos" w:eastAsia="Aptos" w:cs="Aptos"/>
-          <w:noProof w:val="0"/>
-          <w:sz w:val="24"/>
-          <w:szCs w:val="24"/>
-          <w:lang w:val="es-ES"/>
-        </w:rPr>
-        <w:t xml:space="preserve">, </w:t>
-      </w:r>
-      <w:r>
-        <w:rPr>
-          <w:rFonts w:ascii="Consolas" w:hAnsi="Consolas" w:eastAsia="Consolas" w:cs="Consolas"/>
-          <w:noProof w:val="0"/>
-          <w:sz w:val="24"/>
-          <w:szCs w:val="24"/>
-          <w:lang w:val="es-ES"/>
-        </w:rPr>
-        <w:t>assertTrue</w:t>
-      </w:r>
-      <w:r>
-        <w:rPr>
-          <w:rFonts w:ascii="Aptos" w:hAnsi="Aptos" w:eastAsia="Aptos" w:cs="Aptos"/>
-          <w:noProof w:val="0"/>
-          <w:sz w:val="24"/>
-          <w:szCs w:val="24"/>
-          <w:lang w:val="es-ES"/>
-        </w:rPr>
-        <w:t>), garantizando además casos de frontera, como evitar que la inicialización por defecto de un usuario otorgue permisos administrativos de forma accidental.</w:t>
-      </w:r>
-    </w:p>
-    <w:p>
-      <w:pPr>
-        <w:pStyle w:val="Heading3"/>
-        <w:rPr>
-          <w:noProof w:val="0"/>
-          <w:lang w:val="es-ES"/>
-        </w:rPr>
-      </w:pPr>
-      <w:bookmarkStart w:name="_Toc242423650" w:id="170336472"/>
-      <w:r>
-        <w:rPr>
-          <w:noProof w:val="0"/>
-          <w:lang w:val="es-ES"/>
-        </w:rPr>
-        <w:t>8.2. Pruebas de Integración</w:t>
-      </w:r>
-      <w:bookmarkEnd w:id="170336472"/>
-      <w:r>
-        <w:rPr>
-          <w:noProof w:val="0"/>
-          <w:lang w:val="es-ES"/>
-        </w:rPr>
-        <w:t xml:space="preserve"> </w:t>
       </w:r>
     </w:p>
     <w:p>
@@ -2469,729 +2486,12 @@
         <w:pStyle w:val="Normal"/>
         <w:spacing w:before="240" w:beforeAutospacing="off" w:after="240" w:afterAutospacing="off"/>
         <w:ind w:left="0"/>
-      </w:pPr>
-      <w:r>
-        <w:rPr>
-          <w:rFonts w:ascii="Aptos" w:hAnsi="Aptos" w:eastAsia="Aptos" w:cs="Aptos"/>
-          <w:noProof w:val="0"/>
-          <w:sz w:val="24"/>
-          <w:szCs w:val="24"/>
-          <w:lang w:val="es-ES"/>
-        </w:rPr>
-        <w:t>El flujo de la aplicación se ha sometido a los siguientes casos de uso críticos para asegurar el correcto acoplamiento entre la vista y la API:</w:t>
-      </w:r>
-    </w:p>
-    <w:tbl>
-      <w:tblPr>
-        <w:tblStyle w:val="TableGrid"/>
-        <w:tblW w:w="0" w:type="auto"/>
-        <w:tblLook w:val="06A0" w:firstRow="1" w:lastRow="0" w:firstColumn="1" w:lastColumn="0" w:noHBand="1" w:noVBand="1"/>
-      </w:tblPr>
-      <w:tblGrid>
-        <w:gridCol w:w="2430"/>
-        <w:gridCol w:w="2325"/>
-        <w:gridCol w:w="2318"/>
-        <w:gridCol w:w="1942"/>
-      </w:tblGrid>
-      <w:tr>
-        <w:trPr>
-          <w:trHeight w:val="300"/>
-        </w:trPr>
-        <w:tc>
-          <w:tcPr>
-            <w:tcW w:w="2430" w:type="dxa"/>
-            <w:tcMar/>
-          </w:tcPr>
-          <w:p>
-            <w:pPr>
-              <w:pStyle w:val="Normal"/>
-              <w:jc w:val="center"/>
-              <w:rPr>
-                <w:b w:val="1"/>
-                <w:bCs w:val="1"/>
-                <w:noProof w:val="0"/>
-                <w:sz w:val="32"/>
-                <w:szCs w:val="32"/>
-                <w:lang w:val="es-ES"/>
-              </w:rPr>
-            </w:pPr>
-            <w:r>
-              <w:rPr>
-                <w:b w:val="1"/>
-                <w:bCs w:val="1"/>
-                <w:noProof w:val="0"/>
-                <w:sz w:val="32"/>
-                <w:szCs w:val="32"/>
-                <w:lang w:val="es-ES"/>
-              </w:rPr>
-              <w:t>Escenario de Prueba</w:t>
-            </w:r>
-          </w:p>
-        </w:tc>
-        <w:tc>
-          <w:tcPr>
-            <w:tcW w:w="2325" w:type="dxa"/>
-            <w:tcMar/>
-          </w:tcPr>
-          <w:p>
-            <w:pPr>
-              <w:pStyle w:val="Normal"/>
-              <w:jc w:val="center"/>
-              <w:rPr>
-                <w:b w:val="1"/>
-                <w:bCs w:val="1"/>
-                <w:noProof w:val="0"/>
-                <w:sz w:val="32"/>
-                <w:szCs w:val="32"/>
-                <w:lang w:val="es-ES"/>
-              </w:rPr>
-            </w:pPr>
-            <w:r>
-              <w:rPr>
-                <w:b w:val="1"/>
-                <w:bCs w:val="1"/>
-                <w:noProof w:val="0"/>
-                <w:sz w:val="32"/>
-                <w:szCs w:val="32"/>
-                <w:lang w:val="es-ES"/>
-              </w:rPr>
-              <w:t>Accion</w:t>
-            </w:r>
-            <w:r>
-              <w:rPr>
-                <w:b w:val="1"/>
-                <w:bCs w:val="1"/>
-                <w:noProof w:val="0"/>
-                <w:sz w:val="32"/>
-                <w:szCs w:val="32"/>
-                <w:lang w:val="es-ES"/>
-              </w:rPr>
-              <w:t xml:space="preserve"> ejecutada</w:t>
-            </w:r>
-          </w:p>
-        </w:tc>
-        <w:tc>
-          <w:tcPr>
-            <w:tcW w:w="2318" w:type="dxa"/>
-            <w:tcMar/>
-          </w:tcPr>
-          <w:p>
-            <w:pPr>
-              <w:pStyle w:val="Normal"/>
-              <w:jc w:val="center"/>
-              <w:rPr>
-                <w:b w:val="1"/>
-                <w:bCs w:val="1"/>
-                <w:noProof w:val="0"/>
-                <w:sz w:val="32"/>
-                <w:szCs w:val="32"/>
-                <w:lang w:val="es-ES"/>
-              </w:rPr>
-            </w:pPr>
-            <w:r>
-              <w:rPr>
-                <w:b w:val="1"/>
-                <w:bCs w:val="1"/>
-                <w:noProof w:val="0"/>
-                <w:sz w:val="32"/>
-                <w:szCs w:val="32"/>
-                <w:lang w:val="es-ES"/>
-              </w:rPr>
-              <w:t>Resultado Valido</w:t>
-            </w:r>
-          </w:p>
-        </w:tc>
-        <w:tc>
-          <w:tcPr>
-            <w:tcW w:w="1942" w:type="dxa"/>
-            <w:tcMar/>
-          </w:tcPr>
-          <w:p>
-            <w:pPr>
-              <w:pStyle w:val="Normal"/>
-              <w:jc w:val="center"/>
-              <w:rPr>
-                <w:b w:val="1"/>
-                <w:bCs w:val="1"/>
-                <w:noProof w:val="0"/>
-                <w:sz w:val="32"/>
-                <w:szCs w:val="32"/>
-                <w:lang w:val="es-ES"/>
-              </w:rPr>
-            </w:pPr>
-            <w:r>
-              <w:rPr>
-                <w:b w:val="1"/>
-                <w:bCs w:val="1"/>
-                <w:noProof w:val="0"/>
-                <w:sz w:val="32"/>
-                <w:szCs w:val="32"/>
-                <w:lang w:val="es-ES"/>
-              </w:rPr>
-              <w:t>Estado</w:t>
-            </w:r>
-          </w:p>
-        </w:tc>
-      </w:tr>
-      <w:tr>
-        <w:trPr>
-          <w:trHeight w:val="300"/>
-        </w:trPr>
-        <w:tc>
-          <w:tcPr>
-            <w:tcW w:w="2430" w:type="dxa"/>
-            <w:tcMar/>
-          </w:tcPr>
-          <w:p>
-            <w:pPr>
-              <w:pStyle w:val="Normal"/>
-              <w:jc w:val="center"/>
-              <w:rPr>
-                <w:rFonts w:ascii="Aptos" w:hAnsi="Aptos" w:eastAsia="Aptos" w:cs="Aptos"/>
-                <w:noProof w:val="0"/>
-                <w:sz w:val="20"/>
-                <w:szCs w:val="20"/>
-                <w:lang w:val="es-ES"/>
-              </w:rPr>
-            </w:pPr>
-            <w:r>
-              <w:rPr>
-                <w:rFonts w:ascii="Aptos" w:hAnsi="Aptos" w:eastAsia="Aptos" w:cs="Aptos"/>
-                <w:noProof w:val="0"/>
-                <w:sz w:val="22"/>
-                <w:szCs w:val="22"/>
-                <w:lang w:val="es-ES"/>
-              </w:rPr>
-              <w:t>Control de Autenticación</w:t>
-            </w:r>
-          </w:p>
-        </w:tc>
-        <w:tc>
-          <w:tcPr>
-            <w:tcW w:w="2325" w:type="dxa"/>
-            <w:tcMar/>
-          </w:tcPr>
-          <w:p>
-            <w:pPr>
-              <w:pStyle w:val="Normal"/>
-              <w:rPr>
-                <w:rFonts w:ascii="Aptos" w:hAnsi="Aptos" w:eastAsia="Aptos" w:cs="Aptos"/>
-                <w:noProof w:val="0"/>
-                <w:sz w:val="20"/>
-                <w:szCs w:val="20"/>
-                <w:lang w:val="es-ES"/>
-              </w:rPr>
-            </w:pPr>
-            <w:r>
-              <w:rPr>
-                <w:rFonts w:ascii="Aptos" w:hAnsi="Aptos" w:eastAsia="Aptos" w:cs="Aptos"/>
-                <w:noProof w:val="0"/>
-                <w:sz w:val="22"/>
-                <w:szCs w:val="22"/>
-                <w:lang w:val="es-ES"/>
-              </w:rPr>
-              <w:t>Intento</w:t>
-            </w:r>
-            <w:r>
-              <w:rPr>
-                <w:rFonts w:ascii="Aptos" w:hAnsi="Aptos" w:eastAsia="Aptos" w:cs="Aptos"/>
-                <w:noProof w:val="0"/>
-                <w:sz w:val="22"/>
-                <w:szCs w:val="22"/>
-                <w:lang w:val="es-ES"/>
-              </w:rPr>
-              <w:t xml:space="preserve"> de acceso con credenciales no registradas o PIN erróneo.</w:t>
-            </w:r>
-          </w:p>
-        </w:tc>
-        <w:tc>
-          <w:tcPr>
-            <w:tcW w:w="2318" w:type="dxa"/>
-            <w:tcMar/>
-          </w:tcPr>
-          <w:p>
-            <w:pPr>
-              <w:pStyle w:val="Normal"/>
-              <w:rPr>
-                <w:rFonts w:ascii="Aptos" w:hAnsi="Aptos" w:eastAsia="Aptos" w:cs="Aptos"/>
-                <w:noProof w:val="0"/>
-                <w:sz w:val="20"/>
-                <w:szCs w:val="20"/>
-                <w:lang w:val="es-ES"/>
-              </w:rPr>
-            </w:pPr>
-            <w:r>
-              <w:rPr>
-                <w:rFonts w:ascii="Aptos" w:hAnsi="Aptos" w:eastAsia="Aptos" w:cs="Aptos"/>
-                <w:noProof w:val="0"/>
-                <w:sz w:val="22"/>
-                <w:szCs w:val="22"/>
-                <w:lang w:val="es-ES"/>
-              </w:rPr>
-              <w:t>Bloqueo efectivo del acceso; el frontend renderiza el aviso de error correspondiente.</w:t>
-            </w:r>
-          </w:p>
-        </w:tc>
-        <w:tc>
-          <w:tcPr>
-            <w:tcW w:w="1942" w:type="dxa"/>
-            <w:tcMar/>
-          </w:tcPr>
-          <w:p>
-            <w:pPr>
-              <w:pStyle w:val="Normal"/>
-              <w:jc w:val="center"/>
-              <w:rPr>
-                <w:noProof w:val="0"/>
-                <w:sz w:val="20"/>
-                <w:szCs w:val="20"/>
-                <w:lang w:val="es-ES"/>
-              </w:rPr>
-            </w:pPr>
-            <w:r>
-              <w:rPr>
-                <w:noProof w:val="0"/>
-                <w:sz w:val="22"/>
-                <w:szCs w:val="22"/>
-                <w:lang w:val="es-ES"/>
-              </w:rPr>
-              <w:t>Éxito</w:t>
-            </w:r>
-          </w:p>
-        </w:tc>
-      </w:tr>
-      <w:tr>
-        <w:trPr>
-          <w:trHeight w:val="300"/>
-        </w:trPr>
-        <w:tc>
-          <w:tcPr>
-            <w:tcW w:w="2430" w:type="dxa"/>
-            <w:tcMar/>
-          </w:tcPr>
-          <w:p>
-            <w:pPr>
-              <w:pStyle w:val="Normal"/>
-              <w:jc w:val="center"/>
-              <w:rPr>
-                <w:rFonts w:ascii="Aptos" w:hAnsi="Aptos" w:eastAsia="Aptos" w:cs="Aptos"/>
-                <w:noProof w:val="0"/>
-                <w:sz w:val="20"/>
-                <w:szCs w:val="20"/>
-                <w:lang w:val="es-ES"/>
-              </w:rPr>
-            </w:pPr>
-            <w:r>
-              <w:rPr>
-                <w:rFonts w:ascii="Aptos" w:hAnsi="Aptos" w:eastAsia="Aptos" w:cs="Aptos"/>
-                <w:noProof w:val="0"/>
-                <w:sz w:val="22"/>
-                <w:szCs w:val="22"/>
-                <w:lang w:val="es-ES"/>
-              </w:rPr>
-              <w:t>Creación de Entidades</w:t>
-            </w:r>
-          </w:p>
-        </w:tc>
-        <w:tc>
-          <w:tcPr>
-            <w:tcW w:w="2325" w:type="dxa"/>
-            <w:tcMar/>
-          </w:tcPr>
-          <w:p>
-            <w:pPr>
-              <w:pStyle w:val="Normal"/>
-              <w:rPr>
-                <w:rFonts w:ascii="Aptos" w:hAnsi="Aptos" w:eastAsia="Aptos" w:cs="Aptos"/>
-                <w:noProof w:val="0"/>
-                <w:sz w:val="20"/>
-                <w:szCs w:val="20"/>
-                <w:lang w:val="es-ES"/>
-              </w:rPr>
-            </w:pPr>
-            <w:r>
-              <w:rPr>
-                <w:rFonts w:ascii="Aptos" w:hAnsi="Aptos" w:eastAsia="Aptos" w:cs="Aptos"/>
-                <w:noProof w:val="0"/>
-                <w:sz w:val="22"/>
-                <w:szCs w:val="22"/>
-                <w:lang w:val="es-ES"/>
-              </w:rPr>
-              <w:t>Registro de un nuevo artículo adjuntando contenido multimedia.</w:t>
-            </w:r>
-          </w:p>
-        </w:tc>
-        <w:tc>
-          <w:tcPr>
-            <w:tcW w:w="2318" w:type="dxa"/>
-            <w:tcMar/>
-          </w:tcPr>
-          <w:p>
-            <w:pPr>
-              <w:pStyle w:val="Normal"/>
-              <w:rPr>
-                <w:rFonts w:ascii="Aptos" w:hAnsi="Aptos" w:eastAsia="Aptos" w:cs="Aptos"/>
-                <w:noProof w:val="0"/>
-                <w:sz w:val="20"/>
-                <w:szCs w:val="20"/>
-                <w:lang w:val="es-ES"/>
-              </w:rPr>
-            </w:pPr>
-            <w:r>
-              <w:rPr>
-                <w:rFonts w:ascii="Aptos" w:hAnsi="Aptos" w:eastAsia="Aptos" w:cs="Aptos"/>
-                <w:noProof w:val="0"/>
-                <w:sz w:val="22"/>
-                <w:szCs w:val="22"/>
-                <w:lang w:val="es-ES"/>
-              </w:rPr>
-              <w:t>Inserción correcta en BD; el inventario de React se actualiza al resolver la promesa.</w:t>
-            </w:r>
-          </w:p>
-        </w:tc>
-        <w:tc>
-          <w:tcPr>
-            <w:tcW w:w="1942" w:type="dxa"/>
-            <w:tcMar/>
-          </w:tcPr>
-          <w:p>
-            <w:pPr>
-              <w:pStyle w:val="Normal"/>
-              <w:jc w:val="center"/>
-              <w:rPr>
-                <w:rFonts w:ascii="Aptos" w:hAnsi="Aptos" w:eastAsia="Aptos" w:cs="Aptos"/>
-                <w:noProof w:val="0"/>
-                <w:sz w:val="20"/>
-                <w:szCs w:val="20"/>
-                <w:lang w:val="es-ES"/>
-              </w:rPr>
-            </w:pPr>
-            <w:r>
-              <w:rPr>
-                <w:rFonts w:ascii="Aptos" w:hAnsi="Aptos" w:eastAsia="Aptos" w:cs="Aptos"/>
-                <w:noProof w:val="0"/>
-                <w:sz w:val="22"/>
-                <w:szCs w:val="22"/>
-                <w:lang w:val="es-ES"/>
-              </w:rPr>
-              <w:t>Éxito</w:t>
-            </w:r>
-          </w:p>
-        </w:tc>
-      </w:tr>
-      <w:tr>
-        <w:trPr>
-          <w:trHeight w:val="300"/>
-        </w:trPr>
-        <w:tc>
-          <w:tcPr>
-            <w:tcW w:w="2430" w:type="dxa"/>
-            <w:tcMar/>
-          </w:tcPr>
-          <w:p>
-            <w:pPr>
-              <w:pStyle w:val="Normal"/>
-              <w:jc w:val="center"/>
-              <w:rPr>
-                <w:rFonts w:ascii="Aptos" w:hAnsi="Aptos" w:eastAsia="Aptos" w:cs="Aptos"/>
-                <w:noProof w:val="0"/>
-                <w:sz w:val="20"/>
-                <w:szCs w:val="20"/>
-                <w:lang w:val="es-ES"/>
-              </w:rPr>
-            </w:pPr>
-            <w:r>
-              <w:rPr>
-                <w:rFonts w:ascii="Aptos" w:hAnsi="Aptos" w:eastAsia="Aptos" w:cs="Aptos"/>
-                <w:noProof w:val="0"/>
-                <w:sz w:val="22"/>
-                <w:szCs w:val="22"/>
-                <w:lang w:val="es-ES"/>
-              </w:rPr>
-              <w:t>Consistencia en Edición</w:t>
-            </w:r>
-          </w:p>
-        </w:tc>
-        <w:tc>
-          <w:tcPr>
-            <w:tcW w:w="2325" w:type="dxa"/>
-            <w:tcMar/>
-          </w:tcPr>
-          <w:p>
-            <w:pPr>
-              <w:pStyle w:val="Normal"/>
-              <w:rPr>
-                <w:rFonts w:ascii="Aptos" w:hAnsi="Aptos" w:eastAsia="Aptos" w:cs="Aptos"/>
-                <w:noProof w:val="0"/>
-                <w:sz w:val="20"/>
-                <w:szCs w:val="20"/>
-                <w:lang w:val="es-ES"/>
-              </w:rPr>
-            </w:pPr>
-            <w:r>
-              <w:rPr>
-                <w:rFonts w:ascii="Aptos" w:hAnsi="Aptos" w:eastAsia="Aptos" w:cs="Aptos"/>
-                <w:noProof w:val="0"/>
-                <w:sz w:val="22"/>
-                <w:szCs w:val="22"/>
-                <w:lang w:val="es-ES"/>
-              </w:rPr>
-              <w:t>Modificación de un artículo existente a través del método HTTP PUT.</w:t>
-            </w:r>
-          </w:p>
-        </w:tc>
-        <w:tc>
-          <w:tcPr>
-            <w:tcW w:w="2318" w:type="dxa"/>
-            <w:tcMar/>
-          </w:tcPr>
-          <w:p>
-            <w:pPr>
-              <w:pStyle w:val="Normal"/>
-              <w:rPr>
-                <w:rFonts w:ascii="Aptos" w:hAnsi="Aptos" w:eastAsia="Aptos" w:cs="Aptos"/>
-                <w:noProof w:val="0"/>
-                <w:sz w:val="20"/>
-                <w:szCs w:val="20"/>
-                <w:lang w:val="es-ES"/>
-              </w:rPr>
-            </w:pPr>
-            <w:r>
-              <w:rPr>
-                <w:rFonts w:ascii="Aptos" w:hAnsi="Aptos" w:eastAsia="Aptos" w:cs="Aptos"/>
-                <w:noProof w:val="0"/>
-                <w:sz w:val="22"/>
-                <w:szCs w:val="22"/>
-                <w:lang w:val="es-ES"/>
-              </w:rPr>
-              <w:t>Actualización del registro sin generar duplicidades (Merge vs Persist).</w:t>
-            </w:r>
-          </w:p>
-        </w:tc>
-        <w:tc>
-          <w:tcPr>
-            <w:tcW w:w="1942" w:type="dxa"/>
-            <w:tcMar/>
-          </w:tcPr>
-          <w:p>
-            <w:pPr>
-              <w:pStyle w:val="Normal"/>
-              <w:jc w:val="center"/>
-              <w:rPr>
-                <w:rFonts w:ascii="Aptos" w:hAnsi="Aptos" w:eastAsia="Aptos" w:cs="Aptos"/>
-                <w:noProof w:val="0"/>
-                <w:sz w:val="20"/>
-                <w:szCs w:val="20"/>
-                <w:lang w:val="es-ES"/>
-              </w:rPr>
-            </w:pPr>
-            <w:r>
-              <w:rPr>
-                <w:rFonts w:ascii="Aptos" w:hAnsi="Aptos" w:eastAsia="Aptos" w:cs="Aptos"/>
-                <w:noProof w:val="0"/>
-                <w:sz w:val="22"/>
-                <w:szCs w:val="22"/>
-                <w:lang w:val="es-ES"/>
-              </w:rPr>
-              <w:t>Éxito</w:t>
-            </w:r>
-          </w:p>
-          <w:p>
-            <w:pPr>
-              <w:pStyle w:val="Normal"/>
-              <w:jc w:val="center"/>
-              <w:rPr>
-                <w:noProof w:val="0"/>
-                <w:sz w:val="22"/>
-                <w:szCs w:val="22"/>
-                <w:lang w:val="es-ES"/>
-              </w:rPr>
-            </w:pPr>
-          </w:p>
-        </w:tc>
-      </w:tr>
-      <w:tr>
-        <w:trPr>
-          <w:trHeight w:val="300"/>
-        </w:trPr>
-        <w:tc>
-          <w:tcPr>
-            <w:tcW w:w="2430" w:type="dxa"/>
-            <w:tcMar/>
-          </w:tcPr>
-          <w:p>
-            <w:pPr>
-              <w:pStyle w:val="Normal"/>
-              <w:jc w:val="center"/>
-              <w:rPr>
-                <w:rFonts w:ascii="Aptos" w:hAnsi="Aptos" w:eastAsia="Aptos" w:cs="Aptos"/>
-                <w:noProof w:val="0"/>
-                <w:sz w:val="20"/>
-                <w:szCs w:val="20"/>
-                <w:lang w:val="es-ES"/>
-              </w:rPr>
-            </w:pPr>
-            <w:r>
-              <w:rPr>
-                <w:rFonts w:ascii="Aptos" w:hAnsi="Aptos" w:eastAsia="Aptos" w:cs="Aptos"/>
-                <w:noProof w:val="0"/>
-                <w:sz w:val="22"/>
-                <w:szCs w:val="22"/>
-                <w:lang w:val="es-ES"/>
-              </w:rPr>
-              <w:t>Protección de Rutas</w:t>
-            </w:r>
-          </w:p>
-        </w:tc>
-        <w:tc>
-          <w:tcPr>
-            <w:tcW w:w="2325" w:type="dxa"/>
-            <w:tcMar/>
-          </w:tcPr>
-          <w:p>
-            <w:pPr>
-              <w:pStyle w:val="Normal"/>
-              <w:rPr>
-                <w:rFonts w:ascii="Aptos" w:hAnsi="Aptos" w:eastAsia="Aptos" w:cs="Aptos"/>
-                <w:noProof w:val="0"/>
-                <w:sz w:val="20"/>
-                <w:szCs w:val="20"/>
-                <w:lang w:val="es-ES"/>
-              </w:rPr>
-            </w:pPr>
-            <w:r>
-              <w:rPr>
-                <w:rFonts w:ascii="Aptos" w:hAnsi="Aptos" w:eastAsia="Aptos" w:cs="Aptos"/>
-                <w:noProof w:val="0"/>
-                <w:sz w:val="22"/>
-                <w:szCs w:val="22"/>
-                <w:lang w:val="es-ES"/>
-              </w:rPr>
-              <w:t xml:space="preserve">Petición a </w:t>
-            </w:r>
-            <w:r>
-              <w:rPr>
-                <w:rFonts w:ascii="Consolas" w:hAnsi="Consolas" w:eastAsia="Consolas" w:cs="Consolas"/>
-                <w:noProof w:val="0"/>
-                <w:sz w:val="22"/>
-                <w:szCs w:val="22"/>
-                <w:lang w:val="es-ES"/>
-              </w:rPr>
-              <w:t>/api/</w:t>
-            </w:r>
-            <w:r>
-              <w:rPr>
-                <w:rFonts w:ascii="Consolas" w:hAnsi="Consolas" w:eastAsia="Consolas" w:cs="Consolas"/>
-                <w:noProof w:val="0"/>
-                <w:sz w:val="22"/>
-                <w:szCs w:val="22"/>
-                <w:lang w:val="es-ES"/>
-              </w:rPr>
-              <w:t>admin</w:t>
-            </w:r>
-            <w:r>
-              <w:rPr>
-                <w:rFonts w:ascii="Consolas" w:hAnsi="Consolas" w:eastAsia="Consolas" w:cs="Consolas"/>
-                <w:noProof w:val="0"/>
-                <w:sz w:val="22"/>
-                <w:szCs w:val="22"/>
-                <w:lang w:val="es-ES"/>
-              </w:rPr>
-              <w:t>/</w:t>
-            </w:r>
-            <w:r>
-              <w:rPr>
-                <w:rFonts w:ascii="Consolas" w:hAnsi="Consolas" w:eastAsia="Consolas" w:cs="Consolas"/>
-                <w:noProof w:val="0"/>
-                <w:sz w:val="22"/>
-                <w:szCs w:val="22"/>
-                <w:lang w:val="es-ES"/>
-              </w:rPr>
-              <w:t>estadisticas</w:t>
-            </w:r>
-            <w:r>
-              <w:rPr>
-                <w:rFonts w:ascii="Aptos" w:hAnsi="Aptos" w:eastAsia="Aptos" w:cs="Aptos"/>
-                <w:noProof w:val="0"/>
-                <w:sz w:val="22"/>
-                <w:szCs w:val="22"/>
-                <w:lang w:val="es-ES"/>
-              </w:rPr>
-              <w:t xml:space="preserve"> portando un token de usuario normal.</w:t>
-            </w:r>
-          </w:p>
-        </w:tc>
-        <w:tc>
-          <w:tcPr>
-            <w:tcW w:w="2318" w:type="dxa"/>
-            <w:tcMar/>
-          </w:tcPr>
-          <w:p>
-            <w:pPr>
-              <w:pStyle w:val="Normal"/>
-              <w:rPr>
-                <w:rFonts w:ascii="Aptos" w:hAnsi="Aptos" w:eastAsia="Aptos" w:cs="Aptos"/>
-                <w:noProof w:val="0"/>
-                <w:sz w:val="20"/>
-                <w:szCs w:val="20"/>
-                <w:lang w:val="es-ES"/>
-              </w:rPr>
-            </w:pPr>
-            <w:r>
-              <w:rPr>
-                <w:rFonts w:ascii="Aptos" w:hAnsi="Aptos" w:eastAsia="Aptos" w:cs="Aptos"/>
-                <w:noProof w:val="0"/>
-                <w:sz w:val="22"/>
-                <w:szCs w:val="22"/>
-                <w:lang w:val="es-ES"/>
-              </w:rPr>
-              <w:t>Respuesta 403 Forbidden interceptada; el cliente deniega el renderizado de la vista.</w:t>
-            </w:r>
-          </w:p>
-        </w:tc>
-        <w:tc>
-          <w:tcPr>
-            <w:tcW w:w="1942" w:type="dxa"/>
-            <w:tcMar/>
-          </w:tcPr>
-          <w:p>
-            <w:pPr>
-              <w:pStyle w:val="Normal"/>
-              <w:jc w:val="center"/>
-              <w:rPr>
-                <w:rFonts w:ascii="Aptos" w:hAnsi="Aptos" w:eastAsia="Aptos" w:cs="Aptos"/>
-                <w:noProof w:val="0"/>
-                <w:sz w:val="20"/>
-                <w:szCs w:val="20"/>
-                <w:lang w:val="es-ES"/>
-              </w:rPr>
-            </w:pPr>
-            <w:r>
-              <w:rPr>
-                <w:rFonts w:ascii="Aptos" w:hAnsi="Aptos" w:eastAsia="Aptos" w:cs="Aptos"/>
-                <w:noProof w:val="0"/>
-                <w:sz w:val="22"/>
-                <w:szCs w:val="22"/>
-                <w:lang w:val="es-ES"/>
-              </w:rPr>
-              <w:t>Éxito</w:t>
-            </w:r>
-          </w:p>
-          <w:p>
-            <w:pPr>
-              <w:pStyle w:val="Normal"/>
-              <w:jc w:val="center"/>
-              <w:rPr>
-                <w:noProof w:val="0"/>
-                <w:sz w:val="22"/>
-                <w:szCs w:val="22"/>
-                <w:lang w:val="es-ES"/>
-              </w:rPr>
-            </w:pPr>
-          </w:p>
-        </w:tc>
-      </w:tr>
-    </w:tbl>
+        <w:rPr>
+          <w:noProof w:val="0"/>
+          <w:lang w:val="es-ES"/>
+        </w:rPr>
+      </w:pPr>
+    </w:p>
     <w:p>
       <w:pPr>
         <w:pStyle w:val="Normal"/>
@@ -3205,98 +2505,3756 @@
     </w:p>
     <w:p>
       <w:pPr>
+        <w:pStyle w:val="Heading2"/>
+        <w:suppressLineNumbers w:val="0"/>
+        <w:bidi w:val="0"/>
+        <w:spacing w:before="299" w:beforeAutospacing="off" w:after="299" w:afterAutospacing="off" w:line="279" w:lineRule="auto"/>
+        <w:ind w:left="0" w:right="0"/>
+        <w:jc w:val="left"/>
+        <w:rPr>
+          <w:rFonts w:ascii="Aptos" w:hAnsi="Aptos" w:eastAsia="Aptos" w:cs="Aptos"/>
+          <w:b w:val="1"/>
+          <w:bCs w:val="1"/>
+          <w:noProof w:val="0"/>
+          <w:sz w:val="36"/>
+          <w:szCs w:val="36"/>
+          <w:lang w:val="es-ES"/>
+        </w:rPr>
+      </w:pPr>
+      <w:r>
+        <w:rPr>
+          <w:rFonts w:ascii="Aptos" w:hAnsi="Aptos" w:eastAsia="Aptos" w:cs="Aptos"/>
+          <w:b w:val="1"/>
+          <w:bCs w:val="1"/>
+          <w:noProof w:val="0"/>
+          <w:sz w:val="36"/>
+          <w:szCs w:val="36"/>
+          <w:lang w:val="es-ES"/>
+        </w:rPr>
+        <w:t>8</w:t>
+      </w:r>
+      <w:r>
+        <w:rPr>
+          <w:rFonts w:ascii="Aptos" w:hAnsi="Aptos" w:eastAsia="Aptos" w:cs="Aptos"/>
+          <w:b w:val="1"/>
+          <w:bCs w:val="1"/>
+          <w:noProof w:val="0"/>
+          <w:sz w:val="36"/>
+          <w:szCs w:val="36"/>
+          <w:lang w:val="es-ES"/>
+        </w:rPr>
+        <w:t>. Ejecución Probada del Plan de Recuperación</w:t>
+      </w:r>
+    </w:p>
+    <w:p>
+      <w:pPr>
+        <w:pStyle w:val="Heading3"/>
+      </w:pPr>
+      <w:r>
+        <w:rPr>
+          <w:noProof w:val="0"/>
+          <w:lang w:val="es-ES"/>
+        </w:rPr>
+        <w:t>8</w:t>
+      </w:r>
+      <w:r>
+        <w:rPr>
+          <w:noProof w:val="0"/>
+          <w:lang w:val="es-ES"/>
+        </w:rPr>
+        <w:t>.1. Preparación del Entorno Local</w:t>
+      </w:r>
+    </w:p>
+    <w:p>
+      <w:pPr>
+        <w:spacing w:before="240" w:beforeAutospacing="off" w:after="240" w:afterAutospacing="off"/>
+      </w:pPr>
+      <w:r>
+        <w:rPr>
+          <w:rFonts w:ascii="Aptos" w:hAnsi="Aptos" w:eastAsia="Aptos" w:cs="Aptos"/>
+          <w:noProof w:val="0"/>
+          <w:sz w:val="24"/>
+          <w:szCs w:val="24"/>
+          <w:lang w:val="es-ES"/>
+        </w:rPr>
+        <w:t>Lo primero fue levantar el contenedor MySQL en local. Aquí tuve algún problema al principio porque Docker Desktop no estaba arrancado y después el contenedor daba conflicto porque ya existía uno con el mismo nombre de una sesión anterior. Lo resolví eliminando el contenedor viejo y volviendo a lanzarlo:</w:t>
+      </w:r>
+    </w:p>
+    <w:p>
+      <w:pPr>
+        <w:spacing w:before="0" w:beforeAutospacing="off" w:after="0" w:afterAutospacing="off"/>
+      </w:pPr>
+      <w:r>
+        <w:rPr>
+          <w:rFonts w:ascii="Consolas" w:hAnsi="Consolas" w:eastAsia="Consolas" w:cs="Consolas"/>
+          <w:noProof w:val="0"/>
+          <w:color w:val="14181F"/>
+          <w:sz w:val="24"/>
+          <w:szCs w:val="24"/>
+          <w:lang w:val="es-ES"/>
+        </w:rPr>
+        <w:t>docker rm -f ch_database</w:t>
+      </w:r>
+      <w:r>
+        <w:br/>
+      </w:r>
+      <w:r>
+        <w:rPr>
+          <w:rFonts w:ascii="Consolas" w:hAnsi="Consolas" w:eastAsia="Consolas" w:cs="Consolas"/>
+          <w:noProof w:val="0"/>
+          <w:color w:val="14181F"/>
+          <w:sz w:val="24"/>
+          <w:szCs w:val="24"/>
+          <w:lang w:val="es-ES"/>
+        </w:rPr>
+        <w:t>docker-compose up -d</w:t>
+      </w:r>
+      <w:r>
+        <w:br/>
+      </w:r>
+      <w:r>
+        <w:rPr>
+          <w:rFonts w:ascii="Consolas" w:hAnsi="Consolas" w:eastAsia="Consolas" w:cs="Consolas"/>
+          <w:noProof w:val="0"/>
+          <w:color w:val="14181F"/>
+          <w:sz w:val="24"/>
+          <w:szCs w:val="24"/>
+          <w:lang w:val="es-ES"/>
+        </w:rPr>
+        <w:t>docker ps</w:t>
+      </w:r>
+    </w:p>
+    <w:p>
+      <w:pPr>
+        <w:spacing w:before="240" w:beforeAutospacing="off" w:after="240" w:afterAutospacing="off"/>
+      </w:pPr>
+      <w:r>
+        <w:rPr>
+          <w:rFonts w:ascii="Aptos" w:hAnsi="Aptos" w:eastAsia="Aptos" w:cs="Aptos"/>
+          <w:noProof w:val="0"/>
+          <w:sz w:val="24"/>
+          <w:szCs w:val="24"/>
+          <w:lang w:val="es-ES"/>
+        </w:rPr>
+        <w:t>Una vez resuelto, el contenedor ch_database arrancó sin problemas y quedó escuchando en el puerto 3307 de mi máquina.</w:t>
+      </w:r>
+    </w:p>
+    <w:p>
+      <w:pPr>
+        <w:spacing w:before="240" w:beforeAutospacing="off" w:after="240" w:afterAutospacing="off"/>
+      </w:pPr>
+      <w:r>
+        <w:drawing>
+          <wp:inline wp14:editId="175887D4" wp14:anchorId="36868F4F">
+            <wp:extent cx="5800725" cy="540500"/>
+            <wp:effectExtent l="0" t="0" r="0" b="0"/>
+            <wp:docPr id="2064266508" name="drawing"/>
+            <wp:cNvGraphicFramePr>
+              <a:graphicFrameLocks noChangeAspect="1"/>
+            </wp:cNvGraphicFramePr>
+            <a:graphic>
+              <a:graphicData xmlns:a="http://schemas.openxmlformats.org/drawingml/2006/main" uri="http://schemas.openxmlformats.org/drawingml/2006/picture">
+                <pic:pic xmlns:pic="http://schemas.openxmlformats.org/drawingml/2006/picture">
+                  <pic:nvPicPr>
+                    <pic:cNvPr id="2064266508" name="Picture 2064266508"/>
+                    <pic:cNvPicPr/>
+                  </pic:nvPicPr>
+                  <pic:blipFill>
+                    <a:blip xmlns:r="http://schemas.openxmlformats.org/officeDocument/2006/relationships" r:embed="rId11191370">
+                      <a:extLst>
+                        <a:ext uri="{28A0092B-C50C-407E-A947-70E740481C1C}">
+                          <a14:useLocalDpi xmlns:a14="http://schemas.microsoft.com/office/drawing/2010/main"/>
+                        </a:ext>
+                      </a:extLst>
+                    </a:blip>
+                    <a:stretch>
+                      <a:fillRect/>
+                    </a:stretch>
+                  </pic:blipFill>
+                  <pic:spPr>
+                    <a:xfrm rot="0">
+                      <a:off x="0" y="0"/>
+                      <a:ext cx="5800725" cy="540500"/>
+                    </a:xfrm>
+                    <a:prstGeom prst="rect">
+                      <a:avLst/>
+                    </a:prstGeom>
+                  </pic:spPr>
+                </pic:pic>
+              </a:graphicData>
+            </a:graphic>
+          </wp:inline>
+        </w:drawing>
+      </w:r>
+    </w:p>
+    <w:p>
+      <w:pPr>
+        <w:pStyle w:val="Heading4"/>
+        <w:spacing w:before="319" w:beforeAutospacing="off" w:after="319" w:afterAutospacing="off"/>
+        <w:rPr>
+          <w:rFonts w:ascii="Aptos" w:hAnsi="Aptos" w:eastAsia="Aptos" w:cs="Aptos"/>
+          <w:b w:val="1"/>
+          <w:bCs w:val="1"/>
+          <w:noProof w:val="0"/>
+          <w:sz w:val="24"/>
+          <w:szCs w:val="24"/>
+          <w:lang w:val="es-ES"/>
+        </w:rPr>
+      </w:pPr>
+    </w:p>
+    <w:p>
+      <w:pPr>
+        <w:spacing w:before="240" w:beforeAutospacing="off" w:after="240" w:afterAutospacing="off"/>
+      </w:pPr>
+      <w:r>
+        <w:br w:type="page"/>
+      </w:r>
+    </w:p>
+    <w:p>
+      <w:pPr>
+        <w:pStyle w:val="Heading4"/>
+        <w:spacing w:before="319" w:beforeAutospacing="off" w:after="319" w:afterAutospacing="off"/>
+      </w:pPr>
+      <w:r>
+        <w:rPr>
+          <w:rFonts w:ascii="Aptos" w:hAnsi="Aptos" w:eastAsia="Aptos" w:cs="Aptos"/>
+          <w:b w:val="1"/>
+          <w:bCs w:val="1"/>
+          <w:noProof w:val="0"/>
+          <w:sz w:val="24"/>
+          <w:szCs w:val="24"/>
+          <w:lang w:val="es-ES"/>
+        </w:rPr>
+        <w:t>8</w:t>
+      </w:r>
+      <w:r>
+        <w:rPr>
+          <w:rFonts w:ascii="Aptos" w:hAnsi="Aptos" w:eastAsia="Aptos" w:cs="Aptos"/>
+          <w:b w:val="1"/>
+          <w:bCs w:val="1"/>
+          <w:noProof w:val="0"/>
+          <w:sz w:val="24"/>
+          <w:szCs w:val="24"/>
+          <w:lang w:val="es-ES"/>
+        </w:rPr>
+        <w:t>.2. Inserción de Datos de Prueba</w:t>
+      </w:r>
+    </w:p>
+    <w:p>
+      <w:pPr>
+        <w:spacing w:before="240" w:beforeAutospacing="off" w:after="240" w:afterAutospacing="off"/>
+      </w:pPr>
+      <w:r>
+        <w:rPr>
+          <w:rFonts w:ascii="Aptos" w:hAnsi="Aptos" w:eastAsia="Aptos" w:cs="Aptos"/>
+          <w:noProof w:val="0"/>
+          <w:sz w:val="24"/>
+          <w:szCs w:val="24"/>
+          <w:lang w:val="es-ES"/>
+        </w:rPr>
+        <w:t>Con la base de datos vacía y las tablas ya creadas por el init.sql, inserté datos de prueba para tener algo real que respaldar. Como el backend estaba apuntando a Railway, opté por insertar los datos directamente con comandos SQL desde la terminal, usando un archivo .sql intermedio para evitar problemas con las comillas del JSON en PowerShell.</w:t>
+      </w:r>
+    </w:p>
+    <w:p>
+      <w:pPr>
+        <w:spacing w:before="240" w:beforeAutospacing="off" w:after="240" w:afterAutospacing="off"/>
+      </w:pPr>
+      <w:r>
+        <w:rPr>
+          <w:rFonts w:ascii="Aptos" w:hAnsi="Aptos" w:eastAsia="Aptos" w:cs="Aptos"/>
+          <w:noProof w:val="0"/>
+          <w:sz w:val="24"/>
+          <w:szCs w:val="24"/>
+          <w:lang w:val="es-ES"/>
+        </w:rPr>
+        <w:t>Los datos que metí fueron:</w:t>
+      </w:r>
+    </w:p>
+    <w:p>
+      <w:pPr>
+        <w:pStyle w:val="ListParagraph"/>
+        <w:numPr>
+          <w:ilvl w:val="0"/>
+          <w:numId w:val="11"/>
+        </w:numPr>
+        <w:spacing w:before="0" w:beforeAutospacing="off" w:after="0" w:afterAutospacing="off"/>
+        <w:rPr>
+          <w:rFonts w:ascii="Aptos" w:hAnsi="Aptos" w:eastAsia="Aptos" w:cs="Aptos"/>
+          <w:noProof w:val="0"/>
+          <w:sz w:val="24"/>
+          <w:szCs w:val="24"/>
+          <w:lang w:val="es-ES"/>
+        </w:rPr>
+      </w:pPr>
+      <w:r>
+        <w:rPr>
+          <w:rFonts w:ascii="Aptos" w:hAnsi="Aptos" w:eastAsia="Aptos" w:cs="Aptos"/>
+          <w:noProof w:val="0"/>
+          <w:sz w:val="24"/>
+          <w:szCs w:val="24"/>
+          <w:lang w:val="es-ES"/>
+        </w:rPr>
+        <w:t>1 usuario llamado joaquin con rol user y cuenta activa</w:t>
+      </w:r>
+    </w:p>
+    <w:p>
+      <w:pPr>
+        <w:pStyle w:val="ListParagraph"/>
+        <w:numPr>
+          <w:ilvl w:val="0"/>
+          <w:numId w:val="11"/>
+        </w:numPr>
+        <w:spacing w:before="0" w:beforeAutospacing="off" w:after="0" w:afterAutospacing="off"/>
+        <w:rPr>
+          <w:rFonts w:ascii="Aptos" w:hAnsi="Aptos" w:eastAsia="Aptos" w:cs="Aptos"/>
+          <w:noProof w:val="0"/>
+          <w:sz w:val="24"/>
+          <w:szCs w:val="24"/>
+          <w:lang w:val="es-ES"/>
+        </w:rPr>
+      </w:pPr>
+      <w:r>
+        <w:rPr>
+          <w:rFonts w:ascii="Aptos" w:hAnsi="Aptos" w:eastAsia="Aptos" w:cs="Aptos"/>
+          <w:noProof w:val="0"/>
+          <w:sz w:val="24"/>
+          <w:szCs w:val="24"/>
+          <w:lang w:val="es-ES"/>
+        </w:rPr>
+        <w:t>2 categorías: Cartas Pokemon y Libros Raros, cada una con su esquema JSON de atributos</w:t>
+      </w:r>
+    </w:p>
+    <w:p>
+      <w:pPr>
+        <w:pStyle w:val="ListParagraph"/>
+        <w:numPr>
+          <w:ilvl w:val="0"/>
+          <w:numId w:val="11"/>
+        </w:numPr>
+        <w:spacing w:before="0" w:beforeAutospacing="off" w:after="0" w:afterAutospacing="off"/>
+        <w:rPr>
+          <w:rFonts w:ascii="Aptos" w:hAnsi="Aptos" w:eastAsia="Aptos" w:cs="Aptos"/>
+          <w:noProof w:val="0"/>
+          <w:sz w:val="24"/>
+          <w:szCs w:val="24"/>
+          <w:lang w:val="es-ES"/>
+        </w:rPr>
+      </w:pPr>
+      <w:r>
+        <w:rPr>
+          <w:rFonts w:ascii="Aptos" w:hAnsi="Aptos" w:eastAsia="Aptos" w:cs="Aptos"/>
+          <w:noProof w:val="0"/>
+          <w:sz w:val="24"/>
+          <w:szCs w:val="24"/>
+          <w:lang w:val="es-ES"/>
+        </w:rPr>
+        <w:t>2 artículos: uno con datos de una carta y otro con datos de un libro, ambos en formato JSON</w:t>
+      </w:r>
+    </w:p>
+    <w:p>
+      <w:pPr>
+        <w:spacing w:before="240" w:beforeAutospacing="off" w:after="240" w:afterAutospacing="off"/>
+      </w:pPr>
+      <w:r>
+        <w:drawing>
+          <wp:inline wp14:editId="11159CCD" wp14:anchorId="6FA1AD45">
+            <wp:extent cx="5715080" cy="1929076"/>
+            <wp:effectExtent l="0" t="0" r="0" b="0"/>
+            <wp:docPr id="782733531" name="drawing"/>
+            <wp:cNvGraphicFramePr>
+              <a:graphicFrameLocks noChangeAspect="1"/>
+            </wp:cNvGraphicFramePr>
+            <a:graphic>
+              <a:graphicData xmlns:a="http://schemas.openxmlformats.org/drawingml/2006/main" uri="http://schemas.openxmlformats.org/drawingml/2006/picture">
+                <pic:pic xmlns:pic="http://schemas.openxmlformats.org/drawingml/2006/picture">
+                  <pic:nvPicPr>
+                    <pic:cNvPr id="782733531" name="Picture 782733531"/>
+                    <pic:cNvPicPr/>
+                  </pic:nvPicPr>
+                  <pic:blipFill>
+                    <a:blip xmlns:r="http://schemas.openxmlformats.org/officeDocument/2006/relationships" r:embed="rId822743878">
+                      <a:extLst>
+                        <a:ext uri="{28A0092B-C50C-407E-A947-70E740481C1C}">
+                          <a14:useLocalDpi xmlns:a14="http://schemas.microsoft.com/office/drawing/2010/main"/>
+                        </a:ext>
+                      </a:extLst>
+                    </a:blip>
+                    <a:srcRect l="3161" t="13023" r="4658" b="0"/>
+                    <a:stretch>
+                      <a:fillRect/>
+                    </a:stretch>
+                  </pic:blipFill>
+                  <pic:spPr>
+                    <a:xfrm rot="0">
+                      <a:off x="0" y="0"/>
+                      <a:ext cx="5715080" cy="1929076"/>
+                    </a:xfrm>
+                    <a:prstGeom prst="rect">
+                      <a:avLst/>
+                    </a:prstGeom>
+                  </pic:spPr>
+                </pic:pic>
+              </a:graphicData>
+            </a:graphic>
+          </wp:inline>
+        </w:drawing>
+      </w:r>
+    </w:p>
+    <w:p>
+      <w:pPr>
+        <w:pStyle w:val="Heading4"/>
+        <w:spacing w:before="319" w:beforeAutospacing="off" w:after="319" w:afterAutospacing="off"/>
+      </w:pPr>
+      <w:r>
+        <w:rPr>
+          <w:rFonts w:ascii="Aptos" w:hAnsi="Aptos" w:eastAsia="Aptos" w:cs="Aptos"/>
+          <w:b w:val="1"/>
+          <w:bCs w:val="1"/>
+          <w:noProof w:val="0"/>
+          <w:sz w:val="24"/>
+          <w:szCs w:val="24"/>
+          <w:lang w:val="es-ES"/>
+        </w:rPr>
+        <w:t>8</w:t>
+      </w:r>
+      <w:r>
+        <w:rPr>
+          <w:rFonts w:ascii="Aptos" w:hAnsi="Aptos" w:eastAsia="Aptos" w:cs="Aptos"/>
+          <w:b w:val="1"/>
+          <w:bCs w:val="1"/>
+          <w:noProof w:val="0"/>
+          <w:sz w:val="24"/>
+          <w:szCs w:val="24"/>
+          <w:lang w:val="es-ES"/>
+        </w:rPr>
+        <w:t xml:space="preserve">.3. Generación del </w:t>
+      </w:r>
+      <w:r>
+        <w:rPr>
+          <w:rFonts w:ascii="Aptos" w:hAnsi="Aptos" w:eastAsia="Aptos" w:cs="Aptos"/>
+          <w:b w:val="1"/>
+          <w:bCs w:val="1"/>
+          <w:noProof w:val="0"/>
+          <w:sz w:val="24"/>
+          <w:szCs w:val="24"/>
+          <w:lang w:val="es-ES"/>
+        </w:rPr>
+        <w:t>Backup</w:t>
+      </w:r>
+    </w:p>
+    <w:p>
+      <w:pPr>
+        <w:spacing w:before="240" w:beforeAutospacing="off" w:after="240" w:afterAutospacing="off"/>
+      </w:pPr>
+      <w:r>
+        <w:rPr>
+          <w:rFonts w:ascii="Aptos" w:hAnsi="Aptos" w:eastAsia="Aptos" w:cs="Aptos"/>
+          <w:noProof w:val="0"/>
+          <w:sz w:val="24"/>
+          <w:szCs w:val="24"/>
+          <w:lang w:val="es-ES"/>
+        </w:rPr>
+        <w:t xml:space="preserve">Con los datos dentro, lancé el </w:t>
+      </w:r>
+      <w:r>
+        <w:rPr>
+          <w:rFonts w:ascii="Aptos" w:hAnsi="Aptos" w:eastAsia="Aptos" w:cs="Aptos"/>
+          <w:noProof w:val="0"/>
+          <w:sz w:val="24"/>
+          <w:szCs w:val="24"/>
+          <w:lang w:val="es-ES"/>
+        </w:rPr>
+        <w:t>mysqldump</w:t>
+      </w:r>
+      <w:r>
+        <w:rPr>
+          <w:rFonts w:ascii="Aptos" w:hAnsi="Aptos" w:eastAsia="Aptos" w:cs="Aptos"/>
+          <w:noProof w:val="0"/>
+          <w:sz w:val="24"/>
+          <w:szCs w:val="24"/>
+          <w:lang w:val="es-ES"/>
+        </w:rPr>
+        <w:t xml:space="preserve"> para generar el volcado completo de la base de datos:</w:t>
+      </w:r>
+    </w:p>
+    <w:p>
+      <w:pPr>
+        <w:spacing w:before="240" w:beforeAutospacing="off" w:after="240" w:afterAutospacing="off"/>
+      </w:pPr>
+      <w:r>
+        <w:rPr>
+          <w:rFonts w:ascii="Aptos" w:hAnsi="Aptos" w:eastAsia="Aptos" w:cs="Aptos"/>
+          <w:noProof w:val="0"/>
+          <w:sz w:val="24"/>
+          <w:szCs w:val="24"/>
+          <w:lang w:val="es-ES"/>
+        </w:rPr>
+        <w:t>Comprobé que el archivo se había creado correctamente:</w:t>
+      </w:r>
+    </w:p>
+    <w:p>
+      <w:pPr>
+        <w:spacing w:before="0" w:beforeAutospacing="off" w:after="0" w:afterAutospacing="off"/>
+      </w:pPr>
+      <w:r>
+        <w:rPr>
+          <w:rFonts w:ascii="Consolas" w:hAnsi="Consolas" w:eastAsia="Consolas" w:cs="Consolas"/>
+          <w:noProof w:val="0"/>
+          <w:color w:val="14181F"/>
+          <w:sz w:val="24"/>
+          <w:szCs w:val="24"/>
+          <w:lang w:val="es-ES"/>
+        </w:rPr>
+        <w:t>dir backup_diario.sql</w:t>
+      </w:r>
+    </w:p>
+    <w:p>
+      <w:pPr>
+        <w:spacing w:before="240" w:beforeAutospacing="off" w:after="240" w:afterAutospacing="off"/>
+      </w:pPr>
+      <w:r>
+        <w:rPr>
+          <w:rFonts w:ascii="Aptos" w:hAnsi="Aptos" w:eastAsia="Aptos" w:cs="Aptos"/>
+          <w:noProof w:val="0"/>
+          <w:sz w:val="24"/>
+          <w:szCs w:val="24"/>
+          <w:lang w:val="es-ES"/>
+        </w:rPr>
+        <w:t xml:space="preserve"> Al abrirlo en VS Code pude comprobar que contiene las sentencias CREATE TABLE de las tres tablas y los INSERT INTO con todos los registros, incluyendo los campos JSON con los esquemas de las categorías y los datos de los artículos.</w:t>
+      </w:r>
+    </w:p>
+    <w:p>
+      <w:pPr>
+        <w:spacing w:before="240" w:beforeAutospacing="off" w:after="240" w:afterAutospacing="off"/>
+      </w:pPr>
+      <w:r>
+        <w:drawing>
+          <wp:inline wp14:editId="164AD8AD" wp14:anchorId="0E24DF5E">
+            <wp:extent cx="5724525" cy="2009775"/>
+            <wp:effectExtent l="0" t="0" r="0" b="0"/>
+            <wp:docPr id="989604281" name="drawing"/>
+            <wp:cNvGraphicFramePr>
+              <a:graphicFrameLocks noChangeAspect="1"/>
+            </wp:cNvGraphicFramePr>
+            <a:graphic>
+              <a:graphicData xmlns:a="http://schemas.openxmlformats.org/drawingml/2006/main" uri="http://schemas.openxmlformats.org/drawingml/2006/picture">
+                <pic:pic xmlns:pic="http://schemas.openxmlformats.org/drawingml/2006/picture">
+                  <pic:nvPicPr>
+                    <pic:cNvPr id="989604281" name="Picture 989604281"/>
+                    <pic:cNvPicPr/>
+                  </pic:nvPicPr>
+                  <pic:blipFill>
+                    <a:blip xmlns:r="http://schemas.openxmlformats.org/officeDocument/2006/relationships" r:embed="rId121220550">
+                      <a:extLst>
+                        <a:ext uri="{28A0092B-C50C-407E-A947-70E740481C1C}">
+                          <a14:useLocalDpi xmlns:a14="http://schemas.microsoft.com/office/drawing/2010/main"/>
+                        </a:ext>
+                      </a:extLst>
+                    </a:blip>
+                    <a:stretch>
+                      <a:fillRect/>
+                    </a:stretch>
+                  </pic:blipFill>
+                  <pic:spPr>
+                    <a:xfrm>
+                      <a:off x="0" y="0"/>
+                      <a:ext cx="5724525" cy="2009775"/>
+                    </a:xfrm>
+                    <a:prstGeom prst="rect">
+                      <a:avLst/>
+                    </a:prstGeom>
+                  </pic:spPr>
+                </pic:pic>
+              </a:graphicData>
+            </a:graphic>
+          </wp:inline>
+        </w:drawing>
+      </w:r>
+    </w:p>
+    <w:p>
+      <w:pPr>
+        <w:spacing w:before="240" w:beforeAutospacing="off" w:after="240" w:afterAutospacing="off"/>
+      </w:pPr>
+      <w:r>
+        <w:drawing>
+          <wp:inline wp14:editId="3F12D3A8" wp14:anchorId="44F173FC">
+            <wp:extent cx="5724525" cy="4371975"/>
+            <wp:effectExtent l="0" t="0" r="0" b="0"/>
+            <wp:docPr id="1767255700" name="drawing"/>
+            <wp:cNvGraphicFramePr>
+              <a:graphicFrameLocks noChangeAspect="1"/>
+            </wp:cNvGraphicFramePr>
+            <a:graphic>
+              <a:graphicData xmlns:a="http://schemas.openxmlformats.org/drawingml/2006/main" uri="http://schemas.openxmlformats.org/drawingml/2006/picture">
+                <pic:pic xmlns:pic="http://schemas.openxmlformats.org/drawingml/2006/picture">
+                  <pic:nvPicPr>
+                    <pic:cNvPr id="1767255700" name="Picture 1767255700"/>
+                    <pic:cNvPicPr/>
+                  </pic:nvPicPr>
+                  <pic:blipFill>
+                    <a:blip xmlns:r="http://schemas.openxmlformats.org/officeDocument/2006/relationships" r:embed="rId28072149">
+                      <a:extLst>
+                        <a:ext uri="{28A0092B-C50C-407E-A947-70E740481C1C}">
+                          <a14:useLocalDpi xmlns:a14="http://schemas.microsoft.com/office/drawing/2010/main"/>
+                        </a:ext>
+                      </a:extLst>
+                    </a:blip>
+                    <a:stretch>
+                      <a:fillRect/>
+                    </a:stretch>
+                  </pic:blipFill>
+                  <pic:spPr>
+                    <a:xfrm>
+                      <a:off x="0" y="0"/>
+                      <a:ext cx="5724525" cy="4371975"/>
+                    </a:xfrm>
+                    <a:prstGeom prst="rect">
+                      <a:avLst/>
+                    </a:prstGeom>
+                  </pic:spPr>
+                </pic:pic>
+              </a:graphicData>
+            </a:graphic>
+          </wp:inline>
+        </w:drawing>
+      </w:r>
+    </w:p>
+    <w:p>
+      <w:pPr>
+        <w:spacing w:before="240" w:beforeAutospacing="off" w:after="240" w:afterAutospacing="off"/>
+      </w:pPr>
+      <w:r>
+        <w:br w:type="page"/>
+      </w:r>
+    </w:p>
+    <w:p>
+      <w:pPr>
+        <w:pStyle w:val="Normal"/>
+        <w:spacing w:before="240" w:beforeAutospacing="off" w:after="240" w:afterAutospacing="off"/>
+      </w:pPr>
+    </w:p>
+    <w:p>
+      <w:pPr>
+        <w:pStyle w:val="Heading4"/>
+        <w:spacing w:before="319" w:beforeAutospacing="off" w:after="319" w:afterAutospacing="off"/>
+      </w:pPr>
+      <w:r>
+        <w:rPr>
+          <w:rFonts w:ascii="Aptos" w:hAnsi="Aptos" w:eastAsia="Aptos" w:cs="Aptos"/>
+          <w:b w:val="1"/>
+          <w:bCs w:val="1"/>
+          <w:noProof w:val="0"/>
+          <w:sz w:val="24"/>
+          <w:szCs w:val="24"/>
+          <w:lang w:val="es-ES"/>
+        </w:rPr>
+        <w:t>8</w:t>
+      </w:r>
+      <w:r>
+        <w:rPr>
+          <w:rFonts w:ascii="Aptos" w:hAnsi="Aptos" w:eastAsia="Aptos" w:cs="Aptos"/>
+          <w:b w:val="1"/>
+          <w:bCs w:val="1"/>
+          <w:noProof w:val="0"/>
+          <w:sz w:val="24"/>
+          <w:szCs w:val="24"/>
+          <w:lang w:val="es-ES"/>
+        </w:rPr>
+        <w:t>.4. Destrucción Deliberada de la Base de Datos</w:t>
+      </w:r>
+    </w:p>
+    <w:p>
+      <w:pPr>
+        <w:spacing w:before="240" w:beforeAutospacing="off" w:after="240" w:afterAutospacing="off"/>
+      </w:pPr>
+      <w:r>
+        <w:rPr>
+          <w:rFonts w:ascii="Aptos" w:hAnsi="Aptos" w:eastAsia="Aptos" w:cs="Aptos"/>
+          <w:noProof w:val="0"/>
+          <w:sz w:val="24"/>
+          <w:szCs w:val="24"/>
+          <w:lang w:val="es-ES"/>
+        </w:rPr>
+        <w:t>Esta es la parte más importante del simulacro. Para demostrar que la recuperación funciona de verdad, no me bastaba con borrar solo los registros. Usé el flag -v de docker-compose down para eliminar también el volumen persistente donde MySQL guarda los datos, que es lo que pasaría en un fallo real de disco o un borrado accidental del entorno:</w:t>
+      </w:r>
+    </w:p>
+    <w:p>
+      <w:pPr>
+        <w:spacing w:before="0" w:beforeAutospacing="off" w:after="0" w:afterAutospacing="off"/>
+      </w:pPr>
+      <w:r>
+        <w:rPr>
+          <w:rFonts w:ascii="Consolas" w:hAnsi="Consolas" w:eastAsia="Consolas" w:cs="Consolas"/>
+          <w:noProof w:val="0"/>
+          <w:color w:val="14181F"/>
+          <w:sz w:val="24"/>
+          <w:szCs w:val="24"/>
+          <w:lang w:val="es-ES"/>
+        </w:rPr>
+        <w:t>docker-compose down -v</w:t>
+      </w:r>
+    </w:p>
+    <w:p>
+      <w:pPr>
+        <w:spacing w:before="240" w:beforeAutospacing="off" w:after="240" w:afterAutospacing="off"/>
+      </w:pPr>
+      <w:r>
+        <w:rPr>
+          <w:rFonts w:ascii="Aptos" w:hAnsi="Aptos" w:eastAsia="Aptos" w:cs="Aptos"/>
+          <w:noProof w:val="0"/>
+          <w:sz w:val="24"/>
+          <w:szCs w:val="24"/>
+          <w:lang w:val="es-ES"/>
+        </w:rPr>
+        <w:t>La terminal confirmó que se eliminaron el contenedor, la red y el volumen:</w:t>
+      </w:r>
+    </w:p>
+    <w:p>
+      <w:pPr>
+        <w:pStyle w:val="ListParagraph"/>
+        <w:numPr>
+          <w:ilvl w:val="0"/>
+          <w:numId w:val="12"/>
+        </w:numPr>
+        <w:spacing w:before="0" w:beforeAutospacing="off" w:after="0" w:afterAutospacing="off"/>
+        <w:rPr>
+          <w:rFonts w:ascii="Aptos" w:hAnsi="Aptos" w:eastAsia="Aptos" w:cs="Aptos"/>
+          <w:noProof w:val="0"/>
+          <w:sz w:val="24"/>
+          <w:szCs w:val="24"/>
+          <w:lang w:val="es-ES"/>
+        </w:rPr>
+      </w:pPr>
+      <w:r>
+        <w:rPr>
+          <w:rFonts w:ascii="Aptos" w:hAnsi="Aptos" w:eastAsia="Aptos" w:cs="Aptos"/>
+          <w:noProof w:val="0"/>
+          <w:sz w:val="24"/>
+          <w:szCs w:val="24"/>
+          <w:lang w:val="es-ES"/>
+        </w:rPr>
+        <w:t>Container ch_database: Removed</w:t>
+      </w:r>
+    </w:p>
+    <w:p>
+      <w:pPr>
+        <w:pStyle w:val="ListParagraph"/>
+        <w:numPr>
+          <w:ilvl w:val="0"/>
+          <w:numId w:val="12"/>
+        </w:numPr>
+        <w:spacing w:before="0" w:beforeAutospacing="off" w:after="0" w:afterAutospacing="off"/>
+        <w:rPr>
+          <w:rFonts w:ascii="Aptos" w:hAnsi="Aptos" w:eastAsia="Aptos" w:cs="Aptos"/>
+          <w:noProof w:val="0"/>
+          <w:sz w:val="24"/>
+          <w:szCs w:val="24"/>
+          <w:lang w:val="es-ES"/>
+        </w:rPr>
+      </w:pPr>
+      <w:r>
+        <w:rPr>
+          <w:rFonts w:ascii="Aptos" w:hAnsi="Aptos" w:eastAsia="Aptos" w:cs="Aptos"/>
+          <w:noProof w:val="0"/>
+          <w:sz w:val="24"/>
+          <w:szCs w:val="24"/>
+          <w:lang w:val="es-ES"/>
+        </w:rPr>
+        <w:t>Network collectorhub_default: Removed</w:t>
+      </w:r>
+    </w:p>
+    <w:p>
+      <w:pPr>
+        <w:pStyle w:val="ListParagraph"/>
+        <w:numPr>
+          <w:ilvl w:val="0"/>
+          <w:numId w:val="12"/>
+        </w:numPr>
+        <w:spacing w:before="0" w:beforeAutospacing="off" w:after="0" w:afterAutospacing="off"/>
+        <w:rPr>
+          <w:rFonts w:ascii="Aptos" w:hAnsi="Aptos" w:eastAsia="Aptos" w:cs="Aptos"/>
+          <w:noProof w:val="0"/>
+          <w:sz w:val="24"/>
+          <w:szCs w:val="24"/>
+          <w:lang w:val="es-ES"/>
+        </w:rPr>
+      </w:pPr>
+      <w:r>
+        <w:rPr>
+          <w:rFonts w:ascii="Aptos" w:hAnsi="Aptos" w:eastAsia="Aptos" w:cs="Aptos"/>
+          <w:noProof w:val="0"/>
+          <w:sz w:val="24"/>
+          <w:szCs w:val="24"/>
+          <w:lang w:val="es-ES"/>
+        </w:rPr>
+        <w:t>Volume collectorhub_db_data: Removed</w:t>
+      </w:r>
+    </w:p>
+    <w:p>
+      <w:pPr>
+        <w:spacing w:before="240" w:beforeAutospacing="off" w:after="240" w:afterAutospacing="off"/>
+        <w:rPr>
+          <w:rFonts w:ascii="Aptos" w:hAnsi="Aptos" w:eastAsia="Aptos" w:cs="Aptos"/>
+          <w:noProof w:val="0"/>
+          <w:sz w:val="24"/>
+          <w:szCs w:val="24"/>
+          <w:lang w:val="es-ES"/>
+        </w:rPr>
+      </w:pPr>
+      <w:r>
+        <w:drawing>
+          <wp:inline wp14:editId="763FB91A" wp14:anchorId="0D2FBEF7">
+            <wp:extent cx="5724525" cy="1047750"/>
+            <wp:effectExtent l="0" t="0" r="0" b="0"/>
+            <wp:docPr id="1620776074" name="drawing"/>
+            <wp:cNvGraphicFramePr>
+              <a:graphicFrameLocks noChangeAspect="1"/>
+            </wp:cNvGraphicFramePr>
+            <a:graphic>
+              <a:graphicData xmlns:a="http://schemas.openxmlformats.org/drawingml/2006/main" uri="http://schemas.openxmlformats.org/drawingml/2006/picture">
+                <pic:pic xmlns:pic="http://schemas.openxmlformats.org/drawingml/2006/picture">
+                  <pic:nvPicPr>
+                    <pic:cNvPr id="1620776074" name="Picture 1620776074"/>
+                    <pic:cNvPicPr/>
+                  </pic:nvPicPr>
+                  <pic:blipFill>
+                    <a:blip xmlns:r="http://schemas.openxmlformats.org/officeDocument/2006/relationships" r:embed="rId49419482">
+                      <a:extLst>
+                        <a:ext uri="{28A0092B-C50C-407E-A947-70E740481C1C}">
+                          <a14:useLocalDpi xmlns:a14="http://schemas.microsoft.com/office/drawing/2010/main"/>
+                        </a:ext>
+                      </a:extLst>
+                    </a:blip>
+                    <a:stretch>
+                      <a:fillRect/>
+                    </a:stretch>
+                  </pic:blipFill>
+                  <pic:spPr>
+                    <a:xfrm>
+                      <a:off x="0" y="0"/>
+                      <a:ext cx="5724525" cy="1047750"/>
+                    </a:xfrm>
+                    <a:prstGeom prst="rect">
+                      <a:avLst/>
+                    </a:prstGeom>
+                  </pic:spPr>
+                </pic:pic>
+              </a:graphicData>
+            </a:graphic>
+          </wp:inline>
+        </w:drawing>
+      </w:r>
+    </w:p>
+    <w:p>
+      <w:pPr>
+        <w:spacing w:before="240" w:beforeAutospacing="off" w:after="240" w:afterAutospacing="off"/>
+      </w:pPr>
+      <w:r>
+        <w:rPr>
+          <w:rFonts w:ascii="Aptos" w:hAnsi="Aptos" w:eastAsia="Aptos" w:cs="Aptos"/>
+          <w:noProof w:val="0"/>
+          <w:sz w:val="24"/>
+          <w:szCs w:val="24"/>
+          <w:lang w:val="es-ES"/>
+        </w:rPr>
+        <w:t>Volví a levantar el contenedor con docker-compose up -d y esperé a que MySQL terminara de arrancar. Al ejecutar los conteos el resultado fue:</w:t>
+      </w:r>
+    </w:p>
+    <w:p>
+      <w:pPr>
+        <w:spacing w:before="240" w:beforeAutospacing="off" w:after="240" w:afterAutospacing="off"/>
+      </w:pPr>
+      <w:r>
+        <w:rPr>
+          <w:rFonts w:ascii="Aptos" w:hAnsi="Aptos" w:eastAsia="Aptos" w:cs="Aptos"/>
+          <w:noProof w:val="0"/>
+          <w:sz w:val="24"/>
+          <w:szCs w:val="24"/>
+          <w:lang w:val="es-ES"/>
+        </w:rPr>
+        <w:t>usuarios=0, categorias=0, articulos=0.</w:t>
+      </w:r>
+    </w:p>
+    <w:p>
+      <w:pPr>
+        <w:spacing w:before="240" w:beforeAutospacing="off" w:after="240" w:afterAutospacing="off"/>
+      </w:pPr>
+      <w:r>
+        <w:rPr>
+          <w:rFonts w:ascii="Aptos" w:hAnsi="Aptos" w:eastAsia="Aptos" w:cs="Aptos"/>
+          <w:noProof w:val="0"/>
+          <w:sz w:val="24"/>
+          <w:szCs w:val="24"/>
+          <w:lang w:val="es-ES"/>
+        </w:rPr>
+        <w:t>La pérdida total de datos estaba confirmada.</w:t>
+      </w:r>
+    </w:p>
+    <w:p>
+      <w:pPr>
+        <w:spacing w:before="240" w:beforeAutospacing="off" w:after="240" w:afterAutospacing="off"/>
+      </w:pPr>
+      <w:r>
+        <w:drawing>
+          <wp:inline wp14:editId="6B9C766E" wp14:anchorId="4D21ABED">
+            <wp:extent cx="5724525" cy="1133475"/>
+            <wp:effectExtent l="0" t="0" r="0" b="0"/>
+            <wp:docPr id="610423655" name="drawing"/>
+            <wp:cNvGraphicFramePr>
+              <a:graphicFrameLocks noChangeAspect="1"/>
+            </wp:cNvGraphicFramePr>
+            <a:graphic>
+              <a:graphicData xmlns:a="http://schemas.openxmlformats.org/drawingml/2006/main" uri="http://schemas.openxmlformats.org/drawingml/2006/picture">
+                <pic:pic xmlns:pic="http://schemas.openxmlformats.org/drawingml/2006/picture">
+                  <pic:nvPicPr>
+                    <pic:cNvPr id="610423655" name="Picture 610423655"/>
+                    <pic:cNvPicPr/>
+                  </pic:nvPicPr>
+                  <pic:blipFill>
+                    <a:blip xmlns:r="http://schemas.openxmlformats.org/officeDocument/2006/relationships" r:embed="rId683523760">
+                      <a:extLst>
+                        <a:ext uri="{28A0092B-C50C-407E-A947-70E740481C1C}">
+                          <a14:useLocalDpi xmlns:a14="http://schemas.microsoft.com/office/drawing/2010/main"/>
+                        </a:ext>
+                      </a:extLst>
+                    </a:blip>
+                    <a:stretch>
+                      <a:fillRect/>
+                    </a:stretch>
+                  </pic:blipFill>
+                  <pic:spPr>
+                    <a:xfrm>
+                      <a:off x="0" y="0"/>
+                      <a:ext cx="5724525" cy="1133475"/>
+                    </a:xfrm>
+                    <a:prstGeom prst="rect">
+                      <a:avLst/>
+                    </a:prstGeom>
+                  </pic:spPr>
+                </pic:pic>
+              </a:graphicData>
+            </a:graphic>
+          </wp:inline>
+        </w:drawing>
+      </w:r>
+    </w:p>
+    <w:p>
+      <w:pPr>
+        <w:spacing w:before="240" w:beforeAutospacing="off" w:after="240" w:afterAutospacing="off"/>
+      </w:pPr>
+      <w:r>
+        <w:br w:type="page"/>
+      </w:r>
+    </w:p>
+    <w:p>
+      <w:pPr>
+        <w:pStyle w:val="Normal"/>
+        <w:spacing w:before="240" w:beforeAutospacing="off" w:after="240" w:afterAutospacing="off"/>
+      </w:pPr>
+    </w:p>
+    <w:p>
+      <w:pPr>
+        <w:pStyle w:val="Heading4"/>
+        <w:spacing w:before="240" w:beforeAutospacing="off" w:after="240" w:afterAutospacing="off"/>
+      </w:pPr>
+      <w:r>
+        <w:rPr>
+          <w:rFonts w:ascii="Aptos" w:hAnsi="Aptos" w:eastAsia="Aptos" w:cs="Aptos"/>
+          <w:b w:val="1"/>
+          <w:bCs w:val="1"/>
+          <w:noProof w:val="0"/>
+          <w:sz w:val="24"/>
+          <w:szCs w:val="24"/>
+          <w:lang w:val="es-ES"/>
+        </w:rPr>
+        <w:t>8</w:t>
+      </w:r>
+      <w:r>
+        <w:rPr>
+          <w:rFonts w:ascii="Aptos" w:hAnsi="Aptos" w:eastAsia="Aptos" w:cs="Aptos"/>
+          <w:b w:val="1"/>
+          <w:bCs w:val="1"/>
+          <w:noProof w:val="0"/>
+          <w:sz w:val="24"/>
+          <w:szCs w:val="24"/>
+          <w:lang w:val="es-ES"/>
+        </w:rPr>
+        <w:t xml:space="preserve">.5. Restauración desde el </w:t>
+      </w:r>
+      <w:r>
+        <w:rPr>
+          <w:rFonts w:ascii="Aptos" w:hAnsi="Aptos" w:eastAsia="Aptos" w:cs="Aptos"/>
+          <w:b w:val="1"/>
+          <w:bCs w:val="1"/>
+          <w:noProof w:val="0"/>
+          <w:sz w:val="24"/>
+          <w:szCs w:val="24"/>
+          <w:lang w:val="es-ES"/>
+        </w:rPr>
+        <w:t>Backup</w:t>
+      </w:r>
+    </w:p>
+    <w:p>
+      <w:pPr>
+        <w:spacing w:before="240" w:beforeAutospacing="off" w:after="240" w:afterAutospacing="off"/>
+      </w:pPr>
+      <w:r>
+        <w:rPr>
+          <w:rFonts w:ascii="Aptos" w:hAnsi="Aptos" w:eastAsia="Aptos" w:cs="Aptos"/>
+          <w:noProof w:val="0"/>
+          <w:sz w:val="24"/>
+          <w:szCs w:val="24"/>
+          <w:lang w:val="es-ES"/>
+        </w:rPr>
+        <w:t>Con el contenedor corriendo pero la base de datos completamente vacía, ejecuté la restauración importando el archivo SQL que había generado antes. Como estaba en PowerShell usé Get-Content para redirigir el contenido del archivo al mysql del contenedor:</w:t>
+      </w:r>
+    </w:p>
+    <w:p>
+      <w:pPr>
+        <w:spacing w:before="240" w:beforeAutospacing="off" w:after="240" w:afterAutospacing="off"/>
+      </w:pPr>
+      <w:r>
+        <w:rPr>
+          <w:rFonts w:ascii="Aptos" w:hAnsi="Aptos" w:eastAsia="Aptos" w:cs="Aptos"/>
+          <w:noProof w:val="0"/>
+          <w:sz w:val="24"/>
+          <w:szCs w:val="24"/>
+          <w:lang w:val="es-ES"/>
+        </w:rPr>
+        <w:t>El comando terminó sin errores. Solo apareció el aviso habitual de MySQL sobre contraseñas en línea de comandos, que no afecta al resultado.</w:t>
+      </w:r>
+    </w:p>
+    <w:p>
+      <w:pPr>
+        <w:spacing w:before="240" w:beforeAutospacing="off" w:after="240" w:afterAutospacing="off"/>
+      </w:pPr>
+      <w:r>
+        <w:drawing>
+          <wp:inline wp14:editId="230E9493" wp14:anchorId="03052D03">
+            <wp:extent cx="5724525" cy="552450"/>
+            <wp:effectExtent l="0" t="0" r="0" b="0"/>
+            <wp:docPr id="1981168104" name="drawing"/>
+            <wp:cNvGraphicFramePr>
+              <a:graphicFrameLocks noChangeAspect="1"/>
+            </wp:cNvGraphicFramePr>
+            <a:graphic>
+              <a:graphicData xmlns:a="http://schemas.openxmlformats.org/drawingml/2006/main" uri="http://schemas.openxmlformats.org/drawingml/2006/picture">
+                <pic:pic xmlns:pic="http://schemas.openxmlformats.org/drawingml/2006/picture">
+                  <pic:nvPicPr>
+                    <pic:cNvPr id="1981168104" name="Picture 1981168104"/>
+                    <pic:cNvPicPr/>
+                  </pic:nvPicPr>
+                  <pic:blipFill>
+                    <a:blip xmlns:r="http://schemas.openxmlformats.org/officeDocument/2006/relationships" r:embed="rId1425164285">
+                      <a:extLst>
+                        <a:ext uri="{28A0092B-C50C-407E-A947-70E740481C1C}">
+                          <a14:useLocalDpi xmlns:a14="http://schemas.microsoft.com/office/drawing/2010/main"/>
+                        </a:ext>
+                      </a:extLst>
+                    </a:blip>
+                    <a:stretch>
+                      <a:fillRect/>
+                    </a:stretch>
+                  </pic:blipFill>
+                  <pic:spPr>
+                    <a:xfrm>
+                      <a:off x="0" y="0"/>
+                      <a:ext cx="5724525" cy="552450"/>
+                    </a:xfrm>
+                    <a:prstGeom prst="rect">
+                      <a:avLst/>
+                    </a:prstGeom>
+                  </pic:spPr>
+                </pic:pic>
+              </a:graphicData>
+            </a:graphic>
+          </wp:inline>
+        </w:drawing>
+      </w:r>
+    </w:p>
+    <w:p>
+      <w:pPr>
+        <w:pStyle w:val="Heading4"/>
+        <w:spacing w:before="319" w:beforeAutospacing="off" w:after="319" w:afterAutospacing="off"/>
+      </w:pPr>
+      <w:r>
+        <w:rPr>
+          <w:rFonts w:ascii="Aptos" w:hAnsi="Aptos" w:eastAsia="Aptos" w:cs="Aptos"/>
+          <w:b w:val="1"/>
+          <w:bCs w:val="1"/>
+          <w:noProof w:val="0"/>
+          <w:sz w:val="24"/>
+          <w:szCs w:val="24"/>
+          <w:lang w:val="es-ES"/>
+        </w:rPr>
+        <w:t>8</w:t>
+      </w:r>
+      <w:r>
+        <w:rPr>
+          <w:rFonts w:ascii="Aptos" w:hAnsi="Aptos" w:eastAsia="Aptos" w:cs="Aptos"/>
+          <w:b w:val="1"/>
+          <w:bCs w:val="1"/>
+          <w:noProof w:val="0"/>
+          <w:sz w:val="24"/>
+          <w:szCs w:val="24"/>
+          <w:lang w:val="es-ES"/>
+        </w:rPr>
+        <w:t>.6. Verificación de Integridad</w:t>
+      </w:r>
+    </w:p>
+    <w:p>
+      <w:pPr>
+        <w:spacing w:before="240" w:beforeAutospacing="off" w:after="240" w:afterAutospacing="off"/>
+      </w:pPr>
+      <w:r>
+        <w:rPr>
+          <w:rFonts w:ascii="Aptos" w:hAnsi="Aptos" w:eastAsia="Aptos" w:cs="Aptos"/>
+          <w:noProof w:val="0"/>
+          <w:sz w:val="24"/>
+          <w:szCs w:val="24"/>
+          <w:lang w:val="es-ES"/>
+        </w:rPr>
+        <w:t xml:space="preserve">Por </w:t>
+      </w:r>
+      <w:r>
+        <w:rPr>
+          <w:rFonts w:ascii="Aptos" w:hAnsi="Aptos" w:eastAsia="Aptos" w:cs="Aptos"/>
+          <w:noProof w:val="0"/>
+          <w:sz w:val="24"/>
+          <w:szCs w:val="24"/>
+          <w:lang w:val="es-ES"/>
+        </w:rPr>
+        <w:t>último</w:t>
+      </w:r>
+      <w:r>
+        <w:rPr>
+          <w:rFonts w:ascii="Aptos" w:hAnsi="Aptos" w:eastAsia="Aptos" w:cs="Aptos"/>
+          <w:noProof w:val="0"/>
+          <w:sz w:val="24"/>
+          <w:szCs w:val="24"/>
+          <w:lang w:val="es-ES"/>
+        </w:rPr>
+        <w:t xml:space="preserve"> comprobé que los datos habían vuelto exactamente igual que antes del borrado:</w:t>
+      </w:r>
+    </w:p>
+    <w:p>
+      <w:pPr>
+        <w:spacing w:before="240" w:beforeAutospacing="off" w:after="240" w:afterAutospacing="off"/>
+      </w:pPr>
+      <w:r>
+        <w:rPr>
+          <w:rFonts w:ascii="Aptos" w:hAnsi="Aptos" w:eastAsia="Aptos" w:cs="Aptos"/>
+          <w:noProof w:val="0"/>
+          <w:sz w:val="24"/>
+          <w:szCs w:val="24"/>
+          <w:lang w:val="es-ES"/>
+        </w:rPr>
+        <w:t xml:space="preserve">Resultado: usuarios=1, </w:t>
+      </w:r>
+      <w:r>
+        <w:rPr>
+          <w:rFonts w:ascii="Aptos" w:hAnsi="Aptos" w:eastAsia="Aptos" w:cs="Aptos"/>
+          <w:noProof w:val="0"/>
+          <w:sz w:val="24"/>
+          <w:szCs w:val="24"/>
+          <w:lang w:val="es-ES"/>
+        </w:rPr>
+        <w:t>categorias</w:t>
+      </w:r>
+      <w:r>
+        <w:rPr>
+          <w:rFonts w:ascii="Aptos" w:hAnsi="Aptos" w:eastAsia="Aptos" w:cs="Aptos"/>
+          <w:noProof w:val="0"/>
+          <w:sz w:val="24"/>
+          <w:szCs w:val="24"/>
+          <w:lang w:val="es-ES"/>
+        </w:rPr>
+        <w:t xml:space="preserve">=2, </w:t>
+      </w:r>
+      <w:r>
+        <w:rPr>
+          <w:rFonts w:ascii="Aptos" w:hAnsi="Aptos" w:eastAsia="Aptos" w:cs="Aptos"/>
+          <w:noProof w:val="0"/>
+          <w:sz w:val="24"/>
+          <w:szCs w:val="24"/>
+          <w:lang w:val="es-ES"/>
+        </w:rPr>
+        <w:t>articulos</w:t>
+      </w:r>
+      <w:r>
+        <w:rPr>
+          <w:rFonts w:ascii="Aptos" w:hAnsi="Aptos" w:eastAsia="Aptos" w:cs="Aptos"/>
+          <w:noProof w:val="0"/>
+          <w:sz w:val="24"/>
+          <w:szCs w:val="24"/>
+          <w:lang w:val="es-ES"/>
+        </w:rPr>
+        <w:t>=2.</w:t>
+      </w:r>
+    </w:p>
+    <w:p>
+      <w:pPr>
+        <w:spacing w:before="240" w:beforeAutospacing="off" w:after="240" w:afterAutospacing="off"/>
+      </w:pPr>
+      <w:r>
+        <w:rPr>
+          <w:rFonts w:ascii="Aptos" w:hAnsi="Aptos" w:eastAsia="Aptos" w:cs="Aptos"/>
+          <w:noProof w:val="0"/>
+          <w:sz w:val="24"/>
+          <w:szCs w:val="24"/>
+          <w:lang w:val="es-ES"/>
+        </w:rPr>
+        <w:t>Los números son idénticos a los del estado original antes de la destrucción. El simulacro confirmó que el plan funciona.</w:t>
+      </w:r>
+    </w:p>
+    <w:p>
+      <w:pPr>
+        <w:spacing w:before="240" w:beforeAutospacing="off" w:after="240" w:afterAutospacing="off"/>
+        <w:rPr>
+          <w:rFonts w:ascii="Aptos" w:hAnsi="Aptos" w:eastAsia="Aptos" w:cs="Aptos"/>
+          <w:noProof w:val="0"/>
+          <w:sz w:val="24"/>
+          <w:szCs w:val="24"/>
+          <w:lang w:val="es-ES"/>
+        </w:rPr>
+      </w:pPr>
+      <w:r>
+        <w:drawing>
+          <wp:inline wp14:editId="6B854A8C" wp14:anchorId="3F2C315A">
+            <wp:extent cx="5724525" cy="1000125"/>
+            <wp:effectExtent l="0" t="0" r="0" b="0"/>
+            <wp:docPr id="1726460002" name="drawing"/>
+            <wp:cNvGraphicFramePr>
+              <a:graphicFrameLocks noChangeAspect="1"/>
+            </wp:cNvGraphicFramePr>
+            <a:graphic>
+              <a:graphicData xmlns:a="http://schemas.openxmlformats.org/drawingml/2006/main" uri="http://schemas.openxmlformats.org/drawingml/2006/picture">
+                <pic:pic xmlns:pic="http://schemas.openxmlformats.org/drawingml/2006/picture">
+                  <pic:nvPicPr>
+                    <pic:cNvPr id="1726460002" name="Picture 1726460002"/>
+                    <pic:cNvPicPr/>
+                  </pic:nvPicPr>
+                  <pic:blipFill>
+                    <a:blip xmlns:r="http://schemas.openxmlformats.org/officeDocument/2006/relationships" r:embed="rId732309183">
+                      <a:extLst>
+                        <a:ext uri="{28A0092B-C50C-407E-A947-70E740481C1C}">
+                          <a14:useLocalDpi xmlns:a14="http://schemas.microsoft.com/office/drawing/2010/main"/>
+                        </a:ext>
+                      </a:extLst>
+                    </a:blip>
+                    <a:stretch>
+                      <a:fillRect/>
+                    </a:stretch>
+                  </pic:blipFill>
+                  <pic:spPr>
+                    <a:xfrm>
+                      <a:off x="0" y="0"/>
+                      <a:ext cx="5724525" cy="1000125"/>
+                    </a:xfrm>
+                    <a:prstGeom prst="rect">
+                      <a:avLst/>
+                    </a:prstGeom>
+                  </pic:spPr>
+                </pic:pic>
+              </a:graphicData>
+            </a:graphic>
+          </wp:inline>
+        </w:drawing>
+      </w:r>
+    </w:p>
+    <w:p>
+      <w:r>
+        <w:br w:type="page"/>
+      </w:r>
+    </w:p>
+    <w:p>
+      <w:pPr>
+        <w:pStyle w:val="Normal"/>
+        <w:spacing w:before="240" w:beforeAutospacing="off" w:after="240" w:afterAutospacing="off"/>
+        <w:rPr>
+          <w:rFonts w:ascii="Aptos" w:hAnsi="Aptos" w:eastAsia="Aptos" w:cs="Aptos"/>
+          <w:noProof w:val="0"/>
+          <w:sz w:val="24"/>
+          <w:szCs w:val="24"/>
+          <w:lang w:val="es-ES"/>
+        </w:rPr>
+      </w:pPr>
+    </w:p>
+    <w:p>
+      <w:pPr>
+        <w:pStyle w:val="Heading2"/>
+        <w:rPr>
+          <w:noProof w:val="0"/>
+          <w:lang w:val="es-ES"/>
+        </w:rPr>
+      </w:pPr>
+      <w:bookmarkStart w:name="_Toc143249553" w:id="253114149"/>
+      <w:r>
+        <w:rPr>
+          <w:noProof w:val="0"/>
+          <w:lang w:val="es-ES"/>
+        </w:rPr>
+        <w:t>9</w:t>
+      </w:r>
+      <w:r>
+        <w:rPr>
+          <w:noProof w:val="0"/>
+          <w:lang w:val="es-ES"/>
+        </w:rPr>
+        <w:t>. Plan de Pruebas y Aseguramiento de Calidad</w:t>
+      </w:r>
+      <w:bookmarkEnd w:id="253114149"/>
+    </w:p>
+    <w:p>
+      <w:pPr>
+        <w:spacing w:before="240" w:beforeAutospacing="off" w:after="240" w:afterAutospacing="off"/>
+      </w:pPr>
+      <w:r>
+        <w:rPr>
+          <w:rFonts w:ascii="Aptos" w:hAnsi="Aptos" w:eastAsia="Aptos" w:cs="Aptos"/>
+          <w:noProof w:val="0"/>
+          <w:sz w:val="24"/>
+          <w:szCs w:val="24"/>
+          <w:lang w:val="es-ES"/>
+        </w:rPr>
+        <w:t xml:space="preserve">Para validar la estabilidad de </w:t>
+      </w:r>
+      <w:r>
+        <w:rPr>
+          <w:rFonts w:ascii="Aptos" w:hAnsi="Aptos" w:eastAsia="Aptos" w:cs="Aptos"/>
+          <w:noProof w:val="0"/>
+          <w:sz w:val="24"/>
+          <w:szCs w:val="24"/>
+          <w:lang w:val="es-ES"/>
+        </w:rPr>
+        <w:t>Collector</w:t>
+      </w:r>
+      <w:r>
+        <w:rPr>
+          <w:rFonts w:ascii="Aptos" w:hAnsi="Aptos" w:eastAsia="Aptos" w:cs="Aptos"/>
+          <w:noProof w:val="0"/>
+          <w:sz w:val="24"/>
+          <w:szCs w:val="24"/>
+          <w:lang w:val="es-ES"/>
+        </w:rPr>
+        <w:t xml:space="preserve"> </w:t>
+      </w:r>
+      <w:r>
+        <w:rPr>
+          <w:rFonts w:ascii="Aptos" w:hAnsi="Aptos" w:eastAsia="Aptos" w:cs="Aptos"/>
+          <w:noProof w:val="0"/>
+          <w:sz w:val="24"/>
+          <w:szCs w:val="24"/>
+          <w:lang w:val="es-ES"/>
+        </w:rPr>
+        <w:t>Hub</w:t>
+      </w:r>
+      <w:r>
+        <w:rPr>
+          <w:rFonts w:ascii="Aptos" w:hAnsi="Aptos" w:eastAsia="Aptos" w:cs="Aptos"/>
+          <w:noProof w:val="0"/>
+          <w:sz w:val="24"/>
+          <w:szCs w:val="24"/>
+          <w:lang w:val="es-ES"/>
+        </w:rPr>
+        <w:t>, se ha combinado la evaluación unitaria en el lado del servidor con pruebas de integración manuales sobre el cliente.</w:t>
+      </w:r>
+    </w:p>
+    <w:p>
+      <w:pPr>
+        <w:pStyle w:val="Heading3"/>
+        <w:rPr>
+          <w:noProof w:val="0"/>
+          <w:lang w:val="es-ES"/>
+        </w:rPr>
+      </w:pPr>
+      <w:bookmarkStart w:name="_Toc1444241439" w:id="1975215393"/>
+      <w:r>
+        <w:rPr>
+          <w:noProof w:val="0"/>
+          <w:lang w:val="es-ES"/>
+        </w:rPr>
+        <w:t>9</w:t>
+      </w:r>
+      <w:r>
+        <w:rPr>
+          <w:noProof w:val="0"/>
+          <w:lang w:val="es-ES"/>
+        </w:rPr>
+        <w:t xml:space="preserve">.1. </w:t>
+      </w:r>
+      <w:r>
+        <w:rPr>
+          <w:noProof w:val="0"/>
+          <w:lang w:val="es-ES"/>
+        </w:rPr>
+        <w:t xml:space="preserve">Pruebas </w:t>
+      </w:r>
+      <w:r>
+        <w:rPr>
+          <w:noProof w:val="0"/>
+          <w:lang w:val="es-ES"/>
+        </w:rPr>
+        <w:t>Automáticas</w:t>
+      </w:r>
+      <w:bookmarkEnd w:id="1975215393"/>
+    </w:p>
+    <w:p>
+      <w:pPr>
+        <w:pStyle w:val="Normal"/>
+      </w:pPr>
+      <w:r>
+        <w:rPr>
+          <w:rFonts w:ascii="Aptos" w:hAnsi="Aptos" w:eastAsia="Aptos" w:cs="Aptos"/>
+          <w:noProof w:val="0"/>
+          <w:sz w:val="24"/>
+          <w:szCs w:val="24"/>
+          <w:lang w:val="es-ES"/>
+        </w:rPr>
+        <w:t xml:space="preserve">Para validar la API REST sin depender del estado de la base de datos, se han implementado pruebas automáticas combinando </w:t>
+      </w:r>
+      <w:r>
+        <w:rPr>
+          <w:rFonts w:ascii="Aptos" w:hAnsi="Aptos" w:eastAsia="Aptos" w:cs="Aptos"/>
+          <w:b w:val="1"/>
+          <w:bCs w:val="1"/>
+          <w:noProof w:val="0"/>
+          <w:sz w:val="24"/>
+          <w:szCs w:val="24"/>
+          <w:lang w:val="es-ES"/>
+        </w:rPr>
+        <w:t>MockMvc</w:t>
+      </w:r>
+      <w:r>
+        <w:rPr>
+          <w:rFonts w:ascii="Aptos" w:hAnsi="Aptos" w:eastAsia="Aptos" w:cs="Aptos"/>
+          <w:noProof w:val="0"/>
+          <w:sz w:val="24"/>
+          <w:szCs w:val="24"/>
+          <w:lang w:val="es-ES"/>
+        </w:rPr>
+        <w:t xml:space="preserve"> y </w:t>
+      </w:r>
+      <w:r>
+        <w:rPr>
+          <w:rFonts w:ascii="Aptos" w:hAnsi="Aptos" w:eastAsia="Aptos" w:cs="Aptos"/>
+          <w:b w:val="1"/>
+          <w:bCs w:val="1"/>
+          <w:noProof w:val="0"/>
+          <w:sz w:val="24"/>
+          <w:szCs w:val="24"/>
+          <w:lang w:val="es-ES"/>
+        </w:rPr>
+        <w:t>Mockito</w:t>
+      </w:r>
+      <w:r>
+        <w:rPr>
+          <w:rFonts w:ascii="Aptos" w:hAnsi="Aptos" w:eastAsia="Aptos" w:cs="Aptos"/>
+          <w:noProof w:val="0"/>
+          <w:sz w:val="24"/>
+          <w:szCs w:val="24"/>
+          <w:lang w:val="es-ES"/>
+        </w:rPr>
+        <w:t>. Con MockMvc simulamos las peticiones HTTP al servidor, mientras que con Mockito inyectamos datos falsos en los repositorios. Así comprobamos que la lógica del controlador funciona y devuelve los códigos de estado y el JSON correctos.</w:t>
+      </w:r>
+    </w:p>
+    <w:p>
+      <w:pPr>
+        <w:spacing w:before="240" w:beforeAutospacing="off" w:after="240" w:afterAutospacing="off"/>
+      </w:pPr>
+      <w:r>
+        <w:rPr>
+          <w:rFonts w:ascii="Aptos" w:hAnsi="Aptos" w:eastAsia="Aptos" w:cs="Aptos"/>
+          <w:b w:val="1"/>
+          <w:bCs w:val="1"/>
+          <w:noProof w:val="0"/>
+          <w:sz w:val="24"/>
+          <w:szCs w:val="24"/>
+          <w:lang w:val="es-ES"/>
+        </w:rPr>
+        <w:t>Caso 1: Panel de Administración (</w:t>
+      </w:r>
+      <w:r>
+        <w:rPr>
+          <w:rFonts w:ascii="Consolas" w:hAnsi="Consolas" w:eastAsia="Consolas" w:cs="Consolas"/>
+          <w:b w:val="1"/>
+          <w:bCs w:val="1"/>
+          <w:noProof w:val="0"/>
+          <w:sz w:val="24"/>
+          <w:szCs w:val="24"/>
+          <w:lang w:val="es-ES"/>
+        </w:rPr>
+        <w:t>AdminControllerTest</w:t>
+      </w:r>
+      <w:r>
+        <w:rPr>
+          <w:rFonts w:ascii="Aptos" w:hAnsi="Aptos" w:eastAsia="Aptos" w:cs="Aptos"/>
+          <w:b w:val="1"/>
+          <w:bCs w:val="1"/>
+          <w:noProof w:val="0"/>
+          <w:sz w:val="24"/>
+          <w:szCs w:val="24"/>
+          <w:lang w:val="es-ES"/>
+        </w:rPr>
+        <w:t>)</w:t>
+      </w:r>
+      <w:r>
+        <w:rPr>
+          <w:rFonts w:ascii="Aptos" w:hAnsi="Aptos" w:eastAsia="Aptos" w:cs="Aptos"/>
+          <w:noProof w:val="0"/>
+          <w:sz w:val="24"/>
+          <w:szCs w:val="24"/>
+          <w:lang w:val="es-ES"/>
+        </w:rPr>
+        <w:t xml:space="preserve"> </w:t>
+      </w:r>
+    </w:p>
+    <w:p>
+      <w:pPr>
+        <w:spacing w:before="240" w:beforeAutospacing="off" w:after="240" w:afterAutospacing="off"/>
+      </w:pPr>
+      <w:r>
+        <w:rPr>
+          <w:rFonts w:ascii="Aptos" w:hAnsi="Aptos" w:eastAsia="Aptos" w:cs="Aptos"/>
+          <w:noProof w:val="0"/>
+          <w:sz w:val="24"/>
+          <w:szCs w:val="24"/>
+          <w:lang w:val="es-ES"/>
+        </w:rPr>
+        <w:t xml:space="preserve">Se ha testeado el </w:t>
+      </w:r>
+      <w:r>
+        <w:rPr>
+          <w:rFonts w:ascii="Aptos" w:hAnsi="Aptos" w:eastAsia="Aptos" w:cs="Aptos"/>
+          <w:i w:val="0"/>
+          <w:iCs w:val="0"/>
+          <w:noProof w:val="0"/>
+          <w:sz w:val="24"/>
+          <w:szCs w:val="24"/>
+          <w:lang w:val="es-ES"/>
+        </w:rPr>
+        <w:t>endpoint</w:t>
+      </w:r>
+      <w:r>
+        <w:rPr>
+          <w:rFonts w:ascii="Aptos" w:hAnsi="Aptos" w:eastAsia="Aptos" w:cs="Aptos"/>
+          <w:i w:val="0"/>
+          <w:iCs w:val="0"/>
+          <w:noProof w:val="0"/>
+          <w:sz w:val="24"/>
+          <w:szCs w:val="24"/>
+          <w:lang w:val="es-ES"/>
+        </w:rPr>
+        <w:t xml:space="preserve"> </w:t>
+      </w:r>
+      <w:r>
+        <w:rPr>
+          <w:rFonts w:ascii="Aptos" w:hAnsi="Aptos" w:eastAsia="Aptos" w:cs="Aptos"/>
+          <w:noProof w:val="0"/>
+          <w:sz w:val="24"/>
+          <w:szCs w:val="24"/>
+          <w:lang w:val="es-ES"/>
+        </w:rPr>
+        <w:t xml:space="preserve">de estadísticas globales. Para evitar que el filtro de seguridad bloqueara la prueba al no recibir un token real, se inyectó un mock de la clase </w:t>
+      </w:r>
+      <w:r>
+        <w:rPr>
+          <w:rFonts w:ascii="Consolas" w:hAnsi="Consolas" w:eastAsia="Consolas" w:cs="Consolas"/>
+          <w:noProof w:val="0"/>
+          <w:sz w:val="24"/>
+          <w:szCs w:val="24"/>
+          <w:lang w:val="es-ES"/>
+        </w:rPr>
+        <w:t>JwtUtil</w:t>
+      </w:r>
+      <w:r>
+        <w:rPr>
+          <w:rFonts w:ascii="Aptos" w:hAnsi="Aptos" w:eastAsia="Aptos" w:cs="Aptos"/>
+          <w:noProof w:val="0"/>
+          <w:sz w:val="24"/>
+          <w:szCs w:val="24"/>
+          <w:lang w:val="es-ES"/>
+        </w:rPr>
+        <w:t>. El test simula una petición GET a la ruta protegida y comprueba que el servidor devuelve un HTTP 200 (OK) con las cantidades exactas proporcionadas por los repositorios simulados.</w:t>
+      </w:r>
+    </w:p>
+    <w:p>
+      <w:pPr>
+        <w:spacing w:before="240" w:beforeAutospacing="off" w:after="240" w:afterAutospacing="off"/>
+      </w:pPr>
+      <w:r>
+        <w:rPr>
+          <w:rFonts w:ascii="Aptos" w:hAnsi="Aptos" w:eastAsia="Aptos" w:cs="Aptos"/>
+          <w:i w:val="1"/>
+          <w:iCs w:val="1"/>
+          <w:noProof w:val="0"/>
+          <w:sz w:val="24"/>
+          <w:szCs w:val="24"/>
+          <w:lang w:val="es-ES"/>
+        </w:rPr>
+        <w:t>Detalle de refactorización:</w:t>
+      </w:r>
+      <w:r>
+        <w:rPr>
+          <w:rFonts w:ascii="Aptos" w:hAnsi="Aptos" w:eastAsia="Aptos" w:cs="Aptos"/>
+          <w:noProof w:val="0"/>
+          <w:sz w:val="24"/>
+          <w:szCs w:val="24"/>
+          <w:lang w:val="es-ES"/>
+        </w:rPr>
+        <w:t xml:space="preserve"> Al trabajar con Spring Boot 3.4.x, la anotación habitual </w:t>
+      </w:r>
+      <w:r>
+        <w:rPr>
+          <w:rFonts w:ascii="Consolas" w:hAnsi="Consolas" w:eastAsia="Consolas" w:cs="Consolas"/>
+          <w:noProof w:val="0"/>
+          <w:sz w:val="24"/>
+          <w:szCs w:val="24"/>
+          <w:lang w:val="es-ES"/>
+        </w:rPr>
+        <w:t>@MockBean</w:t>
+      </w:r>
+      <w:r>
+        <w:rPr>
+          <w:rFonts w:ascii="Aptos" w:hAnsi="Aptos" w:eastAsia="Aptos" w:cs="Aptos"/>
+          <w:noProof w:val="0"/>
+          <w:sz w:val="24"/>
+          <w:szCs w:val="24"/>
+          <w:lang w:val="es-ES"/>
+        </w:rPr>
+        <w:t xml:space="preserve"> generaba avisos de código obsoleto (</w:t>
+      </w:r>
+      <w:r>
+        <w:rPr>
+          <w:rFonts w:ascii="Aptos" w:hAnsi="Aptos" w:eastAsia="Aptos" w:cs="Aptos"/>
+          <w:i w:val="0"/>
+          <w:iCs w:val="0"/>
+          <w:noProof w:val="0"/>
+          <w:sz w:val="24"/>
+          <w:szCs w:val="24"/>
+          <w:lang w:val="es-ES"/>
+        </w:rPr>
+        <w:t>deprecated</w:t>
+      </w:r>
+      <w:r>
+        <w:rPr>
+          <w:rFonts w:ascii="Aptos" w:hAnsi="Aptos" w:eastAsia="Aptos" w:cs="Aptos"/>
+          <w:noProof w:val="0"/>
+          <w:sz w:val="24"/>
+          <w:szCs w:val="24"/>
+          <w:lang w:val="es-ES"/>
+        </w:rPr>
+        <w:t xml:space="preserve">). Para mantener el código limpio, se ha migrado a la nueva anotación estándar </w:t>
+      </w:r>
+      <w:r>
+        <w:rPr>
+          <w:rFonts w:ascii="Consolas" w:hAnsi="Consolas" w:eastAsia="Consolas" w:cs="Consolas"/>
+          <w:noProof w:val="0"/>
+          <w:sz w:val="24"/>
+          <w:szCs w:val="24"/>
+          <w:lang w:val="es-ES"/>
+        </w:rPr>
+        <w:t>@MockitoBean</w:t>
+      </w:r>
+      <w:r>
+        <w:rPr>
+          <w:rFonts w:ascii="Aptos" w:hAnsi="Aptos" w:eastAsia="Aptos" w:cs="Aptos"/>
+          <w:noProof w:val="0"/>
+          <w:sz w:val="24"/>
+          <w:szCs w:val="24"/>
+          <w:lang w:val="es-ES"/>
+        </w:rPr>
+        <w:t>.</w:t>
+      </w:r>
+    </w:p>
+    <w:p>
+      <w:pPr>
+        <w:spacing w:before="240" w:beforeAutospacing="off" w:after="240" w:afterAutospacing="off"/>
+        <w:rPr>
+          <w:rFonts w:ascii="Aptos" w:hAnsi="Aptos" w:eastAsia="Aptos" w:cs="Aptos"/>
+          <w:noProof w:val="0"/>
+          <w:sz w:val="24"/>
+          <w:szCs w:val="24"/>
+          <w:lang w:val="es-ES"/>
+        </w:rPr>
+      </w:pPr>
+    </w:p>
+    <w:p>
+      <w:pPr>
+        <w:pStyle w:val="Normal"/>
+      </w:pPr>
+      <w:r>
+        <w:drawing>
+          <wp:inline wp14:editId="5A567AC1" wp14:anchorId="5F230965">
+            <wp:extent cx="5724525" cy="3076575"/>
+            <wp:effectExtent l="0" t="0" r="0" b="0"/>
+            <wp:docPr id="1477429417" name="drawing"/>
+            <wp:cNvGraphicFramePr>
+              <a:graphicFrameLocks noChangeAspect="1"/>
+            </wp:cNvGraphicFramePr>
+            <a:graphic>
+              <a:graphicData xmlns:a="http://schemas.openxmlformats.org/drawingml/2006/main" uri="http://schemas.openxmlformats.org/drawingml/2006/picture">
+                <pic:pic xmlns:pic="http://schemas.openxmlformats.org/drawingml/2006/picture">
+                  <pic:nvPicPr>
+                    <pic:cNvPr id="1477429417" name="Picture 1477429417"/>
+                    <pic:cNvPicPr/>
+                  </pic:nvPicPr>
+                  <pic:blipFill>
+                    <a:blip xmlns:r="http://schemas.openxmlformats.org/officeDocument/2006/relationships" r:embed="rId1598685356">
+                      <a:extLst>
+                        <a:ext uri="{28A0092B-C50C-407E-A947-70E740481C1C}">
+                          <a14:useLocalDpi xmlns:a14="http://schemas.microsoft.com/office/drawing/2010/main"/>
+                        </a:ext>
+                      </a:extLst>
+                    </a:blip>
+                    <a:stretch>
+                      <a:fillRect/>
+                    </a:stretch>
+                  </pic:blipFill>
+                  <pic:spPr>
+                    <a:xfrm>
+                      <a:off x="0" y="0"/>
+                      <a:ext cx="5724525" cy="3076575"/>
+                    </a:xfrm>
+                    <a:prstGeom prst="rect">
+                      <a:avLst/>
+                    </a:prstGeom>
+                  </pic:spPr>
+                </pic:pic>
+              </a:graphicData>
+            </a:graphic>
+          </wp:inline>
+        </w:drawing>
+      </w:r>
+    </w:p>
+    <w:p>
+      <w:r>
+        <w:br w:type="page"/>
+      </w:r>
+    </w:p>
+    <w:p>
+      <w:pPr>
+        <w:pStyle w:val="Normal"/>
+      </w:pPr>
+      <w:r>
+        <w:rPr>
+          <w:rFonts w:ascii="Aptos" w:hAnsi="Aptos" w:eastAsia="Aptos" w:cs="Aptos"/>
+          <w:b w:val="1"/>
+          <w:bCs w:val="1"/>
+          <w:noProof w:val="0"/>
+          <w:sz w:val="24"/>
+          <w:szCs w:val="24"/>
+          <w:lang w:val="es-ES"/>
+        </w:rPr>
+        <w:t>Caso 2: Controlador de Artículos (</w:t>
+      </w:r>
+      <w:r>
+        <w:rPr>
+          <w:rFonts w:ascii="Consolas" w:hAnsi="Consolas" w:eastAsia="Consolas" w:cs="Consolas"/>
+          <w:b w:val="1"/>
+          <w:bCs w:val="1"/>
+          <w:noProof w:val="0"/>
+          <w:sz w:val="24"/>
+          <w:szCs w:val="24"/>
+          <w:lang w:val="es-ES"/>
+        </w:rPr>
+        <w:t>ArticuloControllerTest</w:t>
+      </w:r>
+      <w:r>
+        <w:rPr>
+          <w:rFonts w:ascii="Aptos" w:hAnsi="Aptos" w:eastAsia="Aptos" w:cs="Aptos"/>
+          <w:b w:val="1"/>
+          <w:bCs w:val="1"/>
+          <w:noProof w:val="0"/>
+          <w:sz w:val="24"/>
+          <w:szCs w:val="24"/>
+          <w:lang w:val="es-ES"/>
+        </w:rPr>
+        <w:t>)</w:t>
+      </w:r>
+      <w:r>
+        <w:rPr>
+          <w:rFonts w:ascii="Aptos" w:hAnsi="Aptos" w:eastAsia="Aptos" w:cs="Aptos"/>
+          <w:noProof w:val="0"/>
+          <w:sz w:val="24"/>
+          <w:szCs w:val="24"/>
+          <w:lang w:val="es-ES"/>
+        </w:rPr>
+        <w:t xml:space="preserve"> </w:t>
+      </w:r>
+    </w:p>
+    <w:p>
+      <w:pPr>
+        <w:pStyle w:val="Normal"/>
+      </w:pPr>
+      <w:r>
+        <w:rPr>
+          <w:rFonts w:ascii="Aptos" w:hAnsi="Aptos" w:eastAsia="Aptos" w:cs="Aptos"/>
+          <w:noProof w:val="0"/>
+          <w:sz w:val="24"/>
+          <w:szCs w:val="24"/>
+          <w:lang w:val="es-ES"/>
+        </w:rPr>
+        <w:t xml:space="preserve">Se ha validado la lógica de filtrado de inventario a través del </w:t>
+      </w:r>
+      <w:r>
+        <w:rPr>
+          <w:rFonts w:ascii="Aptos" w:hAnsi="Aptos" w:eastAsia="Aptos" w:cs="Aptos"/>
+          <w:i w:val="1"/>
+          <w:iCs w:val="1"/>
+          <w:noProof w:val="0"/>
+          <w:sz w:val="24"/>
+          <w:szCs w:val="24"/>
+          <w:lang w:val="es-ES"/>
+        </w:rPr>
+        <w:t>endpoint</w:t>
+      </w:r>
+      <w:r>
+        <w:rPr>
+          <w:rFonts w:ascii="Aptos" w:hAnsi="Aptos" w:eastAsia="Aptos" w:cs="Aptos"/>
+          <w:noProof w:val="0"/>
+          <w:sz w:val="24"/>
+          <w:szCs w:val="24"/>
+          <w:lang w:val="es-ES"/>
+        </w:rPr>
+        <w:t xml:space="preserve"> de lectura principal. Aislando la base de datos con </w:t>
+      </w:r>
+      <w:r>
+        <w:rPr>
+          <w:rFonts w:ascii="Consolas" w:hAnsi="Consolas" w:eastAsia="Consolas" w:cs="Consolas"/>
+          <w:noProof w:val="0"/>
+          <w:sz w:val="24"/>
+          <w:szCs w:val="24"/>
+          <w:lang w:val="es-ES"/>
+        </w:rPr>
+        <w:t>@MockitoBean</w:t>
+      </w:r>
+      <w:r>
+        <w:rPr>
+          <w:rFonts w:ascii="Aptos" w:hAnsi="Aptos" w:eastAsia="Aptos" w:cs="Aptos"/>
+          <w:noProof w:val="0"/>
+          <w:sz w:val="24"/>
+          <w:szCs w:val="24"/>
+          <w:lang w:val="es-ES"/>
+        </w:rPr>
+        <w:t xml:space="preserve"> sobre </w:t>
+      </w:r>
+      <w:r>
+        <w:rPr>
+          <w:rFonts w:ascii="Consolas" w:hAnsi="Consolas" w:eastAsia="Consolas" w:cs="Consolas"/>
+          <w:noProof w:val="0"/>
+          <w:sz w:val="24"/>
+          <w:szCs w:val="24"/>
+          <w:lang w:val="es-ES"/>
+        </w:rPr>
+        <w:t>ArticuloRepository</w:t>
+      </w:r>
+      <w:r>
+        <w:rPr>
+          <w:rFonts w:ascii="Aptos" w:hAnsi="Aptos" w:eastAsia="Aptos" w:cs="Aptos"/>
+          <w:noProof w:val="0"/>
+          <w:sz w:val="24"/>
+          <w:szCs w:val="24"/>
+          <w:lang w:val="es-ES"/>
+        </w:rPr>
+        <w:t xml:space="preserve">, la prueba simula una petición GET a la ruta de búsqueda por ID de categoría y usuario. </w:t>
+      </w:r>
+      <w:r>
+        <w:rPr>
+          <w:rFonts w:ascii="Aptos" w:hAnsi="Aptos" w:eastAsia="Aptos" w:cs="Aptos"/>
+          <w:noProof w:val="0"/>
+          <w:sz w:val="24"/>
+          <w:szCs w:val="24"/>
+          <w:lang w:val="es-ES"/>
+        </w:rPr>
+        <w:t>El test</w:t>
+      </w:r>
+      <w:r>
+        <w:rPr>
+          <w:rFonts w:ascii="Aptos" w:hAnsi="Aptos" w:eastAsia="Aptos" w:cs="Aptos"/>
+          <w:noProof w:val="0"/>
+          <w:sz w:val="24"/>
+          <w:szCs w:val="24"/>
+          <w:lang w:val="es-ES"/>
+        </w:rPr>
+        <w:t xml:space="preserve"> verifica que el controlador procesa los parámetros de la URL correctamente y responde con un código HTTP 200 (OK), devolviendo un array JSON válido sin generar excepciones de acceso a datos.</w:t>
+      </w:r>
+    </w:p>
+    <w:p>
+      <w:pPr>
+        <w:pStyle w:val="Normal"/>
+        <w:rPr>
+          <w:rFonts w:ascii="Aptos" w:hAnsi="Aptos" w:eastAsia="Aptos" w:cs="Aptos"/>
+          <w:noProof w:val="0"/>
+          <w:sz w:val="24"/>
+          <w:szCs w:val="24"/>
+          <w:lang w:val="es-ES"/>
+        </w:rPr>
+      </w:pPr>
+    </w:p>
+    <w:p>
+      <w:pPr>
+        <w:pStyle w:val="Normal"/>
+      </w:pPr>
+      <w:r>
+        <w:drawing>
+          <wp:inline wp14:editId="1EEE355B" wp14:anchorId="056BB79A">
+            <wp:extent cx="5724525" cy="3086100"/>
+            <wp:effectExtent l="0" t="0" r="0" b="0"/>
+            <wp:docPr id="214309205" name="drawing"/>
+            <wp:cNvGraphicFramePr>
+              <a:graphicFrameLocks noChangeAspect="1"/>
+            </wp:cNvGraphicFramePr>
+            <a:graphic>
+              <a:graphicData xmlns:a="http://schemas.openxmlformats.org/drawingml/2006/main" uri="http://schemas.openxmlformats.org/drawingml/2006/picture">
+                <pic:pic xmlns:pic="http://schemas.openxmlformats.org/drawingml/2006/picture">
+                  <pic:nvPicPr>
+                    <pic:cNvPr id="214309205" name="Picture 214309205"/>
+                    <pic:cNvPicPr/>
+                  </pic:nvPicPr>
+                  <pic:blipFill>
+                    <a:blip xmlns:r="http://schemas.openxmlformats.org/officeDocument/2006/relationships" r:embed="rId2025456799">
+                      <a:extLst>
+                        <a:ext uri="{28A0092B-C50C-407E-A947-70E740481C1C}">
+                          <a14:useLocalDpi xmlns:a14="http://schemas.microsoft.com/office/drawing/2010/main"/>
+                        </a:ext>
+                      </a:extLst>
+                    </a:blip>
+                    <a:stretch>
+                      <a:fillRect/>
+                    </a:stretch>
+                  </pic:blipFill>
+                  <pic:spPr>
+                    <a:xfrm>
+                      <a:off x="0" y="0"/>
+                      <a:ext cx="5724525" cy="3086100"/>
+                    </a:xfrm>
+                    <a:prstGeom prst="rect">
+                      <a:avLst/>
+                    </a:prstGeom>
+                  </pic:spPr>
+                </pic:pic>
+              </a:graphicData>
+            </a:graphic>
+          </wp:inline>
+        </w:drawing>
+      </w:r>
+    </w:p>
+    <w:p>
+      <w:pPr>
+        <w:pStyle w:val="Normal"/>
+        <w:rPr>
+          <w:rFonts w:ascii="Aptos" w:hAnsi="Aptos" w:eastAsia="Aptos" w:cs="Aptos"/>
+          <w:b w:val="1"/>
+          <w:bCs w:val="1"/>
+          <w:noProof w:val="0"/>
+          <w:sz w:val="24"/>
+          <w:szCs w:val="24"/>
+          <w:lang w:val="es-ES"/>
+        </w:rPr>
+      </w:pPr>
+    </w:p>
+    <w:p>
+      <w:r>
+        <w:br w:type="page"/>
+      </w:r>
+    </w:p>
+    <w:p>
+      <w:pPr>
+        <w:pStyle w:val="Normal"/>
+      </w:pPr>
+      <w:r>
+        <w:rPr>
+          <w:rFonts w:ascii="Aptos" w:hAnsi="Aptos" w:eastAsia="Aptos" w:cs="Aptos"/>
+          <w:b w:val="1"/>
+          <w:bCs w:val="1"/>
+          <w:noProof w:val="0"/>
+          <w:sz w:val="24"/>
+          <w:szCs w:val="24"/>
+          <w:lang w:val="es-ES"/>
+        </w:rPr>
+        <w:t>Caso 3: Controlador de Autenticación (</w:t>
+      </w:r>
+      <w:r>
+        <w:rPr>
+          <w:rFonts w:ascii="Consolas" w:hAnsi="Consolas" w:eastAsia="Consolas" w:cs="Consolas"/>
+          <w:b w:val="1"/>
+          <w:bCs w:val="1"/>
+          <w:noProof w:val="0"/>
+          <w:sz w:val="24"/>
+          <w:szCs w:val="24"/>
+          <w:lang w:val="es-ES"/>
+        </w:rPr>
+        <w:t>AuthControllerTest</w:t>
+      </w:r>
+      <w:r>
+        <w:rPr>
+          <w:rFonts w:ascii="Aptos" w:hAnsi="Aptos" w:eastAsia="Aptos" w:cs="Aptos"/>
+          <w:b w:val="1"/>
+          <w:bCs w:val="1"/>
+          <w:noProof w:val="0"/>
+          <w:sz w:val="24"/>
+          <w:szCs w:val="24"/>
+          <w:lang w:val="es-ES"/>
+        </w:rPr>
+        <w:t>)</w:t>
+      </w:r>
+      <w:r>
+        <w:rPr>
+          <w:rFonts w:ascii="Aptos" w:hAnsi="Aptos" w:eastAsia="Aptos" w:cs="Aptos"/>
+          <w:noProof w:val="0"/>
+          <w:sz w:val="24"/>
+          <w:szCs w:val="24"/>
+          <w:lang w:val="es-ES"/>
+        </w:rPr>
+        <w:t xml:space="preserve"> </w:t>
+      </w:r>
+    </w:p>
+    <w:p>
+      <w:pPr>
+        <w:pStyle w:val="Normal"/>
+      </w:pPr>
+      <w:r>
+        <w:rPr>
+          <w:rFonts w:ascii="Aptos" w:hAnsi="Aptos" w:eastAsia="Aptos" w:cs="Aptos"/>
+          <w:noProof w:val="0"/>
+          <w:sz w:val="24"/>
+          <w:szCs w:val="24"/>
+          <w:lang w:val="es-ES"/>
+        </w:rPr>
+        <w:t xml:space="preserve">Se ha validado la lógica de seguridad y acceso mediante un caso de uso restrictivo. En lugar de probar un </w:t>
+      </w:r>
+      <w:r>
+        <w:rPr>
+          <w:rFonts w:ascii="Aptos" w:hAnsi="Aptos" w:eastAsia="Aptos" w:cs="Aptos"/>
+          <w:noProof w:val="0"/>
+          <w:sz w:val="24"/>
+          <w:szCs w:val="24"/>
+          <w:lang w:val="es-ES"/>
+        </w:rPr>
+        <w:t>login</w:t>
+      </w:r>
+      <w:r>
+        <w:rPr>
+          <w:rFonts w:ascii="Aptos" w:hAnsi="Aptos" w:eastAsia="Aptos" w:cs="Aptos"/>
+          <w:noProof w:val="0"/>
+          <w:sz w:val="24"/>
+          <w:szCs w:val="24"/>
+          <w:lang w:val="es-ES"/>
+        </w:rPr>
+        <w:t xml:space="preserve"> exitoso estándar, la prueba simula un intento de inicio de sesión con credenciales correctas, pero con una cuenta que aún no ha verificado su código PIN. Se inyectaron </w:t>
+      </w:r>
+      <w:r>
+        <w:rPr>
+          <w:rFonts w:ascii="Aptos" w:hAnsi="Aptos" w:eastAsia="Aptos" w:cs="Aptos"/>
+          <w:i w:val="1"/>
+          <w:iCs w:val="1"/>
+          <w:noProof w:val="0"/>
+          <w:sz w:val="24"/>
+          <w:szCs w:val="24"/>
+          <w:lang w:val="es-ES"/>
+        </w:rPr>
+        <w:t>mocks</w:t>
+      </w:r>
+      <w:r>
+        <w:rPr>
+          <w:rFonts w:ascii="Aptos" w:hAnsi="Aptos" w:eastAsia="Aptos" w:cs="Aptos"/>
+          <w:noProof w:val="0"/>
+          <w:sz w:val="24"/>
+          <w:szCs w:val="24"/>
+          <w:lang w:val="es-ES"/>
+        </w:rPr>
+        <w:t xml:space="preserve"> para aislar la base de datos, el </w:t>
+      </w:r>
+      <w:r>
+        <w:rPr>
+          <w:rFonts w:ascii="Aptos" w:hAnsi="Aptos" w:eastAsia="Aptos" w:cs="Aptos"/>
+          <w:noProof w:val="0"/>
+          <w:sz w:val="24"/>
+          <w:szCs w:val="24"/>
+          <w:lang w:val="es-ES"/>
+        </w:rPr>
+        <w:t>encriptador</w:t>
+      </w:r>
+      <w:r>
+        <w:rPr>
+          <w:rFonts w:ascii="Aptos" w:hAnsi="Aptos" w:eastAsia="Aptos" w:cs="Aptos"/>
+          <w:noProof w:val="0"/>
+          <w:sz w:val="24"/>
+          <w:szCs w:val="24"/>
+          <w:lang w:val="es-ES"/>
+        </w:rPr>
+        <w:t xml:space="preserve"> (</w:t>
+      </w:r>
+      <w:r>
+        <w:rPr>
+          <w:rFonts w:ascii="Consolas" w:hAnsi="Consolas" w:eastAsia="Consolas" w:cs="Consolas"/>
+          <w:noProof w:val="0"/>
+          <w:sz w:val="24"/>
+          <w:szCs w:val="24"/>
+          <w:lang w:val="es-ES"/>
+        </w:rPr>
+        <w:t>PasswordEncoder</w:t>
+      </w:r>
+      <w:r>
+        <w:rPr>
+          <w:rFonts w:ascii="Aptos" w:hAnsi="Aptos" w:eastAsia="Aptos" w:cs="Aptos"/>
+          <w:noProof w:val="0"/>
+          <w:sz w:val="24"/>
+          <w:szCs w:val="24"/>
+          <w:lang w:val="es-ES"/>
+        </w:rPr>
+        <w:t>) y el servicio de mensajería (</w:t>
+      </w:r>
+      <w:r>
+        <w:rPr>
+          <w:rFonts w:ascii="Consolas" w:hAnsi="Consolas" w:eastAsia="Consolas" w:cs="Consolas"/>
+          <w:noProof w:val="0"/>
+          <w:sz w:val="24"/>
+          <w:szCs w:val="24"/>
+          <w:lang w:val="es-ES"/>
+        </w:rPr>
+        <w:t>EmailService</w:t>
+      </w:r>
+      <w:r>
+        <w:rPr>
+          <w:rFonts w:ascii="Aptos" w:hAnsi="Aptos" w:eastAsia="Aptos" w:cs="Aptos"/>
+          <w:noProof w:val="0"/>
+          <w:sz w:val="24"/>
+          <w:szCs w:val="24"/>
+          <w:lang w:val="es-ES"/>
+        </w:rPr>
+        <w:t xml:space="preserve">), evitando el envío de correos reales. </w:t>
+      </w:r>
+      <w:r>
+        <w:rPr>
+          <w:rFonts w:ascii="Aptos" w:hAnsi="Aptos" w:eastAsia="Aptos" w:cs="Aptos"/>
+          <w:noProof w:val="0"/>
+          <w:sz w:val="24"/>
+          <w:szCs w:val="24"/>
+          <w:lang w:val="es-ES"/>
+        </w:rPr>
+        <w:t>El test</w:t>
+      </w:r>
+      <w:r>
+        <w:rPr>
+          <w:rFonts w:ascii="Aptos" w:hAnsi="Aptos" w:eastAsia="Aptos" w:cs="Aptos"/>
+          <w:noProof w:val="0"/>
+          <w:sz w:val="24"/>
+          <w:szCs w:val="24"/>
+          <w:lang w:val="es-ES"/>
+        </w:rPr>
+        <w:t xml:space="preserve"> confirma que el controlador bloquea la petición devolviendo el código HTTP 403 (</w:t>
+      </w:r>
+      <w:r>
+        <w:rPr>
+          <w:rFonts w:ascii="Aptos" w:hAnsi="Aptos" w:eastAsia="Aptos" w:cs="Aptos"/>
+          <w:noProof w:val="0"/>
+          <w:sz w:val="24"/>
+          <w:szCs w:val="24"/>
+          <w:lang w:val="es-ES"/>
+        </w:rPr>
+        <w:t>Forbidden</w:t>
+      </w:r>
+      <w:r>
+        <w:rPr>
+          <w:rFonts w:ascii="Aptos" w:hAnsi="Aptos" w:eastAsia="Aptos" w:cs="Aptos"/>
+          <w:noProof w:val="0"/>
+          <w:sz w:val="24"/>
+          <w:szCs w:val="24"/>
+          <w:lang w:val="es-ES"/>
+        </w:rPr>
+        <w:t>) y el aviso correspondiente, garantizando que no se emiten tokens JWT a cuentas inactivas.</w:t>
+      </w:r>
+    </w:p>
+    <w:p>
+      <w:pPr>
+        <w:pStyle w:val="Normal"/>
+        <w:rPr>
+          <w:rFonts w:ascii="Aptos" w:hAnsi="Aptos" w:eastAsia="Aptos" w:cs="Aptos"/>
+          <w:noProof w:val="0"/>
+          <w:sz w:val="24"/>
+          <w:szCs w:val="24"/>
+          <w:lang w:val="es-ES"/>
+        </w:rPr>
+      </w:pPr>
+    </w:p>
+    <w:p>
+      <w:pPr>
+        <w:pStyle w:val="Normal"/>
+      </w:pPr>
+      <w:r>
+        <w:drawing>
+          <wp:inline wp14:editId="2EF7FA4A" wp14:anchorId="42DDA1E8">
+            <wp:extent cx="5724525" cy="3076575"/>
+            <wp:effectExtent l="0" t="0" r="0" b="0"/>
+            <wp:docPr id="802166534" name="drawing"/>
+            <wp:cNvGraphicFramePr>
+              <a:graphicFrameLocks noChangeAspect="1"/>
+            </wp:cNvGraphicFramePr>
+            <a:graphic>
+              <a:graphicData xmlns:a="http://schemas.openxmlformats.org/drawingml/2006/main" uri="http://schemas.openxmlformats.org/drawingml/2006/picture">
+                <pic:pic xmlns:pic="http://schemas.openxmlformats.org/drawingml/2006/picture">
+                  <pic:nvPicPr>
+                    <pic:cNvPr id="802166534" name="Picture 802166534"/>
+                    <pic:cNvPicPr/>
+                  </pic:nvPicPr>
+                  <pic:blipFill>
+                    <a:blip xmlns:r="http://schemas.openxmlformats.org/officeDocument/2006/relationships" r:embed="rId2125561838">
+                      <a:extLst>
+                        <a:ext uri="{28A0092B-C50C-407E-A947-70E740481C1C}">
+                          <a14:useLocalDpi xmlns:a14="http://schemas.microsoft.com/office/drawing/2010/main"/>
+                        </a:ext>
+                      </a:extLst>
+                    </a:blip>
+                    <a:stretch>
+                      <a:fillRect/>
+                    </a:stretch>
+                  </pic:blipFill>
+                  <pic:spPr>
+                    <a:xfrm>
+                      <a:off x="0" y="0"/>
+                      <a:ext cx="5724525" cy="3076575"/>
+                    </a:xfrm>
+                    <a:prstGeom prst="rect">
+                      <a:avLst/>
+                    </a:prstGeom>
+                  </pic:spPr>
+                </pic:pic>
+              </a:graphicData>
+            </a:graphic>
+          </wp:inline>
+        </w:drawing>
+      </w:r>
+    </w:p>
+    <w:p>
+      <w:pPr>
+        <w:pStyle w:val="Normal"/>
+        <w:rPr>
+          <w:rFonts w:ascii="Aptos" w:hAnsi="Aptos" w:eastAsia="Aptos" w:cs="Aptos"/>
+          <w:noProof w:val="0"/>
+          <w:sz w:val="24"/>
+          <w:szCs w:val="24"/>
+          <w:lang w:val="es-ES"/>
+        </w:rPr>
+      </w:pPr>
+    </w:p>
+    <w:p>
+      <w:r>
+        <w:br w:type="page"/>
+      </w:r>
+    </w:p>
+    <w:p>
+      <w:pPr>
+        <w:pStyle w:val="Normal"/>
+      </w:pPr>
+      <w:r>
+        <w:rPr>
+          <w:rFonts w:ascii="Aptos" w:hAnsi="Aptos" w:eastAsia="Aptos" w:cs="Aptos"/>
+          <w:b w:val="1"/>
+          <w:bCs w:val="1"/>
+          <w:noProof w:val="0"/>
+          <w:sz w:val="24"/>
+          <w:szCs w:val="24"/>
+          <w:lang w:val="es-ES"/>
+        </w:rPr>
+        <w:t>Caso 4: Controlador de Categorías (</w:t>
+      </w:r>
+      <w:r>
+        <w:rPr>
+          <w:rFonts w:ascii="Consolas" w:hAnsi="Consolas" w:eastAsia="Consolas" w:cs="Consolas"/>
+          <w:b w:val="1"/>
+          <w:bCs w:val="1"/>
+          <w:noProof w:val="0"/>
+          <w:sz w:val="24"/>
+          <w:szCs w:val="24"/>
+          <w:lang w:val="es-ES"/>
+        </w:rPr>
+        <w:t>CategoriaControllerTest</w:t>
+      </w:r>
+      <w:r>
+        <w:rPr>
+          <w:rFonts w:ascii="Aptos" w:hAnsi="Aptos" w:eastAsia="Aptos" w:cs="Aptos"/>
+          <w:b w:val="1"/>
+          <w:bCs w:val="1"/>
+          <w:noProof w:val="0"/>
+          <w:sz w:val="24"/>
+          <w:szCs w:val="24"/>
+          <w:lang w:val="es-ES"/>
+        </w:rPr>
+        <w:t>)</w:t>
+      </w:r>
+      <w:r>
+        <w:rPr>
+          <w:rFonts w:ascii="Aptos" w:hAnsi="Aptos" w:eastAsia="Aptos" w:cs="Aptos"/>
+          <w:noProof w:val="0"/>
+          <w:sz w:val="24"/>
+          <w:szCs w:val="24"/>
+          <w:lang w:val="es-ES"/>
+        </w:rPr>
+        <w:t xml:space="preserve"> </w:t>
+      </w:r>
+    </w:p>
+    <w:p>
+      <w:pPr>
+        <w:pStyle w:val="Normal"/>
+      </w:pPr>
+      <w:r>
+        <w:rPr>
+          <w:rFonts w:ascii="Aptos" w:hAnsi="Aptos" w:eastAsia="Aptos" w:cs="Aptos"/>
+          <w:noProof w:val="0"/>
+          <w:sz w:val="24"/>
+          <w:szCs w:val="24"/>
+          <w:lang w:val="es-ES"/>
+        </w:rPr>
+        <w:t xml:space="preserve">La validación de este controlador se enfocó en el </w:t>
+      </w:r>
+      <w:r>
+        <w:rPr>
+          <w:rFonts w:ascii="Aptos" w:hAnsi="Aptos" w:eastAsia="Aptos" w:cs="Aptos"/>
+          <w:i w:val="1"/>
+          <w:iCs w:val="1"/>
+          <w:noProof w:val="0"/>
+          <w:sz w:val="24"/>
+          <w:szCs w:val="24"/>
+          <w:lang w:val="es-ES"/>
+        </w:rPr>
+        <w:t>endpoint</w:t>
+      </w:r>
+      <w:r>
+        <w:rPr>
+          <w:rFonts w:ascii="Aptos" w:hAnsi="Aptos" w:eastAsia="Aptos" w:cs="Aptos"/>
+          <w:noProof w:val="0"/>
+          <w:sz w:val="24"/>
+          <w:szCs w:val="24"/>
+          <w:lang w:val="es-ES"/>
+        </w:rPr>
+        <w:t xml:space="preserve"> de inserción (POST) para confirmar el cumplimiento de las reglas de negocio en la capa de servicio. Específicamente, se testeó la lógica que asigna por defecto el valor booleano </w:t>
+      </w:r>
+      <w:r>
+        <w:rPr>
+          <w:rFonts w:ascii="Consolas" w:hAnsi="Consolas" w:eastAsia="Consolas" w:cs="Consolas"/>
+          <w:noProof w:val="0"/>
+          <w:sz w:val="24"/>
+          <w:szCs w:val="24"/>
+          <w:lang w:val="es-ES"/>
+        </w:rPr>
+        <w:t>false</w:t>
+      </w:r>
+      <w:r>
+        <w:rPr>
+          <w:rFonts w:ascii="Aptos" w:hAnsi="Aptos" w:eastAsia="Aptos" w:cs="Aptos"/>
+          <w:noProof w:val="0"/>
+          <w:sz w:val="24"/>
+          <w:szCs w:val="24"/>
+          <w:lang w:val="es-ES"/>
+        </w:rPr>
+        <w:t xml:space="preserve"> al atributo </w:t>
+      </w:r>
+      <w:r>
+        <w:rPr>
+          <w:rFonts w:ascii="Consolas" w:hAnsi="Consolas" w:eastAsia="Consolas" w:cs="Consolas"/>
+          <w:noProof w:val="0"/>
+          <w:sz w:val="24"/>
+          <w:szCs w:val="24"/>
+          <w:lang w:val="es-ES"/>
+        </w:rPr>
+        <w:t>esOficial</w:t>
+      </w:r>
+      <w:r>
+        <w:rPr>
+          <w:rFonts w:ascii="Aptos" w:hAnsi="Aptos" w:eastAsia="Aptos" w:cs="Aptos"/>
+          <w:noProof w:val="0"/>
+          <w:sz w:val="24"/>
+          <w:szCs w:val="24"/>
+          <w:lang w:val="es-ES"/>
+        </w:rPr>
+        <w:t xml:space="preserve"> cuando este es omitido en el cuerpo de la petición. Mediante la simulación del método </w:t>
+      </w:r>
+      <w:r>
+        <w:rPr>
+          <w:rFonts w:ascii="Consolas" w:hAnsi="Consolas" w:eastAsia="Consolas" w:cs="Consolas"/>
+          <w:noProof w:val="0"/>
+          <w:sz w:val="24"/>
+          <w:szCs w:val="24"/>
+          <w:lang w:val="es-ES"/>
+        </w:rPr>
+        <w:t>.save()</w:t>
+      </w:r>
+      <w:r>
+        <w:rPr>
+          <w:rFonts w:ascii="Aptos" w:hAnsi="Aptos" w:eastAsia="Aptos" w:cs="Aptos"/>
+          <w:noProof w:val="0"/>
+          <w:sz w:val="24"/>
+          <w:szCs w:val="24"/>
+          <w:lang w:val="es-ES"/>
+        </w:rPr>
+        <w:t xml:space="preserve"> en el </w:t>
+      </w:r>
+      <w:r>
+        <w:rPr>
+          <w:rFonts w:ascii="Consolas" w:hAnsi="Consolas" w:eastAsia="Consolas" w:cs="Consolas"/>
+          <w:noProof w:val="0"/>
+          <w:sz w:val="24"/>
+          <w:szCs w:val="24"/>
+          <w:lang w:val="es-ES"/>
+        </w:rPr>
+        <w:t>CategoriaRepository</w:t>
+      </w:r>
+      <w:r>
+        <w:rPr>
+          <w:rFonts w:ascii="Aptos" w:hAnsi="Aptos" w:eastAsia="Aptos" w:cs="Aptos"/>
+          <w:noProof w:val="0"/>
+          <w:sz w:val="24"/>
+          <w:szCs w:val="24"/>
+          <w:lang w:val="es-ES"/>
+        </w:rPr>
+        <w:t>, el test confirma que la API procesa el JSON incompleto, aplica la regla por defecto y devuelve un código HTTP 200 (OK) con la entidad correctamente formateada.</w:t>
+      </w:r>
+    </w:p>
+    <w:p>
+      <w:pPr>
+        <w:pStyle w:val="Normal"/>
+        <w:rPr>
+          <w:rFonts w:ascii="Aptos" w:hAnsi="Aptos" w:eastAsia="Aptos" w:cs="Aptos"/>
+          <w:noProof w:val="0"/>
+          <w:sz w:val="24"/>
+          <w:szCs w:val="24"/>
+          <w:lang w:val="es-ES"/>
+        </w:rPr>
+      </w:pPr>
+    </w:p>
+    <w:p>
+      <w:pPr>
+        <w:pStyle w:val="Normal"/>
+      </w:pPr>
+      <w:r>
+        <w:drawing>
+          <wp:inline wp14:editId="0A5D89BA" wp14:anchorId="74E1F422">
+            <wp:extent cx="5724525" cy="3076575"/>
+            <wp:effectExtent l="0" t="0" r="0" b="0"/>
+            <wp:docPr id="533865879" name="drawing"/>
+            <wp:cNvGraphicFramePr>
+              <a:graphicFrameLocks noChangeAspect="1"/>
+            </wp:cNvGraphicFramePr>
+            <a:graphic>
+              <a:graphicData xmlns:a="http://schemas.openxmlformats.org/drawingml/2006/main" uri="http://schemas.openxmlformats.org/drawingml/2006/picture">
+                <pic:pic xmlns:pic="http://schemas.openxmlformats.org/drawingml/2006/picture">
+                  <pic:nvPicPr>
+                    <pic:cNvPr id="533865879" name="Picture 533865879"/>
+                    <pic:cNvPicPr/>
+                  </pic:nvPicPr>
+                  <pic:blipFill>
+                    <a:blip xmlns:r="http://schemas.openxmlformats.org/officeDocument/2006/relationships" r:embed="rId442211258">
+                      <a:extLst>
+                        <a:ext uri="{28A0092B-C50C-407E-A947-70E740481C1C}">
+                          <a14:useLocalDpi xmlns:a14="http://schemas.microsoft.com/office/drawing/2010/main"/>
+                        </a:ext>
+                      </a:extLst>
+                    </a:blip>
+                    <a:stretch>
+                      <a:fillRect/>
+                    </a:stretch>
+                  </pic:blipFill>
+                  <pic:spPr>
+                    <a:xfrm>
+                      <a:off x="0" y="0"/>
+                      <a:ext cx="5724525" cy="3076575"/>
+                    </a:xfrm>
+                    <a:prstGeom prst="rect">
+                      <a:avLst/>
+                    </a:prstGeom>
+                  </pic:spPr>
+                </pic:pic>
+              </a:graphicData>
+            </a:graphic>
+          </wp:inline>
+        </w:drawing>
+      </w:r>
+    </w:p>
+    <w:p>
+      <w:pPr>
+        <w:pStyle w:val="Normal"/>
+        <w:rPr>
+          <w:rFonts w:ascii="Aptos" w:hAnsi="Aptos" w:eastAsia="Aptos" w:cs="Aptos"/>
+          <w:noProof w:val="0"/>
+          <w:sz w:val="24"/>
+          <w:szCs w:val="24"/>
+          <w:lang w:val="es-ES"/>
+        </w:rPr>
+      </w:pPr>
+    </w:p>
+    <w:p>
+      <w:r>
+        <w:br w:type="page"/>
+      </w:r>
+    </w:p>
+    <w:p>
+      <w:pPr>
+        <w:pStyle w:val="Normal"/>
+        <w:rPr>
+          <w:rFonts w:ascii="Aptos" w:hAnsi="Aptos" w:eastAsia="Aptos" w:cs="Aptos"/>
+          <w:noProof w:val="0"/>
+          <w:sz w:val="24"/>
+          <w:szCs w:val="24"/>
+          <w:lang w:val="es-ES"/>
+        </w:rPr>
+      </w:pPr>
+    </w:p>
+    <w:p>
+      <w:pPr>
+        <w:pStyle w:val="Heading3"/>
+        <w:rPr>
+          <w:noProof w:val="0"/>
+          <w:lang w:val="es-ES"/>
+        </w:rPr>
+      </w:pPr>
+      <w:bookmarkStart w:name="_Toc1042937275" w:id="101962877"/>
+      <w:r>
+        <w:rPr>
+          <w:noProof w:val="0"/>
+          <w:lang w:val="es-ES"/>
+        </w:rPr>
+        <w:t>9</w:t>
+      </w:r>
+      <w:r>
+        <w:rPr>
+          <w:noProof w:val="0"/>
+          <w:lang w:val="es-ES"/>
+        </w:rPr>
+        <w:t xml:space="preserve">.2. </w:t>
+      </w:r>
+      <w:r>
+        <w:rPr>
+          <w:noProof w:val="0"/>
+          <w:lang w:val="es-ES"/>
+        </w:rPr>
+        <w:t>Pruebas Manuales de Integración</w:t>
+      </w:r>
+      <w:bookmarkEnd w:id="101962877"/>
+    </w:p>
+    <w:p>
+      <w:pPr>
         <w:pStyle w:val="Normal"/>
         <w:spacing w:before="240" w:beforeAutospacing="off" w:after="240" w:afterAutospacing="off"/>
         <w:ind w:left="0"/>
-        <w:rPr>
-          <w:noProof w:val="0"/>
-          <w:lang w:val="es-ES"/>
-        </w:rPr>
-      </w:pPr>
-    </w:p>
-    <w:p xmlns:wp14="http://schemas.microsoft.com/office/word/2010/wordml" wp14:paraId="3EA3D67D" wp14:textId="4F86DC86">
-      <w:pPr>
-        <w:pStyle w:val="Heading2"/>
-        <w:spacing w:before="299" w:beforeAutospacing="off" w:after="299" w:afterAutospacing="off"/>
-        <w:rPr>
-          <w:rFonts w:ascii="Aptos" w:hAnsi="Aptos" w:eastAsia="Aptos" w:cs="Aptos"/>
-          <w:b w:val="1"/>
-          <w:bCs w:val="1"/>
-          <w:noProof w:val="0"/>
-          <w:sz w:val="36"/>
-          <w:szCs w:val="36"/>
-          <w:lang w:val="es-ES"/>
-        </w:rPr>
-      </w:pPr>
-      <w:bookmarkStart w:name="_Toc1331242965" w:id="1169117994"/>
-      <w:bookmarkStart w:name="_Toc1295309213" w:id="1409547290"/>
-      <w:r>
-        <w:rPr>
-          <w:rFonts w:ascii="Aptos" w:hAnsi="Aptos" w:eastAsia="Aptos" w:cs="Aptos"/>
-          <w:b w:val="1"/>
-          <w:bCs w:val="1"/>
-          <w:noProof w:val="0"/>
-          <w:sz w:val="36"/>
-          <w:szCs w:val="36"/>
-          <w:lang w:val="es-ES"/>
-        </w:rPr>
-        <w:t>9</w:t>
-      </w:r>
-      <w:r>
-        <w:rPr>
-          <w:rFonts w:ascii="Aptos" w:hAnsi="Aptos" w:eastAsia="Aptos" w:cs="Aptos"/>
-          <w:b w:val="1"/>
-          <w:bCs w:val="1"/>
-          <w:noProof w:val="0"/>
-          <w:sz w:val="36"/>
-          <w:szCs w:val="36"/>
-          <w:lang w:val="es-ES"/>
-        </w:rPr>
-        <w:t>. Próximos Pasos (Fase Final)</w:t>
-      </w:r>
-      <w:bookmarkEnd w:id="1169117994"/>
-      <w:bookmarkEnd w:id="1409547290"/>
+      </w:pPr>
+      <w:r>
+        <w:rPr>
+          <w:rFonts w:ascii="Aptos" w:hAnsi="Aptos" w:eastAsia="Aptos" w:cs="Aptos"/>
+          <w:noProof w:val="0"/>
+          <w:sz w:val="24"/>
+          <w:szCs w:val="24"/>
+          <w:lang w:val="es-ES"/>
+        </w:rPr>
+        <w:t>Para complementar la evaluación automatizada y aportar evidencias reales de ejecución sobre el entorno levantado, se ha utilizado el cliente HTTP Postman. El objetivo es certificar que la API responde adecuadamente a peticiones externas y gestiona correctamente los códigos de estado HTTP frente a escenarios de éxito y de error forzado.</w:t>
+      </w:r>
+    </w:p>
+    <w:p>
+      <w:pPr>
+        <w:spacing w:before="240" w:beforeAutospacing="off" w:after="240" w:afterAutospacing="off"/>
+      </w:pPr>
+      <w:r>
+        <w:rPr>
+          <w:rFonts w:ascii="Aptos" w:hAnsi="Aptos" w:eastAsia="Aptos" w:cs="Aptos"/>
+          <w:b w:val="1"/>
+          <w:bCs w:val="1"/>
+          <w:noProof w:val="0"/>
+          <w:sz w:val="24"/>
+          <w:szCs w:val="24"/>
+          <w:lang w:val="es-ES"/>
+        </w:rPr>
+        <w:t>1: Autenticación exitosa y emisión de JWT</w:t>
+      </w:r>
+      <w:r>
+        <w:rPr>
+          <w:rFonts w:ascii="Aptos" w:hAnsi="Aptos" w:eastAsia="Aptos" w:cs="Aptos"/>
+          <w:noProof w:val="0"/>
+          <w:sz w:val="24"/>
+          <w:szCs w:val="24"/>
+          <w:lang w:val="es-ES"/>
+        </w:rPr>
+        <w:t xml:space="preserve"> </w:t>
+      </w:r>
+    </w:p>
+    <w:p>
+      <w:pPr>
+        <w:spacing w:before="240" w:beforeAutospacing="off" w:after="240" w:afterAutospacing="off"/>
+        <w:rPr>
+          <w:rFonts w:ascii="Aptos" w:hAnsi="Aptos" w:eastAsia="Aptos" w:cs="Aptos"/>
+          <w:i w:val="1"/>
+          <w:iCs w:val="1"/>
+          <w:noProof w:val="0"/>
+          <w:sz w:val="24"/>
+          <w:szCs w:val="24"/>
+          <w:lang w:val="es-ES"/>
+        </w:rPr>
+      </w:pPr>
+      <w:r>
+        <w:rPr>
+          <w:rFonts w:ascii="Aptos" w:hAnsi="Aptos" w:eastAsia="Aptos" w:cs="Aptos"/>
+          <w:noProof w:val="0"/>
+          <w:sz w:val="24"/>
+          <w:szCs w:val="24"/>
+          <w:lang w:val="es-ES"/>
+        </w:rPr>
+        <w:t xml:space="preserve">Se realizó una petición </w:t>
+      </w:r>
+      <w:r>
+        <w:rPr>
+          <w:rFonts w:ascii="Consolas" w:hAnsi="Consolas" w:eastAsia="Consolas" w:cs="Consolas"/>
+          <w:noProof w:val="0"/>
+          <w:sz w:val="24"/>
+          <w:szCs w:val="24"/>
+          <w:lang w:val="es-ES"/>
+        </w:rPr>
+        <w:t>POST</w:t>
+      </w:r>
+      <w:r>
+        <w:rPr>
+          <w:rFonts w:ascii="Aptos" w:hAnsi="Aptos" w:eastAsia="Aptos" w:cs="Aptos"/>
+          <w:noProof w:val="0"/>
+          <w:sz w:val="24"/>
+          <w:szCs w:val="24"/>
+          <w:lang w:val="es-ES"/>
+        </w:rPr>
+        <w:t xml:space="preserve"> al </w:t>
+      </w:r>
+      <w:r>
+        <w:rPr>
+          <w:rFonts w:ascii="Aptos" w:hAnsi="Aptos" w:eastAsia="Aptos" w:cs="Aptos"/>
+          <w:i w:val="1"/>
+          <w:iCs w:val="1"/>
+          <w:noProof w:val="0"/>
+          <w:sz w:val="24"/>
+          <w:szCs w:val="24"/>
+          <w:lang w:val="es-ES"/>
+        </w:rPr>
+        <w:t>endpoint</w:t>
+      </w:r>
+      <w:r>
+        <w:rPr>
+          <w:rFonts w:ascii="Aptos" w:hAnsi="Aptos" w:eastAsia="Aptos" w:cs="Aptos"/>
+          <w:noProof w:val="0"/>
+          <w:sz w:val="24"/>
+          <w:szCs w:val="24"/>
+          <w:lang w:val="es-ES"/>
+        </w:rPr>
+        <w:t xml:space="preserve"> </w:t>
+      </w:r>
+      <w:r>
+        <w:rPr>
+          <w:rFonts w:ascii="Consolas" w:hAnsi="Consolas" w:eastAsia="Consolas" w:cs="Consolas"/>
+          <w:noProof w:val="0"/>
+          <w:sz w:val="24"/>
+          <w:szCs w:val="24"/>
+          <w:lang w:val="es-ES"/>
+        </w:rPr>
+        <w:t>/api/</w:t>
+      </w:r>
+      <w:r>
+        <w:rPr>
+          <w:rFonts w:ascii="Consolas" w:hAnsi="Consolas" w:eastAsia="Consolas" w:cs="Consolas"/>
+          <w:noProof w:val="0"/>
+          <w:sz w:val="24"/>
+          <w:szCs w:val="24"/>
+          <w:lang w:val="es-ES"/>
+        </w:rPr>
+        <w:t>auth</w:t>
+      </w:r>
+      <w:r>
+        <w:rPr>
+          <w:rFonts w:ascii="Consolas" w:hAnsi="Consolas" w:eastAsia="Consolas" w:cs="Consolas"/>
+          <w:noProof w:val="0"/>
+          <w:sz w:val="24"/>
+          <w:szCs w:val="24"/>
+          <w:lang w:val="es-ES"/>
+        </w:rPr>
+        <w:t>/</w:t>
+      </w:r>
+      <w:r>
+        <w:rPr>
+          <w:rFonts w:ascii="Consolas" w:hAnsi="Consolas" w:eastAsia="Consolas" w:cs="Consolas"/>
+          <w:noProof w:val="0"/>
+          <w:sz w:val="24"/>
+          <w:szCs w:val="24"/>
+          <w:lang w:val="es-ES"/>
+        </w:rPr>
+        <w:t>login</w:t>
+      </w:r>
+      <w:r>
+        <w:rPr>
+          <w:rFonts w:ascii="Aptos" w:hAnsi="Aptos" w:eastAsia="Aptos" w:cs="Aptos"/>
+          <w:noProof w:val="0"/>
+          <w:sz w:val="24"/>
+          <w:szCs w:val="24"/>
+          <w:lang w:val="es-ES"/>
+        </w:rPr>
+        <w:t xml:space="preserve"> enviando credenciales válidas en el cuerpo de la petición. El servidor procesó la solicitud, validó el estado de la cuenta (PIN verificado) y devolvió un código </w:t>
+      </w:r>
+      <w:r>
+        <w:rPr>
+          <w:rFonts w:ascii="Aptos" w:hAnsi="Aptos" w:eastAsia="Aptos" w:cs="Aptos"/>
+          <w:b w:val="1"/>
+          <w:bCs w:val="1"/>
+          <w:noProof w:val="0"/>
+          <w:sz w:val="24"/>
+          <w:szCs w:val="24"/>
+          <w:lang w:val="es-ES"/>
+        </w:rPr>
+        <w:t>200 OK</w:t>
+      </w:r>
+      <w:r>
+        <w:rPr>
+          <w:rFonts w:ascii="Aptos" w:hAnsi="Aptos" w:eastAsia="Aptos" w:cs="Aptos"/>
+          <w:noProof w:val="0"/>
+          <w:sz w:val="24"/>
+          <w:szCs w:val="24"/>
+          <w:lang w:val="es-ES"/>
+        </w:rPr>
+        <w:t xml:space="preserve"> junto con el token JWT necesario para acceder a las rutas protegidas. </w:t>
+      </w:r>
+    </w:p>
+    <w:p>
+      <w:pPr>
+        <w:spacing w:before="240" w:beforeAutospacing="off" w:after="240" w:afterAutospacing="off"/>
+        <w:rPr>
+          <w:rFonts w:ascii="Aptos" w:hAnsi="Aptos" w:eastAsia="Aptos" w:cs="Aptos"/>
+          <w:noProof w:val="0"/>
+          <w:sz w:val="24"/>
+          <w:szCs w:val="24"/>
+          <w:lang w:val="es-ES"/>
+        </w:rPr>
+      </w:pPr>
+    </w:p>
+    <w:p>
+      <w:pPr>
+        <w:pStyle w:val="Normal"/>
+        <w:spacing w:before="240" w:beforeAutospacing="off" w:after="240" w:afterAutospacing="off"/>
+      </w:pPr>
+      <w:r>
+        <w:drawing>
+          <wp:inline wp14:editId="7720B90A" wp14:anchorId="53C55128">
+            <wp:extent cx="5724525" cy="2886075"/>
+            <wp:effectExtent l="0" t="0" r="0" b="0"/>
+            <wp:docPr id="1137570773" name="drawing"/>
+            <wp:cNvGraphicFramePr>
+              <a:graphicFrameLocks noChangeAspect="1"/>
+            </wp:cNvGraphicFramePr>
+            <a:graphic>
+              <a:graphicData xmlns:a="http://schemas.openxmlformats.org/drawingml/2006/main" uri="http://schemas.openxmlformats.org/drawingml/2006/picture">
+                <pic:pic xmlns:pic="http://schemas.openxmlformats.org/drawingml/2006/picture">
+                  <pic:nvPicPr>
+                    <pic:cNvPr id="1325858056" name="Picture 1325858056"/>
+                    <pic:cNvPicPr/>
+                  </pic:nvPicPr>
+                  <pic:blipFill>
+                    <a:blip xmlns:r="http://schemas.openxmlformats.org/officeDocument/2006/relationships" r:embed="rId1677825194">
+                      <a:extLst>
+                        <a:ext uri="{28A0092B-C50C-407E-A947-70E740481C1C}">
+                          <a14:useLocalDpi xmlns:a14="http://schemas.microsoft.com/office/drawing/2010/main"/>
+                        </a:ext>
+                      </a:extLst>
+                    </a:blip>
+                    <a:stretch>
+                      <a:fillRect/>
+                    </a:stretch>
+                  </pic:blipFill>
+                  <pic:spPr>
+                    <a:xfrm>
+                      <a:off x="0" y="0"/>
+                      <a:ext cx="5724525" cy="2886075"/>
+                    </a:xfrm>
+                    <a:prstGeom prst="rect">
+                      <a:avLst/>
+                    </a:prstGeom>
+                  </pic:spPr>
+                </pic:pic>
+              </a:graphicData>
+            </a:graphic>
+          </wp:inline>
+        </w:drawing>
+      </w:r>
+    </w:p>
+    <w:p>
+      <w:pPr>
+        <w:spacing w:before="240" w:beforeAutospacing="off" w:after="240" w:afterAutospacing="off"/>
+        <w:rPr>
+          <w:rFonts w:ascii="Aptos" w:hAnsi="Aptos" w:eastAsia="Aptos" w:cs="Aptos"/>
+          <w:b w:val="1"/>
+          <w:bCs w:val="1"/>
+          <w:noProof w:val="0"/>
+          <w:sz w:val="24"/>
+          <w:szCs w:val="24"/>
+          <w:lang w:val="es-ES"/>
+        </w:rPr>
+      </w:pPr>
+    </w:p>
+    <w:p>
+      <w:r>
+        <w:br w:type="page"/>
+      </w:r>
+    </w:p>
+    <w:p>
+      <w:pPr>
+        <w:pStyle w:val="Normal"/>
+        <w:spacing w:before="240" w:beforeAutospacing="off" w:after="240" w:afterAutospacing="off"/>
+      </w:pPr>
+      <w:r>
+        <w:rPr>
+          <w:rFonts w:ascii="Aptos" w:hAnsi="Aptos" w:eastAsia="Aptos" w:cs="Aptos"/>
+          <w:b w:val="1"/>
+          <w:bCs w:val="1"/>
+          <w:noProof w:val="0"/>
+          <w:sz w:val="24"/>
+          <w:szCs w:val="24"/>
+          <w:lang w:val="es-ES"/>
+        </w:rPr>
+        <w:t>2: Gestión de acceso no autorizado</w:t>
+      </w:r>
+      <w:r>
+        <w:rPr>
+          <w:rFonts w:ascii="Aptos" w:hAnsi="Aptos" w:eastAsia="Aptos" w:cs="Aptos"/>
+          <w:noProof w:val="0"/>
+          <w:sz w:val="24"/>
+          <w:szCs w:val="24"/>
+          <w:lang w:val="es-ES"/>
+        </w:rPr>
+        <w:t xml:space="preserve"> </w:t>
+      </w:r>
+    </w:p>
+    <w:p>
+      <w:pPr>
+        <w:spacing w:before="240" w:beforeAutospacing="off" w:after="240" w:afterAutospacing="off"/>
+        <w:rPr>
+          <w:rFonts w:ascii="Aptos" w:hAnsi="Aptos" w:eastAsia="Aptos" w:cs="Aptos"/>
+          <w:i w:val="1"/>
+          <w:iCs w:val="1"/>
+          <w:noProof w:val="0"/>
+          <w:sz w:val="24"/>
+          <w:szCs w:val="24"/>
+          <w:lang w:val="es-ES"/>
+        </w:rPr>
+      </w:pPr>
+      <w:r>
+        <w:rPr>
+          <w:rFonts w:ascii="Aptos" w:hAnsi="Aptos" w:eastAsia="Aptos" w:cs="Aptos"/>
+          <w:noProof w:val="0"/>
+          <w:sz w:val="24"/>
+          <w:szCs w:val="24"/>
+          <w:lang w:val="es-ES"/>
+        </w:rPr>
+        <w:t xml:space="preserve">Se comprobó la robustez del sistema de seguridad forzando una petición </w:t>
+      </w:r>
+      <w:r>
+        <w:rPr>
+          <w:rFonts w:ascii="Consolas" w:hAnsi="Consolas" w:eastAsia="Consolas" w:cs="Consolas"/>
+          <w:noProof w:val="0"/>
+          <w:sz w:val="24"/>
+          <w:szCs w:val="24"/>
+          <w:lang w:val="es-ES"/>
+        </w:rPr>
+        <w:t>POST</w:t>
+      </w:r>
+      <w:r>
+        <w:rPr>
+          <w:rFonts w:ascii="Aptos" w:hAnsi="Aptos" w:eastAsia="Aptos" w:cs="Aptos"/>
+          <w:noProof w:val="0"/>
+          <w:sz w:val="24"/>
+          <w:szCs w:val="24"/>
+          <w:lang w:val="es-ES"/>
+        </w:rPr>
+        <w:t xml:space="preserve"> al mismo </w:t>
+      </w:r>
+      <w:r>
+        <w:rPr>
+          <w:rFonts w:ascii="Aptos" w:hAnsi="Aptos" w:eastAsia="Aptos" w:cs="Aptos"/>
+          <w:i w:val="1"/>
+          <w:iCs w:val="1"/>
+          <w:noProof w:val="0"/>
+          <w:sz w:val="24"/>
+          <w:szCs w:val="24"/>
+          <w:lang w:val="es-ES"/>
+        </w:rPr>
+        <w:t>endpoint</w:t>
+      </w:r>
+      <w:r>
+        <w:rPr>
+          <w:rFonts w:ascii="Aptos" w:hAnsi="Aptos" w:eastAsia="Aptos" w:cs="Aptos"/>
+          <w:noProof w:val="0"/>
+          <w:sz w:val="24"/>
+          <w:szCs w:val="24"/>
+          <w:lang w:val="es-ES"/>
+        </w:rPr>
+        <w:t xml:space="preserve"> con credenciales inválidas. El controlador interceptó correctamente el fallo de validación de </w:t>
+      </w:r>
+      <w:r>
+        <w:rPr>
+          <w:rFonts w:ascii="Aptos" w:hAnsi="Aptos" w:eastAsia="Aptos" w:cs="Aptos"/>
+          <w:i w:val="1"/>
+          <w:iCs w:val="1"/>
+          <w:noProof w:val="0"/>
+          <w:sz w:val="24"/>
+          <w:szCs w:val="24"/>
+          <w:lang w:val="es-ES"/>
+        </w:rPr>
+        <w:t>BCrypt</w:t>
+      </w:r>
+      <w:r>
+        <w:rPr>
+          <w:rFonts w:ascii="Aptos" w:hAnsi="Aptos" w:eastAsia="Aptos" w:cs="Aptos"/>
+          <w:noProof w:val="0"/>
+          <w:sz w:val="24"/>
+          <w:szCs w:val="24"/>
+          <w:lang w:val="es-ES"/>
+        </w:rPr>
+        <w:t xml:space="preserve"> y denegó el acceso, devolviendo un código </w:t>
+      </w:r>
+      <w:r>
+        <w:rPr>
+          <w:rFonts w:ascii="Aptos" w:hAnsi="Aptos" w:eastAsia="Aptos" w:cs="Aptos"/>
+          <w:b w:val="1"/>
+          <w:bCs w:val="1"/>
+          <w:noProof w:val="0"/>
+          <w:sz w:val="24"/>
+          <w:szCs w:val="24"/>
+          <w:lang w:val="es-ES"/>
+        </w:rPr>
+        <w:t xml:space="preserve">401 </w:t>
+      </w:r>
+      <w:r>
+        <w:rPr>
+          <w:rFonts w:ascii="Aptos" w:hAnsi="Aptos" w:eastAsia="Aptos" w:cs="Aptos"/>
+          <w:b w:val="1"/>
+          <w:bCs w:val="1"/>
+          <w:noProof w:val="0"/>
+          <w:sz w:val="24"/>
+          <w:szCs w:val="24"/>
+          <w:lang w:val="es-ES"/>
+        </w:rPr>
+        <w:t>Unauthorized</w:t>
+      </w:r>
+      <w:r>
+        <w:rPr>
+          <w:rFonts w:ascii="Aptos" w:hAnsi="Aptos" w:eastAsia="Aptos" w:cs="Aptos"/>
+          <w:noProof w:val="0"/>
+          <w:sz w:val="24"/>
+          <w:szCs w:val="24"/>
+          <w:lang w:val="es-ES"/>
+        </w:rPr>
+        <w:t xml:space="preserve"> sin exponer información sensible del sistema. </w:t>
+      </w:r>
+    </w:p>
+    <w:p>
+      <w:pPr>
+        <w:pStyle w:val="Normal"/>
+        <w:spacing w:before="240" w:beforeAutospacing="off" w:after="240" w:afterAutospacing="off"/>
+      </w:pPr>
+      <w:r>
+        <w:drawing>
+          <wp:inline wp14:editId="7228FCE2" wp14:anchorId="38405E06">
+            <wp:extent cx="5724525" cy="2571750"/>
+            <wp:effectExtent l="0" t="0" r="0" b="0"/>
+            <wp:docPr id="1942545909" name="drawing"/>
+            <wp:cNvGraphicFramePr>
+              <a:graphicFrameLocks noChangeAspect="1"/>
+            </wp:cNvGraphicFramePr>
+            <a:graphic>
+              <a:graphicData xmlns:a="http://schemas.openxmlformats.org/drawingml/2006/main" uri="http://schemas.openxmlformats.org/drawingml/2006/picture">
+                <pic:pic xmlns:pic="http://schemas.openxmlformats.org/drawingml/2006/picture">
+                  <pic:nvPicPr>
+                    <pic:cNvPr id="567771173" name="Picture 567771173"/>
+                    <pic:cNvPicPr/>
+                  </pic:nvPicPr>
+                  <pic:blipFill>
+                    <a:blip xmlns:r="http://schemas.openxmlformats.org/officeDocument/2006/relationships" r:embed="rId1009659797">
+                      <a:extLst>
+                        <a:ext uri="{28A0092B-C50C-407E-A947-70E740481C1C}">
+                          <a14:useLocalDpi xmlns:a14="http://schemas.microsoft.com/office/drawing/2010/main"/>
+                        </a:ext>
+                      </a:extLst>
+                    </a:blip>
+                    <a:stretch>
+                      <a:fillRect/>
+                    </a:stretch>
+                  </pic:blipFill>
+                  <pic:spPr>
+                    <a:xfrm>
+                      <a:off x="0" y="0"/>
+                      <a:ext cx="5724525" cy="2571750"/>
+                    </a:xfrm>
+                    <a:prstGeom prst="rect">
+                      <a:avLst/>
+                    </a:prstGeom>
+                  </pic:spPr>
+                </pic:pic>
+              </a:graphicData>
+            </a:graphic>
+          </wp:inline>
+        </w:drawing>
+      </w:r>
+    </w:p>
+    <w:p>
+      <w:pPr>
+        <w:spacing w:before="240" w:beforeAutospacing="off" w:after="240" w:afterAutospacing="off"/>
+      </w:pPr>
+      <w:r>
+        <w:rPr>
+          <w:rFonts w:ascii="Aptos" w:hAnsi="Aptos" w:eastAsia="Aptos" w:cs="Aptos"/>
+          <w:b w:val="1"/>
+          <w:bCs w:val="1"/>
+          <w:noProof w:val="0"/>
+          <w:sz w:val="24"/>
+          <w:szCs w:val="24"/>
+          <w:lang w:val="es-ES"/>
+        </w:rPr>
+        <w:t>3: Acceso autorizado mediante Bearer Token</w:t>
+      </w:r>
+      <w:r>
+        <w:rPr>
+          <w:rFonts w:ascii="Aptos" w:hAnsi="Aptos" w:eastAsia="Aptos" w:cs="Aptos"/>
+          <w:noProof w:val="0"/>
+          <w:sz w:val="24"/>
+          <w:szCs w:val="24"/>
+          <w:lang w:val="es-ES"/>
+        </w:rPr>
+        <w:t xml:space="preserve"> </w:t>
+      </w:r>
+    </w:p>
+    <w:p>
+      <w:pPr>
+        <w:spacing w:before="240" w:beforeAutospacing="off" w:after="240" w:afterAutospacing="off"/>
+        <w:rPr>
+          <w:rFonts w:ascii="Aptos" w:hAnsi="Aptos" w:eastAsia="Aptos" w:cs="Aptos"/>
+          <w:i w:val="1"/>
+          <w:iCs w:val="1"/>
+          <w:noProof w:val="0"/>
+          <w:sz w:val="24"/>
+          <w:szCs w:val="24"/>
+          <w:lang w:val="es-ES"/>
+        </w:rPr>
+      </w:pPr>
+      <w:r>
+        <w:rPr>
+          <w:rFonts w:ascii="Aptos" w:hAnsi="Aptos" w:eastAsia="Aptos" w:cs="Aptos"/>
+          <w:noProof w:val="0"/>
+          <w:sz w:val="24"/>
+          <w:szCs w:val="24"/>
+          <w:lang w:val="es-ES"/>
+        </w:rPr>
+        <w:t>Se validó el correcto funcionamiento del filtro JWT (</w:t>
+      </w:r>
+      <w:r>
+        <w:rPr>
+          <w:rFonts w:ascii="Aptos" w:hAnsi="Aptos" w:eastAsia="Aptos" w:cs="Aptos"/>
+          <w:i w:val="1"/>
+          <w:iCs w:val="1"/>
+          <w:noProof w:val="0"/>
+          <w:sz w:val="24"/>
+          <w:szCs w:val="24"/>
+          <w:lang w:val="es-ES"/>
+        </w:rPr>
+        <w:t>Zero Trust</w:t>
+      </w:r>
+      <w:r>
+        <w:rPr>
+          <w:rFonts w:ascii="Aptos" w:hAnsi="Aptos" w:eastAsia="Aptos" w:cs="Aptos"/>
+          <w:noProof w:val="0"/>
+          <w:sz w:val="24"/>
+          <w:szCs w:val="24"/>
+          <w:lang w:val="es-ES"/>
+        </w:rPr>
+        <w:t xml:space="preserve">). Se realizó una petición </w:t>
+      </w:r>
+      <w:r>
+        <w:rPr>
+          <w:rFonts w:ascii="Consolas" w:hAnsi="Consolas" w:eastAsia="Consolas" w:cs="Consolas"/>
+          <w:noProof w:val="0"/>
+          <w:sz w:val="24"/>
+          <w:szCs w:val="24"/>
+          <w:lang w:val="es-ES"/>
+        </w:rPr>
+        <w:t>GET</w:t>
+      </w:r>
+      <w:r>
+        <w:rPr>
+          <w:rFonts w:ascii="Aptos" w:hAnsi="Aptos" w:eastAsia="Aptos" w:cs="Aptos"/>
+          <w:noProof w:val="0"/>
+          <w:sz w:val="24"/>
+          <w:szCs w:val="24"/>
+          <w:lang w:val="es-ES"/>
+        </w:rPr>
+        <w:t xml:space="preserve"> al panel de administración (</w:t>
+      </w:r>
+      <w:r>
+        <w:rPr>
+          <w:rFonts w:ascii="Consolas" w:hAnsi="Consolas" w:eastAsia="Consolas" w:cs="Consolas"/>
+          <w:noProof w:val="0"/>
+          <w:sz w:val="24"/>
+          <w:szCs w:val="24"/>
+          <w:lang w:val="es-ES"/>
+        </w:rPr>
+        <w:t>/api/</w:t>
+      </w:r>
+      <w:r>
+        <w:rPr>
+          <w:rFonts w:ascii="Consolas" w:hAnsi="Consolas" w:eastAsia="Consolas" w:cs="Consolas"/>
+          <w:noProof w:val="0"/>
+          <w:sz w:val="24"/>
+          <w:szCs w:val="24"/>
+          <w:lang w:val="es-ES"/>
+        </w:rPr>
+        <w:t>admin</w:t>
+      </w:r>
+      <w:r>
+        <w:rPr>
+          <w:rFonts w:ascii="Consolas" w:hAnsi="Consolas" w:eastAsia="Consolas" w:cs="Consolas"/>
+          <w:noProof w:val="0"/>
+          <w:sz w:val="24"/>
+          <w:szCs w:val="24"/>
+          <w:lang w:val="es-ES"/>
+        </w:rPr>
+        <w:t>/</w:t>
+      </w:r>
+      <w:r>
+        <w:rPr>
+          <w:rFonts w:ascii="Consolas" w:hAnsi="Consolas" w:eastAsia="Consolas" w:cs="Consolas"/>
+          <w:noProof w:val="0"/>
+          <w:sz w:val="24"/>
+          <w:szCs w:val="24"/>
+          <w:lang w:val="es-ES"/>
+        </w:rPr>
+        <w:t>estadisticas</w:t>
+      </w:r>
+      <w:r>
+        <w:rPr>
+          <w:rFonts w:ascii="Aptos" w:hAnsi="Aptos" w:eastAsia="Aptos" w:cs="Aptos"/>
+          <w:noProof w:val="0"/>
+          <w:sz w:val="24"/>
+          <w:szCs w:val="24"/>
+          <w:lang w:val="es-ES"/>
+        </w:rPr>
+        <w:t xml:space="preserve">), inyectando el token JWT en la cabecera </w:t>
+      </w:r>
+      <w:r>
+        <w:rPr>
+          <w:rFonts w:ascii="Consolas" w:hAnsi="Consolas" w:eastAsia="Consolas" w:cs="Consolas"/>
+          <w:noProof w:val="0"/>
+          <w:sz w:val="24"/>
+          <w:szCs w:val="24"/>
+          <w:lang w:val="es-ES"/>
+        </w:rPr>
+        <w:t>Authorization</w:t>
+      </w:r>
+      <w:r>
+        <w:rPr>
+          <w:rFonts w:ascii="Consolas" w:hAnsi="Consolas" w:eastAsia="Consolas" w:cs="Consolas"/>
+          <w:noProof w:val="0"/>
+          <w:sz w:val="24"/>
+          <w:szCs w:val="24"/>
+          <w:lang w:val="es-ES"/>
+        </w:rPr>
+        <w:t>: Bearer &lt;token&gt;</w:t>
+      </w:r>
+      <w:r>
+        <w:rPr>
+          <w:rFonts w:ascii="Aptos" w:hAnsi="Aptos" w:eastAsia="Aptos" w:cs="Aptos"/>
+          <w:noProof w:val="0"/>
+          <w:sz w:val="24"/>
+          <w:szCs w:val="24"/>
+          <w:lang w:val="es-ES"/>
+        </w:rPr>
+        <w:t xml:space="preserve">. El servidor desencriptó el </w:t>
+      </w:r>
+      <w:r>
+        <w:rPr>
+          <w:rFonts w:ascii="Aptos" w:hAnsi="Aptos" w:eastAsia="Aptos" w:cs="Aptos"/>
+          <w:i w:val="1"/>
+          <w:iCs w:val="1"/>
+          <w:noProof w:val="0"/>
+          <w:sz w:val="24"/>
+          <w:szCs w:val="24"/>
+          <w:lang w:val="es-ES"/>
+        </w:rPr>
+        <w:t>claim</w:t>
+      </w:r>
+      <w:r>
+        <w:rPr>
+          <w:rFonts w:ascii="Aptos" w:hAnsi="Aptos" w:eastAsia="Aptos" w:cs="Aptos"/>
+          <w:noProof w:val="0"/>
+          <w:sz w:val="24"/>
+          <w:szCs w:val="24"/>
+          <w:lang w:val="es-ES"/>
+        </w:rPr>
+        <w:t xml:space="preserve"> de seguridad, validó la firma y devolvió un código </w:t>
+      </w:r>
+      <w:r>
+        <w:rPr>
+          <w:rFonts w:ascii="Aptos" w:hAnsi="Aptos" w:eastAsia="Aptos" w:cs="Aptos"/>
+          <w:b w:val="1"/>
+          <w:bCs w:val="1"/>
+          <w:noProof w:val="0"/>
+          <w:sz w:val="24"/>
+          <w:szCs w:val="24"/>
+          <w:lang w:val="es-ES"/>
+        </w:rPr>
+        <w:t>200 OK</w:t>
+      </w:r>
+      <w:r>
+        <w:rPr>
+          <w:rFonts w:ascii="Aptos" w:hAnsi="Aptos" w:eastAsia="Aptos" w:cs="Aptos"/>
+          <w:noProof w:val="0"/>
+          <w:sz w:val="24"/>
+          <w:szCs w:val="24"/>
+          <w:lang w:val="es-ES"/>
+        </w:rPr>
+        <w:t xml:space="preserve"> con la estructura JSON de métricas correspondiente.</w:t>
+      </w:r>
+    </w:p>
+    <w:p>
+      <w:pPr>
+        <w:pStyle w:val="Normal"/>
+        <w:spacing w:before="240" w:beforeAutospacing="off" w:after="240" w:afterAutospacing="off"/>
+      </w:pPr>
+      <w:r>
+        <w:drawing>
+          <wp:inline wp14:editId="3F17D97F" wp14:anchorId="726F547E">
+            <wp:extent cx="5962957" cy="2505695"/>
+            <wp:effectExtent l="0" t="0" r="0" b="0"/>
+            <wp:docPr id="1466953368" name="drawing"/>
+            <wp:cNvGraphicFramePr>
+              <a:graphicFrameLocks noChangeAspect="1"/>
+            </wp:cNvGraphicFramePr>
+            <a:graphic>
+              <a:graphicData xmlns:a="http://schemas.openxmlformats.org/drawingml/2006/main" uri="http://schemas.openxmlformats.org/drawingml/2006/picture">
+                <pic:pic xmlns:pic="http://schemas.openxmlformats.org/drawingml/2006/picture">
+                  <pic:nvPicPr>
+                    <pic:cNvPr id="894440611" name="Picture 894440611"/>
+                    <pic:cNvPicPr/>
+                  </pic:nvPicPr>
+                  <pic:blipFill>
+                    <a:blip xmlns:r="http://schemas.openxmlformats.org/officeDocument/2006/relationships" r:embed="rId1822202253">
+                      <a:extLst>
+                        <a:ext uri="{28A0092B-C50C-407E-A947-70E740481C1C}">
+                          <a14:useLocalDpi xmlns:a14="http://schemas.microsoft.com/office/drawing/2010/main"/>
+                        </a:ext>
+                      </a:extLst>
+                    </a:blip>
+                    <a:stretch>
+                      <a:fillRect/>
+                    </a:stretch>
+                  </pic:blipFill>
+                  <pic:spPr>
+                    <a:xfrm rot="0">
+                      <a:off x="0" y="0"/>
+                      <a:ext cx="5962957" cy="2505695"/>
+                    </a:xfrm>
+                    <a:prstGeom prst="rect">
+                      <a:avLst/>
+                    </a:prstGeom>
+                  </pic:spPr>
+                </pic:pic>
+              </a:graphicData>
+            </a:graphic>
+          </wp:inline>
+        </w:drawing>
+      </w:r>
+    </w:p>
+    <w:p>
+      <w:pPr>
+        <w:spacing w:before="240" w:beforeAutospacing="off" w:after="240" w:afterAutospacing="off"/>
+      </w:pPr>
+      <w:r>
+        <w:rPr>
+          <w:rFonts w:ascii="Aptos" w:hAnsi="Aptos" w:eastAsia="Aptos" w:cs="Aptos"/>
+          <w:b w:val="1"/>
+          <w:bCs w:val="1"/>
+          <w:noProof w:val="0"/>
+          <w:sz w:val="24"/>
+          <w:szCs w:val="24"/>
+          <w:lang w:val="es-ES"/>
+        </w:rPr>
+        <w:t>4: Bloqueo perimetral de rutas protegidas</w:t>
+      </w:r>
+      <w:r>
+        <w:rPr>
+          <w:rFonts w:ascii="Aptos" w:hAnsi="Aptos" w:eastAsia="Aptos" w:cs="Aptos"/>
+          <w:noProof w:val="0"/>
+          <w:sz w:val="24"/>
+          <w:szCs w:val="24"/>
+          <w:lang w:val="es-ES"/>
+        </w:rPr>
+        <w:t xml:space="preserve"> </w:t>
+      </w:r>
+    </w:p>
+    <w:p>
+      <w:pPr>
+        <w:spacing w:before="240" w:beforeAutospacing="off" w:after="240" w:afterAutospacing="off"/>
+        <w:rPr>
+          <w:rFonts w:ascii="Aptos" w:hAnsi="Aptos" w:eastAsia="Aptos" w:cs="Aptos"/>
+          <w:i w:val="1"/>
+          <w:iCs w:val="1"/>
+          <w:noProof w:val="0"/>
+          <w:sz w:val="24"/>
+          <w:szCs w:val="24"/>
+          <w:lang w:val="es-ES"/>
+        </w:rPr>
+      </w:pPr>
+      <w:r>
+        <w:rPr>
+          <w:rFonts w:ascii="Aptos" w:hAnsi="Aptos" w:eastAsia="Aptos" w:cs="Aptos"/>
+          <w:noProof w:val="0"/>
+          <w:sz w:val="24"/>
+          <w:szCs w:val="24"/>
+          <w:lang w:val="es-ES"/>
+        </w:rPr>
+        <w:t xml:space="preserve">Para certificar la inviolabilidad de los </w:t>
+      </w:r>
+      <w:r>
+        <w:rPr>
+          <w:rFonts w:ascii="Aptos" w:hAnsi="Aptos" w:eastAsia="Aptos" w:cs="Aptos"/>
+          <w:i w:val="1"/>
+          <w:iCs w:val="1"/>
+          <w:noProof w:val="0"/>
+          <w:sz w:val="24"/>
+          <w:szCs w:val="24"/>
+          <w:lang w:val="es-ES"/>
+        </w:rPr>
+        <w:t>endpoints</w:t>
+      </w:r>
+      <w:r>
+        <w:rPr>
+          <w:rFonts w:ascii="Aptos" w:hAnsi="Aptos" w:eastAsia="Aptos" w:cs="Aptos"/>
+          <w:noProof w:val="0"/>
+          <w:sz w:val="24"/>
+          <w:szCs w:val="24"/>
+          <w:lang w:val="es-ES"/>
+        </w:rPr>
+        <w:t>, se simuló un ataque de acceso directo a la misma ruta administrativa (</w:t>
+      </w:r>
+      <w:r>
+        <w:rPr>
+          <w:rFonts w:ascii="Consolas" w:hAnsi="Consolas" w:eastAsia="Consolas" w:cs="Consolas"/>
+          <w:noProof w:val="0"/>
+          <w:sz w:val="24"/>
+          <w:szCs w:val="24"/>
+          <w:lang w:val="es-ES"/>
+        </w:rPr>
+        <w:t>/api/</w:t>
+      </w:r>
+      <w:r>
+        <w:rPr>
+          <w:rFonts w:ascii="Consolas" w:hAnsi="Consolas" w:eastAsia="Consolas" w:cs="Consolas"/>
+          <w:noProof w:val="0"/>
+          <w:sz w:val="24"/>
+          <w:szCs w:val="24"/>
+          <w:lang w:val="es-ES"/>
+        </w:rPr>
+        <w:t>admin</w:t>
+      </w:r>
+      <w:r>
+        <w:rPr>
+          <w:rFonts w:ascii="Consolas" w:hAnsi="Consolas" w:eastAsia="Consolas" w:cs="Consolas"/>
+          <w:noProof w:val="0"/>
+          <w:sz w:val="24"/>
+          <w:szCs w:val="24"/>
+          <w:lang w:val="es-ES"/>
+        </w:rPr>
+        <w:t>/estadisticas</w:t>
+      </w:r>
+      <w:r>
+        <w:rPr>
+          <w:rFonts w:ascii="Aptos" w:hAnsi="Aptos" w:eastAsia="Aptos" w:cs="Aptos"/>
+          <w:noProof w:val="0"/>
+          <w:sz w:val="24"/>
+          <w:szCs w:val="24"/>
+          <w:lang w:val="es-ES"/>
+        </w:rPr>
+        <w:t xml:space="preserve">) deshabilitando la cabecera de autorización. El sistema respondió de forma esperada con un estado </w:t>
+      </w:r>
+      <w:r>
+        <w:rPr>
+          <w:rFonts w:ascii="Aptos" w:hAnsi="Aptos" w:eastAsia="Aptos" w:cs="Aptos"/>
+          <w:b w:val="1"/>
+          <w:bCs w:val="1"/>
+          <w:noProof w:val="0"/>
+          <w:sz w:val="24"/>
+          <w:szCs w:val="24"/>
+          <w:lang w:val="es-ES"/>
+        </w:rPr>
+        <w:t xml:space="preserve">403 </w:t>
+      </w:r>
+      <w:r>
+        <w:rPr>
+          <w:rFonts w:ascii="Aptos" w:hAnsi="Aptos" w:eastAsia="Aptos" w:cs="Aptos"/>
+          <w:b w:val="1"/>
+          <w:bCs w:val="1"/>
+          <w:noProof w:val="0"/>
+          <w:sz w:val="24"/>
+          <w:szCs w:val="24"/>
+          <w:lang w:val="es-ES"/>
+        </w:rPr>
+        <w:t>Forbidden</w:t>
+      </w:r>
+      <w:r>
+        <w:rPr>
+          <w:rFonts w:ascii="Aptos" w:hAnsi="Aptos" w:eastAsia="Aptos" w:cs="Aptos"/>
+          <w:b w:val="1"/>
+          <w:bCs w:val="1"/>
+          <w:noProof w:val="0"/>
+          <w:sz w:val="24"/>
+          <w:szCs w:val="24"/>
+          <w:lang w:val="es-ES"/>
+        </w:rPr>
+        <w:t xml:space="preserve"> / 401 </w:t>
+      </w:r>
+      <w:r>
+        <w:rPr>
+          <w:rFonts w:ascii="Aptos" w:hAnsi="Aptos" w:eastAsia="Aptos" w:cs="Aptos"/>
+          <w:b w:val="1"/>
+          <w:bCs w:val="1"/>
+          <w:noProof w:val="0"/>
+          <w:sz w:val="24"/>
+          <w:szCs w:val="24"/>
+          <w:lang w:val="es-ES"/>
+        </w:rPr>
+        <w:t>Unauthorized</w:t>
+      </w:r>
+      <w:r>
+        <w:rPr>
+          <w:rFonts w:ascii="Aptos" w:hAnsi="Aptos" w:eastAsia="Aptos" w:cs="Aptos"/>
+          <w:noProof w:val="0"/>
+          <w:sz w:val="24"/>
+          <w:szCs w:val="24"/>
+          <w:lang w:val="es-ES"/>
+        </w:rPr>
+        <w:t xml:space="preserve">, abortando la petición antes de llegar al controlador y protegiendo el acceso a la capa de datos. </w:t>
+      </w:r>
+    </w:p>
+    <w:p>
+      <w:pPr>
+        <w:pStyle w:val="Normal"/>
+        <w:spacing w:before="240" w:beforeAutospacing="off" w:after="240" w:afterAutospacing="off"/>
+      </w:pPr>
+      <w:r>
+        <w:drawing>
+          <wp:inline wp14:editId="4575D5A0" wp14:anchorId="734577DE">
+            <wp:extent cx="5724525" cy="2400300"/>
+            <wp:effectExtent l="0" t="0" r="0" b="0"/>
+            <wp:docPr id="1868687367" name="drawing"/>
+            <wp:cNvGraphicFramePr>
+              <a:graphicFrameLocks noChangeAspect="1"/>
+            </wp:cNvGraphicFramePr>
+            <a:graphic>
+              <a:graphicData xmlns:a="http://schemas.openxmlformats.org/drawingml/2006/main" uri="http://schemas.openxmlformats.org/drawingml/2006/picture">
+                <pic:pic xmlns:pic="http://schemas.openxmlformats.org/drawingml/2006/picture">
+                  <pic:nvPicPr>
+                    <pic:cNvPr id="311120615" name="Picture 311120615"/>
+                    <pic:cNvPicPr/>
+                  </pic:nvPicPr>
+                  <pic:blipFill>
+                    <a:blip xmlns:r="http://schemas.openxmlformats.org/officeDocument/2006/relationships" r:embed="rId1772608642">
+                      <a:extLst>
+                        <a:ext uri="{28A0092B-C50C-407E-A947-70E740481C1C}">
+                          <a14:useLocalDpi xmlns:a14="http://schemas.microsoft.com/office/drawing/2010/main"/>
+                        </a:ext>
+                      </a:extLst>
+                    </a:blip>
+                    <a:stretch>
+                      <a:fillRect/>
+                    </a:stretch>
+                  </pic:blipFill>
+                  <pic:spPr>
+                    <a:xfrm>
+                      <a:off x="0" y="0"/>
+                      <a:ext cx="5724525" cy="2400300"/>
+                    </a:xfrm>
+                    <a:prstGeom prst="rect">
+                      <a:avLst/>
+                    </a:prstGeom>
+                  </pic:spPr>
+                </pic:pic>
+              </a:graphicData>
+            </a:graphic>
+          </wp:inline>
+        </w:drawing>
+      </w:r>
+    </w:p>
+    <w:p>
+      <w:pPr>
+        <w:spacing w:before="240" w:beforeAutospacing="off" w:after="240" w:afterAutospacing="off"/>
+      </w:pPr>
+      <w:r>
+        <w:rPr>
+          <w:rFonts w:ascii="Aptos" w:hAnsi="Aptos" w:eastAsia="Aptos" w:cs="Aptos"/>
+          <w:b w:val="1"/>
+          <w:bCs w:val="1"/>
+          <w:noProof w:val="0"/>
+          <w:sz w:val="24"/>
+          <w:szCs w:val="24"/>
+          <w:lang w:val="es-ES"/>
+        </w:rPr>
+        <w:t>5: Persistencia de datos mediante POST</w:t>
+      </w:r>
+      <w:r>
+        <w:rPr>
+          <w:rFonts w:ascii="Aptos" w:hAnsi="Aptos" w:eastAsia="Aptos" w:cs="Aptos"/>
+          <w:noProof w:val="0"/>
+          <w:sz w:val="24"/>
+          <w:szCs w:val="24"/>
+          <w:lang w:val="es-ES"/>
+        </w:rPr>
+        <w:t xml:space="preserve"> </w:t>
+      </w:r>
+    </w:p>
+    <w:p>
+      <w:pPr>
+        <w:spacing w:before="240" w:beforeAutospacing="off" w:after="240" w:afterAutospacing="off"/>
+      </w:pPr>
+      <w:r>
+        <w:rPr>
+          <w:rFonts w:ascii="Aptos" w:hAnsi="Aptos" w:eastAsia="Aptos" w:cs="Aptos"/>
+          <w:noProof w:val="0"/>
+          <w:sz w:val="24"/>
+          <w:szCs w:val="24"/>
+          <w:lang w:val="es-ES"/>
+        </w:rPr>
+        <w:t xml:space="preserve">Finalmente, se probó la capacidad de inserción del sistema ejecutando una petición </w:t>
+      </w:r>
+      <w:r>
+        <w:rPr>
+          <w:rFonts w:ascii="Consolas" w:hAnsi="Consolas" w:eastAsia="Consolas" w:cs="Consolas"/>
+          <w:noProof w:val="0"/>
+          <w:sz w:val="24"/>
+          <w:szCs w:val="24"/>
+          <w:lang w:val="es-ES"/>
+        </w:rPr>
+        <w:t>POST</w:t>
+      </w:r>
+      <w:r>
+        <w:rPr>
+          <w:rFonts w:ascii="Aptos" w:hAnsi="Aptos" w:eastAsia="Aptos" w:cs="Aptos"/>
+          <w:noProof w:val="0"/>
+          <w:sz w:val="24"/>
+          <w:szCs w:val="24"/>
+          <w:lang w:val="es-ES"/>
+        </w:rPr>
+        <w:t xml:space="preserve"> contra </w:t>
+      </w:r>
+      <w:r>
+        <w:rPr>
+          <w:rFonts w:ascii="Consolas" w:hAnsi="Consolas" w:eastAsia="Consolas" w:cs="Consolas"/>
+          <w:noProof w:val="0"/>
+          <w:sz w:val="24"/>
+          <w:szCs w:val="24"/>
+          <w:lang w:val="es-ES"/>
+        </w:rPr>
+        <w:t>/api/categorias</w:t>
+      </w:r>
+      <w:r>
+        <w:rPr>
+          <w:rFonts w:ascii="Aptos" w:hAnsi="Aptos" w:eastAsia="Aptos" w:cs="Aptos"/>
+          <w:noProof w:val="0"/>
+          <w:sz w:val="24"/>
+          <w:szCs w:val="24"/>
+          <w:lang w:val="es-ES"/>
+        </w:rPr>
+        <w:t xml:space="preserve">, incluyendo un </w:t>
+      </w:r>
+      <w:r>
+        <w:rPr>
+          <w:rFonts w:ascii="Aptos" w:hAnsi="Aptos" w:eastAsia="Aptos" w:cs="Aptos"/>
+          <w:i w:val="1"/>
+          <w:iCs w:val="1"/>
+          <w:noProof w:val="0"/>
+          <w:sz w:val="24"/>
+          <w:szCs w:val="24"/>
+          <w:lang w:val="es-ES"/>
+        </w:rPr>
+        <w:t>payload</w:t>
+      </w:r>
+      <w:r>
+        <w:rPr>
+          <w:rFonts w:ascii="Aptos" w:hAnsi="Aptos" w:eastAsia="Aptos" w:cs="Aptos"/>
+          <w:noProof w:val="0"/>
+          <w:sz w:val="24"/>
+          <w:szCs w:val="24"/>
+          <w:lang w:val="es-ES"/>
+        </w:rPr>
+        <w:t xml:space="preserve"> JSON válido y el token de sesión. El servidor procesó la deserialización del objeto, persistió la entidad a través de Hibernate en MySQL, y resolvió la petición con un </w:t>
+      </w:r>
+      <w:r>
+        <w:rPr>
+          <w:rFonts w:ascii="Aptos" w:hAnsi="Aptos" w:eastAsia="Aptos" w:cs="Aptos"/>
+          <w:b w:val="1"/>
+          <w:bCs w:val="1"/>
+          <w:noProof w:val="0"/>
+          <w:sz w:val="24"/>
+          <w:szCs w:val="24"/>
+          <w:lang w:val="es-ES"/>
+        </w:rPr>
+        <w:t>200 OK</w:t>
+      </w:r>
+      <w:r>
+        <w:rPr>
+          <w:rFonts w:ascii="Aptos" w:hAnsi="Aptos" w:eastAsia="Aptos" w:cs="Aptos"/>
+          <w:noProof w:val="0"/>
+          <w:sz w:val="24"/>
+          <w:szCs w:val="24"/>
+          <w:lang w:val="es-ES"/>
+        </w:rPr>
+        <w:t>, devolviendo la entidad generada con su nueva clave primaria asiganda.</w:t>
+      </w:r>
     </w:p>
     <w:p>
       <w:pPr>
         <w:pStyle w:val="Normal"/>
         <w:spacing w:before="240" w:beforeAutospacing="off" w:after="240" w:afterAutospacing="off"/>
         <w:ind w:left="0"/>
-        <w:rPr>
-          <w:rFonts w:ascii="Aptos" w:hAnsi="Aptos" w:eastAsia="Aptos" w:cs="Aptos"/>
-          <w:noProof w:val="0"/>
-          <w:sz w:val="24"/>
-          <w:szCs w:val="24"/>
-          <w:lang w:val="es-ES"/>
-        </w:rPr>
-      </w:pPr>
-      <w:r>
-        <w:rPr>
-          <w:noProof w:val="0"/>
-          <w:lang w:val="es-ES"/>
-        </w:rPr>
-        <w:t>Tras consolidar la arquitectura de seguridad, esta documentación se ampliará en la entrega final incluyendo:</w:t>
-      </w:r>
+      </w:pPr>
+      <w:r>
+        <w:drawing>
+          <wp:inline wp14:editId="1643CDE0" wp14:anchorId="12AA5FE3">
+            <wp:extent cx="5543550" cy="2813282"/>
+            <wp:effectExtent l="0" t="0" r="0" b="0"/>
+            <wp:docPr id="520866431" name="drawing"/>
+            <wp:cNvGraphicFramePr>
+              <a:graphicFrameLocks noChangeAspect="1"/>
+            </wp:cNvGraphicFramePr>
+            <a:graphic>
+              <a:graphicData xmlns:a="http://schemas.openxmlformats.org/drawingml/2006/main" uri="http://schemas.openxmlformats.org/drawingml/2006/picture">
+                <pic:pic xmlns:pic="http://schemas.openxmlformats.org/drawingml/2006/picture">
+                  <pic:nvPicPr>
+                    <pic:cNvPr id="1759801051" name="Picture 1759801051"/>
+                    <pic:cNvPicPr/>
+                  </pic:nvPicPr>
+                  <pic:blipFill>
+                    <a:blip xmlns:r="http://schemas.openxmlformats.org/officeDocument/2006/relationships" r:embed="rId475646905">
+                      <a:extLst>
+                        <a:ext uri="{28A0092B-C50C-407E-A947-70E740481C1C}">
+                          <a14:useLocalDpi xmlns:a14="http://schemas.microsoft.com/office/drawing/2010/main"/>
+                        </a:ext>
+                      </a:extLst>
+                    </a:blip>
+                    <a:stretch>
+                      <a:fillRect/>
+                    </a:stretch>
+                  </pic:blipFill>
+                  <pic:spPr>
+                    <a:xfrm rot="0">
+                      <a:off x="0" y="0"/>
+                      <a:ext cx="5543550" cy="2813282"/>
+                    </a:xfrm>
+                    <a:prstGeom prst="rect">
+                      <a:avLst/>
+                    </a:prstGeom>
+                  </pic:spPr>
+                </pic:pic>
+              </a:graphicData>
+            </a:graphic>
+          </wp:inline>
+        </w:drawing>
+      </w:r>
+    </w:p>
+    <w:p>
+      <w:r>
+        <w:br w:type="page"/>
+      </w:r>
+    </w:p>
+    <w:p>
+      <w:pPr>
+        <w:pStyle w:val="Normal"/>
+        <w:spacing w:before="240" w:beforeAutospacing="off" w:after="240" w:afterAutospacing="off"/>
+        <w:ind w:left="0"/>
+        <w:rPr>
+          <w:rFonts w:ascii="Aptos" w:hAnsi="Aptos" w:eastAsia="Aptos" w:cs="Aptos"/>
+          <w:noProof w:val="0"/>
+          <w:sz w:val="24"/>
+          <w:szCs w:val="24"/>
+          <w:lang w:val="es-ES"/>
+        </w:rPr>
+      </w:pPr>
+    </w:p>
+    <w:p>
+      <w:pPr>
+        <w:pStyle w:val="Normal"/>
+        <w:spacing w:before="240" w:beforeAutospacing="off" w:after="240" w:afterAutospacing="off"/>
+        <w:ind w:left="0"/>
+        <w:rPr>
+          <w:noProof w:val="0"/>
+          <w:lang w:val="es-ES"/>
+        </w:rPr>
+      </w:pPr>
+    </w:p>
+    <w:p>
+      <w:pPr>
+        <w:pStyle w:val="Heading2"/>
+        <w:spacing w:before="299" w:beforeAutospacing="off" w:after="299" w:afterAutospacing="off"/>
+        <w:ind/>
+        <w:rPr>
+          <w:rFonts w:ascii="Aptos" w:hAnsi="Aptos" w:eastAsia="Aptos" w:cs="Aptos"/>
+          <w:b w:val="0"/>
+          <w:bCs w:val="0"/>
+          <w:noProof w:val="0"/>
+          <w:sz w:val="36"/>
+          <w:szCs w:val="36"/>
+          <w:lang w:val="es-ES"/>
+        </w:rPr>
+      </w:pPr>
+      <w:bookmarkStart w:name="_Toc1331242965" w:id="1169117994"/>
+      <w:bookmarkStart w:name="_Toc2048253347" w:id="314440779"/>
+      <w:r>
+        <w:rPr>
+          <w:rFonts w:ascii="Aptos" w:hAnsi="Aptos" w:eastAsia="Aptos" w:cs="Aptos"/>
+          <w:b w:val="0"/>
+          <w:bCs w:val="0"/>
+          <w:noProof w:val="0"/>
+          <w:sz w:val="36"/>
+          <w:szCs w:val="36"/>
+          <w:lang w:val="es-ES"/>
+        </w:rPr>
+        <w:t>10</w:t>
+      </w:r>
+      <w:r>
+        <w:rPr>
+          <w:rFonts w:ascii="Aptos" w:hAnsi="Aptos" w:eastAsia="Aptos" w:cs="Aptos"/>
+          <w:b w:val="0"/>
+          <w:bCs w:val="0"/>
+          <w:noProof w:val="0"/>
+          <w:sz w:val="36"/>
+          <w:szCs w:val="36"/>
+          <w:lang w:val="es-ES"/>
+        </w:rPr>
+        <w:t>. Próximos Pasos (Fase Final)</w:t>
+      </w:r>
+      <w:bookmarkEnd w:id="1169117994"/>
+      <w:bookmarkEnd w:id="314440779"/>
     </w:p>
     <w:p>
       <w:pPr>
         <w:pStyle w:val="ListParagraph"/>
         <w:numPr>
           <w:ilvl w:val="0"/>
-          <w:numId w:val="7"/>
+          <w:numId w:val="13"/>
         </w:numPr>
-        <w:spacing w:before="240" w:beforeAutospacing="off" w:after="240" w:afterAutospacing="off"/>
-        <w:rPr>
-          <w:noProof w:val="0"/>
-          <w:lang w:val="es-ES"/>
-        </w:rPr>
-      </w:pPr>
-      <w:r>
-        <w:rPr>
-          <w:noProof w:val="0"/>
-          <w:lang w:val="es-ES"/>
-        </w:rPr>
-        <w:t>Refinamiento en la gestión de errores del sistema y validaciones avanzadas en los formularios.</w:t>
+        <w:rPr>
+          <w:noProof w:val="0"/>
+          <w:lang w:val="es-ES"/>
+        </w:rPr>
+      </w:pPr>
+      <w:r>
+        <w:rPr>
+          <w:noProof w:val="0"/>
+          <w:lang w:val="es-ES"/>
+        </w:rPr>
+        <w:t xml:space="preserve">Terminar documentación técnica de </w:t>
+      </w:r>
+      <w:r>
+        <w:rPr>
+          <w:noProof w:val="0"/>
+          <w:lang w:val="es-ES"/>
+        </w:rPr>
+        <w:t>CollectorHub.</w:t>
       </w:r>
     </w:p>
     <w:p>
@@ -3304,20 +6262,33 @@
         <w:pStyle w:val="ListParagraph"/>
         <w:numPr>
           <w:ilvl w:val="0"/>
-          <w:numId w:val="7"/>
+          <w:numId w:val="13"/>
         </w:numPr>
-        <w:spacing w:before="240" w:beforeAutospacing="off" w:after="240" w:afterAutospacing="off"/>
-        <w:rPr>
-          <w:noProof w:val="0"/>
-          <w:lang w:val="es-ES"/>
-        </w:rPr>
-      </w:pPr>
-      <w:r>
-        <w:rPr>
-          <w:noProof w:val="0"/>
-          <w:lang w:val="es-ES"/>
-        </w:rPr>
-        <w:t>Manual detallado para el usuario final.</w:t>
+        <w:rPr>
+          <w:noProof w:val="0"/>
+          <w:lang w:val="es-ES"/>
+        </w:rPr>
+      </w:pPr>
+      <w:r>
+        <w:rPr>
+          <w:noProof w:val="0"/>
+          <w:lang w:val="es-ES"/>
+        </w:rPr>
+        <w:t xml:space="preserve">Solución de últimos errores en </w:t>
+      </w:r>
+      <w:r>
+        <w:rPr>
+          <w:noProof w:val="0"/>
+          <w:lang w:val="es-ES"/>
+        </w:rPr>
+        <w:t>código</w:t>
+      </w:r>
+      <w:r>
+        <w:rPr>
+          <w:noProof w:val="0"/>
+          <w:lang w:val="es-ES"/>
+        </w:rPr>
+        <w:t>.</w:t>
       </w:r>
     </w:p>
     <w:p>
@@ -3325,35 +6296,20 @@
         <w:pStyle w:val="ListParagraph"/>
         <w:numPr>
           <w:ilvl w:val="0"/>
-          <w:numId w:val="7"/>
+          <w:numId w:val="13"/>
         </w:numPr>
-        <w:spacing w:before="240" w:beforeAutospacing="off" w:after="240" w:afterAutospacing="off"/>
-        <w:rPr>
-          <w:noProof w:val="0"/>
-          <w:lang w:val="es-ES"/>
-        </w:rPr>
-      </w:pPr>
-      <w:r>
-        <w:rPr>
-          <w:noProof w:val="0"/>
-          <w:lang w:val="es-ES"/>
-        </w:rPr>
-        <w:t>Explicación detallada de cada clase.</w:t>
-      </w:r>
-    </w:p>
-    <w:p>
-      <w:pPr>
-        <w:pStyle w:val="Normal"/>
-        <w:spacing w:before="240" w:beforeAutospacing="off" w:after="240" w:afterAutospacing="off"/>
-        <w:ind w:left="708"/>
-        <w:rPr>
-          <w:rFonts w:ascii="Aptos" w:hAnsi="Aptos" w:eastAsia="Aptos" w:cs="Aptos"/>
-          <w:noProof w:val="0"/>
-          <w:sz w:val="24"/>
-          <w:szCs w:val="24"/>
-          <w:lang w:val="es-ES"/>
-        </w:rPr>
-      </w:pPr>
+        <w:rPr>
+          <w:noProof w:val="0"/>
+          <w:lang w:val="es-ES"/>
+        </w:rPr>
+      </w:pPr>
+      <w:r>
+        <w:rPr>
+          <w:noProof w:val="0"/>
+          <w:lang w:val="es-ES"/>
+        </w:rPr>
+        <w:t>Lecciones aprendidas</w:t>
+      </w:r>
     </w:p>
     <w:p xmlns:wp14="http://schemas.microsoft.com/office/word/2010/wordml" wp14:paraId="5C1A07E2" wp14:textId="7EDBC483"/>
     <w:sectPr>
@@ -3368,6 +6324,342 @@
 
 <file path=word/numbering.xml><?xml version="1.0" encoding="utf-8"?>
 <w:numbering xmlns:w="http://schemas.openxmlformats.org/wordprocessingml/2006/main">
+  <w:abstractNum xmlns:w="http://schemas.openxmlformats.org/wordprocessingml/2006/main" w:abstractNumId="13">
+    <w:nsid w:val="4edc9925"/>
+    <w:multiLevelType xmlns:w="http://schemas.openxmlformats.org/wordprocessingml/2006/main" w:val="hybridMultilevel"/>
+    <w:lvl xmlns:w="http://schemas.openxmlformats.org/wordprocessingml/2006/main" w:ilvl="0">
+      <w:start w:val="1"/>
+      <w:numFmt w:val="bullet"/>
+      <w:lvlText w:val=""/>
+      <w:lvlJc w:val="left"/>
+      <w:pPr>
+        <w:ind w:left="720" w:hanging="360"/>
+      </w:pPr>
+      <w:rPr>
+        <w:rFonts w:hint="default" w:ascii="Symbol" w:hAnsi="Symbol"/>
+      </w:rPr>
+    </w:lvl>
+    <w:lvl xmlns:w="http://schemas.openxmlformats.org/wordprocessingml/2006/main" w:ilvl="1">
+      <w:start w:val="1"/>
+      <w:numFmt w:val="bullet"/>
+      <w:lvlText w:val="o"/>
+      <w:lvlJc w:val="left"/>
+      <w:pPr>
+        <w:ind w:left="1440" w:hanging="360"/>
+      </w:pPr>
+      <w:rPr>
+        <w:rFonts w:hint="default" w:ascii="Courier New" w:hAnsi="Courier New"/>
+      </w:rPr>
+    </w:lvl>
+    <w:lvl xmlns:w="http://schemas.openxmlformats.org/wordprocessingml/2006/main" w:ilvl="2">
+      <w:start w:val="1"/>
+      <w:numFmt w:val="bullet"/>
+      <w:lvlText w:val=""/>
+      <w:lvlJc w:val="left"/>
+      <w:pPr>
+        <w:ind w:left="2160" w:hanging="360"/>
+      </w:pPr>
+      <w:rPr>
+        <w:rFonts w:hint="default" w:ascii="Wingdings" w:hAnsi="Wingdings"/>
+      </w:rPr>
+    </w:lvl>
+    <w:lvl xmlns:w="http://schemas.openxmlformats.org/wordprocessingml/2006/main" w:ilvl="3">
+      <w:start w:val="1"/>
+      <w:numFmt w:val="bullet"/>
+      <w:lvlText w:val=""/>
+      <w:lvlJc w:val="left"/>
+      <w:pPr>
+        <w:ind w:left="2880" w:hanging="360"/>
+      </w:pPr>
+      <w:rPr>
+        <w:rFonts w:hint="default" w:ascii="Symbol" w:hAnsi="Symbol"/>
+      </w:rPr>
+    </w:lvl>
+    <w:lvl xmlns:w="http://schemas.openxmlformats.org/wordprocessingml/2006/main" w:ilvl="4">
+      <w:start w:val="1"/>
+      <w:numFmt w:val="bullet"/>
+      <w:lvlText w:val="o"/>
+      <w:lvlJc w:val="left"/>
+      <w:pPr>
+        <w:ind w:left="3600" w:hanging="360"/>
+      </w:pPr>
+      <w:rPr>
+        <w:rFonts w:hint="default" w:ascii="Courier New" w:hAnsi="Courier New"/>
+      </w:rPr>
+    </w:lvl>
+    <w:lvl xmlns:w="http://schemas.openxmlformats.org/wordprocessingml/2006/main" w:ilvl="5">
+      <w:start w:val="1"/>
+      <w:numFmt w:val="bullet"/>
+      <w:lvlText w:val=""/>
+      <w:lvlJc w:val="left"/>
+      <w:pPr>
+        <w:ind w:left="4320" w:hanging="360"/>
+      </w:pPr>
+      <w:rPr>
+        <w:rFonts w:hint="default" w:ascii="Wingdings" w:hAnsi="Wingdings"/>
+      </w:rPr>
+    </w:lvl>
+    <w:lvl xmlns:w="http://schemas.openxmlformats.org/wordprocessingml/2006/main" w:ilvl="6">
+      <w:start w:val="1"/>
+      <w:numFmt w:val="bullet"/>
+      <w:lvlText w:val=""/>
+      <w:lvlJc w:val="left"/>
+      <w:pPr>
+        <w:ind w:left="5040" w:hanging="360"/>
+      </w:pPr>
+      <w:rPr>
+        <w:rFonts w:hint="default" w:ascii="Symbol" w:hAnsi="Symbol"/>
+      </w:rPr>
+    </w:lvl>
+    <w:lvl xmlns:w="http://schemas.openxmlformats.org/wordprocessingml/2006/main" w:ilvl="7">
+      <w:start w:val="1"/>
+      <w:numFmt w:val="bullet"/>
+      <w:lvlText w:val="o"/>
+      <w:lvlJc w:val="left"/>
+      <w:pPr>
+        <w:ind w:left="5760" w:hanging="360"/>
+      </w:pPr>
+      <w:rPr>
+        <w:rFonts w:hint="default" w:ascii="Courier New" w:hAnsi="Courier New"/>
+      </w:rPr>
+    </w:lvl>
+    <w:lvl xmlns:w="http://schemas.openxmlformats.org/wordprocessingml/2006/main" w:ilvl="8">
+      <w:start w:val="1"/>
+      <w:numFmt w:val="bullet"/>
+      <w:lvlText w:val=""/>
+      <w:lvlJc w:val="left"/>
+      <w:pPr>
+        <w:ind w:left="6480" w:hanging="360"/>
+      </w:pPr>
+      <w:rPr>
+        <w:rFonts w:hint="default" w:ascii="Wingdings" w:hAnsi="Wingdings"/>
+      </w:rPr>
+    </w:lvl>
+  </w:abstractNum>
+  <w:abstractNum xmlns:w="http://schemas.openxmlformats.org/wordprocessingml/2006/main" w:abstractNumId="12">
+    <w:nsid w:val="23b7a2c2"/>
+    <w:multiLevelType xmlns:w="http://schemas.openxmlformats.org/wordprocessingml/2006/main" w:val="hybridMultilevel"/>
+    <w:lvl xmlns:w="http://schemas.openxmlformats.org/wordprocessingml/2006/main" w:ilvl="0">
+      <w:start w:val="1"/>
+      <w:numFmt w:val="bullet"/>
+      <w:lvlText w:val=""/>
+      <w:lvlJc w:val="left"/>
+      <w:pPr>
+        <w:ind w:left="720" w:hanging="360"/>
+      </w:pPr>
+      <w:rPr>
+        <w:rFonts w:hint="default" w:ascii="Symbol" w:hAnsi="Symbol"/>
+      </w:rPr>
+    </w:lvl>
+    <w:lvl xmlns:w="http://schemas.openxmlformats.org/wordprocessingml/2006/main" w:ilvl="1">
+      <w:start w:val="1"/>
+      <w:numFmt w:val="bullet"/>
+      <w:lvlText w:val="o"/>
+      <w:lvlJc w:val="left"/>
+      <w:pPr>
+        <w:ind w:left="1440" w:hanging="360"/>
+      </w:pPr>
+      <w:rPr>
+        <w:rFonts w:hint="default" w:ascii="Courier New" w:hAnsi="Courier New"/>
+      </w:rPr>
+    </w:lvl>
+    <w:lvl xmlns:w="http://schemas.openxmlformats.org/wordprocessingml/2006/main" w:ilvl="2">
+      <w:start w:val="1"/>
+      <w:numFmt w:val="bullet"/>
+      <w:lvlText w:val=""/>
+      <w:lvlJc w:val="left"/>
+      <w:pPr>
+        <w:ind w:left="2160" w:hanging="360"/>
+      </w:pPr>
+      <w:rPr>
+        <w:rFonts w:hint="default" w:ascii="Wingdings" w:hAnsi="Wingdings"/>
+      </w:rPr>
+    </w:lvl>
+    <w:lvl xmlns:w="http://schemas.openxmlformats.org/wordprocessingml/2006/main" w:ilvl="3">
+      <w:start w:val="1"/>
+      <w:numFmt w:val="bullet"/>
+      <w:lvlText w:val=""/>
+      <w:lvlJc w:val="left"/>
+      <w:pPr>
+        <w:ind w:left="2880" w:hanging="360"/>
+      </w:pPr>
+      <w:rPr>
+        <w:rFonts w:hint="default" w:ascii="Symbol" w:hAnsi="Symbol"/>
+      </w:rPr>
+    </w:lvl>
+    <w:lvl xmlns:w="http://schemas.openxmlformats.org/wordprocessingml/2006/main" w:ilvl="4">
+      <w:start w:val="1"/>
+      <w:numFmt w:val="bullet"/>
+      <w:lvlText w:val="o"/>
+      <w:lvlJc w:val="left"/>
+      <w:pPr>
+        <w:ind w:left="3600" w:hanging="360"/>
+      </w:pPr>
+      <w:rPr>
+        <w:rFonts w:hint="default" w:ascii="Courier New" w:hAnsi="Courier New"/>
+      </w:rPr>
+    </w:lvl>
+    <w:lvl xmlns:w="http://schemas.openxmlformats.org/wordprocessingml/2006/main" w:ilvl="5">
+      <w:start w:val="1"/>
+      <w:numFmt w:val="bullet"/>
+      <w:lvlText w:val=""/>
+      <w:lvlJc w:val="left"/>
+      <w:pPr>
+        <w:ind w:left="4320" w:hanging="360"/>
+      </w:pPr>
+      <w:rPr>
+        <w:rFonts w:hint="default" w:ascii="Wingdings" w:hAnsi="Wingdings"/>
+      </w:rPr>
+    </w:lvl>
+    <w:lvl xmlns:w="http://schemas.openxmlformats.org/wordprocessingml/2006/main" w:ilvl="6">
+      <w:start w:val="1"/>
+      <w:numFmt w:val="bullet"/>
+      <w:lvlText w:val=""/>
+      <w:lvlJc w:val="left"/>
+      <w:pPr>
+        <w:ind w:left="5040" w:hanging="360"/>
+      </w:pPr>
+      <w:rPr>
+        <w:rFonts w:hint="default" w:ascii="Symbol" w:hAnsi="Symbol"/>
+      </w:rPr>
+    </w:lvl>
+    <w:lvl xmlns:w="http://schemas.openxmlformats.org/wordprocessingml/2006/main" w:ilvl="7">
+      <w:start w:val="1"/>
+      <w:numFmt w:val="bullet"/>
+      <w:lvlText w:val="o"/>
+      <w:lvlJc w:val="left"/>
+      <w:pPr>
+        <w:ind w:left="5760" w:hanging="360"/>
+      </w:pPr>
+      <w:rPr>
+        <w:rFonts w:hint="default" w:ascii="Courier New" w:hAnsi="Courier New"/>
+      </w:rPr>
+    </w:lvl>
+    <w:lvl xmlns:w="http://schemas.openxmlformats.org/wordprocessingml/2006/main" w:ilvl="8">
+      <w:start w:val="1"/>
+      <w:numFmt w:val="bullet"/>
+      <w:lvlText w:val=""/>
+      <w:lvlJc w:val="left"/>
+      <w:pPr>
+        <w:ind w:left="6480" w:hanging="360"/>
+      </w:pPr>
+      <w:rPr>
+        <w:rFonts w:hint="default" w:ascii="Wingdings" w:hAnsi="Wingdings"/>
+      </w:rPr>
+    </w:lvl>
+  </w:abstractNum>
+  <w:abstractNum xmlns:w="http://schemas.openxmlformats.org/wordprocessingml/2006/main" w:abstractNumId="11">
+    <w:nsid w:val="76ea3b97"/>
+    <w:multiLevelType xmlns:w="http://schemas.openxmlformats.org/wordprocessingml/2006/main" w:val="hybridMultilevel"/>
+    <w:lvl xmlns:w="http://schemas.openxmlformats.org/wordprocessingml/2006/main" w:ilvl="0">
+      <w:start w:val="1"/>
+      <w:numFmt w:val="bullet"/>
+      <w:lvlText w:val=""/>
+      <w:lvlJc w:val="left"/>
+      <w:pPr>
+        <w:ind w:left="720" w:hanging="360"/>
+      </w:pPr>
+      <w:rPr>
+        <w:rFonts w:hint="default" w:ascii="Symbol" w:hAnsi="Symbol"/>
+      </w:rPr>
+    </w:lvl>
+    <w:lvl xmlns:w="http://schemas.openxmlformats.org/wordprocessingml/2006/main" w:ilvl="1">
+      <w:start w:val="1"/>
+      <w:numFmt w:val="bullet"/>
+      <w:lvlText w:val="o"/>
+      <w:lvlJc w:val="left"/>
+      <w:pPr>
+        <w:ind w:left="1440" w:hanging="360"/>
+      </w:pPr>
+      <w:rPr>
+        <w:rFonts w:hint="default" w:ascii="Courier New" w:hAnsi="Courier New"/>
+      </w:rPr>
+    </w:lvl>
+    <w:lvl xmlns:w="http://schemas.openxmlformats.org/wordprocessingml/2006/main" w:ilvl="2">
+      <w:start w:val="1"/>
+      <w:numFmt w:val="bullet"/>
+      <w:lvlText w:val=""/>
+      <w:lvlJc w:val="left"/>
+      <w:pPr>
+        <w:ind w:left="2160" w:hanging="360"/>
+      </w:pPr>
+      <w:rPr>
+        <w:rFonts w:hint="default" w:ascii="Wingdings" w:hAnsi="Wingdings"/>
+      </w:rPr>
+    </w:lvl>
+    <w:lvl xmlns:w="http://schemas.openxmlformats.org/wordprocessingml/2006/main" w:ilvl="3">
+      <w:start w:val="1"/>
+      <w:numFmt w:val="bullet"/>
+      <w:lvlText w:val=""/>
+      <w:lvlJc w:val="left"/>
+      <w:pPr>
+        <w:ind w:left="2880" w:hanging="360"/>
+      </w:pPr>
+      <w:rPr>
+        <w:rFonts w:hint="default" w:ascii="Symbol" w:hAnsi="Symbol"/>
+      </w:rPr>
+    </w:lvl>
+    <w:lvl xmlns:w="http://schemas.openxmlformats.org/wordprocessingml/2006/main" w:ilvl="4">
+      <w:start w:val="1"/>
+      <w:numFmt w:val="bullet"/>
+      <w:lvlText w:val="o"/>
+      <w:lvlJc w:val="left"/>
+      <w:pPr>
+        <w:ind w:left="3600" w:hanging="360"/>
+      </w:pPr>
+      <w:rPr>
+        <w:rFonts w:hint="default" w:ascii="Courier New" w:hAnsi="Courier New"/>
+      </w:rPr>
+    </w:lvl>
+    <w:lvl xmlns:w="http://schemas.openxmlformats.org/wordprocessingml/2006/main" w:ilvl="5">
+      <w:start w:val="1"/>
+      <w:numFmt w:val="bullet"/>
+      <w:lvlText w:val=""/>
+      <w:lvlJc w:val="left"/>
+      <w:pPr>
+        <w:ind w:left="4320" w:hanging="360"/>
+      </w:pPr>
+      <w:rPr>
+        <w:rFonts w:hint="default" w:ascii="Wingdings" w:hAnsi="Wingdings"/>
+      </w:rPr>
+    </w:lvl>
+    <w:lvl xmlns:w="http://schemas.openxmlformats.org/wordprocessingml/2006/main" w:ilvl="6">
+      <w:start w:val="1"/>
+      <w:numFmt w:val="bullet"/>
+      <w:lvlText w:val=""/>
+      <w:lvlJc w:val="left"/>
+      <w:pPr>
+        <w:ind w:left="5040" w:hanging="360"/>
+      </w:pPr>
+      <w:rPr>
+        <w:rFonts w:hint="default" w:ascii="Symbol" w:hAnsi="Symbol"/>
+      </w:rPr>
+    </w:lvl>
+    <w:lvl xmlns:w="http://schemas.openxmlformats.org/wordprocessingml/2006/main" w:ilvl="7">
+      <w:start w:val="1"/>
+      <w:numFmt w:val="bullet"/>
+      <w:lvlText w:val="o"/>
+      <w:lvlJc w:val="left"/>
+      <w:pPr>
+        <w:ind w:left="5760" w:hanging="360"/>
+      </w:pPr>
+      <w:rPr>
+        <w:rFonts w:hint="default" w:ascii="Courier New" w:hAnsi="Courier New"/>
+      </w:rPr>
+    </w:lvl>
+    <w:lvl xmlns:w="http://schemas.openxmlformats.org/wordprocessingml/2006/main" w:ilvl="8">
+      <w:start w:val="1"/>
+      <w:numFmt w:val="bullet"/>
+      <w:lvlText w:val=""/>
+      <w:lvlJc w:val="left"/>
+      <w:pPr>
+        <w:ind w:left="6480" w:hanging="360"/>
+      </w:pPr>
+      <w:rPr>
+        <w:rFonts w:hint="default" w:ascii="Wingdings" w:hAnsi="Wingdings"/>
+      </w:rPr>
+    </w:lvl>
+  </w:abstractNum>
   <w:abstractNum xmlns:w="http://schemas.openxmlformats.org/wordprocessingml/2006/main" w:abstractNumId="10">
     <w:nsid w:val="5b88a7e3"/>
     <w:multiLevelType xmlns:w="http://schemas.openxmlformats.org/wordprocessingml/2006/main" w:val="hybridMultilevel"/>
@@ -4434,6 +7726,15 @@
       </w:rPr>
     </w:lvl>
   </w:abstractNum>
+  <w:num w:numId="13">
+    <w:abstractNumId w:val="13"/>
+  </w:num>
+  <w:num w:numId="12">
+    <w:abstractNumId w:val="12"/>
+  </w:num>
+  <w:num w:numId="11">
+    <w:abstractNumId w:val="11"/>
+  </w:num>
   <w:num w:numId="10">
     <w:abstractNumId w:val="10"/>
   </w:num>
@@ -5034,6 +8335,27 @@
       </w:tblCellMar>
     </w:tblPr>
   </w:style>
+  <w:style w:type="paragraph" w:styleId="Heading4">
+    <w:uiPriority w:val="9"/>
+    <w:name w:val="heading 4"/>
+    <w:basedOn w:val="Normal"/>
+    <w:next w:val="Normal"/>
+    <w:unhideWhenUsed/>
+    <w:qFormat/>
+    <w:rsid w:val="090FF33A"/>
+    <w:rPr>
+      <w:rFonts w:eastAsia="" w:cs="" w:eastAsiaTheme="majorEastAsia" w:cstheme="majorBidi"/>
+      <w:i w:val="1"/>
+      <w:iCs w:val="1"/>
+      <w:color w:val="0F4761" w:themeColor="accent1" w:themeTint="FF" w:themeShade="BF"/>
+    </w:rPr>
+    <w:pPr>
+      <w:keepNext w:val="1"/>
+      <w:keepLines w:val="1"/>
+      <w:spacing w:before="80" w:after="40"/>
+      <w:outlineLvl w:val="3"/>
+    </w:pPr>
+  </w:style>
 </w:styles>
 </file>
 

--- a/Documentacion/Documentación Operativa Collector Hub.docx
+++ b/Documentacion/Documentación Operativa Collector Hub.docx
@@ -90,7 +90,7 @@
         </w:docPartObj>
       </w:sdtPr>
       <w:sdtContent>
-        <w:p xmlns:wp14="http://schemas.microsoft.com/office/word/2010/wordml" wp14:paraId="5E7296A4" wp14:textId="20AC3BAB">
+        <w:p xmlns:wp14="http://schemas.microsoft.com/office/word/2010/wordml" wp14:paraId="5E7296A4" wp14:textId="261BB74B">
           <w:pPr>
             <w:pStyle w:val="TOC2"/>
             <w:tabs>
@@ -106,12 +106,12 @@
           <w:r>
             <w:fldChar w:fldCharType="separate"/>
           </w:r>
-          <w:hyperlink w:anchor="_Toc1979494861">
+          <w:hyperlink w:anchor="_Toc1081477275">
             <w:r>
               <w:rPr>
                 <w:rStyle w:val="Hyperlink"/>
               </w:rPr>
-              <w:t>1. Descripción del Sistema</w:t>
+              <w:t>1. Descripción del sistema</w:t>
             </w:r>
             <w:r>
               <w:tab/>
@@ -120,7 +120,7 @@
               <w:fldChar w:fldCharType="begin"/>
             </w:r>
             <w:r>
-              <w:instrText xml:space="preserve">PAGEREF _Toc1979494861 \h</w:instrText>
+              <w:instrText xml:space="preserve">PAGEREF _Toc1081477275 \h</w:instrText>
             </w:r>
             <w:r>
               <w:fldChar w:fldCharType="separate"/>
@@ -136,19 +136,19 @@
             </w:r>
           </w:hyperlink>
         </w:p>
-        <w:p xmlns:wp14="http://schemas.microsoft.com/office/word/2010/wordml" wp14:paraId="206593B5" wp14:textId="20F70E7E">
+        <w:p xmlns:wp14="http://schemas.microsoft.com/office/word/2010/wordml" wp14:paraId="206593B5" wp14:textId="14243F05">
           <w:pPr>
             <w:pStyle w:val="TOC2"/>
             <w:tabs>
               <w:tab w:val="right" w:leader="dot" w:pos="9015"/>
             </w:tabs>
           </w:pPr>
-          <w:hyperlink w:anchor="_Toc1534142813">
+          <w:hyperlink w:anchor="_Toc1616177333">
             <w:r>
               <w:rPr>
                 <w:rStyle w:val="Hyperlink"/>
               </w:rPr>
-              <w:t>2. Requisitos de Entorno</w:t>
+              <w:t>2. Planteamiento, alcance y requisitos</w:t>
             </w:r>
             <w:r>
               <w:tab/>
@@ -157,7 +157,7 @@
               <w:fldChar w:fldCharType="begin"/>
             </w:r>
             <w:r>
-              <w:instrText xml:space="preserve">PAGEREF _Toc1534142813 \h</w:instrText>
+              <w:instrText xml:space="preserve">PAGEREF _Toc1616177333 \h</w:instrText>
             </w:r>
             <w:r>
               <w:fldChar w:fldCharType="separate"/>
@@ -173,14 +173,14 @@
             </w:r>
           </w:hyperlink>
         </w:p>
-        <w:p xmlns:wp14="http://schemas.microsoft.com/office/word/2010/wordml" wp14:paraId="7D120676" wp14:textId="200D7EDA">
+        <w:p xmlns:wp14="http://schemas.microsoft.com/office/word/2010/wordml" wp14:paraId="7D120676" wp14:textId="721342BE">
           <w:pPr>
             <w:pStyle w:val="TOC2"/>
             <w:tabs>
               <w:tab w:val="right" w:leader="dot" w:pos="9015"/>
             </w:tabs>
           </w:pPr>
-          <w:hyperlink w:anchor="_Toc839493354">
+          <w:hyperlink w:anchor="_Toc1290187933">
             <w:r>
               <w:rPr>
                 <w:rStyle w:val="Hyperlink"/>
@@ -194,7 +194,7 @@
               <w:fldChar w:fldCharType="begin"/>
             </w:r>
             <w:r>
-              <w:instrText xml:space="preserve">PAGEREF _Toc839493354 \h</w:instrText>
+              <w:instrText xml:space="preserve">PAGEREF _Toc1290187933 \h</w:instrText>
             </w:r>
             <w:r>
               <w:fldChar w:fldCharType="separate"/>
@@ -203,26 +203,26 @@
               <w:rPr>
                 <w:rStyle w:val="Hyperlink"/>
               </w:rPr>
-              <w:t>2</w:t>
+              <w:t>4</w:t>
             </w:r>
             <w:r>
               <w:fldChar w:fldCharType="end"/>
             </w:r>
           </w:hyperlink>
         </w:p>
-        <w:p xmlns:wp14="http://schemas.microsoft.com/office/word/2010/wordml" wp14:paraId="366C9512" wp14:textId="16D2D5F1">
+        <w:p xmlns:wp14="http://schemas.microsoft.com/office/word/2010/wordml" wp14:paraId="366C9512" wp14:textId="2C98C492">
           <w:pPr>
             <w:pStyle w:val="TOC2"/>
             <w:tabs>
               <w:tab w:val="right" w:leader="dot" w:pos="9015"/>
             </w:tabs>
           </w:pPr>
-          <w:hyperlink w:anchor="_Toc1644149564">
+          <w:hyperlink w:anchor="_Toc943163146">
             <w:r>
               <w:rPr>
                 <w:rStyle w:val="Hyperlink"/>
               </w:rPr>
-              <w:t>4. Guía de Puesta en Marcha</w:t>
+              <w:t>4. Documentación técnica</w:t>
             </w:r>
             <w:r>
               <w:tab/>
@@ -231,7 +231,7 @@
               <w:fldChar w:fldCharType="begin"/>
             </w:r>
             <w:r>
-              <w:instrText xml:space="preserve">PAGEREF _Toc1644149564 \h</w:instrText>
+              <w:instrText xml:space="preserve">PAGEREF _Toc943163146 \h</w:instrText>
             </w:r>
             <w:r>
               <w:fldChar w:fldCharType="separate"/>
@@ -240,26 +240,26 @@
               <w:rPr>
                 <w:rStyle w:val="Hyperlink"/>
               </w:rPr>
-              <w:t>3</w:t>
+              <w:t>5</w:t>
             </w:r>
             <w:r>
               <w:fldChar w:fldCharType="end"/>
             </w:r>
           </w:hyperlink>
         </w:p>
-        <w:p xmlns:wp14="http://schemas.microsoft.com/office/word/2010/wordml" wp14:paraId="35402A83" wp14:textId="22CF3B13">
+        <w:p xmlns:wp14="http://schemas.microsoft.com/office/word/2010/wordml" wp14:paraId="35402A83" wp14:textId="45C00AB6">
           <w:pPr>
             <w:pStyle w:val="TOC3"/>
             <w:tabs>
               <w:tab w:val="right" w:leader="dot" w:pos="9015"/>
             </w:tabs>
           </w:pPr>
-          <w:hyperlink w:anchor="_Toc539807731">
+          <w:hyperlink w:anchor="_Toc1585513213">
             <w:r>
               <w:rPr>
                 <w:rStyle w:val="Hyperlink"/>
               </w:rPr>
-              <w:t>4.1. Preparación del Backend</w:t>
+              <w:t>4.1 Modelo de datos</w:t>
             </w:r>
             <w:r>
               <w:tab/>
@@ -268,7 +268,7 @@
               <w:fldChar w:fldCharType="begin"/>
             </w:r>
             <w:r>
-              <w:instrText xml:space="preserve">PAGEREF _Toc539807731 \h</w:instrText>
+              <w:instrText xml:space="preserve">PAGEREF _Toc1585513213 \h</w:instrText>
             </w:r>
             <w:r>
               <w:fldChar w:fldCharType="separate"/>
@@ -277,26 +277,26 @@
               <w:rPr>
                 <w:rStyle w:val="Hyperlink"/>
               </w:rPr>
-              <w:t>3</w:t>
+              <w:t>5</w:t>
             </w:r>
             <w:r>
               <w:fldChar w:fldCharType="end"/>
             </w:r>
           </w:hyperlink>
         </w:p>
-        <w:p xmlns:wp14="http://schemas.microsoft.com/office/word/2010/wordml" wp14:paraId="0EC85119" wp14:textId="2B436B69">
+        <w:p xmlns:wp14="http://schemas.microsoft.com/office/word/2010/wordml" wp14:paraId="0EC85119" wp14:textId="3C658FFC">
           <w:pPr>
             <w:pStyle w:val="TOC3"/>
             <w:tabs>
               <w:tab w:val="right" w:leader="dot" w:pos="9015"/>
             </w:tabs>
           </w:pPr>
-          <w:hyperlink w:anchor="_Toc2101009310">
+          <w:hyperlink w:anchor="_Toc1627839503">
             <w:r>
               <w:rPr>
                 <w:rStyle w:val="Hyperlink"/>
               </w:rPr>
-              <w:t>4.2. Preparación del Frontend</w:t>
+              <w:t>4.2 Estructura del backend</w:t>
             </w:r>
             <w:r>
               <w:tab/>
@@ -305,7 +305,7 @@
               <w:fldChar w:fldCharType="begin"/>
             </w:r>
             <w:r>
-              <w:instrText xml:space="preserve">PAGEREF _Toc2101009310 \h</w:instrText>
+              <w:instrText xml:space="preserve">PAGEREF _Toc1627839503 \h</w:instrText>
             </w:r>
             <w:r>
               <w:fldChar w:fldCharType="separate"/>
@@ -314,26 +314,63 @@
               <w:rPr>
                 <w:rStyle w:val="Hyperlink"/>
               </w:rPr>
-              <w:t>3</w:t>
+              <w:t>6</w:t>
             </w:r>
             <w:r>
               <w:fldChar w:fldCharType="end"/>
             </w:r>
           </w:hyperlink>
         </w:p>
-        <w:p xmlns:wp14="http://schemas.microsoft.com/office/word/2010/wordml" wp14:paraId="588F92A0" wp14:textId="582A7C56">
+        <w:p xmlns:wp14="http://schemas.microsoft.com/office/word/2010/wordml" wp14:paraId="588F92A0" wp14:textId="29772EE3">
+          <w:pPr>
+            <w:pStyle w:val="TOC3"/>
+            <w:tabs>
+              <w:tab w:val="right" w:leader="dot" w:pos="9015"/>
+            </w:tabs>
+          </w:pPr>
+          <w:hyperlink w:anchor="_Toc1353845909">
+            <w:r>
+              <w:rPr>
+                <w:rStyle w:val="Hyperlink"/>
+              </w:rPr>
+              <w:t>4.3 Sistema de seguridad</w:t>
+            </w:r>
+            <w:r>
+              <w:tab/>
+            </w:r>
+            <w:r>
+              <w:fldChar w:fldCharType="begin"/>
+            </w:r>
+            <w:r>
+              <w:instrText xml:space="preserve">PAGEREF _Toc1353845909 \h</w:instrText>
+            </w:r>
+            <w:r>
+              <w:fldChar w:fldCharType="separate"/>
+            </w:r>
+            <w:r>
+              <w:rPr>
+                <w:rStyle w:val="Hyperlink"/>
+              </w:rPr>
+              <w:t>7</w:t>
+            </w:r>
+            <w:r>
+              <w:fldChar w:fldCharType="end"/>
+            </w:r>
+          </w:hyperlink>
+        </w:p>
+        <w:p xmlns:wp14="http://schemas.microsoft.com/office/word/2010/wordml" wp14:paraId="01795ED7" wp14:textId="3547FD4B">
           <w:pPr>
             <w:pStyle w:val="TOC2"/>
             <w:tabs>
               <w:tab w:val="right" w:leader="dot" w:pos="9015"/>
             </w:tabs>
           </w:pPr>
-          <w:hyperlink w:anchor="_Toc1363618902">
+          <w:hyperlink w:anchor="_Toc698137296">
             <w:r>
               <w:rPr>
                 <w:rStyle w:val="Hyperlink"/>
               </w:rPr>
-              <w:t>5. Gestión de Roles y Seguridad</w:t>
+              <w:t>4. Guía de Puesta en Marcha</w:t>
             </w:r>
             <w:r>
               <w:tab/>
@@ -342,7 +379,7 @@
               <w:fldChar w:fldCharType="begin"/>
             </w:r>
             <w:r>
-              <w:instrText xml:space="preserve">PAGEREF _Toc1363618902 \h</w:instrText>
+              <w:instrText xml:space="preserve">PAGEREF _Toc698137296 \h</w:instrText>
             </w:r>
             <w:r>
               <w:fldChar w:fldCharType="separate"/>
@@ -351,26 +388,26 @@
               <w:rPr>
                 <w:rStyle w:val="Hyperlink"/>
               </w:rPr>
-              <w:t>3</w:t>
+              <w:t>8</w:t>
             </w:r>
             <w:r>
               <w:fldChar w:fldCharType="end"/>
             </w:r>
           </w:hyperlink>
         </w:p>
-        <w:p xmlns:wp14="http://schemas.microsoft.com/office/word/2010/wordml" wp14:paraId="01795ED7" wp14:textId="4C177B58">
+        <w:p>
           <w:pPr>
-            <w:pStyle w:val="TOC2"/>
+            <w:pStyle w:val="TOC3"/>
             <w:tabs>
               <w:tab w:val="right" w:leader="dot" w:pos="9015"/>
             </w:tabs>
           </w:pPr>
-          <w:hyperlink w:anchor="_Toc818906565">
+          <w:hyperlink w:anchor="_Toc2116786716">
             <w:r>
               <w:rPr>
                 <w:rStyle w:val="Hyperlink"/>
               </w:rPr>
-              <w:t>6. Manejo de Datos Especiales</w:t>
+              <w:t>4.1. Preparación del Backend</w:t>
             </w:r>
             <w:r>
               <w:tab/>
@@ -379,7 +416,7 @@
               <w:fldChar w:fldCharType="begin"/>
             </w:r>
             <w:r>
-              <w:instrText xml:space="preserve">PAGEREF _Toc818906565 \h</w:instrText>
+              <w:instrText xml:space="preserve">PAGEREF _Toc2116786716 \h</w:instrText>
             </w:r>
             <w:r>
               <w:fldChar w:fldCharType="separate"/>
@@ -388,7 +425,44 @@
               <w:rPr>
                 <w:rStyle w:val="Hyperlink"/>
               </w:rPr>
-              <w:t>4</w:t>
+              <w:t>8</w:t>
+            </w:r>
+            <w:r>
+              <w:fldChar w:fldCharType="end"/>
+            </w:r>
+          </w:hyperlink>
+        </w:p>
+        <w:p>
+          <w:pPr>
+            <w:pStyle w:val="TOC3"/>
+            <w:tabs>
+              <w:tab w:val="right" w:leader="dot" w:pos="9015"/>
+            </w:tabs>
+          </w:pPr>
+          <w:hyperlink w:anchor="_Toc634603613">
+            <w:r>
+              <w:rPr>
+                <w:rStyle w:val="Hyperlink"/>
+              </w:rPr>
+              <w:t>4.2. Preparación del Frontend</w:t>
+            </w:r>
+            <w:r>
+              <w:tab/>
+            </w:r>
+            <w:r>
+              <w:fldChar w:fldCharType="begin"/>
+            </w:r>
+            <w:r>
+              <w:instrText xml:space="preserve">PAGEREF _Toc634603613 \h</w:instrText>
+            </w:r>
+            <w:r>
+              <w:fldChar w:fldCharType="separate"/>
+            </w:r>
+            <w:r>
+              <w:rPr>
+                <w:rStyle w:val="Hyperlink"/>
+              </w:rPr>
+              <w:t>8</w:t>
             </w:r>
             <w:r>
               <w:fldChar w:fldCharType="end"/>
@@ -402,7 +476,81 @@
               <w:tab w:val="right" w:leader="dot" w:pos="9015"/>
             </w:tabs>
           </w:pPr>
-          <w:hyperlink w:anchor="_Toc202499387">
+          <w:hyperlink w:anchor="_Toc963728926">
+            <w:r>
+              <w:rPr>
+                <w:rStyle w:val="Hyperlink"/>
+              </w:rPr>
+              <w:t>5. Gestión de Roles y Seguridad</w:t>
+            </w:r>
+            <w:r>
+              <w:tab/>
+            </w:r>
+            <w:r>
+              <w:fldChar w:fldCharType="begin"/>
+            </w:r>
+            <w:r>
+              <w:instrText xml:space="preserve">PAGEREF _Toc963728926 \h</w:instrText>
+            </w:r>
+            <w:r>
+              <w:fldChar w:fldCharType="separate"/>
+            </w:r>
+            <w:r>
+              <w:rPr>
+                <w:rStyle w:val="Hyperlink"/>
+              </w:rPr>
+              <w:t>8</w:t>
+            </w:r>
+            <w:r>
+              <w:fldChar w:fldCharType="end"/>
+            </w:r>
+          </w:hyperlink>
+        </w:p>
+        <w:p>
+          <w:pPr>
+            <w:pStyle w:val="TOC2"/>
+            <w:tabs>
+              <w:tab w:val="right" w:leader="dot" w:pos="9015"/>
+            </w:tabs>
+          </w:pPr>
+          <w:hyperlink w:anchor="_Toc1609970310">
+            <w:r>
+              <w:rPr>
+                <w:rStyle w:val="Hyperlink"/>
+              </w:rPr>
+              <w:t>6. Manejo de Datos Especiales</w:t>
+            </w:r>
+            <w:r>
+              <w:tab/>
+            </w:r>
+            <w:r>
+              <w:fldChar w:fldCharType="begin"/>
+            </w:r>
+            <w:r>
+              <w:instrText xml:space="preserve">PAGEREF _Toc1609970310 \h</w:instrText>
+            </w:r>
+            <w:r>
+              <w:fldChar w:fldCharType="separate"/>
+            </w:r>
+            <w:r>
+              <w:rPr>
+                <w:rStyle w:val="Hyperlink"/>
+              </w:rPr>
+              <w:t>9</w:t>
+            </w:r>
+            <w:r>
+              <w:fldChar w:fldCharType="end"/>
+            </w:r>
+          </w:hyperlink>
+        </w:p>
+        <w:p>
+          <w:pPr>
+            <w:pStyle w:val="TOC2"/>
+            <w:tabs>
+              <w:tab w:val="right" w:leader="dot" w:pos="9015"/>
+            </w:tabs>
+          </w:pPr>
+          <w:hyperlink w:anchor="_Toc67741094">
             <w:r>
               <w:rPr>
                 <w:rStyle w:val="Hyperlink"/>
@@ -416,7 +564,7 @@
               <w:fldChar w:fldCharType="begin"/>
             </w:r>
             <w:r>
-              <w:instrText xml:space="preserve">PAGEREF _Toc202499387 \h</w:instrText>
+              <w:instrText xml:space="preserve">PAGEREF _Toc67741094 \h</w:instrText>
             </w:r>
             <w:r>
               <w:fldChar w:fldCharType="separate"/>
@@ -425,7 +573,7 @@
               <w:rPr>
                 <w:rStyle w:val="Hyperlink"/>
               </w:rPr>
-              <w:t>4</w:t>
+              <w:t>9</w:t>
             </w:r>
             <w:r>
               <w:fldChar w:fldCharType="end"/>
@@ -439,7 +587,7 @@
               <w:tab w:val="right" w:leader="dot" w:pos="9015"/>
             </w:tabs>
           </w:pPr>
-          <w:hyperlink w:anchor="_Toc873318373">
+          <w:hyperlink w:anchor="_Toc642506263">
             <w:r>
               <w:rPr>
                 <w:rStyle w:val="Hyperlink"/>
@@ -453,7 +601,7 @@
               <w:fldChar w:fldCharType="begin"/>
             </w:r>
             <w:r>
-              <w:instrText xml:space="preserve">PAGEREF _Toc873318373 \h</w:instrText>
+              <w:instrText xml:space="preserve">PAGEREF _Toc642506263 \h</w:instrText>
             </w:r>
             <w:r>
               <w:fldChar w:fldCharType="separate"/>
@@ -462,7 +610,7 @@
               <w:rPr>
                 <w:rStyle w:val="Hyperlink"/>
               </w:rPr>
-              <w:t>4</w:t>
+              <w:t>9</w:t>
             </w:r>
             <w:r>
               <w:fldChar w:fldCharType="end"/>
@@ -476,7 +624,7 @@
               <w:tab w:val="right" w:leader="dot" w:pos="9015"/>
             </w:tabs>
           </w:pPr>
-          <w:hyperlink w:anchor="_Toc364812836">
+          <w:hyperlink w:anchor="_Toc1985761077">
             <w:r>
               <w:rPr>
                 <w:rStyle w:val="Hyperlink"/>
@@ -490,7 +638,7 @@
               <w:fldChar w:fldCharType="begin"/>
             </w:r>
             <w:r>
-              <w:instrText xml:space="preserve">PAGEREF _Toc364812836 \h</w:instrText>
+              <w:instrText xml:space="preserve">PAGEREF _Toc1985761077 \h</w:instrText>
             </w:r>
             <w:r>
               <w:fldChar w:fldCharType="separate"/>
@@ -499,7 +647,7 @@
               <w:rPr>
                 <w:rStyle w:val="Hyperlink"/>
               </w:rPr>
-              <w:t>4</w:t>
+              <w:t>9</w:t>
             </w:r>
             <w:r>
               <w:fldChar w:fldCharType="end"/>
@@ -513,12 +661,12 @@
               <w:tab w:val="right" w:leader="dot" w:pos="9015"/>
             </w:tabs>
           </w:pPr>
-          <w:hyperlink w:anchor="_Toc143249553">
+          <w:hyperlink w:anchor="_Toc957396567">
             <w:r>
               <w:rPr>
                 <w:rStyle w:val="Hyperlink"/>
               </w:rPr>
-              <w:t>8. Plan de Pruebas y Aseguramiento de Calidad</w:t>
+              <w:t>8. Ejecución Probada del Plan de Recuperación</w:t>
             </w:r>
             <w:r>
               <w:tab/>
@@ -527,7 +675,7 @@
               <w:fldChar w:fldCharType="begin"/>
             </w:r>
             <w:r>
-              <w:instrText xml:space="preserve">PAGEREF _Toc143249553 \h</w:instrText>
+              <w:instrText xml:space="preserve">PAGEREF _Toc957396567 \h</w:instrText>
             </w:r>
             <w:r>
               <w:fldChar w:fldCharType="separate"/>
@@ -536,7 +684,7 @@
               <w:rPr>
                 <w:rStyle w:val="Hyperlink"/>
               </w:rPr>
-              <w:t>5</w:t>
+              <w:t>10</w:t>
             </w:r>
             <w:r>
               <w:fldChar w:fldCharType="end"/>
@@ -550,12 +698,12 @@
               <w:tab w:val="right" w:leader="dot" w:pos="9015"/>
             </w:tabs>
           </w:pPr>
-          <w:hyperlink w:anchor="_Toc1444241439">
+          <w:hyperlink w:anchor="_Toc1254215469">
             <w:r>
               <w:rPr>
                 <w:rStyle w:val="Hyperlink"/>
               </w:rPr>
-              <w:t>8.1. Pruebas Automáticas</w:t>
+              <w:t>8.1. Preparación del Entorno Local</w:t>
             </w:r>
             <w:r>
               <w:tab/>
@@ -564,7 +712,7 @@
               <w:fldChar w:fldCharType="begin"/>
             </w:r>
             <w:r>
-              <w:instrText xml:space="preserve">PAGEREF _Toc1444241439 \h</w:instrText>
+              <w:instrText xml:space="preserve">PAGEREF _Toc1254215469 \h</w:instrText>
             </w:r>
             <w:r>
               <w:fldChar w:fldCharType="separate"/>
@@ -573,7 +721,229 @@
               <w:rPr>
                 <w:rStyle w:val="Hyperlink"/>
               </w:rPr>
-              <w:t>5</w:t>
+              <w:t>10</w:t>
+            </w:r>
+            <w:r>
+              <w:fldChar w:fldCharType="end"/>
+            </w:r>
+          </w:hyperlink>
+        </w:p>
+        <w:p>
+          <w:pPr>
+            <w:pStyle w:val="TOC4"/>
+            <w:tabs>
+              <w:tab w:val="right" w:leader="dot" w:pos="9015"/>
+            </w:tabs>
+          </w:pPr>
+          <w:hyperlink w:anchor="_Toc1465164219">
+            <w:r>
+              <w:rPr>
+                <w:rStyle w:val="Hyperlink"/>
+              </w:rPr>
+              <w:t>8.2. Inserción de Datos de Prueba</w:t>
+            </w:r>
+            <w:r>
+              <w:tab/>
+            </w:r>
+            <w:r>
+              <w:fldChar w:fldCharType="begin"/>
+            </w:r>
+            <w:r>
+              <w:instrText xml:space="preserve">PAGEREF _Toc1465164219 \h</w:instrText>
+            </w:r>
+            <w:r>
+              <w:fldChar w:fldCharType="separate"/>
+            </w:r>
+            <w:r>
+              <w:rPr>
+                <w:rStyle w:val="Hyperlink"/>
+              </w:rPr>
+              <w:t>10</w:t>
+            </w:r>
+            <w:r>
+              <w:fldChar w:fldCharType="end"/>
+            </w:r>
+          </w:hyperlink>
+        </w:p>
+        <w:p>
+          <w:pPr>
+            <w:pStyle w:val="TOC4"/>
+            <w:tabs>
+              <w:tab w:val="right" w:leader="dot" w:pos="9015"/>
+            </w:tabs>
+          </w:pPr>
+          <w:hyperlink w:anchor="_Toc1787232372">
+            <w:r>
+              <w:rPr>
+                <w:rStyle w:val="Hyperlink"/>
+              </w:rPr>
+              <w:t>8.3. Generación del Backup</w:t>
+            </w:r>
+            <w:r>
+              <w:tab/>
+            </w:r>
+            <w:r>
+              <w:fldChar w:fldCharType="begin"/>
+            </w:r>
+            <w:r>
+              <w:instrText xml:space="preserve">PAGEREF _Toc1787232372 \h</w:instrText>
+            </w:r>
+            <w:r>
+              <w:fldChar w:fldCharType="separate"/>
+            </w:r>
+            <w:r>
+              <w:rPr>
+                <w:rStyle w:val="Hyperlink"/>
+              </w:rPr>
+              <w:t>11</w:t>
+            </w:r>
+            <w:r>
+              <w:fldChar w:fldCharType="end"/>
+            </w:r>
+          </w:hyperlink>
+        </w:p>
+        <w:p>
+          <w:pPr>
+            <w:pStyle w:val="TOC4"/>
+            <w:tabs>
+              <w:tab w:val="right" w:leader="dot" w:pos="9015"/>
+            </w:tabs>
+          </w:pPr>
+          <w:hyperlink w:anchor="_Toc1448450715">
+            <w:r>
+              <w:rPr>
+                <w:rStyle w:val="Hyperlink"/>
+              </w:rPr>
+              <w:t>8.4. Destrucción Deliberada de la Base de Datos</w:t>
+            </w:r>
+            <w:r>
+              <w:tab/>
+            </w:r>
+            <w:r>
+              <w:fldChar w:fldCharType="begin"/>
+            </w:r>
+            <w:r>
+              <w:instrText xml:space="preserve">PAGEREF _Toc1448450715 \h</w:instrText>
+            </w:r>
+            <w:r>
+              <w:fldChar w:fldCharType="separate"/>
+            </w:r>
+            <w:r>
+              <w:rPr>
+                <w:rStyle w:val="Hyperlink"/>
+              </w:rPr>
+              <w:t>13</w:t>
+            </w:r>
+            <w:r>
+              <w:fldChar w:fldCharType="end"/>
+            </w:r>
+          </w:hyperlink>
+        </w:p>
+        <w:p>
+          <w:pPr>
+            <w:pStyle w:val="TOC4"/>
+            <w:tabs>
+              <w:tab w:val="right" w:leader="dot" w:pos="9015"/>
+            </w:tabs>
+          </w:pPr>
+          <w:hyperlink w:anchor="_Toc609658860">
+            <w:r>
+              <w:rPr>
+                <w:rStyle w:val="Hyperlink"/>
+              </w:rPr>
+              <w:t>8.5. Restauración desde el Backup</w:t>
+            </w:r>
+            <w:r>
+              <w:tab/>
+            </w:r>
+            <w:r>
+              <w:fldChar w:fldCharType="begin"/>
+            </w:r>
+            <w:r>
+              <w:instrText xml:space="preserve">PAGEREF _Toc609658860 \h</w:instrText>
+            </w:r>
+            <w:r>
+              <w:fldChar w:fldCharType="separate"/>
+            </w:r>
+            <w:r>
+              <w:rPr>
+                <w:rStyle w:val="Hyperlink"/>
+              </w:rPr>
+              <w:t>14</w:t>
+            </w:r>
+            <w:r>
+              <w:fldChar w:fldCharType="end"/>
+            </w:r>
+          </w:hyperlink>
+        </w:p>
+        <w:p>
+          <w:pPr>
+            <w:pStyle w:val="TOC4"/>
+            <w:tabs>
+              <w:tab w:val="right" w:leader="dot" w:pos="9015"/>
+            </w:tabs>
+          </w:pPr>
+          <w:hyperlink w:anchor="_Toc665404388">
+            <w:r>
+              <w:rPr>
+                <w:rStyle w:val="Hyperlink"/>
+              </w:rPr>
+              <w:t>8.6. Verificación de Integridad</w:t>
+            </w:r>
+            <w:r>
+              <w:tab/>
+            </w:r>
+            <w:r>
+              <w:fldChar w:fldCharType="begin"/>
+            </w:r>
+            <w:r>
+              <w:instrText xml:space="preserve">PAGEREF _Toc665404388 \h</w:instrText>
+            </w:r>
+            <w:r>
+              <w:fldChar w:fldCharType="separate"/>
+            </w:r>
+            <w:r>
+              <w:rPr>
+                <w:rStyle w:val="Hyperlink"/>
+              </w:rPr>
+              <w:t>14</w:t>
+            </w:r>
+            <w:r>
+              <w:fldChar w:fldCharType="end"/>
+            </w:r>
+          </w:hyperlink>
+        </w:p>
+        <w:p>
+          <w:pPr>
+            <w:pStyle w:val="TOC2"/>
+            <w:tabs>
+              <w:tab w:val="right" w:leader="dot" w:pos="9015"/>
+            </w:tabs>
+          </w:pPr>
+          <w:hyperlink w:anchor="_Toc1798093581">
+            <w:r>
+              <w:rPr>
+                <w:rStyle w:val="Hyperlink"/>
+              </w:rPr>
+              <w:t>9. Plan de Pruebas y Aseguramiento de Calidad</w:t>
+            </w:r>
+            <w:r>
+              <w:tab/>
+            </w:r>
+            <w:r>
+              <w:fldChar w:fldCharType="begin"/>
+            </w:r>
+            <w:r>
+              <w:instrText xml:space="preserve">PAGEREF _Toc1798093581 \h</w:instrText>
+            </w:r>
+            <w:r>
+              <w:fldChar w:fldCharType="separate"/>
+            </w:r>
+            <w:r>
+              <w:rPr>
+                <w:rStyle w:val="Hyperlink"/>
+              </w:rPr>
+              <w:t>15</w:t>
             </w:r>
             <w:r>
               <w:fldChar w:fldCharType="end"/>
@@ -587,12 +957,12 @@
               <w:tab w:val="right" w:leader="dot" w:pos="9015"/>
             </w:tabs>
           </w:pPr>
-          <w:hyperlink w:anchor="_Toc1042937275">
+          <w:hyperlink w:anchor="_Toc355313971">
             <w:r>
               <w:rPr>
                 <w:rStyle w:val="Hyperlink"/>
               </w:rPr>
-              <w:t>8.2. Pruebas Manuales de Integración</w:t>
+              <w:t>9.1. Pruebas Automáticas</w:t>
             </w:r>
             <w:r>
               <w:tab/>
@@ -601,7 +971,7 @@
               <w:fldChar w:fldCharType="begin"/>
             </w:r>
             <w:r>
-              <w:instrText xml:space="preserve">PAGEREF _Toc1042937275 \h</w:instrText>
+              <w:instrText xml:space="preserve">PAGEREF _Toc355313971 \h</w:instrText>
             </w:r>
             <w:r>
               <w:fldChar w:fldCharType="separate"/>
@@ -610,7 +980,44 @@
               <w:rPr>
                 <w:rStyle w:val="Hyperlink"/>
               </w:rPr>
-              <w:t>10</w:t>
+              <w:t>15</w:t>
+            </w:r>
+            <w:r>
+              <w:fldChar w:fldCharType="end"/>
+            </w:r>
+          </w:hyperlink>
+        </w:p>
+        <w:p>
+          <w:pPr>
+            <w:pStyle w:val="TOC3"/>
+            <w:tabs>
+              <w:tab w:val="right" w:leader="dot" w:pos="9015"/>
+            </w:tabs>
+          </w:pPr>
+          <w:hyperlink w:anchor="_Toc1809617164">
+            <w:r>
+              <w:rPr>
+                <w:rStyle w:val="Hyperlink"/>
+              </w:rPr>
+              <w:t>9.2. Pruebas Manuales de Integración</w:t>
+            </w:r>
+            <w:r>
+              <w:tab/>
+            </w:r>
+            <w:r>
+              <w:fldChar w:fldCharType="begin"/>
+            </w:r>
+            <w:r>
+              <w:instrText xml:space="preserve">PAGEREF _Toc1809617164 \h</w:instrText>
+            </w:r>
+            <w:r>
+              <w:fldChar w:fldCharType="separate"/>
+            </w:r>
+            <w:r>
+              <w:rPr>
+                <w:rStyle w:val="Hyperlink"/>
+              </w:rPr>
+              <w:t>20</w:t>
             </w:r>
             <w:r>
               <w:fldChar w:fldCharType="end"/>
@@ -624,12 +1031,12 @@
               <w:tab w:val="right" w:leader="dot" w:pos="9015"/>
             </w:tabs>
           </w:pPr>
-          <w:hyperlink w:anchor="_Toc2048253347">
+          <w:hyperlink w:anchor="_Toc851461313">
             <w:r>
               <w:rPr>
                 <w:rStyle w:val="Hyperlink"/>
               </w:rPr>
-              <w:t>9. Próximos Pasos (Fase Final)</w:t>
+              <w:t>10. Próximos Pasos (Fase Final)</w:t>
             </w:r>
             <w:r>
               <w:tab/>
@@ -638,7 +1045,7 @@
               <w:fldChar w:fldCharType="begin"/>
             </w:r>
             <w:r>
-              <w:instrText xml:space="preserve">PAGEREF _Toc2048253347 \h</w:instrText>
+              <w:instrText xml:space="preserve">PAGEREF _Toc851461313 \h</w:instrText>
             </w:r>
             <w:r>
               <w:fldChar w:fldCharType="separate"/>
@@ -647,7 +1054,7 @@
               <w:rPr>
                 <w:rStyle w:val="Hyperlink"/>
               </w:rPr>
-              <w:t>14</w:t>
+              <w:t>23</w:t>
             </w:r>
             <w:r>
               <w:fldChar w:fldCharType="end"/>
@@ -718,7 +1125,1305 @@
         </w:rPr>
       </w:pPr>
     </w:p>
-    <w:p xmlns:wp14="http://schemas.microsoft.com/office/word/2010/wordml" wp14:paraId="09E58EB6" wp14:textId="3096BCEF">
+    <w:p>
+      <w:pPr>
+        <w:pStyle w:val="Heading2"/>
+        <w:rPr>
+          <w:b w:val="1"/>
+          <w:bCs w:val="1"/>
+          <w:noProof w:val="0"/>
+          <w:sz w:val="36"/>
+          <w:szCs w:val="36"/>
+          <w:lang w:val="es-ES"/>
+        </w:rPr>
+      </w:pPr>
+      <w:bookmarkStart w:name="_Toc1081477275" w:id="2114501742"/>
+      <w:r>
+        <w:rPr>
+          <w:b w:val="1"/>
+          <w:bCs w:val="1"/>
+          <w:noProof w:val="0"/>
+          <w:sz w:val="36"/>
+          <w:szCs w:val="36"/>
+          <w:lang w:val="es-ES"/>
+        </w:rPr>
+        <w:t>1. Descripción del sistema</w:t>
+      </w:r>
+      <w:bookmarkEnd w:id="2114501742"/>
+    </w:p>
+    <w:p>
+      <w:pPr>
+        <w:spacing w:before="240" w:beforeAutospacing="off" w:after="240" w:afterAutospacing="off"/>
+      </w:pPr>
+      <w:r>
+        <w:rPr>
+          <w:rFonts w:ascii="Aptos" w:hAnsi="Aptos" w:eastAsia="Aptos" w:cs="Aptos"/>
+          <w:noProof w:val="0"/>
+          <w:sz w:val="24"/>
+          <w:szCs w:val="24"/>
+          <w:lang w:val="es-ES"/>
+        </w:rPr>
+        <w:t>Collector Hub nació de una idea bastante simple: no existe una aplicación que te deje organizar cualquier tipo de colección sin obligarte a adaptarte a su estructura. Si coleccionas cartas necesitas registrar cosas como el estado de conservación o si tiene gradación PSA, si coleccionas libros te interesa el autor o el año de edición. Son necesidades completamente distintas y la mayoría de aplicaciones no contemplan eso.</w:t>
+      </w:r>
+    </w:p>
+    <w:p>
+      <w:pPr>
+        <w:spacing w:before="240" w:beforeAutospacing="off" w:after="240" w:afterAutospacing="off"/>
+      </w:pPr>
+      <w:r>
+        <w:rPr>
+          <w:rFonts w:ascii="Aptos" w:hAnsi="Aptos" w:eastAsia="Aptos" w:cs="Aptos"/>
+          <w:noProof w:val="0"/>
+          <w:sz w:val="24"/>
+          <w:szCs w:val="24"/>
+          <w:lang w:val="es-ES"/>
+        </w:rPr>
+        <w:t>La solución que he desarrollado permite que cada usuario defina sus propios campos al crear una categoría, de forma que la estructura de datos se adapta a lo que el coleccionista necesita y no al revés. Sobre esa base se construye el resto: añadir artículos con imágenes, separar lo que tienes de lo que quieres conseguir, exportar la colección, importarla desde un fichero o borrar tu cuenta entera si quieres.</w:t>
+      </w:r>
+    </w:p>
+    <w:p>
+      <w:pPr>
+        <w:spacing w:before="240" w:beforeAutospacing="off" w:after="240" w:afterAutospacing="off"/>
+      </w:pPr>
+      <w:r>
+        <w:rPr>
+          <w:rFonts w:ascii="Aptos" w:hAnsi="Aptos" w:eastAsia="Aptos" w:cs="Aptos"/>
+          <w:noProof w:val="0"/>
+          <w:sz w:val="24"/>
+          <w:szCs w:val="24"/>
+          <w:lang w:val="es-ES"/>
+        </w:rPr>
+        <w:t>También hay un rol de administrador desde el que se pueden crear plantillas oficiales para que otros usuarios las usen como punto de partida, y consultar estadísticas generales de la plataforma.</w:t>
+      </w:r>
+    </w:p>
+    <w:p>
+      <w:pPr>
+        <w:spacing w:before="240" w:beforeAutospacing="off" w:after="240" w:afterAutospacing="off"/>
+      </w:pPr>
+      <w:r>
+        <w:rPr>
+          <w:rFonts w:ascii="Aptos" w:hAnsi="Aptos" w:eastAsia="Aptos" w:cs="Aptos"/>
+          <w:noProof w:val="0"/>
+          <w:sz w:val="24"/>
+          <w:szCs w:val="24"/>
+          <w:lang w:val="es-ES"/>
+        </w:rPr>
+        <w:t>La aplicación está desplegada en la nube y funciona desde cualquier navegador, también desde el móvil.</w:t>
+      </w:r>
+    </w:p>
+    <w:p>
+      <w:pPr>
+        <w:spacing w:before="240" w:beforeAutospacing="off" w:after="240" w:afterAutospacing="off"/>
+        <w:rPr>
+          <w:rFonts w:ascii="Aptos" w:hAnsi="Aptos" w:eastAsia="Aptos" w:cs="Aptos"/>
+          <w:noProof w:val="0"/>
+          <w:sz w:val="24"/>
+          <w:szCs w:val="24"/>
+          <w:lang w:val="es-ES"/>
+        </w:rPr>
+      </w:pPr>
+    </w:p>
+    <w:p>
+      <w:r>
+        <w:br w:type="page"/>
+      </w:r>
+    </w:p>
+    <w:p>
+      <w:pPr>
+        <w:pStyle w:val="Heading2"/>
+        <w:suppressLineNumbers w:val="0"/>
+        <w:bidi w:val="0"/>
+        <w:spacing w:before="160" w:beforeAutospacing="off" w:after="80" w:afterAutospacing="off" w:line="279" w:lineRule="auto"/>
+        <w:ind w:left="0" w:right="0"/>
+        <w:jc w:val="left"/>
+        <w:rPr>
+          <w:b w:val="1"/>
+          <w:bCs w:val="1"/>
+          <w:noProof w:val="0"/>
+          <w:sz w:val="36"/>
+          <w:szCs w:val="36"/>
+          <w:lang w:val="es-ES"/>
+        </w:rPr>
+      </w:pPr>
+      <w:bookmarkStart w:name="_Toc1616177333" w:id="2124511032"/>
+      <w:r>
+        <w:rPr>
+          <w:b w:val="1"/>
+          <w:bCs w:val="1"/>
+          <w:noProof w:val="0"/>
+          <w:sz w:val="36"/>
+          <w:szCs w:val="36"/>
+          <w:lang w:val="es-ES"/>
+        </w:rPr>
+        <w:t>2. Planteamiento, alcance y requisitos</w:t>
+      </w:r>
+      <w:bookmarkEnd w:id="2124511032"/>
+    </w:p>
+    <w:p>
+      <w:pPr>
+        <w:spacing w:before="240" w:beforeAutospacing="off" w:after="240" w:afterAutospacing="off"/>
+      </w:pPr>
+      <w:r>
+        <w:rPr>
+          <w:rFonts w:ascii="Aptos" w:hAnsi="Aptos" w:eastAsia="Aptos" w:cs="Aptos"/>
+          <w:noProof w:val="0"/>
+          <w:sz w:val="24"/>
+          <w:szCs w:val="24"/>
+          <w:lang w:val="es-ES"/>
+        </w:rPr>
+        <w:t>Cuando empecé el proyecto tenía claro el concepto general pero no tanto los límites reales de lo que podía llegar a hacer en el tiempo disponible. La planificación inicial era bastante ambiciosa: autenticación con roles, plantillas dinámicas, CRUD completo, exportación de datos, y un sistema de seguimiento de precios históricos con cálculo de inversión total por colección.</w:t>
+      </w:r>
+    </w:p>
+    <w:p>
+      <w:pPr>
+        <w:spacing w:before="240" w:beforeAutospacing="off" w:after="240" w:afterAutospacing="off"/>
+      </w:pPr>
+      <w:r>
+        <w:rPr>
+          <w:rFonts w:ascii="Aptos" w:hAnsi="Aptos" w:eastAsia="Aptos" w:cs="Aptos"/>
+          <w:noProof w:val="0"/>
+          <w:sz w:val="24"/>
+          <w:szCs w:val="24"/>
+          <w:lang w:val="es-ES"/>
+        </w:rPr>
+        <w:t>La mayoría de esos objetivos se han cumplido, pero el seguimiento de precios históricos no llegó a implementarse. Durante el desarrollo me di cuenta de que requería un rediseño bastante importante del modelo de datos y que el tiempo que le tendría que dedicar comprometía la estabilidad del resto de funcionalidades. Decidí priorizar que todo lo demás funcionara bien antes de añadir algo nuevo a medias.</w:t>
+      </w:r>
+    </w:p>
+    <w:p>
+      <w:pPr>
+        <w:spacing w:before="240" w:beforeAutospacing="off" w:after="240" w:afterAutospacing="off"/>
+      </w:pPr>
+      <w:r>
+        <w:rPr>
+          <w:rFonts w:ascii="Aptos" w:hAnsi="Aptos" w:eastAsia="Aptos" w:cs="Aptos"/>
+          <w:noProof w:val="0"/>
+          <w:sz w:val="24"/>
+          <w:szCs w:val="24"/>
+          <w:lang w:val="es-ES"/>
+        </w:rPr>
+        <w:t>Lo que sí se ha implementado y funciona de forma completa es lo siguiente:</w:t>
+      </w:r>
+    </w:p>
+    <w:p>
+      <w:pPr>
+        <w:spacing w:before="240" w:beforeAutospacing="off" w:after="240" w:afterAutospacing="off"/>
+      </w:pPr>
+      <w:r>
+        <w:rPr>
+          <w:rFonts w:ascii="Aptos" w:hAnsi="Aptos" w:eastAsia="Aptos" w:cs="Aptos"/>
+          <w:noProof w:val="0"/>
+          <w:sz w:val="24"/>
+          <w:szCs w:val="24"/>
+          <w:lang w:val="es-ES"/>
+        </w:rPr>
+        <w:t>Registro con verificación por email mediante PIN temporal, inicio de sesión con token JWT y control de acceso por roles. El motor de categorías dinámicas que permite a cada usuario definir sus propios campos. Gestión completa de artículos con soporte de imágenes, separación entre colección y wishlist, y estadísticas por categoría calculadas en el cliente. Exportación e importación de datos en CSV y JSON con detección de conflictos. Panel de administración con plantillas oficiales y métricas globales. Borrado completo de cuenta con eliminación en cascada de todos los datos del usuario, cumpliendo con el derecho de supresión.</w:t>
+      </w:r>
+    </w:p>
+    <w:p>
+      <w:pPr>
+        <w:spacing w:before="240" w:beforeAutospacing="off" w:after="240" w:afterAutospacing="off"/>
+      </w:pPr>
+      <w:r>
+        <w:rPr>
+          <w:rFonts w:ascii="Aptos" w:hAnsi="Aptos" w:eastAsia="Aptos" w:cs="Aptos"/>
+          <w:noProof w:val="0"/>
+          <w:sz w:val="24"/>
+          <w:szCs w:val="24"/>
+          <w:lang w:val="es-ES"/>
+        </w:rPr>
+        <w:t>Respecto a los requisitos no funcionales, la seguridad se ha trabajado bastante a fondo: contraseñas cifradas con BCrypt, tokens JWT validados en cada petición, extracción del ID de usuario siempre desde el token y nunca desde el cliente, y validación de datos en el backend mediante DTOs anotados. La portabilidad también está cubierta, el proyecto puede ejecutarse en local con Docker o accederse directamente desde la versión desplegada en Render y Vercel.</w:t>
+      </w:r>
+    </w:p>
+    <w:p>
+      <w:pPr>
+        <w:pStyle w:val="Normal"/>
+        <w:spacing w:before="240" w:beforeAutospacing="off" w:after="240" w:afterAutospacing="off"/>
+        <w:rPr>
+          <w:rFonts w:ascii="Aptos" w:hAnsi="Aptos" w:eastAsia="Aptos" w:cs="Aptos"/>
+          <w:noProof w:val="0"/>
+          <w:sz w:val="24"/>
+          <w:szCs w:val="24"/>
+          <w:lang w:val="es-ES"/>
+        </w:rPr>
+      </w:pPr>
+    </w:p>
+    <w:p>
+      <w:r>
+        <w:br w:type="page"/>
+      </w:r>
+    </w:p>
+    <w:p>
+      <w:pPr>
+        <w:pStyle w:val="Normal"/>
+        <w:spacing w:before="240" w:beforeAutospacing="off" w:after="240" w:afterAutospacing="off"/>
+        <w:rPr>
+          <w:rFonts w:ascii="Aptos" w:hAnsi="Aptos" w:eastAsia="Aptos" w:cs="Aptos"/>
+          <w:noProof w:val="0"/>
+          <w:sz w:val="24"/>
+          <w:szCs w:val="24"/>
+          <w:lang w:val="es-ES"/>
+        </w:rPr>
+      </w:pPr>
+    </w:p>
+    <w:p>
+      <w:pPr>
+        <w:pStyle w:val="Heading2"/>
+        <w:suppressLineNumbers w:val="0"/>
+        <w:bidi w:val="0"/>
+        <w:spacing w:before="299" w:beforeAutospacing="off" w:after="299" w:afterAutospacing="off" w:line="279" w:lineRule="auto"/>
+        <w:ind w:left="0" w:right="0"/>
+        <w:jc w:val="left"/>
+        <w:rPr>
+          <w:rFonts w:ascii="Aptos" w:hAnsi="Aptos" w:eastAsia="Aptos" w:cs="Aptos"/>
+          <w:b w:val="1"/>
+          <w:bCs w:val="1"/>
+          <w:noProof w:val="0"/>
+          <w:sz w:val="36"/>
+          <w:szCs w:val="36"/>
+          <w:lang w:val="es-ES"/>
+        </w:rPr>
+      </w:pPr>
+      <w:bookmarkStart w:name="_Toc1290187933" w:id="839988409"/>
+      <w:r>
+        <w:rPr>
+          <w:rFonts w:ascii="Aptos" w:hAnsi="Aptos" w:eastAsia="Aptos" w:cs="Aptos"/>
+          <w:b w:val="1"/>
+          <w:bCs w:val="1"/>
+          <w:noProof w:val="0"/>
+          <w:sz w:val="36"/>
+          <w:szCs w:val="36"/>
+          <w:lang w:val="es-ES"/>
+        </w:rPr>
+        <w:t>3</w:t>
+      </w:r>
+      <w:r>
+        <w:rPr>
+          <w:rFonts w:ascii="Aptos" w:hAnsi="Aptos" w:eastAsia="Aptos" w:cs="Aptos"/>
+          <w:b w:val="1"/>
+          <w:bCs w:val="1"/>
+          <w:noProof w:val="0"/>
+          <w:sz w:val="36"/>
+          <w:szCs w:val="36"/>
+          <w:lang w:val="es-ES"/>
+        </w:rPr>
+        <w:t>. Arquitectura Técnica</w:t>
+      </w:r>
+      <w:bookmarkEnd w:id="839988409"/>
+    </w:p>
+    <w:p>
+      <w:pPr>
+        <w:pStyle w:val="Normal"/>
+        <w:spacing w:before="240" w:beforeAutospacing="off" w:after="240" w:afterAutospacing="off"/>
+        <w:rPr>
+          <w:noProof w:val="0"/>
+          <w:lang w:val="es-ES"/>
+        </w:rPr>
+      </w:pPr>
+      <w:r>
+        <w:rPr>
+          <w:noProof w:val="0"/>
+          <w:lang w:val="es-ES"/>
+        </w:rPr>
+        <w:t>El proyecto está dividido en tres partes que funcionan de forma independiente pero conectadas entre sí: el backend, el frontend y la base de datos.</w:t>
+      </w:r>
+    </w:p>
+    <w:p>
+      <w:pPr>
+        <w:pStyle w:val="Normal"/>
+        <w:spacing w:before="240" w:beforeAutospacing="off" w:after="240" w:afterAutospacing="off"/>
+        <w:rPr>
+          <w:noProof w:val="0"/>
+          <w:lang w:val="es-ES"/>
+        </w:rPr>
+      </w:pPr>
+      <w:r>
+        <w:rPr>
+          <w:noProof w:val="0"/>
+          <w:lang w:val="es-ES"/>
+        </w:rPr>
+        <w:t>El backend está hecho con Spring Boot y es el que se encarga de toda la lógica: validar usuarios, gestionar los datos y controlar quién puede hacer qué. Para la seguridad se usa JWT, de forma que cada vez que el usuario inicia sesión recibe un token que tiene que adjuntar en todas las peticiones siguientes. Las contraseñas se guardan cifradas con BCrypt, nunca en texto plano. Por dentro el código está organizado en controladores, servicios y repositorios, cada uno con su función, para que no todo esté mezclado en el mismo sitio.</w:t>
+      </w:r>
+    </w:p>
+    <w:p>
+      <w:pPr>
+        <w:pStyle w:val="Normal"/>
+        <w:spacing w:before="240" w:beforeAutospacing="off" w:after="240" w:afterAutospacing="off"/>
+        <w:rPr>
+          <w:noProof w:val="0"/>
+          <w:lang w:val="es-ES"/>
+        </w:rPr>
+      </w:pPr>
+      <w:r>
+        <w:rPr>
+          <w:noProof w:val="0"/>
+          <w:lang w:val="es-ES"/>
+        </w:rPr>
+        <w:t>El frontend está desarrollado con React y Vite. Es una SPA, lo que significa que la página no se recarga al navegar entre secciones, todo ocurre en el mismo documento. Las llamadas al backend se hacen desde un archivo centralizado llamado api.js, que añade el token automáticamente en cada petición y redirige al login si la sesión ha caducado. Los datos de sesión se guardan en el LocalStorage del navegador.</w:t>
+      </w:r>
+    </w:p>
+    <w:p>
+      <w:pPr>
+        <w:pStyle w:val="Normal"/>
+        <w:spacing w:before="240" w:beforeAutospacing="off" w:after="240" w:afterAutospacing="off"/>
+        <w:rPr>
+          <w:noProof w:val="0"/>
+          <w:lang w:val="es-ES"/>
+        </w:rPr>
+      </w:pPr>
+      <w:r>
+        <w:rPr>
+          <w:noProof w:val="0"/>
+          <w:lang w:val="es-ES"/>
+        </w:rPr>
+        <w:t>La base de datos es MySQL y tiene tres tablas: usuarios, categorias y articulos. Una cosa a destacar es que se usa el tipo JSON de MySQL para guardar la estructura de cada categoría, porque cada colección puede tener campos completamente distintos y no tenía sentido crear una tabla diferente para cada caso. El borrado de cuenta está configurado en cascada, así cuando un usuario se borra, sus categorías y artículos desaparecen también automáticamente.</w:t>
+      </w:r>
+    </w:p>
+    <w:p>
+      <w:pPr>
+        <w:pStyle w:val="Normal"/>
+        <w:spacing w:before="240" w:beforeAutospacing="off" w:after="240" w:afterAutospacing="off"/>
+        <w:rPr>
+          <w:noProof w:val="0"/>
+          <w:lang w:val="es-ES"/>
+        </w:rPr>
+      </w:pPr>
+      <w:r>
+        <w:rPr>
+          <w:noProof w:val="0"/>
+          <w:lang w:val="es-ES"/>
+        </w:rPr>
+        <w:t>En producción el backend está desplegado en Render y el frontend en Vercel, y se comunican entre ellos por HTTP igual que lo harían en local.</w:t>
+      </w:r>
+    </w:p>
+    <w:p>
+      <w:pPr>
+        <w:pStyle w:val="Normal"/>
+        <w:spacing w:before="240" w:beforeAutospacing="off" w:after="240" w:afterAutospacing="off"/>
+        <w:ind w:left="0"/>
+        <w:rPr>
+          <w:noProof w:val="0"/>
+          <w:lang w:val="es-ES"/>
+        </w:rPr>
+      </w:pPr>
+    </w:p>
+    <w:p>
+      <w:pPr>
+        <w:pStyle w:val="Normal"/>
+        <w:spacing w:before="240" w:beforeAutospacing="off" w:after="240" w:afterAutospacing="off"/>
+        <w:ind w:left="0"/>
+        <w:rPr>
+          <w:rFonts w:ascii="Aptos" w:hAnsi="Aptos" w:eastAsia="Aptos" w:cs="Aptos"/>
+          <w:noProof w:val="0"/>
+          <w:sz w:val="24"/>
+          <w:szCs w:val="24"/>
+          <w:lang w:val="es-ES"/>
+        </w:rPr>
+      </w:pPr>
+    </w:p>
+    <w:p>
+      <w:r>
+        <w:br w:type="page"/>
+      </w:r>
+    </w:p>
+    <w:p>
+      <w:pPr>
+        <w:pStyle w:val="Normal"/>
+        <w:spacing w:before="240" w:beforeAutospacing="off" w:after="240" w:afterAutospacing="off"/>
+        <w:ind w:left="0"/>
+        <w:rPr>
+          <w:rFonts w:ascii="Aptos" w:hAnsi="Aptos" w:eastAsia="Aptos" w:cs="Aptos"/>
+          <w:noProof w:val="0"/>
+          <w:sz w:val="24"/>
+          <w:szCs w:val="24"/>
+          <w:lang w:val="es-ES"/>
+        </w:rPr>
+      </w:pPr>
+    </w:p>
+    <w:p>
+      <w:pPr>
+        <w:pStyle w:val="Heading2"/>
+        <w:suppressLineNumbers w:val="0"/>
+        <w:bidi w:val="0"/>
+        <w:spacing w:before="299" w:beforeAutospacing="off" w:after="299" w:afterAutospacing="off" w:line="279" w:lineRule="auto"/>
+        <w:ind w:left="0" w:right="0"/>
+        <w:jc w:val="left"/>
+        <w:rPr>
+          <w:rFonts w:ascii="Aptos" w:hAnsi="Aptos" w:eastAsia="Aptos" w:cs="Aptos"/>
+          <w:b w:val="1"/>
+          <w:bCs w:val="1"/>
+          <w:noProof w:val="0"/>
+          <w:sz w:val="36"/>
+          <w:szCs w:val="36"/>
+          <w:lang w:val="es-ES"/>
+        </w:rPr>
+      </w:pPr>
+      <w:bookmarkStart w:name="_Toc943163146" w:id="193777045"/>
+      <w:r>
+        <w:rPr>
+          <w:rFonts w:ascii="Aptos" w:hAnsi="Aptos" w:eastAsia="Aptos" w:cs="Aptos"/>
+          <w:b w:val="1"/>
+          <w:bCs w:val="1"/>
+          <w:noProof w:val="0"/>
+          <w:sz w:val="36"/>
+          <w:szCs w:val="36"/>
+          <w:lang w:val="es-ES"/>
+        </w:rPr>
+        <w:t>4</w:t>
+      </w:r>
+      <w:r>
+        <w:rPr>
+          <w:rFonts w:ascii="Aptos" w:hAnsi="Aptos" w:eastAsia="Aptos" w:cs="Aptos"/>
+          <w:b w:val="1"/>
+          <w:bCs w:val="1"/>
+          <w:noProof w:val="0"/>
+          <w:sz w:val="36"/>
+          <w:szCs w:val="36"/>
+          <w:lang w:val="es-ES"/>
+        </w:rPr>
+        <w:t>. Documentación técnica</w:t>
+      </w:r>
+      <w:bookmarkEnd w:id="193777045"/>
+    </w:p>
+    <w:p>
+      <w:pPr>
+        <w:pStyle w:val="Heading3"/>
+        <w:bidi w:val="0"/>
+        <w:rPr>
+          <w:b w:val="1"/>
+          <w:bCs w:val="1"/>
+          <w:noProof w:val="0"/>
+          <w:lang w:val="es-ES"/>
+        </w:rPr>
+      </w:pPr>
+      <w:bookmarkStart w:name="_Toc1585513213" w:id="925234104"/>
+      <w:r>
+        <w:rPr>
+          <w:b w:val="1"/>
+          <w:bCs w:val="1"/>
+          <w:noProof w:val="0"/>
+          <w:lang w:val="es-ES"/>
+        </w:rPr>
+        <w:t>4.1 Modelo de datos</w:t>
+      </w:r>
+      <w:bookmarkEnd w:id="925234104"/>
+    </w:p>
+    <w:p>
+      <w:pPr>
+        <w:bidi w:val="0"/>
+        <w:spacing w:before="240" w:beforeAutospacing="off" w:after="240" w:afterAutospacing="off"/>
+      </w:pPr>
+      <w:r>
+        <w:rPr>
+          <w:rFonts w:ascii="Aptos" w:hAnsi="Aptos" w:eastAsia="Aptos" w:cs="Aptos"/>
+          <w:noProof w:val="0"/>
+          <w:sz w:val="24"/>
+          <w:szCs w:val="24"/>
+          <w:lang w:val="es-ES"/>
+        </w:rPr>
+        <w:t>La base de datos tiene tres tablas: usuarios, categorias y articulos. Las relaciones son sencillas, cada categoría pertenece a un usuario y cada artículo pertenece a un usuario y a una categoría. El borrado está configurado en cascada a nivel de base de datos, así que cuando se elimina un usuario todo lo suyo desaparece con él sin necesidad de hacerlo manualmente.</w:t>
+      </w:r>
+    </w:p>
+    <w:p>
+      <w:pPr>
+        <w:bidi w:val="0"/>
+        <w:spacing w:before="240" w:beforeAutospacing="off" w:after="240" w:afterAutospacing="off"/>
+      </w:pPr>
+      <w:r>
+        <w:rPr>
+          <w:rFonts w:ascii="Aptos" w:hAnsi="Aptos" w:eastAsia="Aptos" w:cs="Aptos"/>
+          <w:b w:val="1"/>
+          <w:bCs w:val="1"/>
+          <w:noProof w:val="0"/>
+          <w:sz w:val="24"/>
+          <w:szCs w:val="24"/>
+          <w:lang w:val="es-ES"/>
+        </w:rPr>
+        <w:t>Usuario</w:t>
+      </w:r>
+    </w:p>
+    <w:p>
+      <w:pPr>
+        <w:bidi w:val="0"/>
+        <w:spacing w:before="240" w:beforeAutospacing="off" w:after="240" w:afterAutospacing="off"/>
+      </w:pPr>
+      <w:r>
+        <w:rPr>
+          <w:rFonts w:ascii="Aptos" w:hAnsi="Aptos" w:eastAsia="Aptos" w:cs="Aptos"/>
+          <w:noProof w:val="0"/>
+          <w:sz w:val="24"/>
+          <w:szCs w:val="24"/>
+          <w:lang w:val="es-ES"/>
+        </w:rPr>
+        <w:t>Además de los campos típicos como alias, correo y contraseña, esta entidad tiene varios campos que solo tienen sentido durante el proceso de registro. Cuando alguien se registra la cuenta no se activa directamente, sino que se guarda con cuentaActiva a false y se le manda un PIN de seis dígitos al correo. Ese PIN se guarda temporalmente en codigoVerificacion, la fecha en que se registró se guarda en fechaRegistro para controlar que no lleve más de cinco minutos sin verificar, e intentosFallidos lleva la cuenta de las veces que ha metido el PIN mal. Una vez que verifica la cuenta estos campos se limpian y no vuelven a usarse.</w:t>
+      </w:r>
+    </w:p>
+    <w:p>
+      <w:pPr>
+        <w:bidi w:val="0"/>
+        <w:spacing w:before="240" w:beforeAutospacing="off" w:after="240" w:afterAutospacing="off"/>
+      </w:pPr>
+      <w:r>
+        <w:rPr>
+          <w:rFonts w:ascii="Aptos" w:hAnsi="Aptos" w:eastAsia="Aptos" w:cs="Aptos"/>
+          <w:b w:val="1"/>
+          <w:bCs w:val="1"/>
+          <w:noProof w:val="0"/>
+          <w:sz w:val="24"/>
+          <w:szCs w:val="24"/>
+          <w:lang w:val="es-ES"/>
+        </w:rPr>
+        <w:t>Categoria</w:t>
+      </w:r>
+    </w:p>
+    <w:p>
+      <w:pPr>
+        <w:bidi w:val="0"/>
+        <w:spacing w:before="240" w:beforeAutospacing="off" w:after="240" w:afterAutospacing="off"/>
+      </w:pPr>
+      <w:r>
+        <w:rPr>
+          <w:rFonts w:ascii="Aptos" w:hAnsi="Aptos" w:eastAsia="Aptos" w:cs="Aptos"/>
+          <w:noProof w:val="0"/>
+          <w:sz w:val="24"/>
+          <w:szCs w:val="24"/>
+          <w:lang w:val="es-ES"/>
+        </w:rPr>
+        <w:t>Tiene nombre, descripción y un campo esOficial que distingue las plantillas creadas por el administrador de las colecciones personales de cada usuario. El campo más importante es esquema, que se almacena como JSON directamente en MySQL:</w:t>
+      </w:r>
+    </w:p>
+    <w:p>
+      <w:pPr>
+        <w:pStyle w:val="Normal"/>
+        <w:bidi w:val="0"/>
+        <w:spacing w:before="0" w:beforeAutospacing="off" w:after="0" w:afterAutospacing="off"/>
+        <w:jc w:val="center"/>
+      </w:pPr>
+      <w:r>
+        <w:drawing>
+          <wp:inline wp14:editId="2FCBC65F" wp14:anchorId="5FEC2E1E">
+            <wp:extent cx="3372321" cy="704948"/>
+            <wp:effectExtent l="0" t="0" r="0" b="0"/>
+            <wp:docPr id="555708859" name="drawing"/>
+            <wp:cNvGraphicFramePr>
+              <a:graphicFrameLocks noChangeAspect="1"/>
+            </wp:cNvGraphicFramePr>
+            <a:graphic>
+              <a:graphicData xmlns:a="http://schemas.openxmlformats.org/drawingml/2006/main" uri="http://schemas.openxmlformats.org/drawingml/2006/picture">
+                <pic:pic xmlns:pic="http://schemas.openxmlformats.org/drawingml/2006/picture">
+                  <pic:nvPicPr>
+                    <pic:cNvPr id="555708859" name="Picture 555708859"/>
+                    <pic:cNvPicPr/>
+                  </pic:nvPicPr>
+                  <pic:blipFill>
+                    <a:blip xmlns:r="http://schemas.openxmlformats.org/officeDocument/2006/relationships" r:embed="rId2036659335">
+                      <a:extLst>
+                        <a:ext uri="{28A0092B-C50C-407E-A947-70E740481C1C}">
+                          <a14:useLocalDpi xmlns:a14="http://schemas.microsoft.com/office/drawing/2010/main"/>
+                        </a:ext>
+                      </a:extLst>
+                    </a:blip>
+                    <a:stretch>
+                      <a:fillRect/>
+                    </a:stretch>
+                  </pic:blipFill>
+                  <pic:spPr>
+                    <a:xfrm>
+                      <a:off x="0" y="0"/>
+                      <a:ext cx="3372321" cy="704948"/>
+                    </a:xfrm>
+                    <a:prstGeom prst="rect">
+                      <a:avLst/>
+                    </a:prstGeom>
+                  </pic:spPr>
+                </pic:pic>
+              </a:graphicData>
+            </a:graphic>
+          </wp:inline>
+        </w:drawing>
+      </w:r>
+    </w:p>
+    <w:p>
+      <w:pPr>
+        <w:bidi w:val="0"/>
+        <w:spacing w:before="240" w:beforeAutospacing="off" w:after="240" w:afterAutospacing="off"/>
+      </w:pPr>
+      <w:r>
+        <w:rPr>
+          <w:rFonts w:ascii="Aptos" w:hAnsi="Aptos" w:eastAsia="Aptos" w:cs="Aptos"/>
+          <w:noProof w:val="0"/>
+          <w:sz w:val="24"/>
+          <w:szCs w:val="24"/>
+          <w:lang w:val="es-ES"/>
+        </w:rPr>
+        <w:t>Este campo define qué atributos va a tener cada artículo de esa categoría. Por ejemplo una categoría de cartas puede tener campos como "nombre", "estado" o "gradación PSA", mientras que una de libros tendría "autor", "editorial" o "año". Gracias a esto cada colección tiene su propia estructura sin necesidad de crear tablas nuevas en la base de datos cada vez.</w:t>
+      </w:r>
+    </w:p>
+    <w:p>
+      <w:pPr>
+        <w:bidi w:val="0"/>
+        <w:spacing w:before="240" w:beforeAutospacing="off" w:after="240" w:afterAutospacing="off"/>
+        <w:rPr>
+          <w:rFonts w:ascii="Aptos" w:hAnsi="Aptos" w:eastAsia="Aptos" w:cs="Aptos"/>
+          <w:noProof w:val="0"/>
+          <w:sz w:val="24"/>
+          <w:szCs w:val="24"/>
+          <w:lang w:val="es-ES"/>
+        </w:rPr>
+      </w:pPr>
+    </w:p>
+    <w:p>
+      <w:pPr>
+        <w:pStyle w:val="Normal"/>
+      </w:pPr>
+    </w:p>
+    <w:p>
+      <w:pPr>
+        <w:bidi w:val="0"/>
+        <w:spacing w:before="240" w:beforeAutospacing="off" w:after="240" w:afterAutospacing="off"/>
+      </w:pPr>
+      <w:r>
+        <w:rPr>
+          <w:rFonts w:ascii="Aptos" w:hAnsi="Aptos" w:eastAsia="Aptos" w:cs="Aptos"/>
+          <w:b w:val="1"/>
+          <w:bCs w:val="1"/>
+          <w:noProof w:val="0"/>
+          <w:sz w:val="24"/>
+          <w:szCs w:val="24"/>
+          <w:lang w:val="es-ES"/>
+        </w:rPr>
+        <w:t>Articulo</w:t>
+      </w:r>
+    </w:p>
+    <w:p>
+      <w:pPr>
+        <w:bidi w:val="0"/>
+        <w:spacing w:before="240" w:beforeAutospacing="off" w:after="240" w:afterAutospacing="off"/>
+      </w:pPr>
+      <w:r>
+        <w:rPr>
+          <w:rFonts w:ascii="Aptos" w:hAnsi="Aptos" w:eastAsia="Aptos" w:cs="Aptos"/>
+          <w:noProof w:val="0"/>
+          <w:sz w:val="24"/>
+          <w:szCs w:val="24"/>
+          <w:lang w:val="es-ES"/>
+        </w:rPr>
+        <w:t>Tiene referencias al usuario y a la categoría a la que pertenece, un campo estado que puede ser COLECCION o WISHLIST, y un campo datos también de tipo JSON donde se guardan los valores concretos del artículo siguiendo la estructura que define el esquema de su categoría. Las imágenes se guardan como LONGTEXT en formato Base64, lo que permite almacenarlas directamente en la base de datos sin depender de ningún servidor de archivos externo.</w:t>
+      </w:r>
+    </w:p>
+    <w:p>
+      <w:pPr>
+        <w:pStyle w:val="Normal"/>
+        <w:bidi w:val="0"/>
+        <w:spacing w:before="240" w:beforeAutospacing="off" w:after="240" w:afterAutospacing="off"/>
+      </w:pPr>
+    </w:p>
+    <w:p>
+      <w:pPr>
+        <w:pStyle w:val="Heading3"/>
+        <w:bidi w:val="0"/>
+        <w:rPr>
+          <w:b w:val="1"/>
+          <w:bCs w:val="1"/>
+          <w:noProof w:val="0"/>
+          <w:lang w:val="es-ES"/>
+        </w:rPr>
+      </w:pPr>
+      <w:bookmarkStart w:name="_Toc1627839503" w:id="74061132"/>
+      <w:r>
+        <w:rPr>
+          <w:b w:val="1"/>
+          <w:bCs w:val="1"/>
+          <w:noProof w:val="0"/>
+          <w:lang w:val="es-ES"/>
+        </w:rPr>
+        <w:t>4.2 Estructura del backend</w:t>
+      </w:r>
+      <w:bookmarkEnd w:id="74061132"/>
+    </w:p>
+    <w:p>
+      <w:pPr>
+        <w:bidi w:val="0"/>
+        <w:spacing w:before="240" w:beforeAutospacing="off" w:after="240" w:afterAutospacing="off"/>
+      </w:pPr>
+      <w:r>
+        <w:rPr>
+          <w:rFonts w:ascii="Aptos" w:hAnsi="Aptos" w:eastAsia="Aptos" w:cs="Aptos"/>
+          <w:noProof w:val="0"/>
+          <w:sz w:val="24"/>
+          <w:szCs w:val="24"/>
+          <w:lang w:val="es-ES"/>
+        </w:rPr>
+        <w:t>El backend está organizado en tres capas que siguen el patrón Controller → Service → Repository. La idea es que cada capa tenga una responsabilidad clara y no se mezclen cosas que no tienen que ver entre sí.</w:t>
+      </w:r>
+    </w:p>
+    <w:p>
+      <w:pPr>
+        <w:bidi w:val="0"/>
+        <w:spacing w:before="240" w:beforeAutospacing="off" w:after="240" w:afterAutospacing="off"/>
+      </w:pPr>
+      <w:r>
+        <w:rPr>
+          <w:rFonts w:ascii="Aptos" w:hAnsi="Aptos" w:eastAsia="Aptos" w:cs="Aptos"/>
+          <w:noProof w:val="0"/>
+          <w:sz w:val="24"/>
+          <w:szCs w:val="24"/>
+          <w:lang w:val="es-ES"/>
+        </w:rPr>
+        <w:t>Los controladores son el punto de entrada de cada petición HTTP. Su trabajo es recibir la petición, extraer el usuario autenticado del token JWT y pasárselo al servicio correspondiente. No toman ninguna decisión de negocio, solo coordinan.</w:t>
+      </w:r>
+    </w:p>
+    <w:p>
+      <w:pPr>
+        <w:bidi w:val="0"/>
+        <w:spacing w:before="240" w:beforeAutospacing="off" w:after="240" w:afterAutospacing="off"/>
+      </w:pPr>
+      <w:r>
+        <w:rPr>
+          <w:rFonts w:ascii="Aptos" w:hAnsi="Aptos" w:eastAsia="Aptos" w:cs="Aptos"/>
+          <w:noProof w:val="0"/>
+          <w:sz w:val="24"/>
+          <w:szCs w:val="24"/>
+          <w:lang w:val="es-ES"/>
+        </w:rPr>
+        <w:t>Los servicios son donde está la lógica real. Antes de hacer cualquier cosa comprueban que el recurso exista y que pertenezca al usuario que hace la petición. Si no es así devuelven un 403 o un 404 según el caso. Esto es importante porque evita que un usuario pueda modificar o borrar datos de otro aunque conozca el ID, algo que antes de refactorizar dependía del frontend y era un agujero de seguridad.</w:t>
+      </w:r>
+    </w:p>
+    <w:p>
+      <w:pPr>
+        <w:bidi w:val="0"/>
+        <w:spacing w:before="240" w:beforeAutospacing="off" w:after="240" w:afterAutospacing="off"/>
+      </w:pPr>
+      <w:r>
+        <w:rPr>
+          <w:rFonts w:ascii="Aptos" w:hAnsi="Aptos" w:eastAsia="Aptos" w:cs="Aptos"/>
+          <w:noProof w:val="0"/>
+          <w:sz w:val="24"/>
+          <w:szCs w:val="24"/>
+          <w:lang w:val="es-ES"/>
+        </w:rPr>
+        <w:t>Los repositorios son interfaces que extienden JpaRepository y se encargan exclusivamente de hablar con la base de datos. La mayoría de consultas las genera Spring Data automáticamente a partir del nombre del método. Solo en los casos donde eso no era suficiente se ha recurrido a la anotación @Query para escribir la consulta a mano, como en este caso:</w:t>
+      </w:r>
+    </w:p>
+    <w:p>
+      <w:pPr>
+        <w:pStyle w:val="Normal"/>
+        <w:bidi w:val="0"/>
+        <w:spacing w:before="0" w:beforeAutospacing="off" w:after="0" w:afterAutospacing="off"/>
+      </w:pPr>
+      <w:r>
+        <w:drawing>
+          <wp:inline wp14:editId="584CB40B" wp14:anchorId="4EDA58DC">
+            <wp:extent cx="5724525" cy="352425"/>
+            <wp:effectExtent l="0" t="0" r="0" b="0"/>
+            <wp:docPr id="512607103" name="drawing"/>
+            <wp:cNvGraphicFramePr>
+              <a:graphicFrameLocks noChangeAspect="1"/>
+            </wp:cNvGraphicFramePr>
+            <a:graphic>
+              <a:graphicData xmlns:a="http://schemas.openxmlformats.org/drawingml/2006/main" uri="http://schemas.openxmlformats.org/drawingml/2006/picture">
+                <pic:pic xmlns:pic="http://schemas.openxmlformats.org/drawingml/2006/picture">
+                  <pic:nvPicPr>
+                    <pic:cNvPr id="997377562" name="Picture 997377562"/>
+                    <pic:cNvPicPr/>
+                  </pic:nvPicPr>
+                  <pic:blipFill>
+                    <a:blip xmlns:r="http://schemas.openxmlformats.org/officeDocument/2006/relationships" r:embed="rId14990064">
+                      <a:extLst>
+                        <a:ext uri="{28A0092B-C50C-407E-A947-70E740481C1C}">
+                          <a14:useLocalDpi xmlns:a14="http://schemas.microsoft.com/office/drawing/2010/main"/>
+                        </a:ext>
+                      </a:extLst>
+                    </a:blip>
+                    <a:stretch>
+                      <a:fillRect/>
+                    </a:stretch>
+                  </pic:blipFill>
+                  <pic:spPr>
+                    <a:xfrm>
+                      <a:off x="0" y="0"/>
+                      <a:ext cx="5724525" cy="352425"/>
+                    </a:xfrm>
+                    <a:prstGeom prst="rect">
+                      <a:avLst/>
+                    </a:prstGeom>
+                  </pic:spPr>
+                </pic:pic>
+              </a:graphicData>
+            </a:graphic>
+          </wp:inline>
+        </w:drawing>
+      </w:r>
+    </w:p>
+    <w:p>
+      <w:pPr>
+        <w:bidi w:val="0"/>
+        <w:spacing w:before="240" w:beforeAutospacing="off" w:after="240" w:afterAutospacing="off"/>
+      </w:pPr>
+      <w:r>
+        <w:rPr>
+          <w:rFonts w:ascii="Aptos" w:hAnsi="Aptos" w:eastAsia="Aptos" w:cs="Aptos"/>
+          <w:noProof w:val="0"/>
+          <w:sz w:val="24"/>
+          <w:szCs w:val="24"/>
+          <w:lang w:val="es-ES"/>
+        </w:rPr>
+        <w:t>Esta consulta la usa un scheduler que se ejecuta cada minuto para limpiar los usuarios que llevan más de cinco minutos sin verificar su cuenta, evitando que se acumulen registros a medias en la base de datos.</w:t>
+      </w:r>
+    </w:p>
+    <w:p>
+      <w:pPr>
+        <w:bidi w:val="0"/>
+        <w:spacing w:before="240" w:beforeAutospacing="off" w:after="240" w:afterAutospacing="off"/>
+        <w:rPr>
+          <w:rFonts w:ascii="Aptos" w:hAnsi="Aptos" w:eastAsia="Aptos" w:cs="Aptos"/>
+          <w:noProof w:val="0"/>
+          <w:sz w:val="24"/>
+          <w:szCs w:val="24"/>
+          <w:lang w:val="es-ES"/>
+        </w:rPr>
+      </w:pPr>
+    </w:p>
+    <w:p>
+      <w:pPr>
+        <w:pStyle w:val="Normal"/>
+      </w:pPr>
+    </w:p>
+    <w:p>
+      <w:pPr>
+        <w:bidi w:val="0"/>
+        <w:spacing w:before="240" w:beforeAutospacing="off" w:after="240" w:afterAutospacing="off"/>
+      </w:pPr>
+      <w:r>
+        <w:rPr>
+          <w:rFonts w:ascii="Aptos" w:hAnsi="Aptos" w:eastAsia="Aptos" w:cs="Aptos"/>
+          <w:noProof w:val="0"/>
+          <w:sz w:val="24"/>
+          <w:szCs w:val="24"/>
+          <w:lang w:val="es-ES"/>
+        </w:rPr>
+        <w:t>En cuanto a los servicios en detalle, CategoriaService gestiona el ciclo de vida completo de las colecciones y distingue entre categorías personales y plantillas oficiales del administrador. ArticuloService es el más extenso porque además del CRUD incluye la lógica de exportación e importación. Al exportar construye el fichero JSON o CSV en memoria recorriendo los artículos de la categoría. Al importar primero detecta si hay conflictos entre los IDs del fichero y los artículos ya existentes, y si los hay sin que el usuario haya confirmado la sobreescritura devuelve una respuesta intermedia para que el frontend pueda preguntarle antes de continuar.</w:t>
+      </w:r>
+    </w:p>
+    <w:p>
+      <w:pPr>
+        <w:pStyle w:val="Normal"/>
+        <w:bidi w:val="0"/>
+        <w:spacing w:before="240" w:beforeAutospacing="off" w:after="240" w:afterAutospacing="off"/>
+      </w:pPr>
+    </w:p>
+    <w:p>
+      <w:pPr>
+        <w:pStyle w:val="Heading3"/>
+        <w:suppressLineNumbers w:val="0"/>
+        <w:bidi w:val="0"/>
+        <w:spacing w:before="160" w:beforeAutospacing="off" w:after="80" w:afterAutospacing="off" w:line="279" w:lineRule="auto"/>
+        <w:ind w:left="0" w:right="0"/>
+        <w:jc w:val="left"/>
+        <w:rPr>
+          <w:b w:val="1"/>
+          <w:bCs w:val="1"/>
+          <w:noProof w:val="0"/>
+          <w:lang w:val="es-ES"/>
+        </w:rPr>
+      </w:pPr>
+      <w:bookmarkStart w:name="_Toc1353845909" w:id="1647766420"/>
+      <w:r>
+        <w:rPr>
+          <w:b w:val="1"/>
+          <w:bCs w:val="1"/>
+          <w:noProof w:val="0"/>
+          <w:lang w:val="es-ES"/>
+        </w:rPr>
+        <w:t>4.3 Sistema de seguridad</w:t>
+      </w:r>
+      <w:bookmarkEnd w:id="1647766420"/>
+    </w:p>
+    <w:p>
+      <w:pPr>
+        <w:bidi w:val="0"/>
+        <w:spacing w:before="240" w:beforeAutospacing="off" w:after="240" w:afterAutospacing="off"/>
+      </w:pPr>
+      <w:r>
+        <w:rPr>
+          <w:rFonts w:ascii="Aptos" w:hAnsi="Aptos" w:eastAsia="Aptos" w:cs="Aptos"/>
+          <w:noProof w:val="0"/>
+          <w:sz w:val="24"/>
+          <w:szCs w:val="24"/>
+          <w:lang w:val="es-ES"/>
+        </w:rPr>
+        <w:t>La seguridad es una de las partes en las que más tiempo invertí durante el desarrollo, sobre todo porque al principio el control de acceso dependía casi todo del frontend, lo cual es un problema real. Si alguien sabía la URL podía hacer peticiones directamente al backend sin pasar por la interfaz. Eso lo corregí integrando Spring Security con JWT.</w:t>
+      </w:r>
+    </w:p>
+    <w:p>
+      <w:pPr>
+        <w:bidi w:val="0"/>
+        <w:spacing w:before="240" w:beforeAutospacing="off" w:after="240" w:afterAutospacing="off"/>
+      </w:pPr>
+      <w:r>
+        <w:rPr>
+          <w:rFonts w:ascii="Aptos" w:hAnsi="Aptos" w:eastAsia="Aptos" w:cs="Aptos"/>
+          <w:noProof w:val="0"/>
+          <w:sz w:val="24"/>
+          <w:szCs w:val="24"/>
+          <w:lang w:val="es-ES"/>
+        </w:rPr>
+        <w:t>El flujo es el siguiente: cuando el usuario inicia sesión correctamente el servidor genera un token firmado con una clave secreta que solo conoce el servidor y que contiene el id, el alias y el rol del usuario. Ese token caduca en 24 horas y el frontend lo guarda en el LocalStorage para adjuntarlo en todas las peticiones siguientes.</w:t>
+      </w:r>
+    </w:p>
+    <w:p>
+      <w:pPr>
+        <w:bidi w:val="0"/>
+        <w:spacing w:before="240" w:beforeAutospacing="off" w:after="240" w:afterAutospacing="off"/>
+      </w:pPr>
+      <w:r>
+        <w:rPr>
+          <w:rFonts w:ascii="Aptos" w:hAnsi="Aptos" w:eastAsia="Aptos" w:cs="Aptos"/>
+          <w:noProof w:val="0"/>
+          <w:sz w:val="24"/>
+          <w:szCs w:val="24"/>
+          <w:lang w:val="es-ES"/>
+        </w:rPr>
+        <w:t>La generación del token se hace así:</w:t>
+      </w:r>
+    </w:p>
+    <w:p>
+      <w:pPr>
+        <w:pStyle w:val="Normal"/>
+        <w:bidi w:val="0"/>
+        <w:spacing w:before="0" w:beforeAutospacing="off" w:after="0" w:afterAutospacing="off"/>
+        <w:jc w:val="center"/>
+      </w:pPr>
+      <w:r>
+        <w:drawing>
+          <wp:inline wp14:editId="5E2D77AE" wp14:anchorId="259A8377">
+            <wp:extent cx="5611008" cy="1676634"/>
+            <wp:effectExtent l="0" t="0" r="0" b="0"/>
+            <wp:docPr id="834306595" name="drawing"/>
+            <wp:cNvGraphicFramePr>
+              <a:graphicFrameLocks noChangeAspect="1"/>
+            </wp:cNvGraphicFramePr>
+            <a:graphic>
+              <a:graphicData xmlns:a="http://schemas.openxmlformats.org/drawingml/2006/main" uri="http://schemas.openxmlformats.org/drawingml/2006/picture">
+                <pic:pic xmlns:pic="http://schemas.openxmlformats.org/drawingml/2006/picture">
+                  <pic:nvPicPr>
+                    <pic:cNvPr id="834306595" name="Picture 834306595"/>
+                    <pic:cNvPicPr/>
+                  </pic:nvPicPr>
+                  <pic:blipFill>
+                    <a:blip xmlns:r="http://schemas.openxmlformats.org/officeDocument/2006/relationships" r:embed="rId934691579">
+                      <a:extLst>
+                        <a:ext uri="{28A0092B-C50C-407E-A947-70E740481C1C}">
+                          <a14:useLocalDpi xmlns:a14="http://schemas.microsoft.com/office/drawing/2010/main"/>
+                        </a:ext>
+                      </a:extLst>
+                    </a:blip>
+                    <a:stretch>
+                      <a:fillRect/>
+                    </a:stretch>
+                  </pic:blipFill>
+                  <pic:spPr>
+                    <a:xfrm>
+                      <a:off x="0" y="0"/>
+                      <a:ext cx="5611008" cy="1676634"/>
+                    </a:xfrm>
+                    <a:prstGeom prst="rect">
+                      <a:avLst/>
+                    </a:prstGeom>
+                  </pic:spPr>
+                </pic:pic>
+              </a:graphicData>
+            </a:graphic>
+          </wp:inline>
+        </w:drawing>
+      </w:r>
+    </w:p>
+    <w:p>
+      <w:pPr>
+        <w:bidi w:val="0"/>
+        <w:spacing w:before="240" w:beforeAutospacing="off" w:after="240" w:afterAutospacing="off"/>
+      </w:pPr>
+      <w:r>
+        <w:rPr>
+          <w:rFonts w:ascii="Aptos" w:hAnsi="Aptos" w:eastAsia="Aptos" w:cs="Aptos"/>
+          <w:noProof w:val="0"/>
+          <w:sz w:val="24"/>
+          <w:szCs w:val="24"/>
+          <w:lang w:val="es-ES"/>
+        </w:rPr>
+        <w:t>Cada petición que llega al servidor pasa por JwtFilter antes de llegar al controlador. Este filtro lee el header Authorization, extrae el token, valida su firma y si todo es correcto mete el usuario autenticado en el SecurityContext de Spring para que los controladores puedan usarlo directamente. Si el token no es válido o no existe simplemente no se autentica y Spring Security bloquea la petición.</w:t>
+      </w:r>
+    </w:p>
+    <w:p>
+      <w:pPr>
+        <w:bidi w:val="0"/>
+        <w:spacing w:before="240" w:beforeAutospacing="off" w:after="240" w:afterAutospacing="off"/>
+        <w:rPr>
+          <w:rFonts w:ascii="Aptos" w:hAnsi="Aptos" w:eastAsia="Aptos" w:cs="Aptos"/>
+          <w:noProof w:val="0"/>
+          <w:sz w:val="24"/>
+          <w:szCs w:val="24"/>
+          <w:lang w:val="es-ES"/>
+        </w:rPr>
+      </w:pPr>
+    </w:p>
+    <w:p>
+      <w:pPr>
+        <w:pStyle w:val="Normal"/>
+      </w:pPr>
+    </w:p>
+    <w:p>
+      <w:pPr>
+        <w:bidi w:val="0"/>
+        <w:spacing w:before="240" w:beforeAutospacing="off" w:after="240" w:afterAutospacing="off"/>
+      </w:pPr>
+      <w:r>
+        <w:rPr>
+          <w:rFonts w:ascii="Aptos" w:hAnsi="Aptos" w:eastAsia="Aptos" w:cs="Aptos"/>
+          <w:noProof w:val="0"/>
+          <w:sz w:val="24"/>
+          <w:szCs w:val="24"/>
+          <w:lang w:val="es-ES"/>
+        </w:rPr>
+        <w:t>Una decisión importante fue crear la clase AuthenticatedUser para guardar dentro del SecurityContext no solo el alias sino también el id y el rol del usuario. Así los controladores pueden extraer el id directamente del token en lugar de recibirlo del cliente, lo que evita que un usuario pueda manipular las peticiones para acceder a datos de otro:</w:t>
+      </w:r>
+    </w:p>
+    <w:p>
+      <w:pPr>
+        <w:pStyle w:val="Normal"/>
+        <w:bidi w:val="0"/>
+        <w:spacing w:before="0" w:beforeAutospacing="off" w:after="0" w:afterAutospacing="off"/>
+      </w:pPr>
+      <w:r>
+        <w:drawing>
+          <wp:inline wp14:editId="6C539100" wp14:anchorId="43476CDD">
+            <wp:extent cx="5724525" cy="285750"/>
+            <wp:effectExtent l="0" t="0" r="0" b="0"/>
+            <wp:docPr id="1936789615" name="drawing"/>
+            <wp:cNvGraphicFramePr>
+              <a:graphicFrameLocks noChangeAspect="1"/>
+            </wp:cNvGraphicFramePr>
+            <a:graphic>
+              <a:graphicData xmlns:a="http://schemas.openxmlformats.org/drawingml/2006/main" uri="http://schemas.openxmlformats.org/drawingml/2006/picture">
+                <pic:pic xmlns:pic="http://schemas.openxmlformats.org/drawingml/2006/picture">
+                  <pic:nvPicPr>
+                    <pic:cNvPr id="1936789615" name="Picture 1936789615"/>
+                    <pic:cNvPicPr/>
+                  </pic:nvPicPr>
+                  <pic:blipFill>
+                    <a:blip xmlns:r="http://schemas.openxmlformats.org/officeDocument/2006/relationships" r:embed="rId1002264147">
+                      <a:extLst>
+                        <a:ext uri="{28A0092B-C50C-407E-A947-70E740481C1C}">
+                          <a14:useLocalDpi xmlns:a14="http://schemas.microsoft.com/office/drawing/2010/main"/>
+                        </a:ext>
+                      </a:extLst>
+                    </a:blip>
+                    <a:stretch>
+                      <a:fillRect/>
+                    </a:stretch>
+                  </pic:blipFill>
+                  <pic:spPr>
+                    <a:xfrm>
+                      <a:off x="0" y="0"/>
+                      <a:ext cx="5724525" cy="285750"/>
+                    </a:xfrm>
+                    <a:prstGeom prst="rect">
+                      <a:avLst/>
+                    </a:prstGeom>
+                  </pic:spPr>
+                </pic:pic>
+              </a:graphicData>
+            </a:graphic>
+          </wp:inline>
+        </w:drawing>
+      </w:r>
+    </w:p>
+    <w:p>
+      <w:pPr>
+        <w:bidi w:val="0"/>
+        <w:spacing w:before="240" w:beforeAutospacing="off" w:after="240" w:afterAutospacing="off"/>
+      </w:pPr>
+      <w:r>
+        <w:rPr>
+          <w:rFonts w:ascii="Aptos" w:hAnsi="Aptos" w:eastAsia="Aptos" w:cs="Aptos"/>
+          <w:noProof w:val="0"/>
+          <w:sz w:val="24"/>
+          <w:szCs w:val="24"/>
+          <w:lang w:val="es-ES"/>
+        </w:rPr>
+        <w:t>Las reglas de acceso están definidas en SecurityConfig. Solo los endpoints de registro y login son públicos, las rutas de administración requieren explícitamente el rol ADMIN, y el resto requieren cualquier usuario autenticado:</w:t>
+      </w:r>
+    </w:p>
+    <w:p>
+      <w:pPr>
+        <w:pStyle w:val="Normal"/>
+        <w:bidi w:val="0"/>
+        <w:spacing w:before="0" w:beforeAutospacing="off" w:after="0" w:afterAutospacing="off"/>
+        <w:jc w:val="center"/>
+      </w:pPr>
+      <w:r>
+        <w:drawing>
+          <wp:inline wp14:editId="7DD2A6EC" wp14:anchorId="1635BEBB">
+            <wp:extent cx="4210638" cy="771633"/>
+            <wp:effectExtent l="0" t="0" r="0" b="0"/>
+            <wp:docPr id="565740476" name="drawing"/>
+            <wp:cNvGraphicFramePr>
+              <a:graphicFrameLocks noChangeAspect="1"/>
+            </wp:cNvGraphicFramePr>
+            <a:graphic>
+              <a:graphicData xmlns:a="http://schemas.openxmlformats.org/drawingml/2006/main" uri="http://schemas.openxmlformats.org/drawingml/2006/picture">
+                <pic:pic xmlns:pic="http://schemas.openxmlformats.org/drawingml/2006/picture">
+                  <pic:nvPicPr>
+                    <pic:cNvPr id="565740476" name="Picture 565740476"/>
+                    <pic:cNvPicPr/>
+                  </pic:nvPicPr>
+                  <pic:blipFill>
+                    <a:blip xmlns:r="http://schemas.openxmlformats.org/officeDocument/2006/relationships" r:embed="rId1138570201">
+                      <a:extLst>
+                        <a:ext uri="{28A0092B-C50C-407E-A947-70E740481C1C}">
+                          <a14:useLocalDpi xmlns:a14="http://schemas.microsoft.com/office/drawing/2010/main"/>
+                        </a:ext>
+                      </a:extLst>
+                    </a:blip>
+                    <a:stretch>
+                      <a:fillRect/>
+                    </a:stretch>
+                  </pic:blipFill>
+                  <pic:spPr>
+                    <a:xfrm>
+                      <a:off x="0" y="0"/>
+                      <a:ext cx="4210638" cy="771633"/>
+                    </a:xfrm>
+                    <a:prstGeom prst="rect">
+                      <a:avLst/>
+                    </a:prstGeom>
+                  </pic:spPr>
+                </pic:pic>
+              </a:graphicData>
+            </a:graphic>
+          </wp:inline>
+        </w:drawing>
+      </w:r>
+    </w:p>
+    <w:p>
+      <w:pPr>
+        <w:bidi w:val="0"/>
+        <w:spacing w:before="240" w:beforeAutospacing="off" w:after="240" w:afterAutospacing="off"/>
+      </w:pPr>
+      <w:r>
+        <w:rPr>
+          <w:rFonts w:ascii="Aptos" w:hAnsi="Aptos" w:eastAsia="Aptos" w:cs="Aptos"/>
+          <w:noProof w:val="0"/>
+          <w:sz w:val="24"/>
+          <w:szCs w:val="24"/>
+          <w:lang w:val="es-ES"/>
+        </w:rPr>
+        <w:t>El servidor está configurado como stateless, lo que significa que no guarda ninguna sesión en memoria. Cada petición se autentica de forma independiente a partir del token, lo cual es lo correcto para una API REST. El CSRF está desactivado porque con JWT no tiene sentido mantenerlo, y la política CORS está configurada para aceptar peticiones desde los orígenes permitidos tanto en local como en producción.</w:t>
+      </w:r>
+    </w:p>
+    <w:p>
+      <w:pPr>
+        <w:bidi w:val="0"/>
+        <w:spacing w:before="240" w:beforeAutospacing="off" w:after="240" w:afterAutospacing="off"/>
+      </w:pPr>
+      <w:r>
+        <w:rPr>
+          <w:rFonts w:ascii="Aptos" w:hAnsi="Aptos" w:eastAsia="Aptos" w:cs="Aptos"/>
+          <w:noProof w:val="0"/>
+          <w:sz w:val="24"/>
+          <w:szCs w:val="24"/>
+          <w:lang w:val="es-ES"/>
+        </w:rPr>
+        <w:t>Las contraseñas se cifran con BCrypt antes de guardarse en la base de datos y nunca viajan en texto plano en ningún momento del flujo.</w:t>
+      </w:r>
+    </w:p>
+    <w:p>
+      <w:pPr>
+        <w:pStyle w:val="Normal"/>
+        <w:bidi w:val="0"/>
+        <w:spacing w:before="240" w:beforeAutospacing="off" w:after="240" w:afterAutospacing="off"/>
+      </w:pPr>
+    </w:p>
+    <w:p>
+      <w:pPr>
+        <w:pStyle w:val="Normal"/>
+        <w:bidi w:val="0"/>
+        <w:spacing w:before="240" w:beforeAutospacing="off" w:after="240" w:afterAutospacing="off"/>
+        <w:rPr>
+          <w:rFonts w:ascii="Aptos" w:hAnsi="Aptos" w:eastAsia="Aptos" w:cs="Aptos"/>
+          <w:noProof w:val="0"/>
+          <w:sz w:val="24"/>
+          <w:szCs w:val="24"/>
+          <w:lang w:val="es-ES"/>
+        </w:rPr>
+      </w:pPr>
+    </w:p>
+    <w:p>
+      <w:pPr>
+        <w:pStyle w:val="Normal"/>
+        <w:bidi w:val="0"/>
+        <w:spacing w:before="240" w:beforeAutospacing="off" w:after="240" w:afterAutospacing="off"/>
+        <w:rPr>
+          <w:rFonts w:ascii="Aptos" w:hAnsi="Aptos" w:eastAsia="Aptos" w:cs="Aptos"/>
+          <w:noProof w:val="0"/>
+          <w:sz w:val="24"/>
+          <w:szCs w:val="24"/>
+          <w:lang w:val="es-ES"/>
+        </w:rPr>
+      </w:pPr>
+    </w:p>
+    <w:p>
+      <w:pPr>
+        <w:pStyle w:val="Normal"/>
+        <w:bidi w:val="0"/>
+        <w:spacing w:before="240" w:beforeAutospacing="off" w:after="240" w:afterAutospacing="off"/>
+        <w:rPr>
+          <w:rFonts w:ascii="Aptos" w:hAnsi="Aptos" w:eastAsia="Aptos" w:cs="Aptos"/>
+          <w:noProof w:val="0"/>
+          <w:sz w:val="24"/>
+          <w:szCs w:val="24"/>
+          <w:lang w:val="es-ES"/>
+        </w:rPr>
+      </w:pPr>
+    </w:p>
+    <w:p>
+      <w:pPr>
+        <w:pStyle w:val="Normal"/>
+        <w:bidi w:val="0"/>
+        <w:spacing w:before="240" w:beforeAutospacing="off" w:after="240" w:afterAutospacing="off"/>
+        <w:rPr>
+          <w:rFonts w:ascii="Aptos" w:hAnsi="Aptos" w:eastAsia="Aptos" w:cs="Aptos"/>
+          <w:noProof w:val="0"/>
+          <w:sz w:val="24"/>
+          <w:szCs w:val="24"/>
+          <w:lang w:val="es-ES"/>
+        </w:rPr>
+      </w:pPr>
+    </w:p>
+    <w:p>
+      <w:pPr>
+        <w:pStyle w:val="Normal"/>
+      </w:pPr>
+    </w:p>
+    <w:p>
+      <w:r>
+        <w:br w:type="page"/>
+      </w:r>
+    </w:p>
+    <w:p>
+      <w:pPr>
+        <w:pStyle w:val="ListParagraph"/>
+        <w:spacing w:before="240" w:beforeAutospacing="off" w:after="240" w:afterAutospacing="off"/>
+        <w:ind w:left="720"/>
+        <w:rPr>
+          <w:rFonts w:ascii="Aptos" w:hAnsi="Aptos" w:eastAsia="Aptos" w:cs="Aptos"/>
+          <w:noProof w:val="0"/>
+          <w:sz w:val="24"/>
+          <w:szCs w:val="24"/>
+          <w:lang w:val="es-ES"/>
+        </w:rPr>
+      </w:pPr>
+    </w:p>
+    <w:p xmlns:wp14="http://schemas.microsoft.com/office/word/2010/wordml" wp14:paraId="18CB2BCC" wp14:textId="1F6E5320">
       <w:pPr>
         <w:pStyle w:val="Heading2"/>
         <w:spacing w:before="299" w:beforeAutospacing="off" w:after="299" w:afterAutospacing="off"/>
@@ -732,7 +2437,7 @@
           <w:lang w:val="es-ES"/>
         </w:rPr>
       </w:pPr>
-      <w:bookmarkStart w:name="_Toc1979494861" w:id="2146417528"/>
+      <w:bookmarkStart w:name="_Toc698137296" w:id="1376601556"/>
       <w:r>
         <w:rPr>
           <w:rFonts w:ascii="Aptos" w:hAnsi="Aptos" w:eastAsia="Aptos" w:cs="Aptos"/>
@@ -743,475 +2448,50 @@
           <w:szCs w:val="36"/>
           <w:lang w:val="es-ES"/>
         </w:rPr>
-        <w:t>1. Descripción del Sistema</w:t>
-      </w:r>
-      <w:bookmarkEnd w:id="2146417528"/>
-    </w:p>
-    <w:p xmlns:wp14="http://schemas.microsoft.com/office/word/2010/wordml" wp14:paraId="5FC4C7DD" wp14:textId="0DBC2EFD">
-      <w:pPr>
-        <w:spacing w:before="240" w:beforeAutospacing="off" w:after="240" w:afterAutospacing="off"/>
-      </w:pPr>
-      <w:r>
-        <w:rPr>
-          <w:rFonts w:ascii="Aptos" w:hAnsi="Aptos" w:eastAsia="Aptos" w:cs="Aptos"/>
-          <w:noProof w:val="0"/>
-          <w:sz w:val="24"/>
-          <w:szCs w:val="24"/>
-          <w:lang w:val="es-ES"/>
-        </w:rPr>
-        <w:t>Collector Hub es una aplicación web full-stack diseñada para la gestión personalizada de colecciones. El sistema permite a los usuarios definir sus propias estructuras de datos (categorías dinámicas) y gestionar inventarios con soporte multimedia.</w:t>
-      </w:r>
-    </w:p>
-    <w:p xmlns:wp14="http://schemas.microsoft.com/office/word/2010/wordml" wp14:paraId="45CC35E7" wp14:textId="683F745F">
-      <w:pPr>
-        <w:pStyle w:val="Heading2"/>
-        <w:spacing w:before="299" w:beforeAutospacing="off" w:after="299" w:afterAutospacing="off"/>
+        <w:t>4. Guía de Puesta en Marcha</w:t>
+      </w:r>
+      <w:bookmarkEnd w:id="1376601556"/>
+    </w:p>
+    <w:p xmlns:wp14="http://schemas.microsoft.com/office/word/2010/wordml" wp14:paraId="3588625F" wp14:textId="4694A7C7">
+      <w:pPr>
+        <w:pStyle w:val="Heading3"/>
+        <w:spacing w:before="281" w:beforeAutospacing="off" w:after="281" w:afterAutospacing="off"/>
         <w:rPr>
           <w:rFonts w:ascii="Aptos" w:hAnsi="Aptos" w:eastAsia="Aptos" w:cs="Aptos"/>
           <w:b w:val="1"/>
           <w:bCs w:val="1"/>
           <w:noProof w:val="0"/>
-          <w:sz w:val="36"/>
-          <w:szCs w:val="36"/>
-          <w:lang w:val="es-ES"/>
-        </w:rPr>
-      </w:pPr>
-      <w:bookmarkStart w:name="_Toc1534142813" w:id="1791389797"/>
+          <w:sz w:val="28"/>
+          <w:szCs w:val="28"/>
+          <w:lang w:val="es-ES"/>
+        </w:rPr>
+      </w:pPr>
+      <w:bookmarkStart w:name="_Toc2116786716" w:id="1165345269"/>
       <w:r>
         <w:rPr>
           <w:rFonts w:ascii="Aptos" w:hAnsi="Aptos" w:eastAsia="Aptos" w:cs="Aptos"/>
           <w:b w:val="1"/>
           <w:bCs w:val="1"/>
           <w:noProof w:val="0"/>
-          <w:sz w:val="36"/>
-          <w:szCs w:val="36"/>
-          <w:lang w:val="es-ES"/>
-        </w:rPr>
-        <w:t>2. Requisitos de Entorno</w:t>
-      </w:r>
-      <w:bookmarkEnd w:id="1791389797"/>
-    </w:p>
-    <w:p xmlns:wp14="http://schemas.microsoft.com/office/word/2010/wordml" wp14:paraId="17309D84" wp14:textId="483AF5EB">
-      <w:pPr>
-        <w:spacing w:before="240" w:beforeAutospacing="off" w:after="240" w:afterAutospacing="off"/>
-      </w:pPr>
-      <w:r>
-        <w:rPr>
-          <w:rFonts w:ascii="Aptos" w:hAnsi="Aptos" w:eastAsia="Aptos" w:cs="Aptos"/>
-          <w:noProof w:val="0"/>
-          <w:sz w:val="24"/>
-          <w:szCs w:val="24"/>
-          <w:lang w:val="es-ES"/>
-        </w:rPr>
-        <w:t>Para poner en marcha la aplicación, se requiere el siguiente entorno:</w:t>
-      </w:r>
-    </w:p>
-    <w:p xmlns:wp14="http://schemas.microsoft.com/office/word/2010/wordml" wp14:paraId="48767E6A" wp14:textId="6F5BBC63">
-      <w:pPr>
-        <w:pStyle w:val="ListParagraph"/>
-        <w:numPr>
-          <w:ilvl w:val="0"/>
-          <w:numId w:val="1"/>
-        </w:numPr>
-        <w:spacing w:before="240" w:beforeAutospacing="off" w:after="240" w:afterAutospacing="off"/>
-        <w:rPr>
-          <w:rFonts w:ascii="Aptos" w:hAnsi="Aptos" w:eastAsia="Aptos" w:cs="Aptos"/>
-          <w:noProof w:val="0"/>
-          <w:sz w:val="24"/>
-          <w:szCs w:val="24"/>
-          <w:lang w:val="es-ES"/>
-        </w:rPr>
-      </w:pPr>
+          <w:sz w:val="28"/>
+          <w:szCs w:val="28"/>
+          <w:lang w:val="es-ES"/>
+        </w:rPr>
+        <w:t xml:space="preserve">4.1. Preparación del </w:t>
+      </w:r>
       <w:r>
         <w:rPr>
           <w:rFonts w:ascii="Aptos" w:hAnsi="Aptos" w:eastAsia="Aptos" w:cs="Aptos"/>
           <w:b w:val="1"/>
           <w:bCs w:val="1"/>
           <w:noProof w:val="0"/>
-          <w:sz w:val="24"/>
-          <w:szCs w:val="24"/>
-          <w:lang w:val="es-ES"/>
-        </w:rPr>
-        <w:t>Backend:</w:t>
-      </w:r>
-      <w:r>
-        <w:rPr>
-          <w:rFonts w:ascii="Aptos" w:hAnsi="Aptos" w:eastAsia="Aptos" w:cs="Aptos"/>
-          <w:noProof w:val="0"/>
-          <w:sz w:val="24"/>
-          <w:szCs w:val="24"/>
-          <w:lang w:val="es-ES"/>
-        </w:rPr>
-        <w:t xml:space="preserve"> Java JDK 17 o superior y Maven.</w:t>
-      </w:r>
-    </w:p>
-    <w:p xmlns:wp14="http://schemas.microsoft.com/office/word/2010/wordml" wp14:paraId="323657F7" wp14:textId="03052676">
-      <w:pPr>
-        <w:pStyle w:val="ListParagraph"/>
-        <w:numPr>
-          <w:ilvl w:val="0"/>
-          <w:numId w:val="1"/>
-        </w:numPr>
-        <w:spacing w:before="240" w:beforeAutospacing="off" w:after="240" w:afterAutospacing="off"/>
-        <w:rPr>
-          <w:rFonts w:ascii="Aptos" w:hAnsi="Aptos" w:eastAsia="Aptos" w:cs="Aptos"/>
-          <w:noProof w:val="0"/>
-          <w:sz w:val="24"/>
-          <w:szCs w:val="24"/>
-          <w:lang w:val="es-ES"/>
-        </w:rPr>
-      </w:pPr>
-      <w:r>
-        <w:rPr>
-          <w:rFonts w:ascii="Aptos" w:hAnsi="Aptos" w:eastAsia="Aptos" w:cs="Aptos"/>
-          <w:b w:val="1"/>
-          <w:bCs w:val="1"/>
-          <w:noProof w:val="0"/>
-          <w:sz w:val="24"/>
-          <w:szCs w:val="24"/>
-          <w:lang w:val="es-ES"/>
-        </w:rPr>
-        <w:t>Frontend:</w:t>
-      </w:r>
-      <w:r>
-        <w:rPr>
-          <w:rFonts w:ascii="Aptos" w:hAnsi="Aptos" w:eastAsia="Aptos" w:cs="Aptos"/>
-          <w:noProof w:val="0"/>
-          <w:sz w:val="24"/>
-          <w:szCs w:val="24"/>
-          <w:lang w:val="es-ES"/>
-        </w:rPr>
-        <w:t xml:space="preserve"> Node.js (v18+) y gestor de paquetes npm.</w:t>
-      </w:r>
-    </w:p>
-    <w:p xmlns:wp14="http://schemas.microsoft.com/office/word/2010/wordml" wp14:paraId="1E6ECE7D" wp14:textId="630683DE">
-      <w:pPr>
-        <w:pStyle w:val="ListParagraph"/>
-        <w:numPr>
-          <w:ilvl w:val="0"/>
-          <w:numId w:val="1"/>
-        </w:numPr>
-        <w:spacing w:before="240" w:beforeAutospacing="off" w:after="240" w:afterAutospacing="off"/>
-        <w:rPr>
-          <w:rFonts w:ascii="Aptos" w:hAnsi="Aptos" w:eastAsia="Aptos" w:cs="Aptos"/>
-          <w:noProof w:val="0"/>
-          <w:sz w:val="24"/>
-          <w:szCs w:val="24"/>
-          <w:lang w:val="es-ES"/>
-        </w:rPr>
-      </w:pPr>
-      <w:r>
-        <w:rPr>
-          <w:rFonts w:ascii="Aptos" w:hAnsi="Aptos" w:eastAsia="Aptos" w:cs="Aptos"/>
-          <w:b w:val="1"/>
-          <w:bCs w:val="1"/>
-          <w:noProof w:val="0"/>
-          <w:sz w:val="24"/>
-          <w:szCs w:val="24"/>
-          <w:lang w:val="es-ES"/>
-        </w:rPr>
-        <w:t>Base de Datos:</w:t>
-      </w:r>
-      <w:r>
-        <w:rPr>
-          <w:rFonts w:ascii="Aptos" w:hAnsi="Aptos" w:eastAsia="Aptos" w:cs="Aptos"/>
-          <w:noProof w:val="0"/>
-          <w:sz w:val="24"/>
-          <w:szCs w:val="24"/>
-          <w:lang w:val="es-ES"/>
-        </w:rPr>
-        <w:t xml:space="preserve"> MySQL (compatible con Railway para despliegue).</w:t>
-      </w:r>
-    </w:p>
-    <w:p xmlns:wp14="http://schemas.microsoft.com/office/word/2010/wordml" wp14:paraId="07484BE4" wp14:textId="78083D35">
-      <w:pPr>
-        <w:pStyle w:val="Heading2"/>
-        <w:spacing w:before="299" w:beforeAutospacing="off" w:after="299" w:afterAutospacing="off"/>
-        <w:rPr>
-          <w:rFonts w:ascii="Aptos" w:hAnsi="Aptos" w:eastAsia="Aptos" w:cs="Aptos"/>
-          <w:b w:val="1"/>
-          <w:bCs w:val="1"/>
-          <w:noProof w:val="0"/>
-          <w:sz w:val="36"/>
-          <w:szCs w:val="36"/>
-          <w:lang w:val="es-ES"/>
-        </w:rPr>
-      </w:pPr>
-      <w:bookmarkStart w:name="_Toc839493354" w:id="901303579"/>
-      <w:r>
-        <w:rPr>
-          <w:rFonts w:ascii="Aptos" w:hAnsi="Aptos" w:eastAsia="Aptos" w:cs="Aptos"/>
-          <w:b w:val="1"/>
-          <w:bCs w:val="1"/>
-          <w:noProof w:val="0"/>
-          <w:sz w:val="36"/>
-          <w:szCs w:val="36"/>
-          <w:lang w:val="es-ES"/>
-        </w:rPr>
-        <w:t>3. Arquitectura Técnica</w:t>
-      </w:r>
-      <w:bookmarkEnd w:id="901303579"/>
-    </w:p>
-    <w:p>
-      <w:pPr>
-        <w:pStyle w:val="Normal"/>
-        <w:spacing w:before="240" w:beforeAutospacing="off" w:after="240" w:afterAutospacing="off"/>
-        <w:ind w:left="0"/>
-        <w:rPr>
-          <w:rFonts w:ascii="Aptos" w:hAnsi="Aptos" w:eastAsia="Aptos" w:cs="Aptos"/>
-          <w:noProof w:val="0"/>
-          <w:sz w:val="24"/>
-          <w:szCs w:val="24"/>
-          <w:lang w:val="es-ES"/>
-        </w:rPr>
-      </w:pPr>
-      <w:r>
-        <w:rPr>
-          <w:noProof w:val="0"/>
-          <w:lang w:val="es-ES"/>
-        </w:rPr>
-        <w:t>La aplicación sigue una arquitectura desacoplada:</w:t>
-      </w:r>
-    </w:p>
-    <w:p>
-      <w:pPr>
-        <w:pStyle w:val="ListParagraph"/>
-        <w:numPr>
-          <w:ilvl w:val="0"/>
-          <w:numId w:val="2"/>
-        </w:numPr>
-        <w:spacing w:before="240" w:beforeAutospacing="off" w:after="240" w:afterAutospacing="off"/>
-        <w:rPr>
-          <w:noProof w:val="0"/>
-          <w:lang w:val="es-ES"/>
-        </w:rPr>
-      </w:pPr>
-      <w:r>
-        <w:rPr>
-          <w:b w:val="1"/>
-          <w:bCs w:val="1"/>
-          <w:noProof w:val="0"/>
-          <w:lang w:val="es-ES"/>
-        </w:rPr>
-        <w:t>Backend (Spring Boot):</w:t>
-      </w:r>
-      <w:r>
-        <w:rPr>
-          <w:noProof w:val="0"/>
-          <w:lang w:val="es-ES"/>
-        </w:rPr>
-        <w:t xml:space="preserve"> Expone una API REST que gestiona la lógica de negocio, persistencia en base de datos y seguridad. Utiliza </w:t>
-      </w:r>
-      <w:r>
-        <w:rPr>
-          <w:b w:val="1"/>
-          <w:bCs w:val="1"/>
-          <w:noProof w:val="0"/>
-          <w:lang w:val="es-ES"/>
-        </w:rPr>
-        <w:t>Spring Security con JWT (JSON Web Tokens)</w:t>
-      </w:r>
-      <w:r>
-        <w:rPr>
-          <w:noProof w:val="0"/>
-          <w:lang w:val="es-ES"/>
-        </w:rPr>
-        <w:t xml:space="preserve"> para el control de acceso y </w:t>
-      </w:r>
-      <w:r>
-        <w:rPr>
-          <w:rFonts w:ascii="Consolas" w:hAnsi="Consolas" w:eastAsia="Consolas" w:cs="Consolas"/>
-          <w:noProof w:val="0"/>
-          <w:lang w:val="es-ES"/>
-        </w:rPr>
-        <w:t>BCrypt</w:t>
-      </w:r>
-      <w:r>
-        <w:rPr>
-          <w:noProof w:val="0"/>
-          <w:lang w:val="es-ES"/>
-        </w:rPr>
-        <w:t xml:space="preserve"> para el cifrado de contraseñas.</w:t>
-      </w:r>
-    </w:p>
-    <w:p>
-      <w:pPr>
-        <w:pStyle w:val="ListParagraph"/>
-        <w:numPr>
-          <w:ilvl w:val="0"/>
-          <w:numId w:val="2"/>
-        </w:numPr>
-        <w:spacing w:before="240" w:beforeAutospacing="off" w:after="240" w:afterAutospacing="off"/>
-        <w:rPr>
-          <w:noProof w:val="0"/>
-          <w:lang w:val="es-ES"/>
-        </w:rPr>
-      </w:pPr>
-      <w:r>
-        <w:rPr>
-          <w:b w:val="1"/>
-          <w:bCs w:val="1"/>
-          <w:noProof w:val="0"/>
-          <w:lang w:val="es-ES"/>
-        </w:rPr>
-        <w:t>Frontend (React + Vite):</w:t>
-      </w:r>
-      <w:r>
-        <w:rPr>
-          <w:noProof w:val="0"/>
-          <w:lang w:val="es-ES"/>
-        </w:rPr>
-        <w:t xml:space="preserve"> Interfaz de usuario SPA (</w:t>
-      </w:r>
-      <w:r>
-        <w:rPr>
-          <w:i w:val="1"/>
-          <w:iCs w:val="1"/>
-          <w:noProof w:val="0"/>
-          <w:lang w:val="es-ES"/>
-        </w:rPr>
-        <w:t>Single Page Application</w:t>
-      </w:r>
-      <w:r>
-        <w:rPr>
-          <w:noProof w:val="0"/>
-          <w:lang w:val="es-ES"/>
-        </w:rPr>
-        <w:t xml:space="preserve">) que consume los servicios del backend mediante </w:t>
-      </w:r>
-      <w:r>
-        <w:rPr>
-          <w:rFonts w:ascii="Consolas" w:hAnsi="Consolas" w:eastAsia="Consolas" w:cs="Consolas"/>
-          <w:noProof w:val="0"/>
-          <w:lang w:val="es-ES"/>
-        </w:rPr>
-        <w:t>fetch</w:t>
-      </w:r>
-      <w:r>
-        <w:rPr>
-          <w:noProof w:val="0"/>
-          <w:lang w:val="es-ES"/>
-        </w:rPr>
-        <w:t xml:space="preserve">. Utiliza </w:t>
-      </w:r>
-      <w:r>
-        <w:rPr>
-          <w:rFonts w:ascii="Consolas" w:hAnsi="Consolas" w:eastAsia="Consolas" w:cs="Consolas"/>
-          <w:noProof w:val="0"/>
-          <w:lang w:val="es-ES"/>
-        </w:rPr>
-        <w:t>LocalStorage</w:t>
-      </w:r>
-      <w:r>
-        <w:rPr>
-          <w:noProof w:val="0"/>
-          <w:lang w:val="es-ES"/>
-        </w:rPr>
-        <w:t xml:space="preserve"> para la gestión persistente del token de sesión.</w:t>
-      </w:r>
-    </w:p>
-    <w:p>
-      <w:pPr>
-        <w:pStyle w:val="ListParagraph"/>
-        <w:spacing w:before="240" w:beforeAutospacing="off" w:after="240" w:afterAutospacing="off"/>
-        <w:ind w:left="720"/>
-        <w:rPr>
-          <w:rFonts w:ascii="Aptos" w:hAnsi="Aptos" w:eastAsia="Aptos" w:cs="Aptos"/>
-          <w:noProof w:val="0"/>
-          <w:sz w:val="24"/>
-          <w:szCs w:val="24"/>
-          <w:lang w:val="es-ES"/>
-        </w:rPr>
-      </w:pPr>
-    </w:p>
-    <w:p>
-      <w:r>
-        <w:br w:type="page"/>
-      </w:r>
-    </w:p>
-    <w:p>
-      <w:pPr>
-        <w:pStyle w:val="ListParagraph"/>
-        <w:spacing w:before="240" w:beforeAutospacing="off" w:after="240" w:afterAutospacing="off"/>
-        <w:ind w:left="720"/>
-        <w:rPr>
-          <w:rFonts w:ascii="Aptos" w:hAnsi="Aptos" w:eastAsia="Aptos" w:cs="Aptos"/>
-          <w:noProof w:val="0"/>
-          <w:sz w:val="24"/>
-          <w:szCs w:val="24"/>
-          <w:lang w:val="es-ES"/>
-        </w:rPr>
-      </w:pPr>
-    </w:p>
-    <w:p xmlns:wp14="http://schemas.microsoft.com/office/word/2010/wordml" wp14:paraId="18CB2BCC" wp14:textId="1F6E5320">
-      <w:pPr>
-        <w:pStyle w:val="Heading2"/>
-        <w:spacing w:before="299" w:beforeAutospacing="off" w:after="299" w:afterAutospacing="off"/>
-        <w:rPr>
-          <w:rFonts w:ascii="Aptos" w:hAnsi="Aptos" w:eastAsia="Aptos" w:cs="Aptos"/>
-          <w:b w:val="1"/>
-          <w:bCs w:val="1"/>
-          <w:noProof w:val="0"/>
-          <w:sz w:val="36"/>
-          <w:szCs w:val="36"/>
-          <w:lang w:val="es-ES"/>
-        </w:rPr>
-      </w:pPr>
-      <w:bookmarkStart w:name="_Toc1644149564" w:id="146158016"/>
-      <w:r>
-        <w:rPr>
-          <w:rFonts w:ascii="Aptos" w:hAnsi="Aptos" w:eastAsia="Aptos" w:cs="Aptos"/>
-          <w:b w:val="1"/>
-          <w:bCs w:val="1"/>
-          <w:noProof w:val="0"/>
-          <w:sz w:val="36"/>
-          <w:szCs w:val="36"/>
-          <w:lang w:val="es-ES"/>
-        </w:rPr>
-        <w:t>4. Guía de Puesta en Marcha</w:t>
-      </w:r>
-      <w:bookmarkEnd w:id="146158016"/>
-    </w:p>
-    <w:p xmlns:wp14="http://schemas.microsoft.com/office/word/2010/wordml" wp14:paraId="3588625F" wp14:textId="4694A7C7">
-      <w:pPr>
-        <w:pStyle w:val="Heading3"/>
-        <w:spacing w:before="281" w:beforeAutospacing="off" w:after="281" w:afterAutospacing="off"/>
-        <w:rPr>
-          <w:rFonts w:ascii="Aptos" w:hAnsi="Aptos" w:eastAsia="Aptos" w:cs="Aptos"/>
-          <w:b w:val="1"/>
-          <w:bCs w:val="1"/>
-          <w:noProof w:val="0"/>
           <w:sz w:val="28"/>
           <w:szCs w:val="28"/>
           <w:lang w:val="es-ES"/>
         </w:rPr>
-      </w:pPr>
-      <w:bookmarkStart w:name="_Toc539807731" w:id="253210513"/>
-      <w:r>
-        <w:rPr>
-          <w:rFonts w:ascii="Aptos" w:hAnsi="Aptos" w:eastAsia="Aptos" w:cs="Aptos"/>
-          <w:b w:val="1"/>
-          <w:bCs w:val="1"/>
-          <w:noProof w:val="0"/>
-          <w:sz w:val="28"/>
-          <w:szCs w:val="28"/>
-          <w:lang w:val="es-ES"/>
-        </w:rPr>
-        <w:t xml:space="preserve">4.1. Preparación del </w:t>
-      </w:r>
-      <w:r>
-        <w:rPr>
-          <w:rFonts w:ascii="Aptos" w:hAnsi="Aptos" w:eastAsia="Aptos" w:cs="Aptos"/>
-          <w:b w:val="1"/>
-          <w:bCs w:val="1"/>
-          <w:noProof w:val="0"/>
-          <w:sz w:val="28"/>
-          <w:szCs w:val="28"/>
-          <w:lang w:val="es-ES"/>
-        </w:rPr>
         <w:t>Backend</w:t>
       </w:r>
-      <w:bookmarkEnd w:id="253210513"/>
+      <w:bookmarkEnd w:id="1165345269"/>
     </w:p>
     <w:p>
       <w:pPr>
@@ -1394,7 +2674,7 @@
           <w:lang w:val="es-ES"/>
         </w:rPr>
       </w:pPr>
-      <w:bookmarkStart w:name="_Toc2101009310" w:id="1771256595"/>
+      <w:bookmarkStart w:name="_Toc634603613" w:id="1249044788"/>
       <w:r>
         <w:rPr>
           <w:rFonts w:ascii="Aptos" w:hAnsi="Aptos" w:eastAsia="Aptos" w:cs="Aptos"/>
@@ -1419,7 +2699,7 @@
         </w:rPr>
         <w:t>Frontend</w:t>
       </w:r>
-      <w:bookmarkEnd w:id="1771256595"/>
+      <w:bookmarkEnd w:id="1249044788"/>
     </w:p>
     <w:p xmlns:wp14="http://schemas.microsoft.com/office/word/2010/wordml" wp14:paraId="6A974EA1" wp14:textId="6DB23D92">
       <w:pPr>
@@ -1606,7 +2886,7 @@
           <w:lang w:val="es-ES"/>
         </w:rPr>
       </w:pPr>
-      <w:bookmarkStart w:name="_Toc1363618902" w:id="476341139"/>
+      <w:bookmarkStart w:name="_Toc963728926" w:id="1685729051"/>
       <w:r>
         <w:rPr>
           <w:rFonts w:ascii="Aptos" w:hAnsi="Aptos" w:eastAsia="Aptos" w:cs="Aptos"/>
@@ -1619,7 +2899,7 @@
         </w:rPr>
         <w:t>5. Gestión de Roles y Seguridad</w:t>
       </w:r>
-      <w:bookmarkEnd w:id="476341139"/>
+      <w:bookmarkEnd w:id="1685729051"/>
     </w:p>
     <w:p>
       <w:pPr>
@@ -1930,7 +3210,7 @@
           <w:lang w:val="es-ES"/>
         </w:rPr>
       </w:pPr>
-      <w:bookmarkStart w:name="_Toc818906565" w:id="706261786"/>
+      <w:bookmarkStart w:name="_Toc1609970310" w:id="1224905061"/>
       <w:r>
         <w:rPr>
           <w:rFonts w:ascii="Aptos" w:hAnsi="Aptos" w:eastAsia="Aptos" w:cs="Aptos"/>
@@ -1943,7 +3223,7 @@
         </w:rPr>
         <w:t>6. Manejo de Datos Especiales</w:t>
       </w:r>
-      <w:bookmarkEnd w:id="706261786"/>
+      <w:bookmarkEnd w:id="1224905061"/>
     </w:p>
     <w:p>
       <w:pPr>
@@ -2082,6 +3362,7 @@
           <w:lang w:val="es-ES"/>
         </w:rPr>
       </w:pPr>
+      <w:bookmarkStart w:name="_Toc67741094" w:id="830368531"/>
       <w:r>
         <w:rPr>
           <w:rFonts w:ascii="Aptos" w:hAnsi="Aptos" w:eastAsia="Aptos" w:cs="Aptos"/>
@@ -2092,13 +3373,27 @@
           <w:szCs w:val="36"/>
           <w:lang w:val="es-ES"/>
         </w:rPr>
-        <w:t xml:space="preserve">7. Estrategia de Contingencia y Recuperación </w:t>
+        <w:t>7. Estrategia de Contingencia y Recuperación</w:t>
+      </w:r>
+      <w:bookmarkEnd w:id="830368531"/>
+      <w:r>
+        <w:rPr>
+          <w:rFonts w:ascii="Aptos" w:hAnsi="Aptos" w:eastAsia="Aptos" w:cs="Aptos"/>
+          <w:b w:val="1"/>
+          <w:bCs w:val="1"/>
+          <w:noProof w:val="0"/>
+          <w:sz w:val="36"/>
+          <w:szCs w:val="36"/>
+          <w:lang w:val="es-ES"/>
+        </w:rPr>
+        <w:t xml:space="preserve"> </w:t>
       </w:r>
     </w:p>
     <w:p>
       <w:pPr>
         <w:pStyle w:val="Heading3"/>
       </w:pPr>
+      <w:bookmarkStart w:name="_Toc642506263" w:id="35165860"/>
       <w:r>
         <w:rPr>
           <w:noProof w:val="0"/>
@@ -2106,6 +3401,7 @@
         </w:rPr>
         <w:t>7.1. Política de Respaldo (Backup)</w:t>
       </w:r>
+      <w:bookmarkEnd w:id="35165860"/>
       <w:r>
         <w:rPr>
           <w:noProof w:val="0"/>
@@ -2171,7 +3467,12 @@
     <w:p>
       <w:pPr>
         <w:pStyle w:val="Heading3"/>
-      </w:pPr>
+        <w:rPr>
+          <w:noProof w:val="0"/>
+          <w:lang w:val="es-ES"/>
+        </w:rPr>
+      </w:pPr>
+      <w:bookmarkStart w:name="_Toc1985761077" w:id="620284571"/>
       <w:r>
         <w:rPr>
           <w:noProof w:val="0"/>
@@ -2179,6 +3480,7 @@
         </w:rPr>
         <w:t>7.2. Procedimiento de Restauración</w:t>
       </w:r>
+      <w:bookmarkEnd w:id="620284571"/>
     </w:p>
     <w:p>
       <w:pPr>
@@ -2521,6 +3823,7 @@
           <w:lang w:val="es-ES"/>
         </w:rPr>
       </w:pPr>
+      <w:bookmarkStart w:name="_Toc957396567" w:id="761796277"/>
       <w:r>
         <w:rPr>
           <w:rFonts w:ascii="Aptos" w:hAnsi="Aptos" w:eastAsia="Aptos" w:cs="Aptos"/>
@@ -2545,11 +3848,17 @@
         </w:rPr>
         <w:t>. Ejecución Probada del Plan de Recuperación</w:t>
       </w:r>
+      <w:bookmarkEnd w:id="761796277"/>
     </w:p>
     <w:p>
       <w:pPr>
         <w:pStyle w:val="Heading3"/>
-      </w:pPr>
+        <w:rPr>
+          <w:noProof w:val="0"/>
+          <w:lang w:val="es-ES"/>
+        </w:rPr>
+      </w:pPr>
+      <w:bookmarkStart w:name="_Toc1254215469" w:id="6243030"/>
       <w:r>
         <w:rPr>
           <w:noProof w:val="0"/>
@@ -2564,6 +3873,7 @@
         </w:rPr>
         <w:t>.1. Preparación del Entorno Local</w:t>
       </w:r>
+      <w:bookmarkEnd w:id="6243030"/>
     </w:p>
     <w:p>
       <w:pPr>
@@ -2714,8 +4024,6 @@
       <w:pPr>
         <w:pStyle w:val="Heading4"/>
         <w:spacing w:before="319" w:beforeAutospacing="off" w:after="319" w:afterAutospacing="off"/>
-      </w:pPr>
-      <w:r>
         <w:rPr>
           <w:rFonts w:ascii="Aptos" w:hAnsi="Aptos" w:eastAsia="Aptos" w:cs="Aptos"/>
           <w:b w:val="1"/>
@@ -2725,8 +4033,8 @@
           <w:szCs w:val="24"/>
           <w:lang w:val="es-ES"/>
         </w:rPr>
-        <w:t>8</w:t>
-      </w:r>
+      </w:pPr>
+      <w:bookmarkStart w:name="_Toc1465164219" w:id="1800237208"/>
       <w:r>
         <w:rPr>
           <w:rFonts w:ascii="Aptos" w:hAnsi="Aptos" w:eastAsia="Aptos" w:cs="Aptos"/>
@@ -2737,8 +4045,21 @@
           <w:szCs w:val="24"/>
           <w:lang w:val="es-ES"/>
         </w:rPr>
+        <w:t>8</w:t>
+      </w:r>
+      <w:r>
+        <w:rPr>
+          <w:rFonts w:ascii="Aptos" w:hAnsi="Aptos" w:eastAsia="Aptos" w:cs="Aptos"/>
+          <w:b w:val="1"/>
+          <w:bCs w:val="1"/>
+          <w:noProof w:val="0"/>
+          <w:sz w:val="24"/>
+          <w:szCs w:val="24"/>
+          <w:lang w:val="es-ES"/>
+        </w:rPr>
         <w:t>.2. Inserción de Datos de Prueba</w:t>
       </w:r>
+      <w:bookmarkEnd w:id="1800237208"/>
     </w:p>
     <w:p>
       <w:pPr>
@@ -2904,8 +4225,6 @@
       <w:pPr>
         <w:pStyle w:val="Heading4"/>
         <w:spacing w:before="319" w:beforeAutospacing="off" w:after="319" w:afterAutospacing="off"/>
-      </w:pPr>
-      <w:r>
         <w:rPr>
           <w:rFonts w:ascii="Aptos" w:hAnsi="Aptos" w:eastAsia="Aptos" w:cs="Aptos"/>
           <w:b w:val="1"/>
@@ -2915,8 +4234,8 @@
           <w:szCs w:val="24"/>
           <w:lang w:val="es-ES"/>
         </w:rPr>
-        <w:t>8</w:t>
-      </w:r>
+      </w:pPr>
+      <w:bookmarkStart w:name="_Toc1787232372" w:id="1941622697"/>
       <w:r>
         <w:rPr>
           <w:rFonts w:ascii="Aptos" w:hAnsi="Aptos" w:eastAsia="Aptos" w:cs="Aptos"/>
@@ -2927,7 +4246,7 @@
           <w:szCs w:val="24"/>
           <w:lang w:val="es-ES"/>
         </w:rPr>
-        <w:t xml:space="preserve">.3. Generación del </w:t>
+        <w:t>8</w:t>
       </w:r>
       <w:r>
         <w:rPr>
@@ -2939,8 +4258,21 @@
           <w:szCs w:val="24"/>
           <w:lang w:val="es-ES"/>
         </w:rPr>
+        <w:t xml:space="preserve">.3. Generación del </w:t>
+      </w:r>
+      <w:r>
+        <w:rPr>
+          <w:rFonts w:ascii="Aptos" w:hAnsi="Aptos" w:eastAsia="Aptos" w:cs="Aptos"/>
+          <w:b w:val="1"/>
+          <w:bCs w:val="1"/>
+          <w:noProof w:val="0"/>
+          <w:sz w:val="24"/>
+          <w:szCs w:val="24"/>
+          <w:lang w:val="es-ES"/>
+        </w:rPr>
         <w:t>Backup</w:t>
       </w:r>
+      <w:bookmarkEnd w:id="1941622697"/>
     </w:p>
     <w:p>
       <w:pPr>
@@ -3137,8 +4469,6 @@
       <w:pPr>
         <w:pStyle w:val="Heading4"/>
         <w:spacing w:before="319" w:beforeAutospacing="off" w:after="319" w:afterAutospacing="off"/>
-      </w:pPr>
-      <w:r>
         <w:rPr>
           <w:rFonts w:ascii="Aptos" w:hAnsi="Aptos" w:eastAsia="Aptos" w:cs="Aptos"/>
           <w:b w:val="1"/>
@@ -3148,8 +4478,8 @@
           <w:szCs w:val="24"/>
           <w:lang w:val="es-ES"/>
         </w:rPr>
-        <w:t>8</w:t>
-      </w:r>
+      </w:pPr>
+      <w:bookmarkStart w:name="_Toc1448450715" w:id="80550964"/>
       <w:r>
         <w:rPr>
           <w:rFonts w:ascii="Aptos" w:hAnsi="Aptos" w:eastAsia="Aptos" w:cs="Aptos"/>
@@ -3160,8 +4490,21 @@
           <w:szCs w:val="24"/>
           <w:lang w:val="es-ES"/>
         </w:rPr>
+        <w:t>8</w:t>
+      </w:r>
+      <w:r>
+        <w:rPr>
+          <w:rFonts w:ascii="Aptos" w:hAnsi="Aptos" w:eastAsia="Aptos" w:cs="Aptos"/>
+          <w:b w:val="1"/>
+          <w:bCs w:val="1"/>
+          <w:noProof w:val="0"/>
+          <w:sz w:val="24"/>
+          <w:szCs w:val="24"/>
+          <w:lang w:val="es-ES"/>
+        </w:rPr>
         <w:t>.4. Destrucción Deliberada de la Base de Datos</w:t>
       </w:r>
+      <w:bookmarkEnd w:id="80550964"/>
     </w:p>
     <w:p>
       <w:pPr>
@@ -3456,8 +4799,6 @@
       <w:pPr>
         <w:pStyle w:val="Heading4"/>
         <w:spacing w:before="240" w:beforeAutospacing="off" w:after="240" w:afterAutospacing="off"/>
-      </w:pPr>
-      <w:r>
         <w:rPr>
           <w:rFonts w:ascii="Aptos" w:hAnsi="Aptos" w:eastAsia="Aptos" w:cs="Aptos"/>
           <w:b w:val="1"/>
@@ -3467,8 +4808,8 @@
           <w:szCs w:val="24"/>
           <w:lang w:val="es-ES"/>
         </w:rPr>
-        <w:t>8</w:t>
-      </w:r>
+      </w:pPr>
+      <w:bookmarkStart w:name="_Toc609658860" w:id="971868613"/>
       <w:r>
         <w:rPr>
           <w:rFonts w:ascii="Aptos" w:hAnsi="Aptos" w:eastAsia="Aptos" w:cs="Aptos"/>
@@ -3479,7 +4820,7 @@
           <w:szCs w:val="24"/>
           <w:lang w:val="es-ES"/>
         </w:rPr>
-        <w:t xml:space="preserve">.5. Restauración desde el </w:t>
+        <w:t>8</w:t>
       </w:r>
       <w:r>
         <w:rPr>
@@ -3491,8 +4832,21 @@
           <w:szCs w:val="24"/>
           <w:lang w:val="es-ES"/>
         </w:rPr>
+        <w:t xml:space="preserve">.5. Restauración desde el </w:t>
+      </w:r>
+      <w:r>
+        <w:rPr>
+          <w:rFonts w:ascii="Aptos" w:hAnsi="Aptos" w:eastAsia="Aptos" w:cs="Aptos"/>
+          <w:b w:val="1"/>
+          <w:bCs w:val="1"/>
+          <w:noProof w:val="0"/>
+          <w:sz w:val="24"/>
+          <w:szCs w:val="24"/>
+          <w:lang w:val="es-ES"/>
+        </w:rPr>
         <w:t>Backup</w:t>
       </w:r>
+      <w:bookmarkEnd w:id="971868613"/>
     </w:p>
     <w:p>
       <w:pPr>
@@ -3576,8 +4930,6 @@
       <w:pPr>
         <w:pStyle w:val="Heading4"/>
         <w:spacing w:before="319" w:beforeAutospacing="off" w:after="319" w:afterAutospacing="off"/>
-      </w:pPr>
-      <w:r>
         <w:rPr>
           <w:rFonts w:ascii="Aptos" w:hAnsi="Aptos" w:eastAsia="Aptos" w:cs="Aptos"/>
           <w:b w:val="1"/>
@@ -3587,8 +4939,8 @@
           <w:szCs w:val="24"/>
           <w:lang w:val="es-ES"/>
         </w:rPr>
-        <w:t>8</w:t>
-      </w:r>
+      </w:pPr>
+      <w:bookmarkStart w:name="_Toc665404388" w:id="185553467"/>
       <w:r>
         <w:rPr>
           <w:rFonts w:ascii="Aptos" w:hAnsi="Aptos" w:eastAsia="Aptos" w:cs="Aptos"/>
@@ -3599,8 +4951,21 @@
           <w:szCs w:val="24"/>
           <w:lang w:val="es-ES"/>
         </w:rPr>
+        <w:t>8</w:t>
+      </w:r>
+      <w:r>
+        <w:rPr>
+          <w:rFonts w:ascii="Aptos" w:hAnsi="Aptos" w:eastAsia="Aptos" w:cs="Aptos"/>
+          <w:b w:val="1"/>
+          <w:bCs w:val="1"/>
+          <w:noProof w:val="0"/>
+          <w:sz w:val="24"/>
+          <w:szCs w:val="24"/>
+          <w:lang w:val="es-ES"/>
+        </w:rPr>
         <w:t>.6. Verificación de Integridad</w:t>
       </w:r>
+      <w:bookmarkEnd w:id="185553467"/>
     </w:p>
     <w:p>
       <w:pPr>
@@ -3788,7 +5153,7 @@
           <w:lang w:val="es-ES"/>
         </w:rPr>
       </w:pPr>
-      <w:bookmarkStart w:name="_Toc143249553" w:id="253114149"/>
+      <w:bookmarkStart w:name="_Toc1798093581" w:id="1578068220"/>
       <w:r>
         <w:rPr>
           <w:noProof w:val="0"/>
@@ -3803,7 +5168,7 @@
         </w:rPr>
         <w:t>. Plan de Pruebas y Aseguramiento de Calidad</w:t>
       </w:r>
-      <w:bookmarkEnd w:id="253114149"/>
+      <w:bookmarkEnd w:id="1578068220"/>
     </w:p>
     <w:p>
       <w:pPr>
@@ -3868,7 +5233,7 @@
           <w:lang w:val="es-ES"/>
         </w:rPr>
       </w:pPr>
-      <w:bookmarkStart w:name="_Toc1444241439" w:id="1975215393"/>
+      <w:bookmarkStart w:name="_Toc355313971" w:id="118380512"/>
       <w:r>
         <w:rPr>
           <w:noProof w:val="0"/>
@@ -3897,7 +5262,7 @@
         </w:rPr>
         <w:t>Automáticas</w:t>
       </w:r>
-      <w:bookmarkEnd w:id="1975215393"/>
+      <w:bookmarkEnd w:id="118380512"/>
     </w:p>
     <w:p>
       <w:pPr>
@@ -5009,7 +6374,7 @@
           <w:lang w:val="es-ES"/>
         </w:rPr>
       </w:pPr>
-      <w:bookmarkStart w:name="_Toc1042937275" w:id="101962877"/>
+      <w:bookmarkStart w:name="_Toc1809617164" w:id="2132801754"/>
       <w:r>
         <w:rPr>
           <w:noProof w:val="0"/>
@@ -5031,7 +6396,7 @@
         </w:rPr>
         <w:t>Pruebas Manuales de Integración</w:t>
       </w:r>
-      <w:bookmarkEnd w:id="101962877"/>
+      <w:bookmarkEnd w:id="2132801754"/>
     </w:p>
     <w:p>
       <w:pPr>
@@ -6202,7 +7567,7 @@
         </w:rPr>
       </w:pPr>
       <w:bookmarkStart w:name="_Toc1331242965" w:id="1169117994"/>
-      <w:bookmarkStart w:name="_Toc2048253347" w:id="314440779"/>
+      <w:bookmarkStart w:name="_Toc851461313" w:id="1365104955"/>
       <w:r>
         <w:rPr>
           <w:rFonts w:ascii="Aptos" w:hAnsi="Aptos" w:eastAsia="Aptos" w:cs="Aptos"/>
@@ -6228,7 +7593,7 @@
         <w:t>. Próximos Pasos (Fase Final)</w:t>
       </w:r>
       <w:bookmarkEnd w:id="1169117994"/>
-      <w:bookmarkEnd w:id="314440779"/>
+      <w:bookmarkEnd w:id="1365104955"/>
     </w:p>
     <w:p>
       <w:pPr>
@@ -6317,9 +7682,151 @@
       <w:pgMar w:top="1440" w:right="1440" w:bottom="1440" w:left="1440" w:header="720" w:footer="720" w:gutter="0"/>
       <w:cols w:space="720"/>
       <w:docGrid w:linePitch="360"/>
+      <w:headerReference w:type="default" r:id="Rcf0f000ada7f41fa"/>
+      <w:footerReference w:type="default" r:id="Rd8fa63101cf6448c"/>
     </w:sectPr>
   </w:body>
 </w:document>
+</file>
+
+<file path=word/footer.xml><?xml version="1.0" encoding="utf-8"?>
+<w:ftr xmlns:w14="http://schemas.microsoft.com/office/word/2010/wordml" xmlns:w="http://schemas.openxmlformats.org/wordprocessingml/2006/main">
+  <w:tbl>
+    <w:tblPr>
+      <w:tblStyle w:val="TableNormal"/>
+      <w:bidiVisual w:val="0"/>
+      <w:tblW w:w="0" w:type="auto"/>
+      <w:tblLook w:val="06A0" w:firstRow="1" w:lastRow="0" w:firstColumn="1" w:lastColumn="0" w:noHBand="1" w:noVBand="1"/>
+    </w:tblPr>
+    <w:tblGrid>
+      <w:gridCol w:w="3005"/>
+      <w:gridCol w:w="3005"/>
+      <w:gridCol w:w="3005"/>
+    </w:tblGrid>
+    <w:tr>
+      <w:trPr>
+        <w:trHeight w:val="300"/>
+      </w:trPr>
+      <w:tc>
+        <w:tcPr>
+          <w:tcW w:w="3005" w:type="dxa"/>
+          <w:tcMar/>
+        </w:tcPr>
+        <w:p>
+          <w:pPr>
+            <w:pStyle w:val="Header"/>
+            <w:bidi w:val="0"/>
+            <w:ind w:left="-115"/>
+            <w:jc w:val="left"/>
+          </w:pPr>
+        </w:p>
+      </w:tc>
+      <w:tc>
+        <w:tcPr>
+          <w:tcW w:w="3005" w:type="dxa"/>
+          <w:tcMar/>
+        </w:tcPr>
+        <w:p>
+          <w:pPr>
+            <w:pStyle w:val="Header"/>
+            <w:bidi w:val="0"/>
+            <w:jc w:val="center"/>
+          </w:pPr>
+        </w:p>
+      </w:tc>
+      <w:tc>
+        <w:tcPr>
+          <w:tcW w:w="3005" w:type="dxa"/>
+          <w:tcMar/>
+        </w:tcPr>
+        <w:p>
+          <w:pPr>
+            <w:pStyle w:val="Header"/>
+            <w:bidi w:val="0"/>
+            <w:ind w:right="-115"/>
+            <w:jc w:val="right"/>
+          </w:pPr>
+        </w:p>
+      </w:tc>
+    </w:tr>
+  </w:tbl>
+  <w:p>
+    <w:pPr>
+      <w:pStyle w:val="Footer"/>
+      <w:bidi w:val="0"/>
+    </w:pPr>
+  </w:p>
+</w:ftr>
+</file>
+
+<file path=word/header.xml><?xml version="1.0" encoding="utf-8"?>
+<w:hdr xmlns:w14="http://schemas.microsoft.com/office/word/2010/wordml" xmlns:w="http://schemas.openxmlformats.org/wordprocessingml/2006/main">
+  <w:tbl>
+    <w:tblPr>
+      <w:tblStyle w:val="TableNormal"/>
+      <w:bidiVisual w:val="0"/>
+      <w:tblW w:w="0" w:type="auto"/>
+      <w:tblLook w:val="06A0" w:firstRow="1" w:lastRow="0" w:firstColumn="1" w:lastColumn="0" w:noHBand="1" w:noVBand="1"/>
+    </w:tblPr>
+    <w:tblGrid>
+      <w:gridCol w:w="3005"/>
+      <w:gridCol w:w="3005"/>
+      <w:gridCol w:w="3005"/>
+    </w:tblGrid>
+    <w:tr>
+      <w:trPr>
+        <w:trHeight w:val="300"/>
+      </w:trPr>
+      <w:tc>
+        <w:tcPr>
+          <w:tcW w:w="3005" w:type="dxa"/>
+          <w:tcMar/>
+        </w:tcPr>
+        <w:p>
+          <w:pPr>
+            <w:pStyle w:val="Header"/>
+            <w:bidi w:val="0"/>
+            <w:ind w:left="-115"/>
+            <w:jc w:val="left"/>
+          </w:pPr>
+        </w:p>
+      </w:tc>
+      <w:tc>
+        <w:tcPr>
+          <w:tcW w:w="3005" w:type="dxa"/>
+          <w:tcMar/>
+        </w:tcPr>
+        <w:p>
+          <w:pPr>
+            <w:pStyle w:val="Header"/>
+            <w:bidi w:val="0"/>
+            <w:jc w:val="center"/>
+          </w:pPr>
+        </w:p>
+      </w:tc>
+      <w:tc>
+        <w:tcPr>
+          <w:tcW w:w="3005" w:type="dxa"/>
+          <w:tcMar/>
+        </w:tcPr>
+        <w:p>
+          <w:pPr>
+            <w:pStyle w:val="Header"/>
+            <w:bidi w:val="0"/>
+            <w:ind w:right="-115"/>
+            <w:jc w:val="right"/>
+          </w:pPr>
+        </w:p>
+      </w:tc>
+    </w:tr>
+  </w:tbl>
+  <w:p>
+    <w:pPr>
+      <w:pStyle w:val="Header"/>
+      <w:bidi w:val="0"/>
+    </w:pPr>
+  </w:p>
+</w:hdr>
 </file>
 
 <file path=word/numbering.xml><?xml version="1.0" encoding="utf-8"?>
@@ -8356,6 +9863,46 @@
       <w:outlineLvl w:val="3"/>
     </w:pPr>
   </w:style>
+  <w:style w:type="paragraph" w:styleId="TOC4">
+    <w:uiPriority w:val="39"/>
+    <w:name w:val="toc 4"/>
+    <w:basedOn w:val="Normal"/>
+    <w:next w:val="Normal"/>
+    <w:unhideWhenUsed/>
+    <w:rsid w:val="65D85127"/>
+    <w:pPr>
+      <w:spacing w:after="100"/>
+      <w:ind w:left="660"/>
+    </w:pPr>
+  </w:style>
+  <w:style w:type="paragraph" w:styleId="Header">
+    <w:uiPriority w:val="99"/>
+    <w:name w:val="header"/>
+    <w:basedOn w:val="Normal"/>
+    <w:unhideWhenUsed/>
+    <w:rsid w:val="65D85127"/>
+    <w:pPr>
+      <w:tabs>
+        <w:tab w:val="center" w:leader="none" w:pos="4680"/>
+        <w:tab w:val="right" w:leader="none" w:pos="9360"/>
+      </w:tabs>
+      <w:spacing w:after="0" w:line="240" w:lineRule="auto"/>
+    </w:pPr>
+  </w:style>
+  <w:style w:type="paragraph" w:styleId="Footer">
+    <w:uiPriority w:val="99"/>
+    <w:name w:val="footer"/>
+    <w:basedOn w:val="Normal"/>
+    <w:unhideWhenUsed/>
+    <w:rsid w:val="65D85127"/>
+    <w:pPr>
+      <w:tabs>
+        <w:tab w:val="center" w:leader="none" w:pos="4680"/>
+        <w:tab w:val="right" w:leader="none" w:pos="9360"/>
+      </w:tabs>
+      <w:spacing w:after="0" w:line="240" w:lineRule="auto"/>
+    </w:pPr>
+  </w:style>
 </w:styles>
 </file>
 
